--- a/吃豆人课设报告.docx
+++ b/吃豆人课设报告.docx
@@ -563,7 +563,7 @@
           <w:sz w:val="28"/>
           <w:szCs w:val="28"/>
         </w:rPr>
-        <w:t>计算机2501</w:t>
+        <w:t>计2501</w:t>
       </w:r>
       <w:r>
         <w:rPr>
@@ -636,7 +636,7 @@
         <w:ind w:firstLineChars="250" w:firstLine="700"/>
         <w:jc w:val="left"/>
         <w:rPr>
-          <w:rFonts w:ascii="黑体" w:eastAsia="黑体" w:hAnsi="黑体"/>
+          <w:rFonts w:ascii="黑体" w:eastAsia="黑体" w:hAnsi="黑体" w:hint="eastAsia"/>
           <w:sz w:val="28"/>
           <w:szCs w:val="28"/>
         </w:rPr>
@@ -690,7 +690,15 @@
           <w:sz w:val="28"/>
           <w:szCs w:val="28"/>
         </w:rPr>
-        <w:t>计算机2502</w:t>
+        <w:t>计</w:t>
+      </w:r>
+      <w:r>
+        <w:rPr>
+          <w:rFonts w:ascii="黑体" w:eastAsia="黑体" w:hAnsi="黑体" w:hint="eastAsia"/>
+          <w:sz w:val="28"/>
+          <w:szCs w:val="28"/>
+        </w:rPr>
+        <w:t>2502</w:t>
       </w:r>
       <w:r>
         <w:rPr>
@@ -3268,7 +3276,7 @@
       <w:pPr>
         <w:spacing w:line="324" w:lineRule="auto"/>
         <w:rPr>
-          <w:rFonts w:ascii="宋体" w:hAnsi="宋体"/>
+          <w:rFonts w:ascii="宋体" w:hAnsi="宋体" w:hint="eastAsia"/>
           <w:sz w:val="24"/>
         </w:rPr>
       </w:pPr>
@@ -3439,7 +3447,6 @@
       <w:pPr>
         <w:ind w:firstLineChars="200" w:firstLine="420"/>
         <w:rPr>
-          <w:rFonts w:hint="eastAsia"/>
           <w:u w:val="single"/>
         </w:rPr>
       </w:pPr>
@@ -3485,21 +3492,21 @@
             <w:color w:val="0000FF"/>
             <w:u w:val="single"/>
           </w:rPr>
-          <w:t>liarr23/pac-man-pr</w:t>
+          <w:t>liarr23/pac-man-p</w:t>
         </w:r>
         <w:r>
           <w:rPr>
             <w:color w:val="0000FF"/>
             <w:u w:val="single"/>
           </w:rPr>
-          <w:t>o</w:t>
+          <w:t>r</w:t>
         </w:r>
         <w:r>
           <w:rPr>
             <w:color w:val="0000FF"/>
             <w:u w:val="single"/>
           </w:rPr>
-          <w:t>ject</w:t>
+          <w:t>oject</w:t>
         </w:r>
       </w:hyperlink>
     </w:p>
@@ -3507,9 +3514,6 @@
       <w:pPr>
         <w:spacing w:line="324" w:lineRule="auto"/>
         <w:ind w:firstLineChars="200" w:firstLine="420"/>
-        <w:rPr>
-          <w:rFonts w:hint="eastAsia"/>
-        </w:rPr>
       </w:pPr>
       <w:r>
         <w:t>P</w:t>
@@ -3526,7 +3530,6 @@
         <w:spacing w:line="324" w:lineRule="auto"/>
         <w:ind w:firstLineChars="200" w:firstLine="480"/>
         <w:rPr>
-          <w:rFonts w:hint="eastAsia"/>
           <w:sz w:val="24"/>
         </w:rPr>
       </w:pPr>
@@ -3550,7 +3553,6 @@
         <w:spacing w:line="324" w:lineRule="auto"/>
         <w:ind w:firstLineChars="200" w:firstLine="480"/>
         <w:rPr>
-          <w:rFonts w:hint="eastAsia"/>
           <w:sz w:val="24"/>
         </w:rPr>
       </w:pPr>
@@ -3595,7 +3597,6 @@
         <w:spacing w:line="324" w:lineRule="auto"/>
         <w:ind w:firstLineChars="200" w:firstLine="480"/>
         <w:rPr>
-          <w:rFonts w:hint="eastAsia"/>
           <w:sz w:val="24"/>
         </w:rPr>
       </w:pPr>
@@ -3647,7 +3648,6 @@
         <w:spacing w:line="324" w:lineRule="auto"/>
         <w:ind w:firstLineChars="200" w:firstLine="480"/>
         <w:rPr>
-          <w:rFonts w:hint="eastAsia"/>
           <w:sz w:val="24"/>
         </w:rPr>
       </w:pPr>
@@ -3692,7 +3692,6 @@
         <w:spacing w:line="324" w:lineRule="auto"/>
         <w:ind w:firstLineChars="200" w:firstLine="480"/>
         <w:rPr>
-          <w:rFonts w:hint="eastAsia"/>
           <w:sz w:val="24"/>
         </w:rPr>
       </w:pPr>
@@ -3737,7 +3736,6 @@
         <w:spacing w:line="324" w:lineRule="auto"/>
         <w:ind w:firstLineChars="200" w:firstLine="480"/>
         <w:rPr>
-          <w:rFonts w:hint="eastAsia"/>
           <w:sz w:val="24"/>
         </w:rPr>
       </w:pPr>
@@ -3761,7 +3759,6 @@
         <w:spacing w:line="324" w:lineRule="auto"/>
         <w:ind w:firstLineChars="200" w:firstLine="480"/>
         <w:rPr>
-          <w:rFonts w:hint="eastAsia"/>
           <w:sz w:val="24"/>
         </w:rPr>
       </w:pPr>
@@ -3806,7 +3803,6 @@
         <w:spacing w:line="324" w:lineRule="auto"/>
         <w:ind w:firstLineChars="200" w:firstLine="480"/>
         <w:rPr>
-          <w:rFonts w:hint="eastAsia"/>
           <w:sz w:val="24"/>
         </w:rPr>
       </w:pPr>
@@ -3865,7 +3861,6 @@
         <w:spacing w:line="324" w:lineRule="auto"/>
         <w:ind w:firstLineChars="200" w:firstLine="480"/>
         <w:rPr>
-          <w:rFonts w:hint="eastAsia"/>
           <w:sz w:val="24"/>
         </w:rPr>
       </w:pPr>
@@ -3931,7 +3926,6 @@
         <w:spacing w:line="324" w:lineRule="auto"/>
         <w:ind w:firstLineChars="200" w:firstLine="480"/>
         <w:rPr>
-          <w:rFonts w:hint="eastAsia"/>
           <w:sz w:val="24"/>
         </w:rPr>
       </w:pPr>
@@ -3984,7 +3978,6 @@
         <w:spacing w:line="324" w:lineRule="auto"/>
         <w:ind w:firstLineChars="200" w:firstLine="480"/>
         <w:rPr>
-          <w:rFonts w:hint="eastAsia"/>
           <w:sz w:val="24"/>
         </w:rPr>
       </w:pPr>
@@ -4036,7 +4029,6 @@
         <w:spacing w:line="324" w:lineRule="auto"/>
         <w:ind w:firstLineChars="200" w:firstLine="480"/>
         <w:rPr>
-          <w:rFonts w:hint="eastAsia"/>
           <w:sz w:val="24"/>
         </w:rPr>
       </w:pPr>
@@ -4116,7 +4108,6 @@
         <w:spacing w:line="324" w:lineRule="auto"/>
         <w:ind w:firstLineChars="200" w:firstLine="480"/>
         <w:rPr>
-          <w:rFonts w:hint="eastAsia"/>
           <w:sz w:val="24"/>
         </w:rPr>
       </w:pPr>
@@ -4154,7 +4145,6 @@
         <w:spacing w:line="324" w:lineRule="auto"/>
         <w:ind w:firstLineChars="200" w:firstLine="480"/>
         <w:rPr>
-          <w:rFonts w:hint="eastAsia"/>
           <w:sz w:val="24"/>
         </w:rPr>
       </w:pPr>
@@ -4208,19 +4198,12 @@
       </w:r>
       <w:bookmarkEnd w:id="13"/>
     </w:p>
-    <w:p>
-      <w:pPr>
-        <w:rPr>
-          <w:rFonts w:hint="eastAsia"/>
-        </w:rPr>
-      </w:pPr>
-    </w:p>
+    <w:p/>
     <w:p>
       <w:pPr>
         <w:spacing w:line="324" w:lineRule="auto"/>
         <w:ind w:firstLineChars="200" w:firstLine="480"/>
         <w:rPr>
-          <w:rFonts w:hint="eastAsia"/>
           <w:sz w:val="24"/>
         </w:rPr>
       </w:pPr>
@@ -4272,7 +4255,6 @@
         <w:spacing w:line="324" w:lineRule="auto"/>
         <w:ind w:firstLineChars="200" w:firstLine="480"/>
         <w:rPr>
-          <w:rFonts w:hint="eastAsia"/>
           <w:sz w:val="24"/>
         </w:rPr>
       </w:pPr>
@@ -4303,7 +4285,6 @@
         <w:spacing w:line="324" w:lineRule="auto"/>
         <w:ind w:firstLineChars="200" w:firstLine="480"/>
         <w:rPr>
-          <w:rFonts w:hint="eastAsia"/>
           <w:sz w:val="24"/>
         </w:rPr>
       </w:pPr>
@@ -4351,7 +4332,6 @@
         <w:spacing w:line="324" w:lineRule="auto"/>
         <w:ind w:firstLineChars="200" w:firstLine="480"/>
         <w:rPr>
-          <w:rFonts w:hint="eastAsia"/>
           <w:sz w:val="24"/>
         </w:rPr>
       </w:pPr>
@@ -4420,7 +4400,6 @@
         <w:spacing w:line="324" w:lineRule="auto"/>
         <w:ind w:firstLineChars="200" w:firstLine="480"/>
         <w:rPr>
-          <w:rFonts w:hint="eastAsia"/>
           <w:sz w:val="24"/>
         </w:rPr>
       </w:pPr>
@@ -4486,7 +4465,6 @@
         <w:spacing w:line="324" w:lineRule="auto"/>
         <w:ind w:firstLineChars="200" w:firstLine="480"/>
         <w:rPr>
-          <w:rFonts w:hint="eastAsia"/>
           <w:sz w:val="24"/>
         </w:rPr>
       </w:pPr>
@@ -4538,7 +4516,6 @@
         <w:spacing w:line="324" w:lineRule="auto"/>
         <w:ind w:firstLineChars="200" w:firstLine="480"/>
         <w:rPr>
-          <w:rFonts w:hint="eastAsia"/>
           <w:sz w:val="24"/>
         </w:rPr>
       </w:pPr>
@@ -4650,7 +4627,14 @@
           <w:rFonts w:hint="eastAsia"/>
           <w:sz w:val="24"/>
         </w:rPr>
-        <w:t>QT</w:t>
+        <w:t>SFML</w:t>
+      </w:r>
+      <w:r>
+        <w:rPr>
+          <w:rFonts w:hint="eastAsia"/>
+          <w:sz w:val="24"/>
+        </w:rPr>
+        <w:t>图形库</w:t>
       </w:r>
       <w:r>
         <w:rPr>
@@ -4664,321 +4648,546 @@
           <w:rFonts w:hint="eastAsia"/>
           <w:sz w:val="24"/>
         </w:rPr>
-        <w:t>，将任务分为一下内容：</w:t>
+        <w:t>，将任务分为</w:t>
+      </w:r>
+      <w:r>
+        <w:rPr>
+          <w:rFonts w:hint="eastAsia"/>
+          <w:sz w:val="24"/>
+        </w:rPr>
+        <w:t>以</w:t>
+      </w:r>
+      <w:r>
+        <w:rPr>
+          <w:rFonts w:hint="eastAsia"/>
+          <w:sz w:val="24"/>
+        </w:rPr>
+        <w:t>下内容：</w:t>
+      </w:r>
+    </w:p>
+    <w:p>
+      <w:pPr>
+        <w:spacing w:line="324" w:lineRule="auto"/>
+        <w:ind w:firstLineChars="175" w:firstLine="420"/>
+        <w:rPr>
+          <w:rFonts w:hint="eastAsia"/>
+          <w:sz w:val="24"/>
+        </w:rPr>
+      </w:pPr>
+      <w:r>
+        <w:rPr>
+          <w:rFonts w:hint="eastAsia"/>
+          <w:sz w:val="24"/>
+        </w:rPr>
+        <w:t>第一阶段：项目搭建</w:t>
       </w:r>
     </w:p>
     <w:p>
       <w:pPr>
         <w:pStyle w:val="af"/>
-        <w:numPr>
-          <w:ilvl w:val="0"/>
-          <w:numId w:val="5"/>
-        </w:numPr>
         <w:spacing w:line="324" w:lineRule="auto"/>
-        <w:ind w:firstLineChars="0"/>
-        <w:rPr>
-          <w:sz w:val="24"/>
-        </w:rPr>
-      </w:pPr>
-      <w:r>
-        <w:rPr>
-          <w:rFonts w:hint="eastAsia"/>
-          <w:sz w:val="24"/>
-        </w:rPr>
-        <w:t>开始界面的编写（实现按钮功能，登陆</w:t>
-      </w:r>
-      <w:r>
-        <w:rPr>
-          <w:rFonts w:hint="eastAsia"/>
-          <w:sz w:val="24"/>
-        </w:rPr>
-        <w:t xml:space="preserve"> </w:t>
-      </w:r>
-      <w:r>
-        <w:rPr>
-          <w:rFonts w:hint="eastAsia"/>
-          <w:sz w:val="24"/>
-        </w:rPr>
-        <w:t>，忘记密码，注册，帮助，团队切换）</w:t>
+        <w:ind w:left="840" w:firstLine="480"/>
+        <w:rPr>
+          <w:sz w:val="24"/>
+        </w:rPr>
+      </w:pPr>
+    </w:p>
+    <w:p>
+      <w:pPr>
+        <w:spacing w:line="324" w:lineRule="auto"/>
+        <w:ind w:firstLineChars="175" w:firstLine="420"/>
+        <w:rPr>
+          <w:rFonts w:hint="eastAsia"/>
+          <w:sz w:val="24"/>
+        </w:rPr>
+      </w:pPr>
+      <w:r>
+        <w:rPr>
+          <w:rFonts w:hint="eastAsia"/>
+          <w:sz w:val="24"/>
+        </w:rPr>
+        <w:t>1.</w:t>
+      </w:r>
+      <w:r>
+        <w:rPr>
+          <w:rFonts w:hint="eastAsia"/>
+          <w:sz w:val="24"/>
+        </w:rPr>
+        <w:t>配置</w:t>
+      </w:r>
+      <w:r>
+        <w:rPr>
+          <w:rFonts w:hint="eastAsia"/>
+          <w:sz w:val="24"/>
+        </w:rPr>
+        <w:t xml:space="preserve"> CMake + SFML </w:t>
+      </w:r>
+      <w:r>
+        <w:rPr>
+          <w:rFonts w:hint="eastAsia"/>
+          <w:sz w:val="24"/>
+        </w:rPr>
+        <w:t>开发环境</w:t>
+      </w:r>
+    </w:p>
+    <w:p>
+      <w:pPr>
+        <w:spacing w:line="324" w:lineRule="auto"/>
+        <w:ind w:firstLineChars="175" w:firstLine="420"/>
+        <w:rPr>
+          <w:rFonts w:hint="eastAsia"/>
+          <w:sz w:val="24"/>
+        </w:rPr>
+      </w:pPr>
+      <w:r>
+        <w:rPr>
+          <w:rFonts w:hint="eastAsia"/>
+          <w:sz w:val="24"/>
+        </w:rPr>
+        <w:t>2.</w:t>
+      </w:r>
+      <w:r>
+        <w:rPr>
+          <w:rFonts w:hint="eastAsia"/>
+          <w:sz w:val="24"/>
+        </w:rPr>
+        <w:t>搭建游戏引擎框架（窗口创建、主循环、事件处理）</w:t>
+      </w:r>
+    </w:p>
+    <w:p>
+      <w:pPr>
+        <w:spacing w:line="324" w:lineRule="auto"/>
+        <w:ind w:firstLineChars="175" w:firstLine="420"/>
+        <w:rPr>
+          <w:sz w:val="24"/>
+        </w:rPr>
+      </w:pPr>
+      <w:r>
+        <w:rPr>
+          <w:rFonts w:hint="eastAsia"/>
+          <w:sz w:val="24"/>
+        </w:rPr>
+        <w:t>3.</w:t>
+      </w:r>
+      <w:r>
+        <w:rPr>
+          <w:rFonts w:hint="eastAsia"/>
+          <w:sz w:val="24"/>
+        </w:rPr>
+        <w:t>实现游戏状态基类和状态栈管理</w:t>
+      </w:r>
+    </w:p>
+    <w:p>
+      <w:pPr>
+        <w:spacing w:line="324" w:lineRule="auto"/>
+        <w:ind w:firstLineChars="175" w:firstLine="420"/>
+        <w:rPr>
+          <w:rFonts w:hint="eastAsia"/>
+          <w:sz w:val="24"/>
+        </w:rPr>
+      </w:pPr>
+    </w:p>
+    <w:p>
+      <w:pPr>
+        <w:spacing w:line="324" w:lineRule="auto"/>
+        <w:ind w:firstLineChars="175" w:firstLine="420"/>
+        <w:rPr>
+          <w:rFonts w:hint="eastAsia"/>
+          <w:sz w:val="24"/>
+        </w:rPr>
+      </w:pPr>
+      <w:r>
+        <w:rPr>
+          <w:rFonts w:hint="eastAsia"/>
+          <w:sz w:val="24"/>
+        </w:rPr>
+        <w:t>第二阶段：核心玩法</w:t>
+      </w:r>
+    </w:p>
+    <w:p>
+      <w:pPr>
+        <w:spacing w:line="324" w:lineRule="auto"/>
+        <w:ind w:firstLineChars="175" w:firstLine="420"/>
+        <w:rPr>
+          <w:rFonts w:hint="eastAsia"/>
+          <w:sz w:val="24"/>
+        </w:rPr>
+      </w:pPr>
+      <w:r>
+        <w:rPr>
+          <w:rFonts w:hint="eastAsia"/>
+          <w:sz w:val="24"/>
+        </w:rPr>
+        <w:t xml:space="preserve">4. </w:t>
+      </w:r>
+      <w:r>
+        <w:rPr>
+          <w:rFonts w:hint="eastAsia"/>
+          <w:sz w:val="24"/>
+        </w:rPr>
+        <w:t>实现地图管理器，解析文本地图文件</w:t>
+      </w:r>
+    </w:p>
+    <w:p>
+      <w:pPr>
+        <w:spacing w:line="324" w:lineRule="auto"/>
+        <w:ind w:firstLineChars="175" w:firstLine="420"/>
+        <w:rPr>
+          <w:rFonts w:hint="eastAsia"/>
+          <w:sz w:val="24"/>
+        </w:rPr>
+      </w:pPr>
+      <w:r>
+        <w:rPr>
+          <w:rFonts w:hint="eastAsia"/>
+          <w:sz w:val="24"/>
+        </w:rPr>
+        <w:lastRenderedPageBreak/>
+        <w:t xml:space="preserve">5. </w:t>
+      </w:r>
+      <w:r>
+        <w:rPr>
+          <w:rFonts w:hint="eastAsia"/>
+          <w:sz w:val="24"/>
+        </w:rPr>
+        <w:t>实现</w:t>
+      </w:r>
+      <w:r>
+        <w:rPr>
+          <w:rFonts w:hint="eastAsia"/>
+          <w:sz w:val="24"/>
+        </w:rPr>
+        <w:t xml:space="preserve"> Pac-Man </w:t>
+      </w:r>
+      <w:r>
+        <w:rPr>
+          <w:rFonts w:hint="eastAsia"/>
+          <w:sz w:val="24"/>
+        </w:rPr>
+        <w:t>移动、方向控制、墙壁碰撞</w:t>
+      </w:r>
+    </w:p>
+    <w:p>
+      <w:pPr>
+        <w:spacing w:line="324" w:lineRule="auto"/>
+        <w:ind w:firstLineChars="175" w:firstLine="420"/>
+        <w:rPr>
+          <w:rFonts w:hint="eastAsia"/>
+          <w:sz w:val="24"/>
+        </w:rPr>
+      </w:pPr>
+      <w:r>
+        <w:rPr>
+          <w:rFonts w:hint="eastAsia"/>
+          <w:sz w:val="24"/>
+        </w:rPr>
+        <w:t xml:space="preserve">6. </w:t>
+      </w:r>
+      <w:r>
+        <w:rPr>
+          <w:rFonts w:hint="eastAsia"/>
+          <w:sz w:val="24"/>
+        </w:rPr>
+        <w:t>实现道具系统（豆子、能量豆、水果）和吃豆逻辑</w:t>
+      </w:r>
+    </w:p>
+    <w:p>
+      <w:pPr>
+        <w:spacing w:line="324" w:lineRule="auto"/>
+        <w:ind w:firstLineChars="175" w:firstLine="420"/>
+        <w:rPr>
+          <w:rFonts w:hint="eastAsia"/>
+          <w:sz w:val="24"/>
+        </w:rPr>
+      </w:pPr>
+      <w:r>
+        <w:rPr>
+          <w:rFonts w:hint="eastAsia"/>
+          <w:sz w:val="24"/>
+        </w:rPr>
+        <w:t xml:space="preserve">7. </w:t>
+      </w:r>
+      <w:r>
+        <w:rPr>
+          <w:rFonts w:hint="eastAsia"/>
+          <w:sz w:val="24"/>
+        </w:rPr>
+        <w:t>实现计分系统</w:t>
+      </w:r>
+    </w:p>
+    <w:p>
+      <w:pPr>
+        <w:spacing w:line="324" w:lineRule="auto"/>
+        <w:ind w:firstLineChars="175" w:firstLine="420"/>
+        <w:rPr>
+          <w:rFonts w:hint="eastAsia"/>
+          <w:sz w:val="24"/>
+        </w:rPr>
+      </w:pPr>
+    </w:p>
+    <w:p>
+      <w:pPr>
+        <w:spacing w:line="324" w:lineRule="auto"/>
+        <w:ind w:firstLineChars="175" w:firstLine="420"/>
+        <w:rPr>
+          <w:rFonts w:hint="eastAsia"/>
+          <w:sz w:val="24"/>
+        </w:rPr>
+      </w:pPr>
+      <w:r>
+        <w:rPr>
+          <w:rFonts w:hint="eastAsia"/>
+          <w:sz w:val="24"/>
+        </w:rPr>
+        <w:t>第三阶段：幽灵</w:t>
+      </w:r>
+      <w:r>
+        <w:rPr>
+          <w:rFonts w:hint="eastAsia"/>
+          <w:sz w:val="24"/>
+        </w:rPr>
+        <w:t xml:space="preserve"> AI</w:t>
+      </w:r>
+    </w:p>
+    <w:p>
+      <w:pPr>
+        <w:spacing w:line="324" w:lineRule="auto"/>
+        <w:ind w:firstLineChars="175" w:firstLine="420"/>
+        <w:rPr>
+          <w:rFonts w:hint="eastAsia"/>
+          <w:sz w:val="24"/>
+        </w:rPr>
+      </w:pPr>
+      <w:r>
+        <w:rPr>
+          <w:rFonts w:hint="eastAsia"/>
+          <w:sz w:val="24"/>
+        </w:rPr>
+        <w:t xml:space="preserve">8. </w:t>
+      </w:r>
+      <w:r>
+        <w:rPr>
+          <w:rFonts w:hint="eastAsia"/>
+          <w:sz w:val="24"/>
+        </w:rPr>
+        <w:t>实现幽灵基类</w:t>
+      </w:r>
+    </w:p>
+    <w:p>
+      <w:pPr>
+        <w:spacing w:line="324" w:lineRule="auto"/>
+        <w:ind w:firstLineChars="175" w:firstLine="420"/>
+        <w:rPr>
+          <w:rFonts w:hint="eastAsia"/>
+          <w:sz w:val="24"/>
+        </w:rPr>
+      </w:pPr>
+      <w:r>
+        <w:rPr>
+          <w:rFonts w:hint="eastAsia"/>
+          <w:sz w:val="24"/>
+        </w:rPr>
+        <w:t xml:space="preserve">9. </w:t>
+      </w:r>
+      <w:r>
+        <w:rPr>
+          <w:rFonts w:hint="eastAsia"/>
+          <w:sz w:val="24"/>
+        </w:rPr>
+        <w:t>实现四个幽灵的独立追击策略</w:t>
+      </w:r>
+    </w:p>
+    <w:p>
+      <w:pPr>
+        <w:spacing w:line="324" w:lineRule="auto"/>
+        <w:ind w:firstLineChars="175" w:firstLine="420"/>
+        <w:rPr>
+          <w:rFonts w:hint="eastAsia"/>
+          <w:sz w:val="24"/>
+        </w:rPr>
+      </w:pPr>
+      <w:r>
+        <w:rPr>
+          <w:rFonts w:hint="eastAsia"/>
+          <w:sz w:val="24"/>
+        </w:rPr>
+        <w:t xml:space="preserve">10. </w:t>
+      </w:r>
+      <w:r>
+        <w:rPr>
+          <w:rFonts w:hint="eastAsia"/>
+          <w:sz w:val="24"/>
+        </w:rPr>
+        <w:t>实现能量豆反杀和幽灵重生机制</w:t>
       </w:r>
     </w:p>
     <w:p>
       <w:pPr>
         <w:pStyle w:val="af"/>
-        <w:numPr>
-          <w:ilvl w:val="0"/>
-          <w:numId w:val="5"/>
-        </w:numPr>
         <w:spacing w:line="324" w:lineRule="auto"/>
-        <w:ind w:firstLineChars="0"/>
-        <w:rPr>
-          <w:sz w:val="24"/>
-        </w:rPr>
-      </w:pPr>
-      <w:r>
-        <w:rPr>
-          <w:rFonts w:hint="eastAsia"/>
-          <w:sz w:val="24"/>
-        </w:rPr>
-        <w:t>忘记密码界面的编写（实现按钮功能，确认，返回）</w:t>
+        <w:ind w:left="840" w:firstLine="480"/>
+        <w:rPr>
+          <w:sz w:val="24"/>
+        </w:rPr>
+      </w:pPr>
+    </w:p>
+    <w:p>
+      <w:pPr>
+        <w:spacing w:line="324" w:lineRule="auto"/>
+        <w:ind w:firstLineChars="175" w:firstLine="420"/>
+        <w:rPr>
+          <w:rFonts w:hint="eastAsia"/>
+          <w:sz w:val="24"/>
+        </w:rPr>
+      </w:pPr>
+      <w:r>
+        <w:rPr>
+          <w:rFonts w:hint="eastAsia"/>
+          <w:sz w:val="24"/>
+        </w:rPr>
+        <w:t>第四阶段：</w:t>
+      </w:r>
+      <w:r>
+        <w:rPr>
+          <w:rFonts w:hint="eastAsia"/>
+          <w:sz w:val="24"/>
+        </w:rPr>
+        <w:t xml:space="preserve">UI </w:t>
+      </w:r>
+      <w:r>
+        <w:rPr>
+          <w:rFonts w:hint="eastAsia"/>
+          <w:sz w:val="24"/>
+        </w:rPr>
+        <w:t>与音效</w:t>
+      </w:r>
+    </w:p>
+    <w:p>
+      <w:pPr>
+        <w:spacing w:line="324" w:lineRule="auto"/>
+        <w:ind w:firstLineChars="175" w:firstLine="420"/>
+        <w:rPr>
+          <w:rFonts w:hint="eastAsia"/>
+          <w:sz w:val="24"/>
+        </w:rPr>
+      </w:pPr>
+      <w:r>
+        <w:rPr>
+          <w:rFonts w:hint="eastAsia"/>
+          <w:sz w:val="24"/>
+        </w:rPr>
+        <w:t xml:space="preserve">11. </w:t>
+      </w:r>
+      <w:r>
+        <w:rPr>
+          <w:rFonts w:hint="eastAsia"/>
+          <w:sz w:val="24"/>
+        </w:rPr>
+        <w:t>实现</w:t>
+      </w:r>
+      <w:r>
+        <w:rPr>
+          <w:rFonts w:hint="eastAsia"/>
+          <w:sz w:val="24"/>
+        </w:rPr>
+        <w:t xml:space="preserve"> UI </w:t>
+      </w:r>
+      <w:r>
+        <w:rPr>
+          <w:rFonts w:hint="eastAsia"/>
+          <w:sz w:val="24"/>
+        </w:rPr>
+        <w:t>管理器（分数、生命、进度显示）</w:t>
+      </w:r>
+    </w:p>
+    <w:p>
+      <w:pPr>
+        <w:spacing w:line="324" w:lineRule="auto"/>
+        <w:ind w:firstLineChars="175" w:firstLine="420"/>
+        <w:rPr>
+          <w:rFonts w:hint="eastAsia"/>
+          <w:sz w:val="24"/>
+        </w:rPr>
+      </w:pPr>
+      <w:r>
+        <w:rPr>
+          <w:rFonts w:hint="eastAsia"/>
+          <w:sz w:val="24"/>
+        </w:rPr>
+        <w:t xml:space="preserve">12. </w:t>
+      </w:r>
+      <w:r>
+        <w:rPr>
+          <w:rFonts w:hint="eastAsia"/>
+          <w:sz w:val="24"/>
+        </w:rPr>
+        <w:t>集成音效系统（背景音乐</w:t>
+      </w:r>
+      <w:r>
+        <w:rPr>
+          <w:rFonts w:hint="eastAsia"/>
+          <w:sz w:val="24"/>
+        </w:rPr>
+        <w:t xml:space="preserve"> + </w:t>
+      </w:r>
+      <w:r>
+        <w:rPr>
+          <w:rFonts w:hint="eastAsia"/>
+          <w:sz w:val="24"/>
+        </w:rPr>
+        <w:t>各类音效）</w:t>
+      </w:r>
+    </w:p>
+    <w:p>
+      <w:pPr>
+        <w:spacing w:line="324" w:lineRule="auto"/>
+        <w:ind w:firstLineChars="175" w:firstLine="420"/>
+        <w:rPr>
+          <w:rFonts w:hint="eastAsia"/>
+          <w:sz w:val="24"/>
+        </w:rPr>
+      </w:pPr>
+      <w:r>
+        <w:rPr>
+          <w:rFonts w:hint="eastAsia"/>
+          <w:sz w:val="24"/>
+        </w:rPr>
+        <w:t xml:space="preserve">13. </w:t>
+      </w:r>
+      <w:r>
+        <w:rPr>
+          <w:rFonts w:hint="eastAsia"/>
+          <w:sz w:val="24"/>
+        </w:rPr>
+        <w:t>实现菜单、暂停、结算界面</w:t>
       </w:r>
     </w:p>
     <w:p>
       <w:pPr>
         <w:pStyle w:val="af"/>
-        <w:numPr>
-          <w:ilvl w:val="0"/>
-          <w:numId w:val="5"/>
-        </w:numPr>
         <w:spacing w:line="324" w:lineRule="auto"/>
-        <w:ind w:firstLineChars="0"/>
-        <w:rPr>
-          <w:sz w:val="24"/>
-        </w:rPr>
-      </w:pPr>
-      <w:r>
-        <w:rPr>
-          <w:rFonts w:hint="eastAsia"/>
-          <w:sz w:val="24"/>
-        </w:rPr>
-        <w:t>注册界面的编写（实现按钮功能，注册，返回）</w:t>
-      </w:r>
+        <w:ind w:left="840" w:firstLineChars="0" w:firstLine="0"/>
+        <w:rPr>
+          <w:sz w:val="24"/>
+        </w:rPr>
+      </w:pPr>
     </w:p>
     <w:p>
       <w:pPr>
         <w:pStyle w:val="af"/>
-        <w:numPr>
-          <w:ilvl w:val="0"/>
-          <w:numId w:val="5"/>
-        </w:numPr>
         <w:spacing w:line="324" w:lineRule="auto"/>
-        <w:ind w:firstLineChars="0"/>
-        <w:rPr>
-          <w:sz w:val="24"/>
-        </w:rPr>
-      </w:pPr>
-      <w:r>
-        <w:rPr>
-          <w:rFonts w:hint="eastAsia"/>
-          <w:sz w:val="24"/>
-        </w:rPr>
-        <w:t>帮助界面的编写（实现帮助信息滚动，返回按钮）</w:t>
-      </w:r>
-    </w:p>
-    <w:p>
-      <w:pPr>
-        <w:pStyle w:val="af"/>
-        <w:numPr>
-          <w:ilvl w:val="0"/>
-          <w:numId w:val="5"/>
-        </w:numPr>
-        <w:spacing w:line="324" w:lineRule="auto"/>
-        <w:ind w:firstLineChars="0"/>
-        <w:rPr>
-          <w:sz w:val="24"/>
-        </w:rPr>
-      </w:pPr>
-      <w:r>
-        <w:rPr>
-          <w:rFonts w:hint="eastAsia"/>
-          <w:sz w:val="24"/>
-        </w:rPr>
-        <w:t>团队界面的编写（实现团队信息滚动，返回按钮）</w:t>
-      </w:r>
-    </w:p>
-    <w:p>
-      <w:pPr>
-        <w:pStyle w:val="af"/>
-        <w:numPr>
-          <w:ilvl w:val="0"/>
-          <w:numId w:val="5"/>
-        </w:numPr>
-        <w:spacing w:line="324" w:lineRule="auto"/>
-        <w:ind w:firstLineChars="0"/>
-        <w:rPr>
-          <w:sz w:val="24"/>
-        </w:rPr>
-      </w:pPr>
-      <w:r>
-        <w:rPr>
-          <w:rFonts w:hint="eastAsia"/>
-          <w:sz w:val="24"/>
-        </w:rPr>
-        <w:t>关卡界面的编写（实现按钮功能，设置，简单模式，中等模式，困难模式切换，返回）</w:t>
-      </w:r>
-    </w:p>
-    <w:p>
-      <w:pPr>
-        <w:pStyle w:val="af"/>
-        <w:numPr>
-          <w:ilvl w:val="0"/>
-          <w:numId w:val="5"/>
-        </w:numPr>
-        <w:spacing w:line="324" w:lineRule="auto"/>
-        <w:ind w:firstLineChars="0"/>
-        <w:rPr>
-          <w:sz w:val="24"/>
-        </w:rPr>
-      </w:pPr>
-      <w:r>
-        <w:rPr>
-          <w:rFonts w:hint="eastAsia"/>
-          <w:sz w:val="24"/>
-        </w:rPr>
-        <w:t>设置界面的编写（实现按钮功能，修改个人信息，修改密码，返回）</w:t>
-      </w:r>
-    </w:p>
-    <w:p>
-      <w:pPr>
-        <w:pStyle w:val="af"/>
-        <w:numPr>
-          <w:ilvl w:val="0"/>
-          <w:numId w:val="5"/>
-        </w:numPr>
-        <w:spacing w:line="324" w:lineRule="auto"/>
-        <w:ind w:firstLineChars="0"/>
-        <w:rPr>
-          <w:sz w:val="24"/>
-        </w:rPr>
-      </w:pPr>
-      <w:r>
-        <w:rPr>
-          <w:rFonts w:hint="eastAsia"/>
-          <w:sz w:val="24"/>
-        </w:rPr>
-        <w:lastRenderedPageBreak/>
-        <w:t>游戏模式的编写（实现按钮功能，开始游戏，补给，选择飞机，排行榜，返回）</w:t>
-      </w:r>
-    </w:p>
-    <w:p>
-      <w:pPr>
-        <w:pStyle w:val="af"/>
-        <w:numPr>
-          <w:ilvl w:val="0"/>
-          <w:numId w:val="5"/>
-        </w:numPr>
-        <w:spacing w:line="324" w:lineRule="auto"/>
-        <w:ind w:firstLineChars="0"/>
-        <w:rPr>
-          <w:sz w:val="24"/>
-        </w:rPr>
-      </w:pPr>
-      <w:r>
-        <w:rPr>
-          <w:rFonts w:hint="eastAsia"/>
-          <w:sz w:val="24"/>
-        </w:rPr>
-        <w:t>补给界面的编写（实现按钮功能，购买，返回）</w:t>
-      </w:r>
-    </w:p>
-    <w:p>
-      <w:pPr>
-        <w:pStyle w:val="af"/>
-        <w:numPr>
-          <w:ilvl w:val="0"/>
-          <w:numId w:val="5"/>
-        </w:numPr>
-        <w:spacing w:line="324" w:lineRule="auto"/>
-        <w:ind w:firstLineChars="0"/>
-        <w:rPr>
-          <w:sz w:val="24"/>
-        </w:rPr>
-      </w:pPr>
-      <w:r>
-        <w:rPr>
-          <w:rFonts w:hint="eastAsia"/>
-          <w:sz w:val="24"/>
-        </w:rPr>
-        <w:t>选择飞机界面的编写（实现按钮功能，飞机的选择，返回）</w:t>
-      </w:r>
-    </w:p>
-    <w:p>
-      <w:pPr>
-        <w:pStyle w:val="af"/>
-        <w:numPr>
-          <w:ilvl w:val="0"/>
-          <w:numId w:val="5"/>
-        </w:numPr>
-        <w:spacing w:line="324" w:lineRule="auto"/>
-        <w:ind w:firstLineChars="0"/>
-        <w:rPr>
-          <w:sz w:val="24"/>
-        </w:rPr>
-      </w:pPr>
-      <w:r>
-        <w:rPr>
-          <w:rFonts w:hint="eastAsia"/>
-          <w:sz w:val="24"/>
-        </w:rPr>
-        <w:t>排行榜界面的编写（实现排名功能，返回按钮）</w:t>
-      </w:r>
-    </w:p>
-    <w:p>
-      <w:pPr>
-        <w:pStyle w:val="af"/>
-        <w:numPr>
-          <w:ilvl w:val="0"/>
-          <w:numId w:val="5"/>
-        </w:numPr>
-        <w:spacing w:line="324" w:lineRule="auto"/>
-        <w:ind w:firstLineChars="0"/>
-        <w:rPr>
-          <w:sz w:val="24"/>
-        </w:rPr>
-      </w:pPr>
-      <w:r>
-        <w:rPr>
-          <w:rFonts w:hint="eastAsia"/>
-          <w:sz w:val="24"/>
-        </w:rPr>
-        <w:t>游戏主界面编写</w:t>
-      </w:r>
-    </w:p>
-    <w:p>
-      <w:pPr>
-        <w:pStyle w:val="af"/>
-        <w:numPr>
-          <w:ilvl w:val="0"/>
-          <w:numId w:val="5"/>
-        </w:numPr>
-        <w:spacing w:line="324" w:lineRule="auto"/>
-        <w:ind w:firstLineChars="0"/>
-        <w:rPr>
-          <w:sz w:val="24"/>
-        </w:rPr>
-      </w:pPr>
-      <w:r>
-        <w:rPr>
-          <w:rFonts w:hint="eastAsia"/>
-          <w:sz w:val="24"/>
-        </w:rPr>
-        <w:t>掌握文件读写的基本操作</w:t>
-      </w:r>
-    </w:p>
-    <w:p>
-      <w:pPr>
-        <w:spacing w:beforeLines="50" w:before="156" w:afterLines="50" w:after="156" w:line="324" w:lineRule="auto"/>
-        <w:ind w:firstLineChars="200" w:firstLine="482"/>
-        <w:rPr>
+        <w:ind w:left="840" w:firstLineChars="0" w:firstLine="0"/>
+        <w:rPr>
+          <w:sz w:val="24"/>
+        </w:rPr>
+      </w:pPr>
+      <w:r>
+        <w:rPr>
+          <w:rFonts w:hint="eastAsia"/>
           <w:b/>
           <w:sz w:val="24"/>
         </w:rPr>
-      </w:pPr>
-      <w:r>
-        <w:rPr>
-          <w:rFonts w:hint="eastAsia"/>
-          <w:b/>
-          <w:sz w:val="24"/>
-        </w:rPr>
-        <w:t>任务</w:t>
-      </w:r>
-      <w:r>
-        <w:rPr>
-          <w:rFonts w:hint="eastAsia"/>
-          <w:b/>
-          <w:sz w:val="24"/>
-        </w:rPr>
-        <w:t>分工</w:t>
+        <w:t>任务分工</w:t>
       </w:r>
       <w:r>
         <w:rPr>
@@ -5181,7 +5390,7 @@
               <w:rPr>
                 <w:rFonts w:hint="eastAsia"/>
               </w:rPr>
-              <w:t>张三</w:t>
+              <w:t>谢哲贤</w:t>
             </w:r>
           </w:p>
         </w:tc>
@@ -5189,21 +5398,7 @@
           <w:tcPr>
             <w:tcW w:w="7938" w:type="dxa"/>
           </w:tcPr>
-          <w:p>
-            <w:r>
-              <w:rPr>
-                <w:rFonts w:hint="eastAsia"/>
-              </w:rPr>
-              <w:t>负责统筹组员完成自己相关的部分。主要完成</w:t>
-            </w:r>
-            <w:r>
-              <w:rPr>
-                <w:rFonts w:hint="eastAsia"/>
-                <w:sz w:val="24"/>
-              </w:rPr>
-              <w:t>游戏主界面编写，游戏模式的编写，排行榜界面的编写，选择飞机界面的编写，其余的界面参与组员共同编写。</w:t>
-            </w:r>
-          </w:p>
+          <w:p/>
         </w:tc>
       </w:tr>
       <w:tr>
@@ -5220,7 +5415,7 @@
               <w:rPr>
                 <w:rFonts w:hint="eastAsia"/>
               </w:rPr>
-              <w:t>李四</w:t>
+              <w:t>邓承毓</w:t>
             </w:r>
           </w:p>
         </w:tc>
@@ -5228,148 +5423,7 @@
           <w:tcPr>
             <w:tcW w:w="7938" w:type="dxa"/>
           </w:tcPr>
-          <w:p>
-            <w:r>
-              <w:rPr>
-                <w:rFonts w:hint="eastAsia"/>
-              </w:rPr>
-              <w:t>完成整体架构的设计，完成报告中相应的部分；编写了</w:t>
-            </w:r>
-            <w:r>
-              <w:rPr>
-                <w:rFonts w:hint="eastAsia"/>
-              </w:rPr>
-              <w:t>*</w:t>
-            </w:r>
-            <w:r>
-              <w:t>**</w:t>
-            </w:r>
-            <w:r>
-              <w:rPr>
-                <w:rFonts w:hint="eastAsia"/>
-              </w:rPr>
-              <w:t>类的代码，其中包括对鼠标事件的控制，对文件的打开和存取，基于</w:t>
-            </w:r>
-            <w:r>
-              <w:rPr>
-                <w:rFonts w:hint="eastAsia"/>
-              </w:rPr>
-              <w:t>Graphics</w:t>
-            </w:r>
-            <w:r>
-              <w:rPr>
-                <w:rFonts w:hint="eastAsia"/>
-              </w:rPr>
-              <w:t>类，运用相应的画图方法，同时完成抽象类</w:t>
-            </w:r>
-            <w:r>
-              <w:rPr>
-                <w:rFonts w:hint="eastAsia"/>
-              </w:rPr>
-              <w:t>MyShape</w:t>
-            </w:r>
-            <w:r>
-              <w:rPr>
-                <w:rFonts w:hint="eastAsia"/>
-              </w:rPr>
-              <w:t>和它的</w:t>
-            </w:r>
-            <w:r>
-              <w:rPr>
-                <w:rFonts w:hint="eastAsia"/>
-              </w:rPr>
-              <w:t>4</w:t>
-            </w:r>
-            <w:r>
-              <w:rPr>
-                <w:rFonts w:hint="eastAsia"/>
-              </w:rPr>
-              <w:t>个子类及相对应的抽象方法</w:t>
-            </w:r>
-            <w:r>
-              <w:rPr>
-                <w:rFonts w:hint="eastAsia"/>
-              </w:rPr>
-              <w:t>MyDraw</w:t>
-            </w:r>
-            <w:r>
-              <w:rPr>
-                <w:rFonts w:hint="eastAsia"/>
-              </w:rPr>
-              <w:t>，实现具体的画图功能。</w:t>
-            </w:r>
-          </w:p>
-        </w:tc>
-      </w:tr>
-      <w:tr>
-        <w:tc>
-          <w:tcPr>
-            <w:tcW w:w="1276" w:type="dxa"/>
-            <w:vAlign w:val="center"/>
-          </w:tcPr>
-          <w:p>
-            <w:pPr>
-              <w:jc w:val="center"/>
-            </w:pPr>
-            <w:r>
-              <w:rPr>
-                <w:rFonts w:hint="eastAsia"/>
-              </w:rPr>
-              <w:t>王五</w:t>
-            </w:r>
-          </w:p>
-        </w:tc>
-        <w:tc>
-          <w:tcPr>
-            <w:tcW w:w="7938" w:type="dxa"/>
-          </w:tcPr>
-          <w:p>
-            <w:r>
-              <w:rPr>
-                <w:rFonts w:hint="eastAsia"/>
-              </w:rPr>
-              <w:t>完成组长的分配的</w:t>
-            </w:r>
-            <w:r>
-              <w:rPr>
-                <w:rFonts w:hint="eastAsia"/>
-              </w:rPr>
-              <w:t>*</w:t>
-            </w:r>
-            <w:r>
-              <w:t>**</w:t>
-            </w:r>
-            <w:r>
-              <w:rPr>
-                <w:rFonts w:hint="eastAsia"/>
-              </w:rPr>
-              <w:t>任务，完成报告中相应的部分；编写了</w:t>
-            </w:r>
-            <w:r>
-              <w:rPr>
-                <w:rFonts w:hint="eastAsia"/>
-              </w:rPr>
-              <w:t>DrawPen</w:t>
-            </w:r>
-            <w:r>
-              <w:rPr>
-                <w:rFonts w:hint="eastAsia"/>
-              </w:rPr>
-              <w:t>类的代码，其中包括</w:t>
-            </w:r>
-            <w:r>
-              <w:rPr>
-                <w:rFonts w:hint="eastAsia"/>
-              </w:rPr>
-              <w:t>main</w:t>
-            </w:r>
-            <w:r>
-              <w:rPr>
-                <w:rFonts w:hint="eastAsia"/>
-              </w:rPr>
-              <w:t>函数，对界面的布局和对事件的监听。界面中涉及到的组件有菜单、按钮、面板、组合框、单行文本区等。</w:t>
-            </w:r>
-          </w:p>
+          <w:p/>
         </w:tc>
       </w:tr>
     </w:tbl>
@@ -5426,59 +5480,29 @@
     </w:p>
     <w:p>
       <w:pPr>
-        <w:pStyle w:val="p1"/>
         <w:spacing w:line="324" w:lineRule="auto"/>
-        <w:ind w:firstLineChars="200" w:firstLine="480"/>
-        <w:rPr>
-          <w:rFonts w:ascii="宋体" w:hAnsi="宋体" w:hint="eastAsia"/>
-          <w:sz w:val="24"/>
-          <w:szCs w:val="24"/>
-        </w:rPr>
-      </w:pPr>
-      <w:r>
-        <w:rPr>
-          <w:rStyle w:val="s1"/>
-          <w:rFonts w:ascii="宋体" w:hAnsi="宋体" w:hint="eastAsia"/>
-          <w:sz w:val="24"/>
-          <w:szCs w:val="24"/>
-        </w:rPr>
-        <w:t>一</w:t>
-      </w:r>
-      <w:r>
+        <w:ind w:firstLine="440"/>
         <w:rPr>
           <w:rStyle w:val="s1"/>
           <w:rFonts w:ascii="宋体" w:hAnsi="宋体"/>
           <w:sz w:val="24"/>
-          <w:szCs w:val="24"/>
-        </w:rPr>
-        <w:t>个游戏的设计与实现，不仅要包括游戏本身的界面，还需要有用户的信息，可以存储读取用户的信息，完善一个游戏的基本功能。基于游戏这一任务，我们系统主要由登录界面登入后选择模式，选择完模式后进入一个模式中，最终进入游戏界面，这</w:t>
-      </w:r>
-      <w:r>
-        <w:rPr>
-          <w:rStyle w:val="s2"/>
-          <w:rFonts w:ascii="宋体" w:hAnsi="宋体"/>
-          <w:sz w:val="24"/>
-          <w:szCs w:val="24"/>
-        </w:rPr>
-        <w:t>4</w:t>
-      </w:r>
+        </w:rPr>
+      </w:pPr>
       <w:r>
         <w:rPr>
           <w:rStyle w:val="s1"/>
-          <w:rFonts w:ascii="宋体" w:hAnsi="宋体"/>
-          <w:sz w:val="24"/>
-          <w:szCs w:val="24"/>
-        </w:rPr>
-        <w:t>个主线部分完成</w:t>
+          <w:rFonts w:ascii="宋体" w:hAnsi="宋体" w:hint="eastAsia"/>
+          <w:sz w:val="24"/>
+        </w:rPr>
+        <w:t xml:space="preserve"> </w:t>
       </w:r>
       <w:r>
         <w:rPr>
           <w:rStyle w:val="s1"/>
           <w:rFonts w:ascii="宋体" w:hAnsi="宋体" w:hint="eastAsia"/>
           <w:sz w:val="24"/>
-          <w:szCs w:val="24"/>
-        </w:rPr>
-        <w:t>。</w:t>
+        </w:rPr>
+        <w:t>能力与精力有限，考虑到使用的sfml，我们没有实现用户登录等功能，主要聚焦于游戏的运行机制，</w:t>
       </w:r>
     </w:p>
     <w:p>
@@ -5486,263 +5510,51 @@
         <w:spacing w:line="324" w:lineRule="auto"/>
         <w:ind w:firstLine="440"/>
         <w:rPr>
-          <w:rStyle w:val="s1"/>
-          <w:rFonts w:ascii="宋体" w:hAnsi="宋体" w:hint="eastAsia"/>
-          <w:sz w:val="24"/>
-        </w:rPr>
-      </w:pPr>
-      <w:r>
-        <w:rPr>
-          <w:rFonts w:ascii="宋体" w:hAnsi="宋体"/>
-          <w:sz w:val="24"/>
-        </w:rPr>
-        <w:t xml:space="preserve">1. </w:t>
-      </w:r>
-      <w:r>
-        <w:rPr>
-          <w:rStyle w:val="s1"/>
-          <w:rFonts w:ascii="宋体" w:hAnsi="宋体"/>
-          <w:sz w:val="24"/>
-        </w:rPr>
-        <w:t>在登录界面需要实现登录功能，忘记密码按钮，注册账号按钮，帮助界面按钮以及团队界面按钮，然后分别进入后能够实现各自按钮所实现的功能，例如注册账号按钮点击后，要能够实现注册账号功能</w:t>
-      </w:r>
-      <w:r>
-        <w:rPr>
-          <w:rStyle w:val="s1"/>
-          <w:rFonts w:ascii="宋体" w:hAnsi="宋体" w:hint="eastAsia"/>
-          <w:sz w:val="24"/>
-        </w:rPr>
-        <w:t>。</w:t>
-      </w:r>
-      <w:r>
-        <w:rPr>
-          <w:rStyle w:val="s1"/>
-          <w:sz w:val="24"/>
-        </w:rPr>
-        <w:t>忘记密码功能在验证完用户信息后可以修改密码，帮助界面和团队界面，能够文字滚动出对应的信息</w:t>
-      </w:r>
-      <w:r>
-        <w:rPr>
-          <w:rStyle w:val="s1"/>
-          <w:rFonts w:hint="eastAsia"/>
-          <w:sz w:val="24"/>
-        </w:rPr>
-        <w:t>。</w:t>
-      </w:r>
-    </w:p>
-    <w:p>
-      <w:pPr>
-        <w:spacing w:line="324" w:lineRule="auto"/>
-        <w:ind w:firstLine="440"/>
-        <w:rPr>
-          <w:rStyle w:val="s1"/>
-          <w:rFonts w:ascii="宋体" w:hAnsi="宋体" w:hint="eastAsia"/>
-          <w:sz w:val="24"/>
-        </w:rPr>
-      </w:pPr>
-      <w:r>
-        <w:rPr>
-          <w:rFonts w:ascii="宋体" w:hAnsi="宋体"/>
-          <w:sz w:val="24"/>
-        </w:rPr>
-        <w:t xml:space="preserve">2. </w:t>
-      </w:r>
-      <w:r>
-        <w:rPr>
-          <w:rStyle w:val="s1"/>
-          <w:rFonts w:ascii="宋体" w:hAnsi="宋体"/>
-          <w:sz w:val="24"/>
-        </w:rPr>
-        <w:t>然后是关卡选择界面，需要实现设置功能以及选择关卡功能。在设置界面需要实现修改用户的昵称，手机邮箱等信息同时能够修改密码，在选择关卡阶段，通过选择简单中</w:t>
-      </w:r>
-      <w:r>
-        <w:rPr>
-          <w:rStyle w:val="s1"/>
-          <w:rFonts w:ascii="宋体" w:hAnsi="宋体"/>
+          <w:rFonts w:ascii="宋体" w:hAnsi="宋体" w:hint="eastAsia"/>
+          <w:sz w:val="24"/>
+          <w:szCs w:val="34"/>
+        </w:rPr>
+      </w:pPr>
+    </w:p>
+    <w:p>
+      <w:pPr>
+        <w:jc w:val="center"/>
+        <w:rPr>
+          <w:rFonts w:hint="eastAsia"/>
+          <w:noProof/>
+        </w:rPr>
+      </w:pPr>
+    </w:p>
+    <w:p>
+      <w:pPr>
+        <w:spacing w:beforeLines="50" w:before="156" w:afterLines="50" w:after="156" w:line="324" w:lineRule="auto"/>
+        <w:ind w:firstLineChars="200" w:firstLine="480"/>
+        <w:jc w:val="center"/>
+        <w:rPr>
+          <w:rFonts w:hint="eastAsia"/>
+          <w:szCs w:val="21"/>
+        </w:rPr>
+      </w:pPr>
+      <w:r>
+        <w:rPr>
+          <w:rFonts w:ascii="宋体" w:hAnsi="宋体" w:hint="eastAsia"/>
+          <w:noProof/>
           <w:sz w:val="24"/>
         </w:rPr>
         <w:lastRenderedPageBreak/>
-        <w:t>等困难，来决定敌机的参数</w:t>
-      </w:r>
-      <w:r>
-        <w:rPr>
-          <w:rStyle w:val="s1"/>
-          <w:rFonts w:ascii="宋体" w:hAnsi="宋体" w:hint="eastAsia"/>
-          <w:sz w:val="24"/>
-        </w:rPr>
-        <w:t>。</w:t>
-      </w:r>
-    </w:p>
-    <w:p>
-      <w:pPr>
-        <w:spacing w:line="324" w:lineRule="auto"/>
-        <w:ind w:firstLine="440"/>
-        <w:rPr>
-          <w:rStyle w:val="s1"/>
-          <w:rFonts w:ascii="宋体" w:hAnsi="宋体" w:hint="eastAsia"/>
-          <w:sz w:val="24"/>
-        </w:rPr>
-      </w:pPr>
-      <w:r>
-        <w:rPr>
-          <w:rFonts w:ascii="宋体" w:hAnsi="宋体"/>
-          <w:sz w:val="24"/>
-        </w:rPr>
-        <w:t xml:space="preserve">3. </w:t>
-      </w:r>
-      <w:r>
-        <w:rPr>
-          <w:rStyle w:val="s1"/>
-          <w:rFonts w:ascii="宋体" w:hAnsi="宋体"/>
-          <w:sz w:val="24"/>
-        </w:rPr>
-        <w:t>其次是选择完某一个模式之后进入的界面，该界面包括排行榜按钮，补给按钮，选择飞机按钮。排行榜按钮点击后可以看得到前三名的排行榜状况，同时能够看到自己的排名，选择飞机按钮，点击后可以选择自己所想要的飞机样式，补给按钮点击后能够购买大招，最后是开始游戏按钮</w:t>
-      </w:r>
-      <w:r>
-        <w:rPr>
-          <w:rStyle w:val="s1"/>
-          <w:rFonts w:ascii="宋体" w:hAnsi="宋体" w:hint="eastAsia"/>
-          <w:sz w:val="24"/>
-        </w:rPr>
-        <w:t>。</w:t>
-      </w:r>
-    </w:p>
-    <w:p>
-      <w:pPr>
-        <w:spacing w:line="324" w:lineRule="auto"/>
-        <w:ind w:firstLine="440"/>
-        <w:rPr>
-          <w:rStyle w:val="s1"/>
-          <w:rFonts w:ascii="宋体" w:hAnsi="宋体" w:hint="eastAsia"/>
-          <w:sz w:val="24"/>
-        </w:rPr>
-      </w:pPr>
-      <w:r>
-        <w:rPr>
-          <w:rFonts w:ascii="宋体" w:hAnsi="宋体"/>
-          <w:sz w:val="24"/>
-        </w:rPr>
-        <w:t xml:space="preserve">4. </w:t>
-      </w:r>
-      <w:r>
-        <w:rPr>
-          <w:rStyle w:val="s1"/>
-          <w:rFonts w:ascii="宋体" w:hAnsi="宋体"/>
-          <w:sz w:val="24"/>
-        </w:rPr>
-        <w:t>最后也是最为关键的游戏界面，该界面需要实现飞机的移动，发射子弹，敌机到随机出现，敌机的样式随机出现，同时能够暂停继续使用大招，在死亡之后或者返回菜单都能够获得对应的分数和对应的金</w:t>
-      </w:r>
-      <w:r>
-        <w:rPr>
-          <w:rStyle w:val="s1"/>
-          <w:rFonts w:ascii="宋体" w:hAnsi="宋体" w:hint="eastAsia"/>
-          <w:sz w:val="24"/>
-        </w:rPr>
-        <w:t>币</w:t>
-      </w:r>
-      <w:r>
-        <w:rPr>
-          <w:rStyle w:val="s1"/>
-          <w:rFonts w:ascii="宋体" w:hAnsi="宋体" w:hint="eastAsia"/>
-          <w:sz w:val="24"/>
-        </w:rPr>
-        <w:t>。</w:t>
-      </w:r>
-    </w:p>
-    <w:p>
-      <w:pPr>
-        <w:spacing w:line="324" w:lineRule="auto"/>
-        <w:ind w:firstLine="440"/>
-        <w:rPr>
-          <w:rFonts w:ascii="宋体" w:hAnsi="宋体" w:hint="eastAsia"/>
-          <w:sz w:val="24"/>
-        </w:rPr>
-      </w:pPr>
-      <w:commentRangeStart w:id="19"/>
-      <w:r>
-        <w:rPr>
-          <w:rStyle w:val="s1"/>
-          <w:rFonts w:ascii="宋体" w:hAnsi="宋体" w:hint="eastAsia"/>
-          <w:sz w:val="24"/>
-        </w:rPr>
-        <w:t>系统</w:t>
-      </w:r>
-      <w:r>
-        <w:rPr>
-          <w:rStyle w:val="s1"/>
-          <w:rFonts w:ascii="宋体" w:hAnsi="宋体"/>
-          <w:sz w:val="24"/>
-        </w:rPr>
-        <w:t>整体</w:t>
-      </w:r>
-      <w:r>
-        <w:rPr>
-          <w:rStyle w:val="s1"/>
-          <w:rFonts w:ascii="宋体" w:hAnsi="宋体" w:hint="eastAsia"/>
-          <w:sz w:val="24"/>
-        </w:rPr>
-        <w:t>结</w:t>
-      </w:r>
-      <w:r>
-        <w:rPr>
-          <w:rStyle w:val="s1"/>
-          <w:rFonts w:ascii="宋体" w:hAnsi="宋体"/>
-          <w:sz w:val="24"/>
-        </w:rPr>
-        <w:t>构如</w:t>
-      </w:r>
-      <w:r>
-        <w:rPr>
-          <w:rStyle w:val="s1"/>
-          <w:rFonts w:ascii="宋体" w:hAnsi="宋体" w:hint="eastAsia"/>
-          <w:sz w:val="24"/>
-        </w:rPr>
-        <w:t>图</w:t>
-      </w:r>
-      <w:r>
-        <w:rPr>
-          <w:rStyle w:val="s1"/>
-          <w:rFonts w:ascii="宋体" w:hAnsi="宋体" w:hint="eastAsia"/>
-          <w:sz w:val="24"/>
-        </w:rPr>
-        <w:t>1</w:t>
-      </w:r>
-      <w:r>
-        <w:rPr>
-          <w:rStyle w:val="s1"/>
-          <w:rFonts w:ascii="宋体" w:hAnsi="宋体"/>
-          <w:sz w:val="24"/>
-        </w:rPr>
-        <w:t>所示：</w:t>
-      </w:r>
-      <w:commentRangeEnd w:id="19"/>
-      <w:r>
-        <w:rPr>
-          <w:rStyle w:val="a3"/>
-          <w:rFonts w:ascii="宋体" w:hAnsi="宋体" w:hint="eastAsia"/>
-          <w:sz w:val="24"/>
-          <w:szCs w:val="24"/>
-        </w:rPr>
-        <w:commentReference w:id="19"/>
-      </w:r>
-    </w:p>
-    <w:p>
-      <w:pPr>
-        <w:jc w:val="center"/>
-        <w:rPr>
-          <w:noProof/>
-        </w:rPr>
-      </w:pPr>
-      <w:commentRangeStart w:id="20"/>
-      <w:r>
-        <w:rPr>
-          <w:noProof/>
-        </w:rPr>
         <w:drawing>
-          <wp:inline distT="0" distB="0" distL="0" distR="0" wp14:anchorId="592B0737" wp14:editId="22D3BE7E">
-            <wp:extent cx="2771775" cy="3009900"/>
-            <wp:effectExtent l="0" t="0" r="9525" b="0"/>
-            <wp:docPr id="288" name="图片 1"/>
+          <wp:anchor distT="0" distB="0" distL="114300" distR="114300" simplePos="0" relativeHeight="251658240" behindDoc="0" locked="0" layoutInCell="1" allowOverlap="1" wp14:anchorId="41A90DCD" wp14:editId="5A29B969">
+            <wp:simplePos x="0" y="0"/>
+            <wp:positionH relativeFrom="margin">
+              <wp:posOffset>1426475</wp:posOffset>
+            </wp:positionH>
+            <wp:positionV relativeFrom="margin">
+              <wp:posOffset>1400686</wp:posOffset>
+            </wp:positionV>
+            <wp:extent cx="3674745" cy="4347845"/>
+            <wp:effectExtent l="0" t="0" r="1905" b="0"/>
+            <wp:wrapSquare wrapText="bothSides"/>
+            <wp:docPr id="1775279957" name="图片 29"/>
             <wp:cNvGraphicFramePr>
               <a:graphicFrameLocks xmlns:a="http://schemas.openxmlformats.org/drawingml/2006/main" noChangeAspect="1"/>
             </wp:cNvGraphicFramePr>
@@ -5750,109 +5562,42 @@
               <a:graphicData uri="http://schemas.openxmlformats.org/drawingml/2006/picture">
                 <pic:pic xmlns:pic="http://schemas.openxmlformats.org/drawingml/2006/picture">
                   <pic:nvPicPr>
-                    <pic:cNvPr id="0" name="图片 1"/>
-                    <pic:cNvPicPr>
-                      <a:picLocks noChangeAspect="1" noChangeArrowheads="1"/>
-                    </pic:cNvPicPr>
+                    <pic:cNvPr id="1775279957" name="图片 1775279957"/>
+                    <pic:cNvPicPr/>
                   </pic:nvPicPr>
                   <pic:blipFill>
-                    <a:blip r:embed="rId16">
+                    <a:blip r:embed="rId16" cstate="print">
                       <a:extLst>
                         <a:ext uri="{28A0092B-C50C-407E-A947-70E740481C1C}">
                           <a14:useLocalDpi xmlns:a14="http://schemas.microsoft.com/office/drawing/2010/main" val="0"/>
                         </a:ext>
                       </a:extLst>
                     </a:blip>
-                    <a:srcRect/>
                     <a:stretch>
                       <a:fillRect/>
                     </a:stretch>
                   </pic:blipFill>
-                  <pic:spPr bwMode="auto">
+                  <pic:spPr>
                     <a:xfrm>
                       <a:off x="0" y="0"/>
-                      <a:ext cx="2771775" cy="3009900"/>
+                      <a:ext cx="3674745" cy="4347845"/>
                     </a:xfrm>
                     <a:prstGeom prst="rect">
                       <a:avLst/>
                     </a:prstGeom>
-                    <a:noFill/>
-                    <a:ln>
-                      <a:noFill/>
-                    </a:ln>
                   </pic:spPr>
                 </pic:pic>
               </a:graphicData>
             </a:graphic>
-          </wp:inline>
+            <wp14:sizeRelH relativeFrom="margin">
+              <wp14:pctWidth>0</wp14:pctWidth>
+            </wp14:sizeRelH>
+            <wp14:sizeRelV relativeFrom="margin">
+              <wp14:pctHeight>0</wp14:pctHeight>
+            </wp14:sizeRelV>
+          </wp:anchor>
         </w:drawing>
       </w:r>
-      <w:commentRangeEnd w:id="20"/>
-      <w:r>
-        <w:rPr>
-          <w:rStyle w:val="a3"/>
-          <w:noProof/>
-          <w:szCs w:val="24"/>
-        </w:rPr>
-        <w:commentReference w:id="20"/>
-      </w:r>
-    </w:p>
-    <w:p>
-      <w:pPr>
-        <w:spacing w:beforeLines="50" w:before="156" w:afterLines="50" w:after="156" w:line="324" w:lineRule="auto"/>
-        <w:ind w:firstLineChars="200" w:firstLine="420"/>
-        <w:jc w:val="center"/>
-        <w:rPr>
-          <w:szCs w:val="21"/>
-        </w:rPr>
-      </w:pPr>
-      <w:commentRangeStart w:id="21"/>
-      <w:r>
-        <w:rPr>
-          <w:rFonts w:hint="eastAsia"/>
-          <w:szCs w:val="21"/>
-        </w:rPr>
-        <w:t>图</w:t>
-      </w:r>
-      <w:r>
-        <w:rPr>
-          <w:rFonts w:hint="eastAsia"/>
-          <w:szCs w:val="21"/>
-        </w:rPr>
-        <w:t>1</w:t>
-      </w:r>
-      <w:r>
-        <w:rPr>
-          <w:rFonts w:hint="eastAsia"/>
-          <w:szCs w:val="21"/>
-        </w:rPr>
-        <w:t xml:space="preserve"> </w:t>
-      </w:r>
-      <w:r>
-        <w:rPr>
-          <w:rFonts w:hint="eastAsia"/>
-          <w:szCs w:val="21"/>
-        </w:rPr>
-        <w:t>系统</w:t>
-      </w:r>
-      <w:r>
-        <w:rPr>
-          <w:szCs w:val="21"/>
-        </w:rPr>
-        <w:t>整体结构图</w:t>
-      </w:r>
-      <w:commentRangeEnd w:id="21"/>
-      <w:r>
-        <w:rPr>
-          <w:rStyle w:val="a3"/>
-        </w:rPr>
-        <w:commentReference w:id="21"/>
-      </w:r>
-    </w:p>
-    <w:p>
-      <w:pPr>
-        <w:jc w:val="center"/>
-      </w:pPr>
     </w:p>
     <w:p>
       <w:pPr>
@@ -5860,8 +5605,8 @@
         <w:keepLines w:val="0"/>
         <w:spacing w:line="240" w:lineRule="auto"/>
       </w:pPr>
-      <w:bookmarkStart w:id="22" w:name="_Toc33138192"/>
-      <w:commentRangeStart w:id="23"/>
+      <w:bookmarkStart w:id="19" w:name="_Toc33138192"/>
+      <w:commentRangeStart w:id="20"/>
       <w:r>
         <w:rPr>
           <w:rFonts w:hint="eastAsia"/>
@@ -5887,15 +5632,15 @@
         </w:rPr>
         <w:t>类图</w:t>
       </w:r>
-      <w:bookmarkEnd w:id="22"/>
-      <w:commentRangeEnd w:id="23"/>
+      <w:bookmarkEnd w:id="19"/>
+      <w:commentRangeEnd w:id="20"/>
       <w:r>
         <w:rPr>
           <w:rStyle w:val="a3"/>
           <w:sz w:val="32"/>
           <w:szCs w:val="32"/>
         </w:rPr>
-        <w:commentReference w:id="23"/>
+        <w:commentReference w:id="20"/>
       </w:r>
     </w:p>
     <w:p>
@@ -5967,7 +5712,7 @@
         <w:keepLines w:val="0"/>
         <w:spacing w:line="240" w:lineRule="auto"/>
       </w:pPr>
-      <w:bookmarkStart w:id="24" w:name="_Toc33138193"/>
+      <w:bookmarkStart w:id="21" w:name="_Toc33138193"/>
       <w:r>
         <w:rPr>
           <w:rFonts w:hint="eastAsia"/>
@@ -5990,7 +5735,7 @@
       <w:r>
         <w:t>的整体设计</w:t>
       </w:r>
-      <w:bookmarkEnd w:id="24"/>
+      <w:bookmarkEnd w:id="21"/>
     </w:p>
     <w:p>
       <w:pPr>
@@ -6113,7 +5858,7 @@
           <w:szCs w:val="21"/>
         </w:rPr>
       </w:pPr>
-      <w:commentRangeStart w:id="25"/>
+      <w:commentRangeStart w:id="22"/>
       <w:r>
         <w:rPr>
           <w:rFonts w:hint="eastAsia"/>
@@ -6148,12 +5893,12 @@
         </w:rPr>
         <w:t>流程图</w:t>
       </w:r>
-      <w:commentRangeEnd w:id="25"/>
+      <w:commentRangeEnd w:id="22"/>
       <w:r>
         <w:rPr>
           <w:rStyle w:val="a3"/>
         </w:rPr>
-        <w:commentReference w:id="25"/>
+        <w:commentReference w:id="22"/>
       </w:r>
     </w:p>
     <w:p>
@@ -6162,8 +5907,8 @@
         <w:keepLines w:val="0"/>
         <w:spacing w:line="240" w:lineRule="auto"/>
       </w:pPr>
-      <w:bookmarkStart w:id="26" w:name="_Toc33138194"/>
-      <w:commentRangeStart w:id="27"/>
+      <w:bookmarkStart w:id="23" w:name="_Toc33138194"/>
+      <w:commentRangeStart w:id="24"/>
       <w:r>
         <w:rPr>
           <w:rFonts w:hint="eastAsia"/>
@@ -6188,15 +5933,15 @@
         </w:rPr>
         <w:t>设计</w:t>
       </w:r>
-      <w:bookmarkEnd w:id="26"/>
-      <w:commentRangeEnd w:id="27"/>
+      <w:bookmarkEnd w:id="23"/>
+      <w:commentRangeEnd w:id="24"/>
       <w:r>
         <w:rPr>
           <w:rStyle w:val="a3"/>
           <w:sz w:val="32"/>
           <w:szCs w:val="32"/>
         </w:rPr>
-        <w:commentReference w:id="27"/>
+        <w:commentReference w:id="24"/>
       </w:r>
     </w:p>
     <w:p>
@@ -7756,7 +7501,7 @@
           <w:szCs w:val="21"/>
         </w:rPr>
       </w:pPr>
-      <w:commentRangeStart w:id="28"/>
+      <w:commentRangeStart w:id="25"/>
       <w:r>
         <w:rPr>
           <w:rFonts w:hint="eastAsia"/>
@@ -7798,12 +7543,12 @@
         </w:rPr>
         <w:t>图</w:t>
       </w:r>
-      <w:commentRangeEnd w:id="28"/>
+      <w:commentRangeEnd w:id="25"/>
       <w:r>
         <w:rPr>
           <w:rStyle w:val="a3"/>
         </w:rPr>
-        <w:commentReference w:id="28"/>
+        <w:commentReference w:id="25"/>
       </w:r>
     </w:p>
     <w:p>
@@ -7849,7 +7594,7 @@
         <w:keepLines w:val="0"/>
         <w:spacing w:line="240" w:lineRule="auto"/>
       </w:pPr>
-      <w:bookmarkStart w:id="29" w:name="_Toc33138195"/>
+      <w:bookmarkStart w:id="26" w:name="_Toc33138195"/>
       <w:r>
         <w:rPr>
           <w:rFonts w:hint="eastAsia"/>
@@ -7868,14 +7613,14 @@
         </w:rPr>
         <w:t>重点难点分析及解决方案</w:t>
       </w:r>
-      <w:bookmarkEnd w:id="29"/>
+      <w:bookmarkEnd w:id="26"/>
     </w:p>
     <w:p>
       <w:pPr>
         <w:pStyle w:val="3"/>
         <w:spacing w:line="324" w:lineRule="auto"/>
       </w:pPr>
-      <w:bookmarkStart w:id="30" w:name="_Toc33138196"/>
+      <w:bookmarkStart w:id="27" w:name="_Toc33138196"/>
       <w:r>
         <w:t>2.5</w:t>
       </w:r>
@@ -7888,7 +7633,7 @@
         </w:rPr>
         <w:t>重难点分析</w:t>
       </w:r>
-      <w:bookmarkEnd w:id="30"/>
+      <w:bookmarkEnd w:id="27"/>
     </w:p>
     <w:p>
       <w:pPr>
@@ -7913,8 +7658,8 @@
         </w:rPr>
         <w:t>.</w:t>
       </w:r>
-      <w:bookmarkStart w:id="31" w:name="OLE_LINK1"/>
-      <w:bookmarkStart w:id="32" w:name="OLE_LINK2"/>
+      <w:bookmarkStart w:id="28" w:name="OLE_LINK1"/>
+      <w:bookmarkStart w:id="29" w:name="OLE_LINK2"/>
       <w:r>
         <w:rPr>
           <w:rFonts w:ascii="宋体" w:hAnsi="宋体" w:hint="eastAsia"/>
@@ -7923,8 +7668,8 @@
         <w:t>如何实现界面的切换</w:t>
       </w:r>
     </w:p>
-    <w:bookmarkEnd w:id="31"/>
-    <w:bookmarkEnd w:id="32"/>
+    <w:bookmarkEnd w:id="28"/>
+    <w:bookmarkEnd w:id="29"/>
     <w:p>
       <w:pPr>
         <w:spacing w:line="324" w:lineRule="auto"/>
@@ -7948,8 +7693,8 @@
         </w:rPr>
         <w:t>.</w:t>
       </w:r>
-      <w:bookmarkStart w:id="33" w:name="OLE_LINK3"/>
-      <w:bookmarkStart w:id="34" w:name="OLE_LINK4"/>
+      <w:bookmarkStart w:id="30" w:name="OLE_LINK3"/>
+      <w:bookmarkStart w:id="31" w:name="OLE_LINK4"/>
       <w:r>
         <w:rPr>
           <w:rFonts w:ascii="宋体" w:hAnsi="宋体" w:hint="eastAsia"/>
@@ -7958,8 +7703,8 @@
         <w:t>飞机如何移动且发射子弹</w:t>
       </w:r>
     </w:p>
-    <w:bookmarkEnd w:id="33"/>
-    <w:bookmarkEnd w:id="34"/>
+    <w:bookmarkEnd w:id="30"/>
+    <w:bookmarkEnd w:id="31"/>
     <w:p>
       <w:pPr>
         <w:spacing w:line="324" w:lineRule="auto"/>
@@ -7983,8 +7728,8 @@
         </w:rPr>
         <w:t>.</w:t>
       </w:r>
-      <w:bookmarkStart w:id="35" w:name="OLE_LINK5"/>
-      <w:bookmarkStart w:id="36" w:name="OLE_LINK6"/>
+      <w:bookmarkStart w:id="32" w:name="OLE_LINK5"/>
+      <w:bookmarkStart w:id="33" w:name="OLE_LINK6"/>
       <w:r>
         <w:rPr>
           <w:rFonts w:ascii="宋体" w:hAnsi="宋体" w:hint="eastAsia"/>
@@ -8002,10 +7747,10 @@
           <w:sz w:val="24"/>
         </w:rPr>
       </w:pPr>
-      <w:bookmarkStart w:id="37" w:name="OLE_LINK7"/>
-      <w:bookmarkStart w:id="38" w:name="OLE_LINK8"/>
-      <w:bookmarkEnd w:id="35"/>
-      <w:bookmarkEnd w:id="36"/>
+      <w:bookmarkStart w:id="34" w:name="OLE_LINK7"/>
+      <w:bookmarkStart w:id="35" w:name="OLE_LINK8"/>
+      <w:bookmarkEnd w:id="32"/>
+      <w:bookmarkEnd w:id="33"/>
       <w:r>
         <w:rPr>
           <w:rFonts w:ascii="宋体" w:hAnsi="宋体"/>
@@ -8026,9 +7771,9 @@
         <w:pStyle w:val="3"/>
         <w:spacing w:line="324" w:lineRule="auto"/>
       </w:pPr>
-      <w:bookmarkStart w:id="39" w:name="_Toc33138197"/>
-      <w:bookmarkEnd w:id="37"/>
-      <w:bookmarkEnd w:id="38"/>
+      <w:bookmarkStart w:id="36" w:name="_Toc33138197"/>
+      <w:bookmarkEnd w:id="34"/>
+      <w:bookmarkEnd w:id="35"/>
       <w:r>
         <w:rPr>
           <w:rFonts w:hint="eastAsia"/>
@@ -8047,7 +7792,7 @@
         </w:rPr>
         <w:t>解决办法</w:t>
       </w:r>
-      <w:bookmarkEnd w:id="39"/>
+      <w:bookmarkEnd w:id="36"/>
     </w:p>
     <w:p>
       <w:pPr>
@@ -8638,7 +8383,7 @@
         <w:keepLines w:val="0"/>
         <w:spacing w:line="324" w:lineRule="auto"/>
       </w:pPr>
-      <w:bookmarkStart w:id="40" w:name="_Toc33138198"/>
+      <w:bookmarkStart w:id="37" w:name="_Toc33138198"/>
       <w:r>
         <w:rPr>
           <w:rFonts w:hint="eastAsia"/>
@@ -8657,14 +8402,14 @@
         </w:rPr>
         <w:t>调试难点及解决方法</w:t>
       </w:r>
-      <w:bookmarkEnd w:id="40"/>
+      <w:bookmarkEnd w:id="37"/>
     </w:p>
     <w:p>
       <w:pPr>
         <w:pStyle w:val="3"/>
         <w:spacing w:line="324" w:lineRule="auto"/>
       </w:pPr>
-      <w:bookmarkStart w:id="41" w:name="_Toc33138199"/>
+      <w:bookmarkStart w:id="38" w:name="_Toc33138199"/>
       <w:r>
         <w:rPr>
           <w:rFonts w:hint="eastAsia"/>
@@ -8689,7 +8434,7 @@
         </w:rPr>
         <w:t>调试难点</w:t>
       </w:r>
-      <w:bookmarkEnd w:id="41"/>
+      <w:bookmarkEnd w:id="38"/>
     </w:p>
     <w:p>
       <w:pPr>
@@ -8821,7 +8566,7 @@
         <w:pStyle w:val="3"/>
         <w:spacing w:line="324" w:lineRule="auto"/>
       </w:pPr>
-      <w:bookmarkStart w:id="42" w:name="_Toc33138200"/>
+      <w:bookmarkStart w:id="39" w:name="_Toc33138200"/>
       <w:r>
         <w:rPr>
           <w:rFonts w:hint="eastAsia"/>
@@ -8849,7 +8594,7 @@
         </w:rPr>
         <w:t>解决方案</w:t>
       </w:r>
-      <w:bookmarkEnd w:id="42"/>
+      <w:bookmarkEnd w:id="39"/>
     </w:p>
     <w:p>
       <w:pPr>
@@ -8990,8 +8735,8 @@
         <w:keepLines w:val="0"/>
         <w:spacing w:line="324" w:lineRule="auto"/>
       </w:pPr>
-      <w:bookmarkStart w:id="43" w:name="_Toc33138201"/>
-      <w:commentRangeStart w:id="44"/>
+      <w:bookmarkStart w:id="40" w:name="_Toc33138201"/>
+      <w:commentRangeStart w:id="41"/>
       <w:r>
         <w:rPr>
           <w:rFonts w:hint="eastAsia"/>
@@ -9010,15 +8755,15 @@
         </w:rPr>
         <w:t>结果展示</w:t>
       </w:r>
-      <w:bookmarkEnd w:id="43"/>
-      <w:commentRangeEnd w:id="44"/>
+      <w:bookmarkEnd w:id="40"/>
+      <w:commentRangeEnd w:id="41"/>
       <w:r>
         <w:rPr>
           <w:rStyle w:val="a3"/>
           <w:sz w:val="32"/>
           <w:szCs w:val="32"/>
         </w:rPr>
-        <w:commentReference w:id="44"/>
+        <w:commentReference w:id="41"/>
       </w:r>
     </w:p>
     <w:p>
@@ -9592,8 +9337,8 @@
         <w:keepLines w:val="0"/>
         <w:spacing w:line="240" w:lineRule="auto"/>
       </w:pPr>
-      <w:bookmarkStart w:id="45" w:name="_Toc33138202"/>
-      <w:commentRangeStart w:id="46"/>
+      <w:bookmarkStart w:id="42" w:name="_Toc33138202"/>
+      <w:commentRangeStart w:id="43"/>
       <w:r>
         <w:rPr>
           <w:rFonts w:hint="eastAsia"/>
@@ -9612,15 +9357,15 @@
         </w:rPr>
         <w:t>体会</w:t>
       </w:r>
-      <w:bookmarkEnd w:id="45"/>
-      <w:commentRangeEnd w:id="46"/>
+      <w:bookmarkEnd w:id="42"/>
+      <w:commentRangeEnd w:id="43"/>
       <w:r>
         <w:rPr>
           <w:rStyle w:val="a3"/>
           <w:sz w:val="44"/>
           <w:szCs w:val="44"/>
         </w:rPr>
-        <w:commentReference w:id="46"/>
+        <w:commentReference w:id="43"/>
       </w:r>
     </w:p>
     <w:p>
@@ -11264,7 +11009,7 @@
       </w:r>
     </w:p>
   </w:comment>
-  <w:comment w:id="19" w:author="lenovo" w:date="2020-02-20T23:44:00Z" w:initials="l">
+  <w:comment w:id="20" w:author="lenovo" w:date="2020-02-20T23:52:00Z" w:initials="l">
     <w:p>
       <w:pPr>
         <w:pStyle w:val="a4"/>
@@ -11279,10 +11024,230 @@
         <w:rPr>
           <w:rFonts w:hint="eastAsia"/>
         </w:rPr>
+        <w:t>注意</w:t>
+      </w:r>
+      <w:r>
+        <w:t>：</w:t>
+      </w:r>
+    </w:p>
+    <w:p>
+      <w:pPr>
+        <w:pStyle w:val="a4"/>
+      </w:pPr>
+      <w:r>
+        <w:rPr>
+          <w:rFonts w:hint="eastAsia"/>
+        </w:rPr>
+        <w:t>（</w:t>
+      </w:r>
+      <w:r>
+        <w:rPr>
+          <w:rFonts w:hint="eastAsia"/>
+        </w:rPr>
+        <w:t>1</w:t>
+      </w:r>
+      <w:r>
+        <w:rPr>
+          <w:rFonts w:hint="eastAsia"/>
+        </w:rPr>
+        <w:t>）列出所有</w:t>
+      </w:r>
+      <w:r>
+        <w:t>关键类的</w:t>
+      </w:r>
+      <w:r>
+        <w:t>UML</w:t>
+      </w:r>
+      <w:r>
+        <w:rPr>
+          <w:rFonts w:hint="eastAsia"/>
+        </w:rPr>
+        <w:t>类</w:t>
+      </w:r>
+      <w:r>
+        <w:t>图</w:t>
+      </w:r>
+      <w:r>
+        <w:rPr>
+          <w:rFonts w:hint="eastAsia"/>
+        </w:rPr>
+        <w:t>，</w:t>
+      </w:r>
+      <w:r>
+        <w:t>画出</w:t>
+      </w:r>
+      <w:r>
+        <w:rPr>
+          <w:rFonts w:hint="eastAsia"/>
+        </w:rPr>
+        <w:t>有依赖</w:t>
+      </w:r>
+      <w:r>
+        <w:t>关系的类关系</w:t>
+      </w:r>
+    </w:p>
+    <w:p>
+      <w:pPr>
+        <w:pStyle w:val="a4"/>
+      </w:pPr>
+      <w:r>
+        <w:rPr>
+          <w:rFonts w:hint="eastAsia"/>
+        </w:rPr>
+        <w:t>（</w:t>
+      </w:r>
+      <w:r>
+        <w:rPr>
+          <w:rFonts w:hint="eastAsia"/>
+        </w:rPr>
+        <w:t>2</w:t>
+      </w:r>
+      <w:r>
+        <w:rPr>
+          <w:rFonts w:hint="eastAsia"/>
+        </w:rPr>
+        <w:t>）</w:t>
+      </w:r>
+      <w:r>
+        <w:t>连续的图可以</w:t>
+      </w:r>
+      <w:r>
+        <w:rPr>
+          <w:rFonts w:hint="eastAsia"/>
+        </w:rPr>
+        <w:t>统一</w:t>
+      </w:r>
+      <w:r>
+        <w:t>说明，比如在正文中说</w:t>
+      </w:r>
+      <w:r>
+        <w:t>teamwindow, helpwidow</w:t>
+      </w:r>
+      <w:r>
+        <w:rPr>
+          <w:rFonts w:hint="eastAsia"/>
+        </w:rPr>
+        <w:t>如</w:t>
+      </w:r>
+      <w:r>
+        <w:t>图</w:t>
+      </w:r>
+      <w:r>
+        <w:rPr>
+          <w:rFonts w:hint="eastAsia"/>
+        </w:rPr>
+        <w:t>2</w:t>
+      </w:r>
+      <w:r>
+        <w:rPr>
+          <w:rFonts w:hint="eastAsia"/>
+        </w:rPr>
+        <w:t>所示</w:t>
+      </w:r>
+      <w:r>
+        <w:t>。</w:t>
+      </w:r>
+    </w:p>
+    <w:p>
+      <w:pPr>
+        <w:pStyle w:val="a4"/>
+      </w:pPr>
+      <w:r>
+        <w:rPr>
+          <w:rFonts w:hint="eastAsia"/>
+        </w:rPr>
+        <w:t>（</w:t>
+      </w:r>
+      <w:r>
+        <w:rPr>
+          <w:rFonts w:hint="eastAsia"/>
+        </w:rPr>
+        <w:t>3</w:t>
+      </w:r>
+      <w:r>
+        <w:rPr>
+          <w:rFonts w:hint="eastAsia"/>
+        </w:rPr>
+        <w:t>）特别</w:t>
+      </w:r>
+      <w:r>
+        <w:t>注意：</w:t>
+      </w:r>
+      <w:r>
+        <w:rPr>
+          <w:rFonts w:hint="eastAsia"/>
+        </w:rPr>
+        <w:t>下面</w:t>
+      </w:r>
+      <w:r>
+        <w:t>的图</w:t>
+      </w:r>
+      <w:r>
+        <w:rPr>
+          <w:rFonts w:hint="eastAsia"/>
+        </w:rPr>
+        <w:t>是</w:t>
+      </w:r>
+      <w:r>
+        <w:t>有问题的</w:t>
+      </w:r>
+      <w:r>
+        <w:rPr>
+          <w:rFonts w:hint="eastAsia"/>
+        </w:rPr>
+        <w:t>，图</w:t>
+      </w:r>
+      <w:r>
+        <w:t>正下方</w:t>
+      </w:r>
+      <w:r>
+        <w:rPr>
+          <w:rFonts w:hint="eastAsia"/>
+        </w:rPr>
+        <w:t>缺少</w:t>
+      </w:r>
+      <w:r>
+        <w:t>图号和图名，在正文中没有对图的引用和解释</w:t>
+      </w:r>
+    </w:p>
+  </w:comment>
+  <w:comment w:id="22" w:author="lenovo" w:date="2020-02-20T23:45:00Z" w:initials="l">
+    <w:p>
+      <w:pPr>
+        <w:pStyle w:val="a4"/>
+      </w:pPr>
+      <w:r>
+        <w:rPr>
+          <w:rStyle w:val="a3"/>
+        </w:rPr>
+        <w:annotationRef/>
+      </w:r>
+      <w:r>
+        <w:rPr>
+          <w:rFonts w:hint="eastAsia"/>
+        </w:rPr>
         <w:t>后面</w:t>
       </w:r>
       <w:r>
-        <w:t>的图依次在正文中说明</w:t>
+        <w:t>的图依次</w:t>
+      </w:r>
+      <w:r>
+        <w:rPr>
+          <w:rFonts w:hint="eastAsia"/>
+        </w:rPr>
+        <w:t>编号</w:t>
+      </w:r>
+      <w:r>
+        <w:t>，图</w:t>
+      </w:r>
+      <w:r>
+        <w:t>4</w:t>
+      </w:r>
+      <w:r>
+        <w:t>、图</w:t>
+      </w:r>
+      <w:r>
+        <w:t>5</w:t>
       </w:r>
       <w:r>
         <w:rPr>
@@ -11291,41 +11256,29 @@
         <w:t>，</w:t>
       </w:r>
       <w:r>
-        <w:rPr>
-          <w:rFonts w:hint="eastAsia"/>
-        </w:rPr>
-        <w:t>*</w:t>
-      </w:r>
-      <w:r>
-        <w:t>**</w:t>
-      </w:r>
-      <w:r>
-        <w:t>如图</w:t>
-      </w:r>
-      <w:r>
-        <w:rPr>
-          <w:rFonts w:hint="eastAsia"/>
-        </w:rPr>
-        <w:t>*</w:t>
-      </w:r>
-      <w:r>
-        <w:t>**</w:t>
-      </w:r>
-      <w:r>
-        <w:t>所</w:t>
-      </w:r>
-      <w:r>
-        <w:rPr>
-          <w:rFonts w:hint="eastAsia"/>
-        </w:rPr>
-        <w:t>示</w:t>
-      </w:r>
-      <w:r>
-        <w:t>。</w:t>
+        <w:t>字号</w:t>
+      </w:r>
+      <w:r>
+        <w:rPr>
+          <w:rFonts w:hint="eastAsia"/>
+        </w:rPr>
+        <w:t>比</w:t>
+      </w:r>
+      <w:r>
+        <w:t>正文字号小一号，</w:t>
+      </w:r>
+      <w:r>
+        <w:rPr>
+          <w:rFonts w:hint="eastAsia"/>
+        </w:rPr>
+        <w:t>图号</w:t>
+      </w:r>
+      <w:r>
+        <w:t>和图名位于图的正下方</w:t>
       </w:r>
     </w:p>
   </w:comment>
-  <w:comment w:id="20" w:author="lenovo" w:date="2020-02-20T23:47:00Z" w:initials="l">
+  <w:comment w:id="24" w:author="lenovo" w:date="2020-02-21T00:09:00Z" w:initials="l">
     <w:p>
       <w:pPr>
         <w:pStyle w:val="a4"/>
@@ -11340,312 +11293,46 @@
         <w:rPr>
           <w:rFonts w:hint="eastAsia"/>
         </w:rPr>
-        <w:t>图</w:t>
-      </w:r>
-      <w:r>
-        <w:t>应居中</w:t>
-      </w:r>
-    </w:p>
-  </w:comment>
-  <w:comment w:id="21" w:author="lenovo" w:date="2020-02-20T23:45:00Z" w:initials="l">
-    <w:p>
-      <w:pPr>
-        <w:pStyle w:val="a4"/>
-      </w:pPr>
-      <w:r>
-        <w:rPr>
-          <w:rStyle w:val="a3"/>
-        </w:rPr>
-        <w:annotationRef/>
-      </w:r>
-      <w:r>
-        <w:rPr>
-          <w:rFonts w:hint="eastAsia"/>
-        </w:rPr>
-        <w:t>后面</w:t>
-      </w:r>
-      <w:r>
-        <w:t>的图依次</w:t>
-      </w:r>
-      <w:r>
-        <w:rPr>
-          <w:rFonts w:hint="eastAsia"/>
-        </w:rPr>
-        <w:t>编号</w:t>
-      </w:r>
-      <w:r>
-        <w:t>，图</w:t>
-      </w:r>
-      <w:r>
-        <w:rPr>
-          <w:rFonts w:hint="eastAsia"/>
-        </w:rPr>
-        <w:t>2</w:t>
-      </w:r>
-      <w:r>
-        <w:t>、图</w:t>
-      </w:r>
-      <w:r>
-        <w:rPr>
-          <w:rFonts w:hint="eastAsia"/>
-        </w:rPr>
-        <w:t>3</w:t>
-      </w:r>
-      <w:r>
-        <w:rPr>
-          <w:rFonts w:hint="eastAsia"/>
-        </w:rPr>
-        <w:t>，</w:t>
-      </w:r>
-      <w:r>
-        <w:t>字号</w:t>
-      </w:r>
-      <w:r>
-        <w:rPr>
-          <w:rFonts w:hint="eastAsia"/>
-        </w:rPr>
-        <w:t>比</w:t>
-      </w:r>
-      <w:r>
-        <w:t>正文字号</w:t>
-      </w:r>
-      <w:r>
-        <w:rPr>
-          <w:rFonts w:hint="eastAsia"/>
-        </w:rPr>
-        <w:t>至少</w:t>
-      </w:r>
-      <w:r>
-        <w:t>小一号，</w:t>
-      </w:r>
-      <w:r>
-        <w:rPr>
-          <w:rFonts w:hint="eastAsia"/>
-        </w:rPr>
-        <w:t>图号</w:t>
-      </w:r>
-      <w:r>
-        <w:t>和图名位于图的正下方</w:t>
-      </w:r>
-      <w:r>
-        <w:rPr>
-          <w:rFonts w:hint="eastAsia"/>
-        </w:rPr>
-        <w:t>。</w:t>
-      </w:r>
-      <w:r>
-        <w:t>图号、图名和图应该在一页上，不</w:t>
-      </w:r>
-      <w:r>
-        <w:rPr>
-          <w:rFonts w:hint="eastAsia"/>
-        </w:rPr>
-        <w:t>能跨</w:t>
-      </w:r>
-      <w:r>
-        <w:t>页。</w:t>
-      </w:r>
-    </w:p>
-  </w:comment>
-  <w:comment w:id="23" w:author="lenovo" w:date="2020-02-20T23:52:00Z" w:initials="l">
-    <w:p>
-      <w:pPr>
-        <w:pStyle w:val="a4"/>
-      </w:pPr>
-      <w:r>
-        <w:rPr>
-          <w:rStyle w:val="a3"/>
-        </w:rPr>
-        <w:annotationRef/>
-      </w:r>
-      <w:r>
-        <w:rPr>
-          <w:rFonts w:hint="eastAsia"/>
-        </w:rPr>
-        <w:t>注意</w:t>
-      </w:r>
-      <w:r>
-        <w:t>：</w:t>
-      </w:r>
-    </w:p>
-    <w:p>
-      <w:pPr>
-        <w:pStyle w:val="a4"/>
-      </w:pPr>
-      <w:r>
-        <w:rPr>
-          <w:rFonts w:hint="eastAsia"/>
-        </w:rPr>
-        <w:t>（</w:t>
-      </w:r>
-      <w:r>
-        <w:rPr>
-          <w:rFonts w:hint="eastAsia"/>
-        </w:rPr>
-        <w:t>1</w:t>
-      </w:r>
-      <w:r>
-        <w:rPr>
-          <w:rFonts w:hint="eastAsia"/>
-        </w:rPr>
-        <w:t>）列出所有</w:t>
-      </w:r>
-      <w:r>
-        <w:t>关键类的</w:t>
-      </w:r>
-      <w:r>
-        <w:t>UML</w:t>
-      </w:r>
-      <w:r>
-        <w:rPr>
-          <w:rFonts w:hint="eastAsia"/>
-        </w:rPr>
-        <w:t>类</w:t>
-      </w:r>
-      <w:r>
-        <w:t>图</w:t>
-      </w:r>
-      <w:r>
-        <w:rPr>
-          <w:rFonts w:hint="eastAsia"/>
-        </w:rPr>
-        <w:t>，</w:t>
-      </w:r>
-      <w:r>
-        <w:t>画出</w:t>
-      </w:r>
-      <w:r>
-        <w:rPr>
-          <w:rFonts w:hint="eastAsia"/>
-        </w:rPr>
-        <w:t>有依赖</w:t>
-      </w:r>
-      <w:r>
-        <w:t>关系的类关系</w:t>
-      </w:r>
-    </w:p>
-    <w:p>
-      <w:pPr>
-        <w:pStyle w:val="a4"/>
-      </w:pPr>
-      <w:r>
-        <w:rPr>
-          <w:rFonts w:hint="eastAsia"/>
-        </w:rPr>
-        <w:t>（</w:t>
-      </w:r>
-      <w:r>
-        <w:rPr>
-          <w:rFonts w:hint="eastAsia"/>
-        </w:rPr>
-        <w:t>2</w:t>
-      </w:r>
-      <w:r>
-        <w:rPr>
-          <w:rFonts w:hint="eastAsia"/>
-        </w:rPr>
-        <w:t>）</w:t>
-      </w:r>
-      <w:r>
-        <w:t>连续的图可以</w:t>
-      </w:r>
-      <w:r>
-        <w:rPr>
-          <w:rFonts w:hint="eastAsia"/>
-        </w:rPr>
-        <w:t>统一</w:t>
-      </w:r>
-      <w:r>
-        <w:t>说明，比如在正文中说</w:t>
-      </w:r>
-      <w:r>
-        <w:t>teamwindow, helpwidow</w:t>
-      </w:r>
-      <w:r>
-        <w:rPr>
-          <w:rFonts w:hint="eastAsia"/>
-        </w:rPr>
-        <w:t>如</w:t>
-      </w:r>
-      <w:r>
-        <w:t>图</w:t>
-      </w:r>
-      <w:r>
-        <w:rPr>
-          <w:rFonts w:hint="eastAsia"/>
-        </w:rPr>
-        <w:t>2</w:t>
-      </w:r>
-      <w:r>
-        <w:rPr>
-          <w:rFonts w:hint="eastAsia"/>
-        </w:rPr>
-        <w:t>所示</w:t>
-      </w:r>
-      <w:r>
-        <w:t>。</w:t>
-      </w:r>
-    </w:p>
-    <w:p>
-      <w:pPr>
-        <w:pStyle w:val="a4"/>
-      </w:pPr>
-      <w:r>
-        <w:rPr>
-          <w:rFonts w:hint="eastAsia"/>
-        </w:rPr>
-        <w:t>（</w:t>
-      </w:r>
-      <w:r>
-        <w:rPr>
-          <w:rFonts w:hint="eastAsia"/>
-        </w:rPr>
-        <w:t>3</w:t>
-      </w:r>
-      <w:r>
-        <w:rPr>
-          <w:rFonts w:hint="eastAsia"/>
-        </w:rPr>
-        <w:t>）特别</w:t>
-      </w:r>
-      <w:r>
-        <w:t>注意：</w:t>
-      </w:r>
-      <w:r>
-        <w:rPr>
-          <w:rFonts w:hint="eastAsia"/>
-        </w:rPr>
-        <w:t>下面</w:t>
-      </w:r>
-      <w:r>
-        <w:t>的图</w:t>
-      </w:r>
-      <w:r>
-        <w:rPr>
-          <w:rFonts w:hint="eastAsia"/>
-        </w:rPr>
-        <w:t>是</w:t>
-      </w:r>
-      <w:r>
-        <w:t>有问题的</w:t>
-      </w:r>
-      <w:r>
-        <w:rPr>
-          <w:rFonts w:hint="eastAsia"/>
-        </w:rPr>
-        <w:t>，图</w:t>
-      </w:r>
-      <w:r>
-        <w:t>正下方</w:t>
-      </w:r>
-      <w:r>
-        <w:rPr>
-          <w:rFonts w:hint="eastAsia"/>
-        </w:rPr>
-        <w:t>缺少</w:t>
-      </w:r>
-      <w:r>
-        <w:t>图号和图名，在正文中没有对图的引用和解释</w:t>
+        <w:t>和系统</w:t>
+      </w:r>
+      <w:r>
+        <w:t>整体设计</w:t>
+      </w:r>
+      <w:r>
+        <w:rPr>
+          <w:rFonts w:hint="eastAsia"/>
+        </w:rPr>
+        <w:t>一样</w:t>
+      </w:r>
+      <w:r>
+        <w:t>，对主要功能模块进行阐述。如</w:t>
+      </w:r>
+      <w:r>
+        <w:rPr>
+          <w:rFonts w:hint="eastAsia"/>
+        </w:rPr>
+        <w:t>有</w:t>
+      </w:r>
+      <w:r>
+        <w:t>图或者表，需要采用</w:t>
+      </w:r>
+      <w:r>
+        <w:rPr>
+          <w:rFonts w:hint="eastAsia"/>
+        </w:rPr>
+        <w:t>前面</w:t>
+      </w:r>
+      <w:r>
+        <w:t>的标注方式予以标注，并在正文中予以引用</w:t>
+      </w:r>
+      <w:r>
+        <w:rPr>
+          <w:rFonts w:hint="eastAsia"/>
+        </w:rPr>
+        <w:t>和阐</w:t>
+      </w:r>
+      <w:r>
+        <w:t>释。</w:t>
       </w:r>
     </w:p>
   </w:comment>
@@ -11676,16 +11363,7 @@
         <w:t>编号</w:t>
       </w:r>
       <w:r>
-        <w:t>，图</w:t>
-      </w:r>
-      <w:r>
-        <w:t>4</w:t>
-      </w:r>
-      <w:r>
-        <w:t>、图</w:t>
-      </w:r>
-      <w:r>
-        <w:t>5</w:t>
+        <w:t>，图二、图三</w:t>
       </w:r>
       <w:r>
         <w:rPr>
@@ -11716,10 +11394,10 @@
       </w:r>
     </w:p>
   </w:comment>
-  <w:comment w:id="27" w:author="lenovo" w:date="2020-02-21T00:09:00Z" w:initials="l">
-    <w:p>
-      <w:pPr>
-        <w:pStyle w:val="a4"/>
+  <w:comment w:id="41" w:author="lenovo" w:date="2020-02-21T00:16:00Z" w:initials="l">
+    <w:p>
+      <w:pPr>
+        <w:ind w:firstLineChars="200" w:firstLine="420"/>
       </w:pPr>
       <w:r>
         <w:rPr>
@@ -11731,145 +11409,29 @@
         <w:rPr>
           <w:rFonts w:hint="eastAsia"/>
         </w:rPr>
-        <w:t>和系统</w:t>
-      </w:r>
-      <w:r>
-        <w:t>整体设计</w:t>
-      </w:r>
-      <w:r>
-        <w:rPr>
-          <w:rFonts w:hint="eastAsia"/>
-        </w:rPr>
-        <w:t>一样</w:t>
-      </w:r>
-      <w:r>
-        <w:t>，对主要功能模块进行阐述。如</w:t>
-      </w:r>
-      <w:r>
-        <w:rPr>
-          <w:rFonts w:hint="eastAsia"/>
-        </w:rPr>
-        <w:t>有</w:t>
-      </w:r>
-      <w:r>
-        <w:t>图或者表，需要采用</w:t>
-      </w:r>
-      <w:r>
-        <w:rPr>
-          <w:rFonts w:hint="eastAsia"/>
-        </w:rPr>
-        <w:t>前面</w:t>
-      </w:r>
-      <w:r>
-        <w:t>的标注方式予以标注，并在正文中予以引用</w:t>
-      </w:r>
-      <w:r>
-        <w:rPr>
-          <w:rFonts w:hint="eastAsia"/>
-        </w:rPr>
-        <w:t>和阐</w:t>
-      </w:r>
-      <w:r>
-        <w:t>释。</w:t>
+        <w:t>主要的功能界面截图，</w:t>
+      </w:r>
+      <w:r>
+        <w:t>和前面一样，</w:t>
+      </w:r>
+      <w:r>
+        <w:rPr>
+          <w:rFonts w:hint="eastAsia"/>
+        </w:rPr>
+        <w:t>要正确</w:t>
+      </w:r>
+      <w:r>
+        <w:t>标注并</w:t>
+      </w:r>
+      <w:r>
+        <w:rPr>
+          <w:rFonts w:hint="eastAsia"/>
+        </w:rPr>
+        <w:t>加文字描述。</w:t>
       </w:r>
     </w:p>
   </w:comment>
-  <w:comment w:id="28" w:author="lenovo" w:date="2020-02-20T23:45:00Z" w:initials="l">
-    <w:p>
-      <w:pPr>
-        <w:pStyle w:val="a4"/>
-      </w:pPr>
-      <w:r>
-        <w:rPr>
-          <w:rStyle w:val="a3"/>
-        </w:rPr>
-        <w:annotationRef/>
-      </w:r>
-      <w:r>
-        <w:rPr>
-          <w:rFonts w:hint="eastAsia"/>
-        </w:rPr>
-        <w:t>后面</w:t>
-      </w:r>
-      <w:r>
-        <w:t>的图依次</w:t>
-      </w:r>
-      <w:r>
-        <w:rPr>
-          <w:rFonts w:hint="eastAsia"/>
-        </w:rPr>
-        <w:t>编号</w:t>
-      </w:r>
-      <w:r>
-        <w:t>，图二、图三</w:t>
-      </w:r>
-      <w:r>
-        <w:rPr>
-          <w:rFonts w:hint="eastAsia"/>
-        </w:rPr>
-        <w:t>，</w:t>
-      </w:r>
-      <w:r>
-        <w:t>字号</w:t>
-      </w:r>
-      <w:r>
-        <w:rPr>
-          <w:rFonts w:hint="eastAsia"/>
-        </w:rPr>
-        <w:t>比</w:t>
-      </w:r>
-      <w:r>
-        <w:t>正文字号小一号，</w:t>
-      </w:r>
-      <w:r>
-        <w:rPr>
-          <w:rFonts w:hint="eastAsia"/>
-        </w:rPr>
-        <w:t>图号</w:t>
-      </w:r>
-      <w:r>
-        <w:t>和图名位于图的正下方</w:t>
-      </w:r>
-    </w:p>
-  </w:comment>
-  <w:comment w:id="44" w:author="lenovo" w:date="2020-02-21T00:16:00Z" w:initials="l">
-    <w:p>
-      <w:pPr>
-        <w:ind w:firstLineChars="200" w:firstLine="420"/>
-      </w:pPr>
-      <w:r>
-        <w:rPr>
-          <w:rStyle w:val="a3"/>
-        </w:rPr>
-        <w:annotationRef/>
-      </w:r>
-      <w:r>
-        <w:rPr>
-          <w:rFonts w:hint="eastAsia"/>
-        </w:rPr>
-        <w:t>主要的功能界面截图，</w:t>
-      </w:r>
-      <w:r>
-        <w:t>和前面一样，</w:t>
-      </w:r>
-      <w:r>
-        <w:rPr>
-          <w:rFonts w:hint="eastAsia"/>
-        </w:rPr>
-        <w:t>要正确</w:t>
-      </w:r>
-      <w:r>
-        <w:t>标注并</w:t>
-      </w:r>
-      <w:r>
-        <w:rPr>
-          <w:rFonts w:hint="eastAsia"/>
-        </w:rPr>
-        <w:t>加文字描述。</w:t>
-      </w:r>
-    </w:p>
-  </w:comment>
-  <w:comment w:id="46" w:author="lenovo" w:date="2020-02-21T00:37:00Z" w:initials="l">
+  <w:comment w:id="43" w:author="lenovo" w:date="2020-02-21T00:37:00Z" w:initials="l">
     <w:p>
       <w:pPr>
         <w:pStyle w:val="a4"/>
@@ -11907,9 +11469,6 @@
   <w15:commentEx w15:paraId="71075D17" w15:done="0"/>
   <w15:commentEx w15:paraId="428B3FD4" w15:done="0"/>
   <w15:commentEx w15:paraId="731C873F" w15:done="0"/>
-  <w15:commentEx w15:paraId="287D76EC" w15:done="0"/>
-  <w15:commentEx w15:paraId="7047F919" w15:done="0"/>
-  <w15:commentEx w15:paraId="142C2B39" w15:done="0"/>
   <w15:commentEx w15:paraId="4BACF1CB" w15:done="0"/>
   <w15:commentEx w15:paraId="44C4DB6D" w15:done="0"/>
   <w15:commentEx w15:paraId="4F22C6E7" w15:done="0"/>
@@ -11932,9 +11491,6 @@
   <w16cid:commentId w16cid:paraId="71075D17" w16cid:durableId="71075D17"/>
   <w16cid:commentId w16cid:paraId="428B3FD4" w16cid:durableId="428B3FD4"/>
   <w16cid:commentId w16cid:paraId="731C873F" w16cid:durableId="731C873F"/>
-  <w16cid:commentId w16cid:paraId="287D76EC" w16cid:durableId="287D76EC"/>
-  <w16cid:commentId w16cid:paraId="7047F919" w16cid:durableId="7047F919"/>
-  <w16cid:commentId w16cid:paraId="142C2B39" w16cid:durableId="142C2B39"/>
   <w16cid:commentId w16cid:paraId="4BACF1CB" w16cid:durableId="4BACF1CB"/>
   <w16cid:commentId w16cid:paraId="44C4DB6D" w16cid:durableId="44C4DB6D"/>
   <w16cid:commentId w16cid:paraId="4F22C6E7" w16cid:durableId="4F22C6E7"/>

--- a/吃豆人课设报告.docx
+++ b/吃豆人课设报告.docx
@@ -3492,21 +3492,21 @@
             <w:color w:val="0000FF"/>
             <w:u w:val="single"/>
           </w:rPr>
-          <w:t>liarr23/pac-man-p</w:t>
+          <w:t>liarr2</w:t>
         </w:r>
         <w:r>
           <w:rPr>
             <w:color w:val="0000FF"/>
             <w:u w:val="single"/>
           </w:rPr>
-          <w:t>r</w:t>
+          <w:t>3</w:t>
         </w:r>
         <w:r>
           <w:rPr>
             <w:color w:val="0000FF"/>
             <w:u w:val="single"/>
           </w:rPr>
-          <w:t>oject</w:t>
+          <w:t>/pac-man-project</w:t>
         </w:r>
       </w:hyperlink>
     </w:p>
@@ -4670,7 +4670,6 @@
         <w:spacing w:line="324" w:lineRule="auto"/>
         <w:ind w:firstLineChars="175" w:firstLine="420"/>
         <w:rPr>
-          <w:rFonts w:hint="eastAsia"/>
           <w:sz w:val="24"/>
         </w:rPr>
       </w:pPr>
@@ -4697,7 +4696,6 @@
         <w:spacing w:line="324" w:lineRule="auto"/>
         <w:ind w:firstLineChars="175" w:firstLine="420"/>
         <w:rPr>
-          <w:rFonts w:hint="eastAsia"/>
           <w:sz w:val="24"/>
         </w:rPr>
       </w:pPr>
@@ -4735,7 +4733,6 @@
         <w:spacing w:line="324" w:lineRule="auto"/>
         <w:ind w:firstLineChars="175" w:firstLine="420"/>
         <w:rPr>
-          <w:rFonts w:hint="eastAsia"/>
           <w:sz w:val="24"/>
         </w:rPr>
       </w:pPr>
@@ -4782,7 +4779,6 @@
         <w:spacing w:line="324" w:lineRule="auto"/>
         <w:ind w:firstLineChars="175" w:firstLine="420"/>
         <w:rPr>
-          <w:rFonts w:hint="eastAsia"/>
           <w:sz w:val="24"/>
         </w:rPr>
       </w:pPr>
@@ -4792,7 +4788,6 @@
         <w:spacing w:line="324" w:lineRule="auto"/>
         <w:ind w:firstLineChars="175" w:firstLine="420"/>
         <w:rPr>
-          <w:rFonts w:hint="eastAsia"/>
           <w:sz w:val="24"/>
         </w:rPr>
       </w:pPr>
@@ -4809,7 +4804,6 @@
         <w:spacing w:line="324" w:lineRule="auto"/>
         <w:ind w:firstLineChars="175" w:firstLine="420"/>
         <w:rPr>
-          <w:rFonts w:hint="eastAsia"/>
           <w:sz w:val="24"/>
         </w:rPr>
       </w:pPr>
@@ -4833,7 +4827,6 @@
         <w:spacing w:line="324" w:lineRule="auto"/>
         <w:ind w:firstLineChars="175" w:firstLine="420"/>
         <w:rPr>
-          <w:rFonts w:hint="eastAsia"/>
           <w:sz w:val="24"/>
         </w:rPr>
       </w:pPr>
@@ -4872,7 +4865,6 @@
         <w:spacing w:line="324" w:lineRule="auto"/>
         <w:ind w:firstLineChars="175" w:firstLine="420"/>
         <w:rPr>
-          <w:rFonts w:hint="eastAsia"/>
           <w:sz w:val="24"/>
         </w:rPr>
       </w:pPr>
@@ -4896,7 +4888,6 @@
         <w:spacing w:line="324" w:lineRule="auto"/>
         <w:ind w:firstLineChars="175" w:firstLine="420"/>
         <w:rPr>
-          <w:rFonts w:hint="eastAsia"/>
           <w:sz w:val="24"/>
         </w:rPr>
       </w:pPr>
@@ -4920,7 +4911,6 @@
         <w:spacing w:line="324" w:lineRule="auto"/>
         <w:ind w:firstLineChars="175" w:firstLine="420"/>
         <w:rPr>
-          <w:rFonts w:hint="eastAsia"/>
           <w:sz w:val="24"/>
         </w:rPr>
       </w:pPr>
@@ -4930,7 +4920,6 @@
         <w:spacing w:line="324" w:lineRule="auto"/>
         <w:ind w:firstLineChars="175" w:firstLine="420"/>
         <w:rPr>
-          <w:rFonts w:hint="eastAsia"/>
           <w:sz w:val="24"/>
         </w:rPr>
       </w:pPr>
@@ -4954,7 +4943,6 @@
         <w:spacing w:line="324" w:lineRule="auto"/>
         <w:ind w:firstLineChars="175" w:firstLine="420"/>
         <w:rPr>
-          <w:rFonts w:hint="eastAsia"/>
           <w:sz w:val="24"/>
         </w:rPr>
       </w:pPr>
@@ -4978,7 +4966,6 @@
         <w:spacing w:line="324" w:lineRule="auto"/>
         <w:ind w:firstLineChars="175" w:firstLine="420"/>
         <w:rPr>
-          <w:rFonts w:hint="eastAsia"/>
           <w:sz w:val="24"/>
         </w:rPr>
       </w:pPr>
@@ -5002,7 +4989,6 @@
         <w:spacing w:line="324" w:lineRule="auto"/>
         <w:ind w:firstLineChars="175" w:firstLine="420"/>
         <w:rPr>
-          <w:rFonts w:hint="eastAsia"/>
           <w:sz w:val="24"/>
         </w:rPr>
       </w:pPr>
@@ -5036,7 +5022,6 @@
         <w:spacing w:line="324" w:lineRule="auto"/>
         <w:ind w:firstLineChars="175" w:firstLine="420"/>
         <w:rPr>
-          <w:rFonts w:hint="eastAsia"/>
           <w:sz w:val="24"/>
         </w:rPr>
       </w:pPr>
@@ -5067,7 +5052,6 @@
         <w:spacing w:line="324" w:lineRule="auto"/>
         <w:ind w:firstLineChars="175" w:firstLine="420"/>
         <w:rPr>
-          <w:rFonts w:hint="eastAsia"/>
           <w:sz w:val="24"/>
         </w:rPr>
       </w:pPr>
@@ -5105,7 +5089,6 @@
         <w:spacing w:line="324" w:lineRule="auto"/>
         <w:ind w:firstLineChars="175" w:firstLine="420"/>
         <w:rPr>
-          <w:rFonts w:hint="eastAsia"/>
           <w:sz w:val="24"/>
         </w:rPr>
       </w:pPr>
@@ -5143,7 +5126,6 @@
         <w:spacing w:line="324" w:lineRule="auto"/>
         <w:ind w:firstLineChars="175" w:firstLine="420"/>
         <w:rPr>
-          <w:rFonts w:hint="eastAsia"/>
           <w:sz w:val="24"/>
         </w:rPr>
       </w:pPr>
@@ -5484,7 +5466,7 @@
         <w:ind w:firstLine="440"/>
         <w:rPr>
           <w:rStyle w:val="s1"/>
-          <w:rFonts w:ascii="宋体" w:hAnsi="宋体"/>
+          <w:rFonts w:ascii="宋体" w:hAnsi="宋体" w:hint="eastAsia"/>
           <w:sz w:val="24"/>
         </w:rPr>
       </w:pPr>
@@ -5520,7 +5502,6 @@
       <w:pPr>
         <w:jc w:val="center"/>
         <w:rPr>
-          <w:rFonts w:hint="eastAsia"/>
           <w:noProof/>
         </w:rPr>
       </w:pPr>
@@ -5531,7 +5512,6 @@
         <w:ind w:firstLineChars="200" w:firstLine="480"/>
         <w:jc w:val="center"/>
         <w:rPr>
-          <w:rFonts w:hint="eastAsia"/>
           <w:szCs w:val="21"/>
         </w:rPr>
       </w:pPr>
@@ -5543,18 +5523,10 @@
         </w:rPr>
         <w:lastRenderedPageBreak/>
         <w:drawing>
-          <wp:anchor distT="0" distB="0" distL="114300" distR="114300" simplePos="0" relativeHeight="251658240" behindDoc="0" locked="0" layoutInCell="1" allowOverlap="1" wp14:anchorId="41A90DCD" wp14:editId="5A29B969">
-            <wp:simplePos x="0" y="0"/>
-            <wp:positionH relativeFrom="margin">
-              <wp:posOffset>1426475</wp:posOffset>
-            </wp:positionH>
-            <wp:positionV relativeFrom="margin">
-              <wp:posOffset>1400686</wp:posOffset>
-            </wp:positionV>
-            <wp:extent cx="3674745" cy="4347845"/>
-            <wp:effectExtent l="0" t="0" r="1905" b="0"/>
-            <wp:wrapSquare wrapText="bothSides"/>
-            <wp:docPr id="1775279957" name="图片 29"/>
+          <wp:inline distT="0" distB="0" distL="0" distR="0" wp14:anchorId="7BC935E7" wp14:editId="34F67CF8">
+            <wp:extent cx="5939790" cy="3403600"/>
+            <wp:effectExtent l="0" t="0" r="3810" b="6350"/>
+            <wp:docPr id="1744363600" name="图片 35"/>
             <wp:cNvGraphicFramePr>
               <a:graphicFrameLocks xmlns:a="http://schemas.openxmlformats.org/drawingml/2006/main" noChangeAspect="1"/>
             </wp:cNvGraphicFramePr>
@@ -5562,7 +5534,7 @@
               <a:graphicData uri="http://schemas.openxmlformats.org/drawingml/2006/picture">
                 <pic:pic xmlns:pic="http://schemas.openxmlformats.org/drawingml/2006/picture">
                   <pic:nvPicPr>
-                    <pic:cNvPr id="1775279957" name="图片 1775279957"/>
+                    <pic:cNvPr id="1744363600" name="图片 1744363600"/>
                     <pic:cNvPicPr/>
                   </pic:nvPicPr>
                   <pic:blipFill>
@@ -5580,7 +5552,7 @@
                   <pic:spPr>
                     <a:xfrm>
                       <a:off x="0" y="0"/>
-                      <a:ext cx="3674745" cy="4347845"/>
+                      <a:ext cx="5939790" cy="3403600"/>
                     </a:xfrm>
                     <a:prstGeom prst="rect">
                       <a:avLst/>
@@ -5589,13 +5561,7 @@
                 </pic:pic>
               </a:graphicData>
             </a:graphic>
-            <wp14:sizeRelH relativeFrom="margin">
-              <wp14:pctWidth>0</wp14:pctWidth>
-            </wp14:sizeRelH>
-            <wp14:sizeRelV relativeFrom="margin">
-              <wp14:pctHeight>0</wp14:pctHeight>
-            </wp14:sizeRelV>
-          </wp:anchor>
+          </wp:inline>
         </w:drawing>
       </w:r>
     </w:p>
@@ -5606,56 +5572,32 @@
         <w:spacing w:line="240" w:lineRule="auto"/>
       </w:pPr>
       <w:bookmarkStart w:id="19" w:name="_Toc33138192"/>
-      <w:commentRangeStart w:id="20"/>
-      <w:r>
-        <w:rPr>
-          <w:rFonts w:hint="eastAsia"/>
+      <w:r>
+        <w:rPr>
+          <w:noProof/>
         </w:rPr>
         <w:lastRenderedPageBreak/>
-        <w:t>2</w:t>
-      </w:r>
-      <w:r>
-        <w:t>.</w:t>
-      </w:r>
-      <w:r>
-        <w:t>2</w:t>
-      </w:r>
-      <w:r>
-        <w:t xml:space="preserve"> </w:t>
-      </w:r>
-      <w:r>
-        <w:t>UML</w:t>
-      </w:r>
-      <w:r>
-        <w:rPr>
-          <w:rFonts w:hint="eastAsia"/>
-        </w:rPr>
-        <w:t>类图</w:t>
-      </w:r>
-      <w:bookmarkEnd w:id="19"/>
-      <w:commentRangeEnd w:id="20"/>
-      <w:r>
-        <w:rPr>
-          <w:rStyle w:val="a3"/>
-          <w:sz w:val="32"/>
-          <w:szCs w:val="32"/>
-        </w:rPr>
-        <w:commentReference w:id="20"/>
-      </w:r>
-    </w:p>
-    <w:p>
-      <w:pPr>
-        <w:jc w:val="center"/>
-      </w:pPr>
-      <w:r>
-        <w:rPr>
-          <w:noProof/>
-        </w:rPr>
         <w:drawing>
-          <wp:inline distT="0" distB="0" distL="0" distR="0" wp14:anchorId="62C0A990" wp14:editId="5698E2D4">
-            <wp:extent cx="3166554" cy="7962951"/>
-            <wp:effectExtent l="0" t="0" r="0" b="0"/>
-            <wp:docPr id="287" name="图片 11"/>
+          <wp:anchor distT="0" distB="0" distL="114300" distR="114300" simplePos="0" relativeHeight="251660288" behindDoc="1" locked="0" layoutInCell="1" allowOverlap="1" wp14:anchorId="3ED6A3D2" wp14:editId="49D61528">
+            <wp:simplePos x="0" y="0"/>
+            <wp:positionH relativeFrom="column">
+              <wp:posOffset>3364600</wp:posOffset>
+            </wp:positionH>
+            <wp:positionV relativeFrom="paragraph">
+              <wp:posOffset>294</wp:posOffset>
+            </wp:positionV>
+            <wp:extent cx="1694815" cy="8891270"/>
+            <wp:effectExtent l="0" t="0" r="635" b="5080"/>
+            <wp:wrapTight wrapText="bothSides">
+              <wp:wrapPolygon edited="0">
+                <wp:start x="0" y="0"/>
+                <wp:lineTo x="0" y="21566"/>
+                <wp:lineTo x="21365" y="21566"/>
+                <wp:lineTo x="21365" y="0"/>
+                <wp:lineTo x="0" y="0"/>
+              </wp:wrapPolygon>
+            </wp:wrapTight>
+            <wp:docPr id="1066274360" name="图片 33"/>
             <wp:cNvGraphicFramePr>
               <a:graphicFrameLocks xmlns:a="http://schemas.openxmlformats.org/drawingml/2006/main" noChangeAspect="1"/>
             </wp:cNvGraphicFramePr>
@@ -5663,147 +5605,62 @@
               <a:graphicData uri="http://schemas.openxmlformats.org/drawingml/2006/picture">
                 <pic:pic xmlns:pic="http://schemas.openxmlformats.org/drawingml/2006/picture">
                   <pic:nvPicPr>
-                    <pic:cNvPr id="0" name="图片 11"/>
-                    <pic:cNvPicPr>
-                      <a:picLocks noChangeAspect="1" noChangeArrowheads="1"/>
-                    </pic:cNvPicPr>
+                    <pic:cNvPr id="1066274360" name="图片 1066274360"/>
+                    <pic:cNvPicPr/>
                   </pic:nvPicPr>
                   <pic:blipFill>
-                    <a:blip r:embed="rId17">
+                    <a:blip r:embed="rId17" cstate="print">
                       <a:extLst>
                         <a:ext uri="{28A0092B-C50C-407E-A947-70E740481C1C}">
                           <a14:useLocalDpi xmlns:a14="http://schemas.microsoft.com/office/drawing/2010/main" val="0"/>
                         </a:ext>
                       </a:extLst>
                     </a:blip>
-                    <a:srcRect/>
                     <a:stretch>
                       <a:fillRect/>
                     </a:stretch>
                   </pic:blipFill>
-                  <pic:spPr bwMode="auto">
+                  <pic:spPr>
                     <a:xfrm>
                       <a:off x="0" y="0"/>
-                      <a:ext cx="3171998" cy="7976640"/>
+                      <a:ext cx="1694815" cy="8891270"/>
                     </a:xfrm>
                     <a:prstGeom prst="rect">
                       <a:avLst/>
                     </a:prstGeom>
-                    <a:noFill/>
-                    <a:ln>
-                      <a:noFill/>
-                    </a:ln>
                   </pic:spPr>
                 </pic:pic>
               </a:graphicData>
             </a:graphic>
-          </wp:inline>
+          </wp:anchor>
         </w:drawing>
       </w:r>
-    </w:p>
-    <w:p>
-      <w:pPr>
-        <w:jc w:val="center"/>
-      </w:pPr>
-    </w:p>
-    <w:p>
-      <w:pPr>
-        <w:pStyle w:val="2"/>
-        <w:keepLines w:val="0"/>
-        <w:spacing w:line="240" w:lineRule="auto"/>
-      </w:pPr>
-      <w:bookmarkStart w:id="21" w:name="_Toc33138193"/>
-      <w:r>
-        <w:rPr>
-          <w:rFonts w:hint="eastAsia"/>
-        </w:rPr>
-        <w:lastRenderedPageBreak/>
-        <w:t>2</w:t>
-      </w:r>
-      <w:r>
-        <w:t>.</w:t>
-      </w:r>
-      <w:r>
-        <w:t>3</w:t>
-      </w:r>
-      <w:r>
-        <w:rPr>
-          <w:rFonts w:hint="eastAsia"/>
-        </w:rPr>
-        <w:t>系统</w:t>
-      </w:r>
-      <w:r>
-        <w:t>的整体设计</w:t>
-      </w:r>
-      <w:bookmarkEnd w:id="21"/>
-    </w:p>
-    <w:p>
-      <w:pPr>
-        <w:spacing w:line="324" w:lineRule="auto"/>
-        <w:ind w:firstLineChars="200" w:firstLine="480"/>
-        <w:rPr>
-          <w:rFonts w:ascii="宋体" w:hAnsi="宋体" w:hint="eastAsia"/>
-          <w:sz w:val="24"/>
-        </w:rPr>
-      </w:pPr>
-      <w:r>
-        <w:rPr>
-          <w:rFonts w:ascii="宋体" w:hAnsi="宋体" w:hint="eastAsia"/>
-          <w:sz w:val="24"/>
-        </w:rPr>
-        <w:t>系统</w:t>
-      </w:r>
-      <w:r>
-        <w:rPr>
-          <w:rFonts w:ascii="宋体" w:hAnsi="宋体"/>
-          <w:sz w:val="24"/>
-        </w:rPr>
-        <w:t>的整体程序流程图如图</w:t>
-      </w:r>
-      <w:r>
-        <w:rPr>
-          <w:rFonts w:ascii="宋体" w:hAnsi="宋体" w:hint="eastAsia"/>
-          <w:sz w:val="24"/>
-        </w:rPr>
-        <w:t>3</w:t>
-      </w:r>
-      <w:r>
-        <w:rPr>
-          <w:rFonts w:ascii="宋体" w:hAnsi="宋体"/>
-          <w:sz w:val="24"/>
-        </w:rPr>
-        <w:t>所示</w:t>
-      </w:r>
-      <w:r>
-        <w:rPr>
-          <w:rFonts w:ascii="宋体" w:hAnsi="宋体" w:hint="eastAsia"/>
-          <w:sz w:val="24"/>
-        </w:rPr>
-        <w:t>。详述关于</w:t>
-      </w:r>
-      <w:r>
-        <w:rPr>
-          <w:rFonts w:ascii="宋体" w:hAnsi="宋体"/>
-          <w:sz w:val="24"/>
-        </w:rPr>
-        <w:t>流程图的解释。</w:t>
-      </w:r>
-    </w:p>
-    <w:p>
-      <w:pPr>
-        <w:rPr>
+      <w:r>
+        <w:rPr>
+          <w:rFonts w:hint="eastAsia"/>
           <w:noProof/>
         </w:rPr>
-      </w:pPr>
-      <w:r>
-        <w:rPr>
-          <w:noProof/>
-        </w:rPr>
         <w:drawing>
-          <wp:inline distT="0" distB="0" distL="0" distR="0" wp14:anchorId="1435D853" wp14:editId="0DBFBB34">
-            <wp:extent cx="5267325" cy="3571875"/>
-            <wp:effectExtent l="0" t="0" r="9525" b="9525"/>
-            <wp:docPr id="282" name="图片 17"/>
+          <wp:anchor distT="0" distB="0" distL="114300" distR="114300" simplePos="0" relativeHeight="251659264" behindDoc="1" locked="0" layoutInCell="1" allowOverlap="1" wp14:anchorId="68D25430" wp14:editId="74B47414">
+            <wp:simplePos x="0" y="0"/>
+            <wp:positionH relativeFrom="column">
+              <wp:posOffset>1317009</wp:posOffset>
+            </wp:positionH>
+            <wp:positionV relativeFrom="paragraph">
+              <wp:posOffset>294</wp:posOffset>
+            </wp:positionV>
+            <wp:extent cx="1953895" cy="8891270"/>
+            <wp:effectExtent l="0" t="0" r="8255" b="5080"/>
+            <wp:wrapTight wrapText="bothSides">
+              <wp:wrapPolygon edited="0">
+                <wp:start x="0" y="0"/>
+                <wp:lineTo x="0" y="21566"/>
+                <wp:lineTo x="21481" y="21566"/>
+                <wp:lineTo x="21481" y="0"/>
+                <wp:lineTo x="0" y="0"/>
+              </wp:wrapPolygon>
+            </wp:wrapTight>
+            <wp:docPr id="239911664" name="图片 32"/>
             <wp:cNvGraphicFramePr>
               <a:graphicFrameLocks xmlns:a="http://schemas.openxmlformats.org/drawingml/2006/main" noChangeAspect="1"/>
             </wp:cNvGraphicFramePr>
@@ -5811,36 +5668,419 @@
               <a:graphicData uri="http://schemas.openxmlformats.org/drawingml/2006/picture">
                 <pic:pic xmlns:pic="http://schemas.openxmlformats.org/drawingml/2006/picture">
                   <pic:nvPicPr>
-                    <pic:cNvPr id="0" name="图片 17"/>
-                    <pic:cNvPicPr>
-                      <a:picLocks noChangeAspect="1" noChangeArrowheads="1"/>
-                    </pic:cNvPicPr>
+                    <pic:cNvPr id="239911664" name="图片 239911664"/>
+                    <pic:cNvPicPr/>
                   </pic:nvPicPr>
                   <pic:blipFill>
-                    <a:blip r:embed="rId18">
+                    <a:blip r:embed="rId18" cstate="print">
                       <a:extLst>
                         <a:ext uri="{28A0092B-C50C-407E-A947-70E740481C1C}">
                           <a14:useLocalDpi xmlns:a14="http://schemas.microsoft.com/office/drawing/2010/main" val="0"/>
                         </a:ext>
                       </a:extLst>
                     </a:blip>
-                    <a:srcRect/>
                     <a:stretch>
                       <a:fillRect/>
                     </a:stretch>
                   </pic:blipFill>
-                  <pic:spPr bwMode="auto">
+                  <pic:spPr>
                     <a:xfrm>
                       <a:off x="0" y="0"/>
-                      <a:ext cx="5267325" cy="3571875"/>
+                      <a:ext cx="1953895" cy="8891270"/>
                     </a:xfrm>
                     <a:prstGeom prst="rect">
                       <a:avLst/>
                     </a:prstGeom>
-                    <a:noFill/>
-                    <a:ln>
-                      <a:noFill/>
-                    </a:ln>
+                  </pic:spPr>
+                </pic:pic>
+              </a:graphicData>
+            </a:graphic>
+          </wp:anchor>
+        </w:drawing>
+      </w:r>
+      <w:commentRangeStart w:id="20"/>
+      <w:r>
+        <w:rPr>
+          <w:rFonts w:hint="eastAsia"/>
+        </w:rPr>
+        <w:t>2</w:t>
+      </w:r>
+      <w:r>
+        <w:t>.</w:t>
+      </w:r>
+      <w:r>
+        <w:t>2</w:t>
+      </w:r>
+      <w:r>
+        <w:t xml:space="preserve"> </w:t>
+      </w:r>
+      <w:r>
+        <w:t>UML</w:t>
+      </w:r>
+      <w:r>
+        <w:rPr>
+          <w:rFonts w:hint="eastAsia"/>
+        </w:rPr>
+        <w:t>类</w:t>
+      </w:r>
+      <w:bookmarkEnd w:id="19"/>
+      <w:commentRangeEnd w:id="20"/>
+      <w:r>
+        <w:rPr>
+          <w:rStyle w:val="a3"/>
+          <w:sz w:val="32"/>
+          <w:szCs w:val="32"/>
+        </w:rPr>
+        <w:commentReference w:id="20"/>
+      </w:r>
+    </w:p>
+    <w:p>
+      <w:pPr>
+        <w:jc w:val="center"/>
+        <w:rPr>
+          <w:rFonts w:hint="eastAsia"/>
+        </w:rPr>
+      </w:pPr>
+    </w:p>
+    <w:p>
+      <w:pPr>
+        <w:jc w:val="center"/>
+      </w:pPr>
+    </w:p>
+    <w:p>
+      <w:pPr>
+        <w:pStyle w:val="2"/>
+        <w:keepLines w:val="0"/>
+        <w:spacing w:line="240" w:lineRule="auto"/>
+      </w:pPr>
+      <w:bookmarkStart w:id="21" w:name="_Toc33138193"/>
+      <w:r>
+        <w:rPr>
+          <w:rFonts w:hint="eastAsia"/>
+        </w:rPr>
+        <w:t>2</w:t>
+      </w:r>
+      <w:r>
+        <w:t>.</w:t>
+      </w:r>
+      <w:r>
+        <w:t>3</w:t>
+      </w:r>
+      <w:r>
+        <w:rPr>
+          <w:rFonts w:hint="eastAsia"/>
+        </w:rPr>
+        <w:t>系统</w:t>
+      </w:r>
+      <w:r>
+        <w:t>的整体设计</w:t>
+      </w:r>
+      <w:bookmarkEnd w:id="21"/>
+    </w:p>
+    <w:p>
+      <w:pPr>
+        <w:spacing w:line="324" w:lineRule="auto"/>
+        <w:ind w:firstLineChars="200" w:firstLine="420"/>
+        <w:rPr>
+          <w:rFonts w:ascii="宋体" w:hAnsi="宋体" w:hint="eastAsia"/>
+          <w:sz w:val="24"/>
+        </w:rPr>
+      </w:pPr>
+      <w:r>
+        <w:rPr>
+          <w:noProof/>
+        </w:rPr>
+        <w:drawing>
+          <wp:anchor distT="0" distB="0" distL="114300" distR="114300" simplePos="0" relativeHeight="251661312" behindDoc="1" locked="0" layoutInCell="1" allowOverlap="1" wp14:anchorId="033DCBBC" wp14:editId="649CF6C9">
+            <wp:simplePos x="0" y="0"/>
+            <wp:positionH relativeFrom="column">
+              <wp:posOffset>525809</wp:posOffset>
+            </wp:positionH>
+            <wp:positionV relativeFrom="paragraph">
+              <wp:posOffset>310620</wp:posOffset>
+            </wp:positionV>
+            <wp:extent cx="4692015" cy="6459220"/>
+            <wp:effectExtent l="0" t="0" r="0" b="0"/>
+            <wp:wrapTopAndBottom/>
+            <wp:docPr id="1418008100" name="图片 34"/>
+            <wp:cNvGraphicFramePr>
+              <a:graphicFrameLocks xmlns:a="http://schemas.openxmlformats.org/drawingml/2006/main" noChangeAspect="1"/>
+            </wp:cNvGraphicFramePr>
+            <a:graphic xmlns:a="http://schemas.openxmlformats.org/drawingml/2006/main">
+              <a:graphicData uri="http://schemas.openxmlformats.org/drawingml/2006/picture">
+                <pic:pic xmlns:pic="http://schemas.openxmlformats.org/drawingml/2006/picture">
+                  <pic:nvPicPr>
+                    <pic:cNvPr id="1418008100" name="图片 1418008100"/>
+                    <pic:cNvPicPr/>
+                  </pic:nvPicPr>
+                  <pic:blipFill>
+                    <a:blip r:embed="rId19" cstate="print">
+                      <a:extLst>
+                        <a:ext uri="{28A0092B-C50C-407E-A947-70E740481C1C}">
+                          <a14:useLocalDpi xmlns:a14="http://schemas.microsoft.com/office/drawing/2010/main" val="0"/>
+                        </a:ext>
+                      </a:extLst>
+                    </a:blip>
+                    <a:stretch>
+                      <a:fillRect/>
+                    </a:stretch>
+                  </pic:blipFill>
+                  <pic:spPr>
+                    <a:xfrm>
+                      <a:off x="0" y="0"/>
+                      <a:ext cx="4692015" cy="6459220"/>
+                    </a:xfrm>
+                    <a:prstGeom prst="rect">
+                      <a:avLst/>
+                    </a:prstGeom>
+                  </pic:spPr>
+                </pic:pic>
+              </a:graphicData>
+            </a:graphic>
+          </wp:anchor>
+        </w:drawing>
+      </w:r>
+      <w:r>
+        <w:rPr>
+          <w:rFonts w:ascii="宋体" w:hAnsi="宋体" w:hint="eastAsia"/>
+          <w:sz w:val="24"/>
+        </w:rPr>
+        <w:t>系统</w:t>
+      </w:r>
+      <w:r>
+        <w:rPr>
+          <w:rFonts w:ascii="宋体" w:hAnsi="宋体"/>
+          <w:sz w:val="24"/>
+        </w:rPr>
+        <w:t>的整体程序流程图如图</w:t>
+      </w:r>
+      <w:r>
+        <w:rPr>
+          <w:rFonts w:ascii="宋体" w:hAnsi="宋体" w:hint="eastAsia"/>
+          <w:sz w:val="24"/>
+        </w:rPr>
+        <w:t>3</w:t>
+      </w:r>
+      <w:r>
+        <w:rPr>
+          <w:rFonts w:ascii="宋体" w:hAnsi="宋体"/>
+          <w:sz w:val="24"/>
+        </w:rPr>
+        <w:t>所示</w:t>
+      </w:r>
+      <w:r>
+        <w:rPr>
+          <w:rFonts w:ascii="宋体" w:hAnsi="宋体" w:hint="eastAsia"/>
+          <w:sz w:val="24"/>
+        </w:rPr>
+        <w:t>。详述关于</w:t>
+      </w:r>
+      <w:r>
+        <w:rPr>
+          <w:rFonts w:ascii="宋体" w:hAnsi="宋体"/>
+          <w:sz w:val="24"/>
+        </w:rPr>
+        <w:t>流程图的解释。</w:t>
+      </w:r>
+    </w:p>
+    <w:p>
+      <w:pPr>
+        <w:rPr>
+          <w:noProof/>
+        </w:rPr>
+      </w:pPr>
+    </w:p>
+    <w:p>
+      <w:pPr>
+        <w:spacing w:beforeLines="50" w:before="156" w:afterLines="50" w:after="156" w:line="324" w:lineRule="auto"/>
+        <w:ind w:firstLineChars="200" w:firstLine="420"/>
+        <w:jc w:val="center"/>
+        <w:rPr>
+          <w:szCs w:val="21"/>
+        </w:rPr>
+      </w:pPr>
+      <w:commentRangeStart w:id="22"/>
+      <w:r>
+        <w:rPr>
+          <w:rFonts w:hint="eastAsia"/>
+          <w:szCs w:val="21"/>
+        </w:rPr>
+        <w:t>图</w:t>
+      </w:r>
+      <w:r>
+        <w:rPr>
+          <w:rFonts w:hint="eastAsia"/>
+          <w:szCs w:val="21"/>
+        </w:rPr>
+        <w:t>3</w:t>
+      </w:r>
+      <w:r>
+        <w:rPr>
+          <w:rFonts w:hint="eastAsia"/>
+          <w:szCs w:val="21"/>
+        </w:rPr>
+        <w:t xml:space="preserve"> </w:t>
+      </w:r>
+      <w:r>
+        <w:rPr>
+          <w:rFonts w:hint="eastAsia"/>
+          <w:szCs w:val="21"/>
+        </w:rPr>
+        <w:t>系统整体程序</w:t>
+      </w:r>
+      <w:r>
+        <w:rPr>
+          <w:szCs w:val="21"/>
+        </w:rPr>
+        <w:t>流程图</w:t>
+      </w:r>
+      <w:commentRangeEnd w:id="22"/>
+      <w:r>
+        <w:rPr>
+          <w:rStyle w:val="a3"/>
+        </w:rPr>
+        <w:commentReference w:id="22"/>
+      </w:r>
+    </w:p>
+    <w:p>
+      <w:pPr>
+        <w:pStyle w:val="2"/>
+        <w:keepLines w:val="0"/>
+        <w:spacing w:line="240" w:lineRule="auto"/>
+      </w:pPr>
+      <w:bookmarkStart w:id="23" w:name="_Toc33138194"/>
+      <w:commentRangeStart w:id="24"/>
+      <w:r>
+        <w:rPr>
+          <w:rFonts w:hint="eastAsia"/>
+        </w:rPr>
+        <w:lastRenderedPageBreak/>
+        <w:t>2</w:t>
+      </w:r>
+      <w:r>
+        <w:t>.4</w:t>
+      </w:r>
+      <w:r>
+        <w:rPr>
+          <w:rFonts w:hint="eastAsia"/>
+        </w:rPr>
+        <w:t>功能</w:t>
+      </w:r>
+      <w:r>
+        <w:t>模块</w:t>
+      </w:r>
+      <w:r>
+        <w:rPr>
+          <w:rFonts w:hint="eastAsia"/>
+        </w:rPr>
+        <w:t>设计</w:t>
+      </w:r>
+      <w:bookmarkEnd w:id="23"/>
+      <w:commentRangeEnd w:id="24"/>
+      <w:r>
+        <w:rPr>
+          <w:rStyle w:val="a3"/>
+          <w:sz w:val="32"/>
+          <w:szCs w:val="32"/>
+        </w:rPr>
+        <w:commentReference w:id="24"/>
+      </w:r>
+    </w:p>
+    <w:p>
+      <w:pPr>
+        <w:spacing w:line="324" w:lineRule="auto"/>
+        <w:ind w:firstLineChars="200" w:firstLine="480"/>
+        <w:rPr>
+          <w:rFonts w:ascii="宋体" w:hAnsi="宋体" w:hint="eastAsia"/>
+          <w:sz w:val="24"/>
+        </w:rPr>
+      </w:pPr>
+      <w:r>
+        <w:rPr>
+          <w:rFonts w:ascii="宋体" w:hAnsi="宋体" w:hint="eastAsia"/>
+          <w:sz w:val="24"/>
+        </w:rPr>
+        <w:t>系统</w:t>
+      </w:r>
+      <w:r>
+        <w:rPr>
+          <w:rFonts w:ascii="宋体" w:hAnsi="宋体" w:hint="eastAsia"/>
+          <w:sz w:val="24"/>
+        </w:rPr>
+        <w:t>按照功能划分为X个模块，</w:t>
+      </w:r>
+      <w:r>
+        <w:rPr>
+          <w:rFonts w:ascii="宋体" w:hAnsi="宋体"/>
+          <w:sz w:val="24"/>
+        </w:rPr>
+        <w:t>系统功能模块图如图</w:t>
+      </w:r>
+      <w:r>
+        <w:rPr>
+          <w:rFonts w:ascii="宋体" w:hAnsi="宋体" w:hint="eastAsia"/>
+          <w:sz w:val="24"/>
+        </w:rPr>
+        <w:t>4</w:t>
+      </w:r>
+      <w:r>
+        <w:rPr>
+          <w:rFonts w:ascii="宋体" w:hAnsi="宋体"/>
+          <w:sz w:val="24"/>
+        </w:rPr>
+        <w:t>所示。</w:t>
+      </w:r>
+    </w:p>
+    <w:p>
+      <w:pPr>
+        <w:spacing w:line="324" w:lineRule="auto"/>
+        <w:ind w:firstLineChars="200" w:firstLine="480"/>
+        <w:rPr>
+          <w:rFonts w:ascii="宋体" w:hAnsi="宋体" w:hint="eastAsia"/>
+          <w:sz w:val="24"/>
+        </w:rPr>
+      </w:pPr>
+      <w:r>
+        <w:rPr>
+          <w:rFonts w:ascii="宋体" w:hAnsi="宋体" w:hint="eastAsia"/>
+          <w:noProof/>
+          <w:sz w:val="24"/>
+        </w:rPr>
+        <w:drawing>
+          <wp:inline distT="0" distB="0" distL="0" distR="0" wp14:anchorId="2FF4EB33" wp14:editId="7F071C94">
+            <wp:extent cx="5939790" cy="1243965"/>
+            <wp:effectExtent l="0" t="0" r="3810" b="0"/>
+            <wp:docPr id="2098113480" name="图片 36"/>
+            <wp:cNvGraphicFramePr>
+              <a:graphicFrameLocks xmlns:a="http://schemas.openxmlformats.org/drawingml/2006/main" noChangeAspect="1"/>
+            </wp:cNvGraphicFramePr>
+            <a:graphic xmlns:a="http://schemas.openxmlformats.org/drawingml/2006/main">
+              <a:graphicData uri="http://schemas.openxmlformats.org/drawingml/2006/picture">
+                <pic:pic xmlns:pic="http://schemas.openxmlformats.org/drawingml/2006/picture">
+                  <pic:nvPicPr>
+                    <pic:cNvPr id="2098113480" name="图片 2098113480"/>
+                    <pic:cNvPicPr/>
+                  </pic:nvPicPr>
+                  <pic:blipFill>
+                    <a:blip r:embed="rId20" cstate="print">
+                      <a:extLst>
+                        <a:ext uri="{28A0092B-C50C-407E-A947-70E740481C1C}">
+                          <a14:useLocalDpi xmlns:a14="http://schemas.microsoft.com/office/drawing/2010/main" val="0"/>
+                        </a:ext>
+                      </a:extLst>
+                    </a:blip>
+                    <a:stretch>
+                      <a:fillRect/>
+                    </a:stretch>
+                  </pic:blipFill>
+                  <pic:spPr>
+                    <a:xfrm>
+                      <a:off x="0" y="0"/>
+                      <a:ext cx="5939790" cy="1243965"/>
+                    </a:xfrm>
+                    <a:prstGeom prst="rect">
+                      <a:avLst/>
+                    </a:prstGeom>
                   </pic:spPr>
                 </pic:pic>
               </a:graphicData>
@@ -5858,7 +6098,7 @@
           <w:szCs w:val="21"/>
         </w:rPr>
       </w:pPr>
-      <w:commentRangeStart w:id="22"/>
+      <w:commentRangeStart w:id="25"/>
       <w:r>
         <w:rPr>
           <w:rFonts w:hint="eastAsia"/>
@@ -5871,7 +6111,7 @@
           <w:rFonts w:hint="eastAsia"/>
           <w:szCs w:val="21"/>
         </w:rPr>
-        <w:t>3</w:t>
+        <w:t>4</w:t>
       </w:r>
       <w:r>
         <w:rPr>
@@ -5885,1707 +6125,43 @@
           <w:rFonts w:hint="eastAsia"/>
           <w:szCs w:val="21"/>
         </w:rPr>
-        <w:t>系统整体程序</w:t>
-      </w:r>
-      <w:r>
-        <w:rPr>
+        <w:t>系统</w:t>
+      </w:r>
+      <w:r>
+        <w:rPr>
+          <w:rFonts w:hint="eastAsia"/>
           <w:szCs w:val="21"/>
         </w:rPr>
-        <w:t>流程图</w:t>
-      </w:r>
-      <w:commentRangeEnd w:id="22"/>
+        <w:t>功能模块</w:t>
+      </w:r>
+      <w:r>
+        <w:rPr>
+          <w:szCs w:val="21"/>
+        </w:rPr>
+        <w:t>图</w:t>
+      </w:r>
+      <w:commentRangeEnd w:id="25"/>
       <w:r>
         <w:rPr>
           <w:rStyle w:val="a3"/>
         </w:rPr>
-        <w:commentReference w:id="22"/>
-      </w:r>
-    </w:p>
-    <w:p>
-      <w:pPr>
-        <w:pStyle w:val="2"/>
-        <w:keepLines w:val="0"/>
-        <w:spacing w:line="240" w:lineRule="auto"/>
-      </w:pPr>
-      <w:bookmarkStart w:id="23" w:name="_Toc33138194"/>
-      <w:commentRangeStart w:id="24"/>
-      <w:r>
-        <w:rPr>
-          <w:rFonts w:hint="eastAsia"/>
-        </w:rPr>
-        <w:t>2</w:t>
-      </w:r>
-      <w:r>
-        <w:t>.4</w:t>
-      </w:r>
-      <w:r>
-        <w:rPr>
-          <w:rFonts w:hint="eastAsia"/>
-        </w:rPr>
-        <w:t>功能</w:t>
-      </w:r>
-      <w:r>
-        <w:t>模块</w:t>
-      </w:r>
-      <w:r>
-        <w:rPr>
-          <w:rFonts w:hint="eastAsia"/>
-        </w:rPr>
-        <w:t>设计</w:t>
-      </w:r>
-      <w:bookmarkEnd w:id="23"/>
-      <w:commentRangeEnd w:id="24"/>
-      <w:r>
-        <w:rPr>
-          <w:rStyle w:val="a3"/>
-          <w:sz w:val="32"/>
-          <w:szCs w:val="32"/>
-        </w:rPr>
-        <w:commentReference w:id="24"/>
-      </w:r>
-    </w:p>
-    <w:p>
-      <w:pPr>
-        <w:spacing w:line="324" w:lineRule="auto"/>
-        <w:ind w:firstLineChars="200" w:firstLine="480"/>
-        <w:rPr>
-          <w:rFonts w:ascii="宋体" w:hAnsi="宋体" w:hint="eastAsia"/>
-          <w:sz w:val="24"/>
-        </w:rPr>
-      </w:pPr>
-      <w:r>
-        <w:rPr>
-          <w:rFonts w:ascii="宋体" w:hAnsi="宋体" w:hint="eastAsia"/>
-          <w:sz w:val="24"/>
-        </w:rPr>
-        <w:t>系统</w:t>
-      </w:r>
-      <w:r>
-        <w:rPr>
-          <w:rFonts w:ascii="宋体" w:hAnsi="宋体" w:hint="eastAsia"/>
-          <w:sz w:val="24"/>
-        </w:rPr>
-        <w:t>按照功能划分为X个模块，</w:t>
-      </w:r>
-      <w:r>
-        <w:rPr>
-          <w:rFonts w:ascii="宋体" w:hAnsi="宋体"/>
-          <w:sz w:val="24"/>
-        </w:rPr>
-        <w:t>系统功能模块图如图</w:t>
-      </w:r>
-      <w:r>
-        <w:rPr>
-          <w:rFonts w:ascii="宋体" w:hAnsi="宋体" w:hint="eastAsia"/>
-          <w:sz w:val="24"/>
-        </w:rPr>
-        <w:t>4</w:t>
-      </w:r>
-      <w:r>
-        <w:rPr>
-          <w:rFonts w:ascii="宋体" w:hAnsi="宋体"/>
-          <w:sz w:val="24"/>
-        </w:rPr>
-        <w:t>所示。</w:t>
-      </w:r>
-    </w:p>
-    <w:p>
-      <w:pPr>
-        <w:spacing w:line="324" w:lineRule="auto"/>
-        <w:ind w:firstLineChars="200" w:firstLine="480"/>
-        <w:rPr>
-          <w:rFonts w:ascii="宋体" w:hAnsi="宋体" w:hint="eastAsia"/>
-          <w:sz w:val="24"/>
-        </w:rPr>
-      </w:pPr>
-      <w:r>
-        <w:rPr>
-          <w:rFonts w:ascii="宋体" w:hAnsi="宋体" w:hint="eastAsia"/>
-          <w:noProof/>
-          <w:sz w:val="24"/>
-        </w:rPr>
-        <mc:AlternateContent>
-          <mc:Choice Requires="wpc">
-            <w:drawing>
-              <wp:inline distT="0" distB="0" distL="0" distR="0" wp14:anchorId="21BBA801" wp14:editId="1571D1D2">
-                <wp:extent cx="4810125" cy="2560321"/>
-                <wp:effectExtent l="0" t="0" r="0" b="0"/>
-                <wp:docPr id="1" name="画布 1"/>
-                <wp:cNvGraphicFramePr>
-                  <a:graphicFrameLocks xmlns:a="http://schemas.openxmlformats.org/drawingml/2006/main" noChangeAspect="1"/>
-                </wp:cNvGraphicFramePr>
-                <a:graphic xmlns:a="http://schemas.openxmlformats.org/drawingml/2006/main">
-                  <a:graphicData uri="http://schemas.microsoft.com/office/word/2010/wordprocessingCanvas">
-                    <wpc:wpc>
-                      <wpc:bg/>
-                      <wpc:whole/>
-                      <wps:wsp>
-                        <wps:cNvPr id="3" name="文本框 3"/>
-                        <wps:cNvSpPr txBox="1"/>
-                        <wps:spPr>
-                          <a:xfrm>
-                            <a:off x="1975984" y="94516"/>
-                            <a:ext cx="1102469" cy="285344"/>
-                          </a:xfrm>
-                          <a:prstGeom prst="rect">
-                            <a:avLst/>
-                          </a:prstGeom>
-                          <a:solidFill>
-                            <a:schemeClr val="lt1"/>
-                          </a:solidFill>
-                          <a:ln w="6350">
-                            <a:solidFill>
-                              <a:prstClr val="black"/>
-                            </a:solidFill>
-                          </a:ln>
-                          <a:effectLst/>
-                        </wps:spPr>
-                        <wps:style>
-                          <a:lnRef idx="0">
-                            <a:schemeClr val="accent1"/>
-                          </a:lnRef>
-                          <a:fillRef idx="0">
-                            <a:schemeClr val="accent1"/>
-                          </a:fillRef>
-                          <a:effectRef idx="0">
-                            <a:schemeClr val="accent1"/>
-                          </a:effectRef>
-                          <a:fontRef idx="minor">
-                            <a:schemeClr val="dk1"/>
-                          </a:fontRef>
-                        </wps:style>
-                        <wps:txbx>
-                          <w:txbxContent>
-                            <w:p>
-                              <w:pPr>
-                                <w:jc w:val="center"/>
-                              </w:pPr>
-                              <w:r>
-                                <w:t>文档管理</w:t>
-                              </w:r>
-                              <w:r>
-                                <w:rPr>
-                                  <w:rFonts w:hint="eastAsia"/>
-                                </w:rPr>
-                                <w:t>系统</w:t>
-                              </w:r>
-                            </w:p>
-                          </w:txbxContent>
-                        </wps:txbx>
-                        <wps:bodyPr rot="0" spcFirstLastPara="0" vertOverflow="overflow" horzOverflow="overflow" vert="horz" wrap="square" lIns="91440" tIns="45720" rIns="91440" bIns="45720" numCol="1" spcCol="0" rtlCol="0" fromWordArt="0" anchor="t" anchorCtr="0" forceAA="0" compatLnSpc="1">
-                          <a:prstTxWarp prst="textNoShape">
-                            <a:avLst/>
-                          </a:prstTxWarp>
-                          <a:noAutofit/>
-                        </wps:bodyPr>
-                      </wps:wsp>
-                      <wps:wsp>
-                        <wps:cNvPr id="6" name="文本框 6"/>
-                        <wps:cNvSpPr txBox="1"/>
-                        <wps:spPr>
-                          <a:xfrm>
-                            <a:off x="880003" y="781667"/>
-                            <a:ext cx="823608" cy="304800"/>
-                          </a:xfrm>
-                          <a:prstGeom prst="rect">
-                            <a:avLst/>
-                          </a:prstGeom>
-                          <a:solidFill>
-                            <a:schemeClr val="lt1"/>
-                          </a:solidFill>
-                          <a:ln w="6350">
-                            <a:solidFill>
-                              <a:prstClr val="black"/>
-                            </a:solidFill>
-                          </a:ln>
-                          <a:effectLst/>
-                        </wps:spPr>
-                        <wps:style>
-                          <a:lnRef idx="0">
-                            <a:schemeClr val="accent1"/>
-                          </a:lnRef>
-                          <a:fillRef idx="0">
-                            <a:schemeClr val="accent1"/>
-                          </a:fillRef>
-                          <a:effectRef idx="0">
-                            <a:schemeClr val="accent1"/>
-                          </a:effectRef>
-                          <a:fontRef idx="minor">
-                            <a:schemeClr val="dk1"/>
-                          </a:fontRef>
-                        </wps:style>
-                        <wps:txbx>
-                          <w:txbxContent>
-                            <w:p>
-                              <w:r>
-                                <w:rPr>
-                                  <w:rFonts w:hint="eastAsia"/>
-                                </w:rPr>
-                                <w:t>用户</w:t>
-                              </w:r>
-                              <w:r>
-                                <w:t>管理</w:t>
-                              </w:r>
-                            </w:p>
-                          </w:txbxContent>
-                        </wps:txbx>
-                        <wps:bodyPr rot="0" spcFirstLastPara="0" vertOverflow="overflow" horzOverflow="overflow" vert="horz" wrap="square" lIns="91440" tIns="45720" rIns="91440" bIns="45720" numCol="1" spcCol="0" rtlCol="0" fromWordArt="0" anchor="t" anchorCtr="0" forceAA="0" compatLnSpc="1">
-                          <a:prstTxWarp prst="textNoShape">
-                            <a:avLst/>
-                          </a:prstTxWarp>
-                          <a:noAutofit/>
-                        </wps:bodyPr>
-                      </wps:wsp>
-                      <wps:wsp>
-                        <wps:cNvPr id="7" name="文本框 7"/>
-                        <wps:cNvSpPr txBox="1"/>
-                        <wps:spPr>
-                          <a:xfrm>
-                            <a:off x="3246564" y="778897"/>
-                            <a:ext cx="771728" cy="311285"/>
-                          </a:xfrm>
-                          <a:prstGeom prst="rect">
-                            <a:avLst/>
-                          </a:prstGeom>
-                          <a:solidFill>
-                            <a:schemeClr val="lt1"/>
-                          </a:solidFill>
-                          <a:ln w="6350">
-                            <a:solidFill>
-                              <a:prstClr val="black"/>
-                            </a:solidFill>
-                          </a:ln>
-                          <a:effectLst/>
-                        </wps:spPr>
-                        <wps:style>
-                          <a:lnRef idx="0">
-                            <a:schemeClr val="accent1"/>
-                          </a:lnRef>
-                          <a:fillRef idx="0">
-                            <a:schemeClr val="accent1"/>
-                          </a:fillRef>
-                          <a:effectRef idx="0">
-                            <a:schemeClr val="accent1"/>
-                          </a:effectRef>
-                          <a:fontRef idx="minor">
-                            <a:schemeClr val="dk1"/>
-                          </a:fontRef>
-                        </wps:style>
-                        <wps:txbx>
-                          <w:txbxContent>
-                            <w:p>
-                              <w:r>
-                                <w:rPr>
-                                  <w:rFonts w:hint="eastAsia"/>
-                                </w:rPr>
-                                <w:t>文档</w:t>
-                              </w:r>
-                              <w:r>
-                                <w:t>管理</w:t>
-                              </w:r>
-                            </w:p>
-                          </w:txbxContent>
-                        </wps:txbx>
-                        <wps:bodyPr rot="0" spcFirstLastPara="0" vertOverflow="overflow" horzOverflow="overflow" vert="horz" wrap="square" lIns="91440" tIns="45720" rIns="91440" bIns="45720" numCol="1" spcCol="0" rtlCol="0" fromWordArt="0" anchor="t" anchorCtr="0" forceAA="0" compatLnSpc="1">
-                          <a:prstTxWarp prst="textNoShape">
-                            <a:avLst/>
-                          </a:prstTxWarp>
-                          <a:noAutofit/>
-                        </wps:bodyPr>
-                      </wps:wsp>
-                      <wps:wsp>
-                        <wps:cNvPr id="8" name="文本框 8"/>
-                        <wps:cNvSpPr txBox="1"/>
-                        <wps:spPr>
-                          <a:xfrm>
-                            <a:off x="276887" y="1480786"/>
-                            <a:ext cx="376136" cy="940341"/>
-                          </a:xfrm>
-                          <a:prstGeom prst="rect">
-                            <a:avLst/>
-                          </a:prstGeom>
-                          <a:solidFill>
-                            <a:schemeClr val="lt1"/>
-                          </a:solidFill>
-                          <a:ln w="6350">
-                            <a:solidFill>
-                              <a:prstClr val="black"/>
-                            </a:solidFill>
-                          </a:ln>
-                          <a:effectLst/>
-                        </wps:spPr>
-                        <wps:style>
-                          <a:lnRef idx="0">
-                            <a:schemeClr val="accent1"/>
-                          </a:lnRef>
-                          <a:fillRef idx="0">
-                            <a:schemeClr val="accent1"/>
-                          </a:fillRef>
-                          <a:effectRef idx="0">
-                            <a:schemeClr val="accent1"/>
-                          </a:effectRef>
-                          <a:fontRef idx="minor">
-                            <a:schemeClr val="dk1"/>
-                          </a:fontRef>
-                        </wps:style>
-                        <wps:txbx>
-                          <w:txbxContent>
-                            <w:p>
-                              <w:r>
-                                <w:rPr>
-                                  <w:rFonts w:hint="eastAsia"/>
-                                </w:rPr>
-                                <w:t>用户</w:t>
-                              </w:r>
-                              <w:r>
-                                <w:t>注册</w:t>
-                              </w:r>
-                            </w:p>
-                          </w:txbxContent>
-                        </wps:txbx>
-                        <wps:bodyPr rot="0" spcFirstLastPara="0" vertOverflow="overflow" horzOverflow="overflow" vert="horz" wrap="square" lIns="91440" tIns="45720" rIns="91440" bIns="45720" numCol="1" spcCol="0" rtlCol="0" fromWordArt="0" anchor="t" anchorCtr="0" forceAA="0" compatLnSpc="1">
-                          <a:prstTxWarp prst="textNoShape">
-                            <a:avLst/>
-                          </a:prstTxWarp>
-                          <a:noAutofit/>
-                        </wps:bodyPr>
-                      </wps:wsp>
-                      <wps:wsp>
-                        <wps:cNvPr id="10" name="文本框 10"/>
-                        <wps:cNvSpPr txBox="1"/>
-                        <wps:spPr>
-                          <a:xfrm>
-                            <a:off x="828121" y="1480964"/>
-                            <a:ext cx="363166" cy="940340"/>
-                          </a:xfrm>
-                          <a:prstGeom prst="rect">
-                            <a:avLst/>
-                          </a:prstGeom>
-                          <a:solidFill>
-                            <a:schemeClr val="lt1"/>
-                          </a:solidFill>
-                          <a:ln w="6350">
-                            <a:solidFill>
-                              <a:prstClr val="black"/>
-                            </a:solidFill>
-                          </a:ln>
-                          <a:effectLst/>
-                        </wps:spPr>
-                        <wps:style>
-                          <a:lnRef idx="0">
-                            <a:schemeClr val="accent1"/>
-                          </a:lnRef>
-                          <a:fillRef idx="0">
-                            <a:schemeClr val="accent1"/>
-                          </a:fillRef>
-                          <a:effectRef idx="0">
-                            <a:schemeClr val="accent1"/>
-                          </a:effectRef>
-                          <a:fontRef idx="minor">
-                            <a:schemeClr val="dk1"/>
-                          </a:fontRef>
-                        </wps:style>
-                        <wps:txbx>
-                          <w:txbxContent>
-                            <w:p>
-                              <w:r>
-                                <w:rPr>
-                                  <w:rFonts w:hint="eastAsia"/>
-                                </w:rPr>
-                                <w:t>用户</w:t>
-                              </w:r>
-                              <w:r>
-                                <w:t>查询</w:t>
-                              </w:r>
-                            </w:p>
-                          </w:txbxContent>
-                        </wps:txbx>
-                        <wps:bodyPr rot="0" spcFirstLastPara="0" vertOverflow="overflow" horzOverflow="overflow" vert="horz" wrap="square" lIns="91440" tIns="45720" rIns="91440" bIns="45720" numCol="1" spcCol="0" rtlCol="0" fromWordArt="0" anchor="t" anchorCtr="0" forceAA="0" compatLnSpc="1">
-                          <a:prstTxWarp prst="textNoShape">
-                            <a:avLst/>
-                          </a:prstTxWarp>
-                          <a:noAutofit/>
-                        </wps:bodyPr>
-                      </wps:wsp>
-                      <wps:wsp>
-                        <wps:cNvPr id="17" name="文本框 10"/>
-                        <wps:cNvSpPr txBox="1"/>
-                        <wps:spPr>
-                          <a:xfrm>
-                            <a:off x="1358316" y="1470989"/>
-                            <a:ext cx="362585" cy="959485"/>
-                          </a:xfrm>
-                          <a:prstGeom prst="rect">
-                            <a:avLst/>
-                          </a:prstGeom>
-                          <a:solidFill>
-                            <a:schemeClr val="lt1"/>
-                          </a:solidFill>
-                          <a:ln w="6350">
-                            <a:solidFill>
-                              <a:prstClr val="black"/>
-                            </a:solidFill>
-                          </a:ln>
-                          <a:effectLst/>
-                        </wps:spPr>
-                        <wps:style>
-                          <a:lnRef idx="0">
-                            <a:schemeClr val="accent1"/>
-                          </a:lnRef>
-                          <a:fillRef idx="0">
-                            <a:schemeClr val="accent1"/>
-                          </a:fillRef>
-                          <a:effectRef idx="0">
-                            <a:schemeClr val="accent1"/>
-                          </a:effectRef>
-                          <a:fontRef idx="minor">
-                            <a:schemeClr val="dk1"/>
-                          </a:fontRef>
-                        </wps:style>
-                        <wps:txbx>
-                          <w:txbxContent>
-                            <w:p>
-                              <w:pPr>
-                                <w:pStyle w:val="af1"/>
-                                <w:spacing w:before="0" w:beforeAutospacing="0" w:after="0" w:afterAutospacing="0"/>
-                                <w:jc w:val="both"/>
-                                <w:rPr>
-                                  <w:rFonts w:hint="eastAsia"/>
-                                </w:rPr>
-                              </w:pPr>
-                              <w:r>
-                                <w:rPr>
-                                  <w:rFonts w:ascii="Times New Roman" w:hint="eastAsia"/>
-                                  <w:kern w:val="2"/>
-                                  <w:sz w:val="21"/>
-                                  <w:szCs w:val="21"/>
-                                </w:rPr>
-                                <w:t>用户修改</w:t>
-                              </w:r>
-                            </w:p>
-                          </w:txbxContent>
-                        </wps:txbx>
-                        <wps:bodyPr rot="0" spcFirstLastPara="0" vert="horz" wrap="square" lIns="91440" tIns="45720" rIns="91440" bIns="45720" numCol="1" spcCol="0" rtlCol="0" fromWordArt="0" anchor="t" anchorCtr="0" forceAA="0" compatLnSpc="1">
-                          <a:prstTxWarp prst="textNoShape">
-                            <a:avLst/>
-                          </a:prstTxWarp>
-                          <a:noAutofit/>
-                        </wps:bodyPr>
-                      </wps:wsp>
-                      <wps:wsp>
-                        <wps:cNvPr id="18" name="文本框 10"/>
-                        <wps:cNvSpPr txBox="1"/>
-                        <wps:spPr>
-                          <a:xfrm>
-                            <a:off x="1883610" y="1471123"/>
-                            <a:ext cx="362585" cy="959485"/>
-                          </a:xfrm>
-                          <a:prstGeom prst="rect">
-                            <a:avLst/>
-                          </a:prstGeom>
-                          <a:solidFill>
-                            <a:schemeClr val="lt1"/>
-                          </a:solidFill>
-                          <a:ln w="6350">
-                            <a:solidFill>
-                              <a:prstClr val="black"/>
-                            </a:solidFill>
-                          </a:ln>
-                          <a:effectLst/>
-                        </wps:spPr>
-                        <wps:style>
-                          <a:lnRef idx="0">
-                            <a:schemeClr val="accent1"/>
-                          </a:lnRef>
-                          <a:fillRef idx="0">
-                            <a:schemeClr val="accent1"/>
-                          </a:fillRef>
-                          <a:effectRef idx="0">
-                            <a:schemeClr val="accent1"/>
-                          </a:effectRef>
-                          <a:fontRef idx="minor">
-                            <a:schemeClr val="dk1"/>
-                          </a:fontRef>
-                        </wps:style>
-                        <wps:txbx>
-                          <w:txbxContent>
-                            <w:p>
-                              <w:pPr>
-                                <w:pStyle w:val="af1"/>
-                                <w:spacing w:before="0" w:beforeAutospacing="0" w:after="0" w:afterAutospacing="0"/>
-                                <w:jc w:val="both"/>
-                                <w:rPr>
-                                  <w:rFonts w:hint="eastAsia"/>
-                                </w:rPr>
-                              </w:pPr>
-                              <w:r>
-                                <w:rPr>
-                                  <w:rFonts w:ascii="Times New Roman" w:hint="eastAsia"/>
-                                  <w:kern w:val="2"/>
-                                  <w:sz w:val="21"/>
-                                  <w:szCs w:val="21"/>
-                                </w:rPr>
-                                <w:t>用户删除</w:t>
-                              </w:r>
-                            </w:p>
-                          </w:txbxContent>
-                        </wps:txbx>
-                        <wps:bodyPr rot="0" spcFirstLastPara="0" vert="horz" wrap="square" lIns="91440" tIns="45720" rIns="91440" bIns="45720" numCol="1" spcCol="0" rtlCol="0" fromWordArt="0" anchor="t" anchorCtr="0" forceAA="0" compatLnSpc="1">
-                          <a:prstTxWarp prst="textNoShape">
-                            <a:avLst/>
-                          </a:prstTxWarp>
-                          <a:noAutofit/>
-                        </wps:bodyPr>
-                      </wps:wsp>
-                      <wps:wsp>
-                        <wps:cNvPr id="20" name="文本框 8"/>
-                        <wps:cNvSpPr txBox="1"/>
-                        <wps:spPr>
-                          <a:xfrm>
-                            <a:off x="2646098" y="1481005"/>
-                            <a:ext cx="375920" cy="939800"/>
-                          </a:xfrm>
-                          <a:prstGeom prst="rect">
-                            <a:avLst/>
-                          </a:prstGeom>
-                          <a:solidFill>
-                            <a:schemeClr val="lt1"/>
-                          </a:solidFill>
-                          <a:ln w="6350">
-                            <a:solidFill>
-                              <a:prstClr val="black"/>
-                            </a:solidFill>
-                          </a:ln>
-                          <a:effectLst/>
-                        </wps:spPr>
-                        <wps:style>
-                          <a:lnRef idx="0">
-                            <a:schemeClr val="accent1"/>
-                          </a:lnRef>
-                          <a:fillRef idx="0">
-                            <a:schemeClr val="accent1"/>
-                          </a:fillRef>
-                          <a:effectRef idx="0">
-                            <a:schemeClr val="accent1"/>
-                          </a:effectRef>
-                          <a:fontRef idx="minor">
-                            <a:schemeClr val="dk1"/>
-                          </a:fontRef>
-                        </wps:style>
-                        <wps:txbx>
-                          <w:txbxContent>
-                            <w:p>
-                              <w:pPr>
-                                <w:pStyle w:val="af1"/>
-                                <w:spacing w:before="0" w:beforeAutospacing="0" w:after="0" w:afterAutospacing="0"/>
-                                <w:jc w:val="both"/>
-                                <w:rPr>
-                                  <w:rFonts w:hint="eastAsia"/>
-                                </w:rPr>
-                              </w:pPr>
-                              <w:r>
-                                <w:rPr>
-                                  <w:rFonts w:ascii="Times New Roman" w:hint="eastAsia"/>
-                                  <w:kern w:val="2"/>
-                                  <w:sz w:val="21"/>
-                                  <w:szCs w:val="21"/>
-                                </w:rPr>
-                                <w:t>文档新增</w:t>
-                              </w:r>
-                            </w:p>
-                          </w:txbxContent>
-                        </wps:txbx>
-                        <wps:bodyPr rot="0" spcFirstLastPara="0" vert="horz" wrap="square" lIns="91440" tIns="45720" rIns="91440" bIns="45720" numCol="1" spcCol="0" rtlCol="0" fromWordArt="0" anchor="t" anchorCtr="0" forceAA="0" compatLnSpc="1">
-                          <a:prstTxWarp prst="textNoShape">
-                            <a:avLst/>
-                          </a:prstTxWarp>
-                          <a:noAutofit/>
-                        </wps:bodyPr>
-                      </wps:wsp>
-                      <wps:wsp>
-                        <wps:cNvPr id="21" name="文本框 10"/>
-                        <wps:cNvSpPr txBox="1"/>
-                        <wps:spPr>
-                          <a:xfrm>
-                            <a:off x="3177890" y="1480692"/>
-                            <a:ext cx="362585" cy="939800"/>
-                          </a:xfrm>
-                          <a:prstGeom prst="rect">
-                            <a:avLst/>
-                          </a:prstGeom>
-                          <a:solidFill>
-                            <a:schemeClr val="lt1"/>
-                          </a:solidFill>
-                          <a:ln w="6350">
-                            <a:solidFill>
-                              <a:prstClr val="black"/>
-                            </a:solidFill>
-                          </a:ln>
-                          <a:effectLst/>
-                        </wps:spPr>
-                        <wps:style>
-                          <a:lnRef idx="0">
-                            <a:schemeClr val="accent1"/>
-                          </a:lnRef>
-                          <a:fillRef idx="0">
-                            <a:schemeClr val="accent1"/>
-                          </a:fillRef>
-                          <a:effectRef idx="0">
-                            <a:schemeClr val="accent1"/>
-                          </a:effectRef>
-                          <a:fontRef idx="minor">
-                            <a:schemeClr val="dk1"/>
-                          </a:fontRef>
-                        </wps:style>
-                        <wps:txbx>
-                          <w:txbxContent>
-                            <w:p>
-                              <w:pPr>
-                                <w:pStyle w:val="af1"/>
-                                <w:spacing w:before="0" w:beforeAutospacing="0" w:after="0" w:afterAutospacing="0"/>
-                                <w:jc w:val="both"/>
-                                <w:rPr>
-                                  <w:rFonts w:hint="eastAsia"/>
-                                </w:rPr>
-                              </w:pPr>
-                              <w:r>
-                                <w:rPr>
-                                  <w:rFonts w:ascii="Times New Roman" w:hint="eastAsia"/>
-                                  <w:kern w:val="2"/>
-                                  <w:sz w:val="21"/>
-                                  <w:szCs w:val="21"/>
-                                </w:rPr>
-                                <w:t>文档查询</w:t>
-                              </w:r>
-                            </w:p>
-                          </w:txbxContent>
-                        </wps:txbx>
-                        <wps:bodyPr rot="0" spcFirstLastPara="0" vert="horz" wrap="square" lIns="91440" tIns="45720" rIns="91440" bIns="45720" numCol="1" spcCol="0" rtlCol="0" fromWordArt="0" anchor="t" anchorCtr="0" forceAA="0" compatLnSpc="1">
-                          <a:prstTxWarp prst="textNoShape">
-                            <a:avLst/>
-                          </a:prstTxWarp>
-                          <a:noAutofit/>
-                        </wps:bodyPr>
-                      </wps:wsp>
-                      <wps:wsp>
-                        <wps:cNvPr id="22" name="文本框 10"/>
-                        <wps:cNvSpPr txBox="1"/>
-                        <wps:spPr>
-                          <a:xfrm>
-                            <a:off x="3694617" y="1471167"/>
-                            <a:ext cx="362585" cy="959485"/>
-                          </a:xfrm>
-                          <a:prstGeom prst="rect">
-                            <a:avLst/>
-                          </a:prstGeom>
-                          <a:solidFill>
-                            <a:schemeClr val="lt1"/>
-                          </a:solidFill>
-                          <a:ln w="6350">
-                            <a:solidFill>
-                              <a:prstClr val="black"/>
-                            </a:solidFill>
-                          </a:ln>
-                          <a:effectLst/>
-                        </wps:spPr>
-                        <wps:style>
-                          <a:lnRef idx="0">
-                            <a:schemeClr val="accent1"/>
-                          </a:lnRef>
-                          <a:fillRef idx="0">
-                            <a:schemeClr val="accent1"/>
-                          </a:fillRef>
-                          <a:effectRef idx="0">
-                            <a:schemeClr val="accent1"/>
-                          </a:effectRef>
-                          <a:fontRef idx="minor">
-                            <a:schemeClr val="dk1"/>
-                          </a:fontRef>
-                        </wps:style>
-                        <wps:txbx>
-                          <w:txbxContent>
-                            <w:p>
-                              <w:pPr>
-                                <w:pStyle w:val="af1"/>
-                                <w:spacing w:before="0" w:beforeAutospacing="0" w:after="0" w:afterAutospacing="0"/>
-                                <w:jc w:val="both"/>
-                                <w:rPr>
-                                  <w:rFonts w:hint="eastAsia"/>
-                                </w:rPr>
-                              </w:pPr>
-                              <w:r>
-                                <w:rPr>
-                                  <w:rFonts w:ascii="Times New Roman" w:hint="eastAsia"/>
-                                  <w:kern w:val="2"/>
-                                  <w:sz w:val="21"/>
-                                  <w:szCs w:val="21"/>
-                                </w:rPr>
-                                <w:t>文档修改</w:t>
-                              </w:r>
-                            </w:p>
-                          </w:txbxContent>
-                        </wps:txbx>
-                        <wps:bodyPr rot="0" spcFirstLastPara="0" vert="horz" wrap="square" lIns="91440" tIns="45720" rIns="91440" bIns="45720" numCol="1" spcCol="0" rtlCol="0" fromWordArt="0" anchor="t" anchorCtr="0" forceAA="0" compatLnSpc="1">
-                          <a:prstTxWarp prst="textNoShape">
-                            <a:avLst/>
-                          </a:prstTxWarp>
-                          <a:noAutofit/>
-                        </wps:bodyPr>
-                      </wps:wsp>
-                      <wps:wsp>
-                        <wps:cNvPr id="23" name="文本框 10"/>
-                        <wps:cNvSpPr txBox="1"/>
-                        <wps:spPr>
-                          <a:xfrm>
-                            <a:off x="4226895" y="1471125"/>
-                            <a:ext cx="362585" cy="959485"/>
-                          </a:xfrm>
-                          <a:prstGeom prst="rect">
-                            <a:avLst/>
-                          </a:prstGeom>
-                          <a:solidFill>
-                            <a:schemeClr val="lt1"/>
-                          </a:solidFill>
-                          <a:ln w="6350">
-                            <a:solidFill>
-                              <a:prstClr val="black"/>
-                            </a:solidFill>
-                          </a:ln>
-                          <a:effectLst/>
-                        </wps:spPr>
-                        <wps:style>
-                          <a:lnRef idx="0">
-                            <a:schemeClr val="accent1"/>
-                          </a:lnRef>
-                          <a:fillRef idx="0">
-                            <a:schemeClr val="accent1"/>
-                          </a:fillRef>
-                          <a:effectRef idx="0">
-                            <a:schemeClr val="accent1"/>
-                          </a:effectRef>
-                          <a:fontRef idx="minor">
-                            <a:schemeClr val="dk1"/>
-                          </a:fontRef>
-                        </wps:style>
-                        <wps:txbx>
-                          <w:txbxContent>
-                            <w:p>
-                              <w:pPr>
-                                <w:pStyle w:val="af1"/>
-                                <w:spacing w:before="0" w:beforeAutospacing="0" w:after="0" w:afterAutospacing="0"/>
-                                <w:jc w:val="both"/>
-                                <w:rPr>
-                                  <w:rFonts w:hint="eastAsia"/>
-                                </w:rPr>
-                              </w:pPr>
-                              <w:r>
-                                <w:rPr>
-                                  <w:rFonts w:ascii="Times New Roman" w:hint="eastAsia"/>
-                                  <w:kern w:val="2"/>
-                                  <w:sz w:val="21"/>
-                                  <w:szCs w:val="21"/>
-                                </w:rPr>
-                                <w:t>文档删除</w:t>
-                              </w:r>
-                            </w:p>
-                          </w:txbxContent>
-                        </wps:txbx>
-                        <wps:bodyPr rot="0" spcFirstLastPara="0" vert="horz" wrap="square" lIns="91440" tIns="45720" rIns="91440" bIns="45720" numCol="1" spcCol="0" rtlCol="0" fromWordArt="0" anchor="t" anchorCtr="0" forceAA="0" compatLnSpc="1">
-                          <a:prstTxWarp prst="textNoShape">
-                            <a:avLst/>
-                          </a:prstTxWarp>
-                          <a:noAutofit/>
-                        </wps:bodyPr>
-                      </wps:wsp>
-                      <wps:wsp>
-                        <wps:cNvPr id="12" name="直接连接符 12"/>
-                        <wps:cNvCnPr/>
-                        <wps:spPr>
-                          <a:xfrm>
-                            <a:off x="1300070" y="558930"/>
-                            <a:ext cx="2340000" cy="0"/>
-                          </a:xfrm>
-                          <a:prstGeom prst="line">
-                            <a:avLst/>
-                          </a:prstGeom>
-                        </wps:spPr>
-                        <wps:style>
-                          <a:lnRef idx="1">
-                            <a:schemeClr val="dk1"/>
-                          </a:lnRef>
-                          <a:fillRef idx="0">
-                            <a:schemeClr val="dk1"/>
-                          </a:fillRef>
-                          <a:effectRef idx="0">
-                            <a:schemeClr val="dk1"/>
-                          </a:effectRef>
-                          <a:fontRef idx="minor">
-                            <a:schemeClr val="tx1"/>
-                          </a:fontRef>
-                        </wps:style>
-                        <wps:bodyPr/>
-                      </wps:wsp>
-                      <wps:wsp>
-                        <wps:cNvPr id="13" name="直接连接符 13"/>
-                        <wps:cNvCnPr/>
-                        <wps:spPr>
-                          <a:xfrm>
-                            <a:off x="1301533" y="554957"/>
-                            <a:ext cx="0" cy="214009"/>
-                          </a:xfrm>
-                          <a:prstGeom prst="line">
-                            <a:avLst/>
-                          </a:prstGeom>
-                        </wps:spPr>
-                        <wps:style>
-                          <a:lnRef idx="1">
-                            <a:schemeClr val="dk1"/>
-                          </a:lnRef>
-                          <a:fillRef idx="0">
-                            <a:schemeClr val="dk1"/>
-                          </a:fillRef>
-                          <a:effectRef idx="0">
-                            <a:schemeClr val="dk1"/>
-                          </a:effectRef>
-                          <a:fontRef idx="minor">
-                            <a:schemeClr val="tx1"/>
-                          </a:fontRef>
-                        </wps:style>
-                        <wps:bodyPr/>
-                      </wps:wsp>
-                      <wps:wsp>
-                        <wps:cNvPr id="14" name="直接连接符 14"/>
-                        <wps:cNvCnPr>
-                          <a:endCxn id="7" idx="0"/>
-                        </wps:cNvCnPr>
-                        <wps:spPr>
-                          <a:xfrm flipH="1">
-                            <a:off x="3632428" y="558930"/>
-                            <a:ext cx="0" cy="219967"/>
-                          </a:xfrm>
-                          <a:prstGeom prst="line">
-                            <a:avLst/>
-                          </a:prstGeom>
-                        </wps:spPr>
-                        <wps:style>
-                          <a:lnRef idx="1">
-                            <a:schemeClr val="dk1"/>
-                          </a:lnRef>
-                          <a:fillRef idx="0">
-                            <a:schemeClr val="dk1"/>
-                          </a:fillRef>
-                          <a:effectRef idx="0">
-                            <a:schemeClr val="dk1"/>
-                          </a:effectRef>
-                          <a:fontRef idx="minor">
-                            <a:schemeClr val="tx1"/>
-                          </a:fontRef>
-                        </wps:style>
-                        <wps:bodyPr/>
-                      </wps:wsp>
-                      <wps:wsp>
-                        <wps:cNvPr id="15" name="直接连接符 15"/>
-                        <wps:cNvCnPr>
-                          <a:stCxn id="3" idx="2"/>
-                        </wps:cNvCnPr>
-                        <wps:spPr>
-                          <a:xfrm flipH="1">
-                            <a:off x="2520733" y="379860"/>
-                            <a:ext cx="0" cy="168612"/>
-                          </a:xfrm>
-                          <a:prstGeom prst="line">
-                            <a:avLst/>
-                          </a:prstGeom>
-                        </wps:spPr>
-                        <wps:style>
-                          <a:lnRef idx="1">
-                            <a:schemeClr val="dk1"/>
-                          </a:lnRef>
-                          <a:fillRef idx="0">
-                            <a:schemeClr val="dk1"/>
-                          </a:fillRef>
-                          <a:effectRef idx="0">
-                            <a:schemeClr val="dk1"/>
-                          </a:effectRef>
-                          <a:fontRef idx="minor">
-                            <a:schemeClr val="tx1"/>
-                          </a:fontRef>
-                        </wps:style>
-                        <wps:bodyPr/>
-                      </wps:wsp>
-                      <wps:wsp>
-                        <wps:cNvPr id="16" name="直接连接符 16"/>
-                        <wps:cNvCnPr/>
-                        <wps:spPr>
-                          <a:xfrm flipV="1">
-                            <a:off x="445499" y="1258659"/>
-                            <a:ext cx="1627761" cy="12970"/>
-                          </a:xfrm>
-                          <a:prstGeom prst="line">
-                            <a:avLst/>
-                          </a:prstGeom>
-                        </wps:spPr>
-                        <wps:style>
-                          <a:lnRef idx="1">
-                            <a:schemeClr val="dk1"/>
-                          </a:lnRef>
-                          <a:fillRef idx="0">
-                            <a:schemeClr val="dk1"/>
-                          </a:fillRef>
-                          <a:effectRef idx="0">
-                            <a:schemeClr val="dk1"/>
-                          </a:effectRef>
-                          <a:fontRef idx="minor">
-                            <a:schemeClr val="tx1"/>
-                          </a:fontRef>
-                        </wps:style>
-                        <wps:bodyPr/>
-                      </wps:wsp>
-                      <wps:wsp>
-                        <wps:cNvPr id="19" name="直接连接符 19"/>
-                        <wps:cNvCnPr>
-                          <a:stCxn id="6" idx="2"/>
-                        </wps:cNvCnPr>
-                        <wps:spPr>
-                          <a:xfrm>
-                            <a:off x="1291807" y="1086467"/>
-                            <a:ext cx="0" cy="175367"/>
-                          </a:xfrm>
-                          <a:prstGeom prst="line">
-                            <a:avLst/>
-                          </a:prstGeom>
-                        </wps:spPr>
-                        <wps:style>
-                          <a:lnRef idx="1">
-                            <a:schemeClr val="dk1"/>
-                          </a:lnRef>
-                          <a:fillRef idx="0">
-                            <a:schemeClr val="dk1"/>
-                          </a:fillRef>
-                          <a:effectRef idx="0">
-                            <a:schemeClr val="dk1"/>
-                          </a:effectRef>
-                          <a:fontRef idx="minor">
-                            <a:schemeClr val="tx1"/>
-                          </a:fontRef>
-                        </wps:style>
-                        <wps:bodyPr/>
-                      </wps:wsp>
-                      <wps:wsp>
-                        <wps:cNvPr id="24" name="直接连接符 24"/>
-                        <wps:cNvCnPr/>
-                        <wps:spPr>
-                          <a:xfrm flipH="1">
-                            <a:off x="451984" y="1268319"/>
-                            <a:ext cx="0" cy="202848"/>
-                          </a:xfrm>
-                          <a:prstGeom prst="line">
-                            <a:avLst/>
-                          </a:prstGeom>
-                        </wps:spPr>
-                        <wps:style>
-                          <a:lnRef idx="1">
-                            <a:schemeClr val="dk1"/>
-                          </a:lnRef>
-                          <a:fillRef idx="0">
-                            <a:schemeClr val="dk1"/>
-                          </a:fillRef>
-                          <a:effectRef idx="0">
-                            <a:schemeClr val="dk1"/>
-                          </a:effectRef>
-                          <a:fontRef idx="minor">
-                            <a:schemeClr val="tx1"/>
-                          </a:fontRef>
-                        </wps:style>
-                        <wps:bodyPr/>
-                      </wps:wsp>
-                      <wps:wsp>
-                        <wps:cNvPr id="25" name="直接连接符 25"/>
-                        <wps:cNvCnPr>
-                          <a:endCxn id="18" idx="0"/>
-                        </wps:cNvCnPr>
-                        <wps:spPr>
-                          <a:xfrm flipH="1">
-                            <a:off x="2064903" y="1255349"/>
-                            <a:ext cx="0" cy="215774"/>
-                          </a:xfrm>
-                          <a:prstGeom prst="line">
-                            <a:avLst/>
-                          </a:prstGeom>
-                        </wps:spPr>
-                        <wps:style>
-                          <a:lnRef idx="1">
-                            <a:schemeClr val="dk1"/>
-                          </a:lnRef>
-                          <a:fillRef idx="0">
-                            <a:schemeClr val="dk1"/>
-                          </a:fillRef>
-                          <a:effectRef idx="0">
-                            <a:schemeClr val="dk1"/>
-                          </a:effectRef>
-                          <a:fontRef idx="minor">
-                            <a:schemeClr val="tx1"/>
-                          </a:fontRef>
-                        </wps:style>
-                        <wps:bodyPr/>
-                      </wps:wsp>
-                      <wps:wsp>
-                        <wps:cNvPr id="26" name="直接连接符 26"/>
-                        <wps:cNvCnPr>
-                          <a:stCxn id="10" idx="0"/>
-                        </wps:cNvCnPr>
-                        <wps:spPr>
-                          <a:xfrm flipH="1" flipV="1">
-                            <a:off x="1003218" y="1268319"/>
-                            <a:ext cx="0" cy="212645"/>
-                          </a:xfrm>
-                          <a:prstGeom prst="line">
-                            <a:avLst/>
-                          </a:prstGeom>
-                        </wps:spPr>
-                        <wps:style>
-                          <a:lnRef idx="1">
-                            <a:schemeClr val="dk1"/>
-                          </a:lnRef>
-                          <a:fillRef idx="0">
-                            <a:schemeClr val="dk1"/>
-                          </a:fillRef>
-                          <a:effectRef idx="0">
-                            <a:schemeClr val="dk1"/>
-                          </a:effectRef>
-                          <a:fontRef idx="minor">
-                            <a:schemeClr val="tx1"/>
-                          </a:fontRef>
-                        </wps:style>
-                        <wps:bodyPr/>
-                      </wps:wsp>
-                      <wps:wsp>
-                        <wps:cNvPr id="27" name="直接连接符 27"/>
-                        <wps:cNvCnPr>
-                          <a:stCxn id="17" idx="0"/>
-                        </wps:cNvCnPr>
-                        <wps:spPr>
-                          <a:xfrm flipH="1" flipV="1">
-                            <a:off x="1522026" y="1255349"/>
-                            <a:ext cx="0" cy="215640"/>
-                          </a:xfrm>
-                          <a:prstGeom prst="line">
-                            <a:avLst/>
-                          </a:prstGeom>
-                        </wps:spPr>
-                        <wps:style>
-                          <a:lnRef idx="1">
-                            <a:schemeClr val="dk1"/>
-                          </a:lnRef>
-                          <a:fillRef idx="0">
-                            <a:schemeClr val="dk1"/>
-                          </a:fillRef>
-                          <a:effectRef idx="0">
-                            <a:schemeClr val="dk1"/>
-                          </a:effectRef>
-                          <a:fontRef idx="minor">
-                            <a:schemeClr val="tx1"/>
-                          </a:fontRef>
-                        </wps:style>
-                        <wps:bodyPr/>
-                      </wps:wsp>
-                      <wps:wsp>
-                        <wps:cNvPr id="28" name="直接连接符 28"/>
-                        <wps:cNvCnPr/>
-                        <wps:spPr>
-                          <a:xfrm flipV="1">
-                            <a:off x="2830666" y="1255349"/>
-                            <a:ext cx="1577522" cy="0"/>
-                          </a:xfrm>
-                          <a:prstGeom prst="line">
-                            <a:avLst/>
-                          </a:prstGeom>
-                        </wps:spPr>
-                        <wps:style>
-                          <a:lnRef idx="1">
-                            <a:schemeClr val="dk1"/>
-                          </a:lnRef>
-                          <a:fillRef idx="0">
-                            <a:schemeClr val="dk1"/>
-                          </a:fillRef>
-                          <a:effectRef idx="0">
-                            <a:schemeClr val="dk1"/>
-                          </a:effectRef>
-                          <a:fontRef idx="minor">
-                            <a:schemeClr val="tx1"/>
-                          </a:fontRef>
-                        </wps:style>
-                        <wps:bodyPr/>
-                      </wps:wsp>
-                      <wps:wsp>
-                        <wps:cNvPr id="29" name="直接连接符 29"/>
-                        <wps:cNvCnPr/>
-                        <wps:spPr>
-                          <a:xfrm flipV="1">
-                            <a:off x="2830663" y="1255349"/>
-                            <a:ext cx="3977" cy="239498"/>
-                          </a:xfrm>
-                          <a:prstGeom prst="line">
-                            <a:avLst/>
-                          </a:prstGeom>
-                        </wps:spPr>
-                        <wps:style>
-                          <a:lnRef idx="1">
-                            <a:schemeClr val="dk1"/>
-                          </a:lnRef>
-                          <a:fillRef idx="0">
-                            <a:schemeClr val="dk1"/>
-                          </a:fillRef>
-                          <a:effectRef idx="0">
-                            <a:schemeClr val="dk1"/>
-                          </a:effectRef>
-                          <a:fontRef idx="minor">
-                            <a:schemeClr val="tx1"/>
-                          </a:fontRef>
-                        </wps:style>
-                        <wps:bodyPr/>
-                      </wps:wsp>
-                      <wps:wsp>
-                        <wps:cNvPr id="30" name="直接连接符 30"/>
-                        <wps:cNvCnPr>
-                          <a:stCxn id="23" idx="0"/>
-                        </wps:cNvCnPr>
-                        <wps:spPr>
-                          <a:xfrm flipV="1">
-                            <a:off x="4408188" y="1261834"/>
-                            <a:ext cx="0" cy="209291"/>
-                          </a:xfrm>
-                          <a:prstGeom prst="line">
-                            <a:avLst/>
-                          </a:prstGeom>
-                        </wps:spPr>
-                        <wps:style>
-                          <a:lnRef idx="1">
-                            <a:schemeClr val="dk1"/>
-                          </a:lnRef>
-                          <a:fillRef idx="0">
-                            <a:schemeClr val="dk1"/>
-                          </a:fillRef>
-                          <a:effectRef idx="0">
-                            <a:schemeClr val="dk1"/>
-                          </a:effectRef>
-                          <a:fontRef idx="minor">
-                            <a:schemeClr val="tx1"/>
-                          </a:fontRef>
-                        </wps:style>
-                        <wps:bodyPr/>
-                      </wps:wsp>
-                      <wps:wsp>
-                        <wps:cNvPr id="31" name="直接连接符 31"/>
-                        <wps:cNvCnPr>
-                          <a:stCxn id="21" idx="0"/>
-                        </wps:cNvCnPr>
-                        <wps:spPr>
-                          <a:xfrm flipV="1">
-                            <a:off x="3359183" y="1255349"/>
-                            <a:ext cx="0" cy="225343"/>
-                          </a:xfrm>
-                          <a:prstGeom prst="line">
-                            <a:avLst/>
-                          </a:prstGeom>
-                        </wps:spPr>
-                        <wps:style>
-                          <a:lnRef idx="1">
-                            <a:schemeClr val="dk1"/>
-                          </a:lnRef>
-                          <a:fillRef idx="0">
-                            <a:schemeClr val="dk1"/>
-                          </a:fillRef>
-                          <a:effectRef idx="0">
-                            <a:schemeClr val="dk1"/>
-                          </a:effectRef>
-                          <a:fontRef idx="minor">
-                            <a:schemeClr val="tx1"/>
-                          </a:fontRef>
-                        </wps:style>
-                        <wps:bodyPr/>
-                      </wps:wsp>
-                      <wps:wsp>
-                        <wps:cNvPr id="32" name="直接连接符 32"/>
-                        <wps:cNvCnPr>
-                          <a:stCxn id="22" idx="0"/>
-                        </wps:cNvCnPr>
-                        <wps:spPr>
-                          <a:xfrm flipV="1">
-                            <a:off x="3875910" y="1248356"/>
-                            <a:ext cx="351" cy="222811"/>
-                          </a:xfrm>
-                          <a:prstGeom prst="line">
-                            <a:avLst/>
-                          </a:prstGeom>
-                        </wps:spPr>
-                        <wps:style>
-                          <a:lnRef idx="1">
-                            <a:schemeClr val="dk1"/>
-                          </a:lnRef>
-                          <a:fillRef idx="0">
-                            <a:schemeClr val="dk1"/>
-                          </a:fillRef>
-                          <a:effectRef idx="0">
-                            <a:schemeClr val="dk1"/>
-                          </a:effectRef>
-                          <a:fontRef idx="minor">
-                            <a:schemeClr val="tx1"/>
-                          </a:fontRef>
-                        </wps:style>
-                        <wps:bodyPr/>
-                      </wps:wsp>
-                      <wps:wsp>
-                        <wps:cNvPr id="33" name="直接连接符 33"/>
-                        <wps:cNvCnPr/>
-                        <wps:spPr>
-                          <a:xfrm>
-                            <a:off x="3640070" y="1090182"/>
-                            <a:ext cx="0" cy="171652"/>
-                          </a:xfrm>
-                          <a:prstGeom prst="line">
-                            <a:avLst/>
-                          </a:prstGeom>
-                        </wps:spPr>
-                        <wps:style>
-                          <a:lnRef idx="1">
-                            <a:schemeClr val="dk1"/>
-                          </a:lnRef>
-                          <a:fillRef idx="0">
-                            <a:schemeClr val="dk1"/>
-                          </a:fillRef>
-                          <a:effectRef idx="0">
-                            <a:schemeClr val="dk1"/>
-                          </a:effectRef>
-                          <a:fontRef idx="minor">
-                            <a:schemeClr val="tx1"/>
-                          </a:fontRef>
-                        </wps:style>
-                        <wps:bodyPr/>
-                      </wps:wsp>
-                    </wpc:wpc>
-                  </a:graphicData>
-                </a:graphic>
-              </wp:inline>
-            </w:drawing>
-          </mc:Choice>
-          <mc:Fallback>
-            <w:pict>
-              <v:group w14:anchorId="21BBA801" id="画布 1" o:spid="_x0000_s1026" editas="canvas" style="width:378.75pt;height:201.6pt;mso-position-horizontal-relative:char;mso-position-vertical-relative:line" coordsize="48101,25603" o:gfxdata="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">
-                <v:shapetype id="_x0000_t75" coordsize="21600,21600" o:spt="75" o:preferrelative="t" path="m@4@5l@4@11@9@11@9@5xe" filled="f" stroked="f">
-                  <v:stroke joinstyle="miter"/>
-                  <v:formulas>
-                    <v:f eqn="if lineDrawn pixelLineWidth 0"/>
-                    <v:f eqn="sum @0 1 0"/>
-                    <v:f eqn="sum 0 0 @1"/>
-                    <v:f eqn="prod @2 1 2"/>
-                    <v:f eqn="prod @3 21600 pixelWidth"/>
-                    <v:f eqn="prod @3 21600 pixelHeight"/>
-                    <v:f eqn="sum @0 0 1"/>
-                    <v:f eqn="prod @6 1 2"/>
-                    <v:f eqn="prod @7 21600 pixelWidth"/>
-                    <v:f eqn="sum @8 21600 0"/>
-                    <v:f eqn="prod @7 21600 pixelHeight"/>
-                    <v:f eqn="sum @10 21600 0"/>
-                  </v:formulas>
-                  <v:path o:extrusionok="f" gradientshapeok="t" o:connecttype="rect"/>
-                  <o:lock v:ext="edit" aspectratio="t"/>
-                </v:shapetype>
-                <v:shape id="_x0000_s1027" type="#_x0000_t75" style="position:absolute;width:48101;height:25603;visibility:visible;mso-wrap-style:square">
-                  <v:fill o:detectmouseclick="t"/>
-                  <v:path o:connecttype="none"/>
-                </v:shape>
-                <v:shapetype id="_x0000_t202" coordsize="21600,21600" o:spt="202" path="m,l,21600r21600,l21600,xe">
-                  <v:stroke joinstyle="miter"/>
-                  <v:path gradientshapeok="t" o:connecttype="rect"/>
-                </v:shapetype>
-                <v:shape id="文本框 3" o:spid="_x0000_s1028" type="#_x0000_t202" style="position:absolute;left:19759;top:945;width:11025;height:2853;visibility:visible;mso-wrap-style:square;v-text-anchor:top" o:gfxdata="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" fillcolor="white [3201]" strokeweight=".5pt">
-                  <v:textbox>
-                    <w:txbxContent>
-                      <w:p>
-                        <w:pPr>
-                          <w:jc w:val="center"/>
-                        </w:pPr>
-                        <w:r>
-                          <w:t>文档管理</w:t>
-                        </w:r>
-                        <w:r>
-                          <w:rPr>
-                            <w:rFonts w:hint="eastAsia"/>
-                          </w:rPr>
-                          <w:t>系统</w:t>
-                        </w:r>
-                      </w:p>
-                    </w:txbxContent>
-                  </v:textbox>
-                </v:shape>
-                <v:shape id="文本框 6" o:spid="_x0000_s1029" type="#_x0000_t202" style="position:absolute;left:8800;top:7816;width:8236;height:3048;visibility:visible;mso-wrap-style:square;v-text-anchor:top" o:gfxdata="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" fillcolor="white [3201]" strokeweight=".5pt">
-                  <v:textbox>
-                    <w:txbxContent>
-                      <w:p>
-                        <w:r>
-                          <w:rPr>
-                            <w:rFonts w:hint="eastAsia"/>
-                          </w:rPr>
-                          <w:t>用户</w:t>
-                        </w:r>
-                        <w:r>
-                          <w:t>管理</w:t>
-                        </w:r>
-                      </w:p>
-                    </w:txbxContent>
-                  </v:textbox>
-                </v:shape>
-                <v:shape id="文本框 7" o:spid="_x0000_s1030" type="#_x0000_t202" style="position:absolute;left:32465;top:7788;width:7717;height:3113;visibility:visible;mso-wrap-style:square;v-text-anchor:top" o:gfxdata="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" fillcolor="white [3201]" strokeweight=".5pt">
-                  <v:textbox>
-                    <w:txbxContent>
-                      <w:p>
-                        <w:r>
-                          <w:rPr>
-                            <w:rFonts w:hint="eastAsia"/>
-                          </w:rPr>
-                          <w:t>文档</w:t>
-                        </w:r>
-                        <w:r>
-                          <w:t>管理</w:t>
-                        </w:r>
-                      </w:p>
-                    </w:txbxContent>
-                  </v:textbox>
-                </v:shape>
-                <v:shape id="文本框 8" o:spid="_x0000_s1031" type="#_x0000_t202" style="position:absolute;left:2768;top:14807;width:3762;height:9404;visibility:visible;mso-wrap-style:square;v-text-anchor:top" o:gfxdata="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" fillcolor="white [3201]" strokeweight=".5pt">
-                  <v:textbox>
-                    <w:txbxContent>
-                      <w:p>
-                        <w:r>
-                          <w:rPr>
-                            <w:rFonts w:hint="eastAsia"/>
-                          </w:rPr>
-                          <w:t>用户</w:t>
-                        </w:r>
-                        <w:r>
-                          <w:t>注册</w:t>
-                        </w:r>
-                      </w:p>
-                    </w:txbxContent>
-                  </v:textbox>
-                </v:shape>
-                <v:shape id="文本框 10" o:spid="_x0000_s1032" type="#_x0000_t202" style="position:absolute;left:8281;top:14809;width:3631;height:9404;visibility:visible;mso-wrap-style:square;v-text-anchor:top" o:gfxdata="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" fillcolor="white [3201]" strokeweight=".5pt">
-                  <v:textbox>
-                    <w:txbxContent>
-                      <w:p>
-                        <w:r>
-                          <w:rPr>
-                            <w:rFonts w:hint="eastAsia"/>
-                          </w:rPr>
-                          <w:t>用户</w:t>
-                        </w:r>
-                        <w:r>
-                          <w:t>查询</w:t>
-                        </w:r>
-                      </w:p>
-                    </w:txbxContent>
-                  </v:textbox>
-                </v:shape>
-                <v:shape id="文本框 10" o:spid="_x0000_s1033" type="#_x0000_t202" style="position:absolute;left:13583;top:14709;width:3626;height:9595;visibility:visible;mso-wrap-style:square;v-text-anchor:top" o:gfxdata="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" fillcolor="white [3201]" strokeweight=".5pt">
-                  <v:textbox>
-                    <w:txbxContent>
-                      <w:p>
-                        <w:pPr>
-                          <w:pStyle w:val="af1"/>
-                          <w:spacing w:before="0" w:beforeAutospacing="0" w:after="0" w:afterAutospacing="0"/>
-                          <w:jc w:val="both"/>
-                          <w:rPr>
-                            <w:rFonts w:hint="eastAsia"/>
-                          </w:rPr>
-                        </w:pPr>
-                        <w:r>
-                          <w:rPr>
-                            <w:rFonts w:ascii="Times New Roman" w:hint="eastAsia"/>
-                            <w:kern w:val="2"/>
-                            <w:sz w:val="21"/>
-                            <w:szCs w:val="21"/>
-                          </w:rPr>
-                          <w:t>用户修改</w:t>
-                        </w:r>
-                      </w:p>
-                    </w:txbxContent>
-                  </v:textbox>
-                </v:shape>
-                <v:shape id="文本框 10" o:spid="_x0000_s1034" type="#_x0000_t202" style="position:absolute;left:18836;top:14711;width:3625;height:9595;visibility:visible;mso-wrap-style:square;v-text-anchor:top" o:gfxdata="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" fillcolor="white [3201]" strokeweight=".5pt">
-                  <v:textbox>
-                    <w:txbxContent>
-                      <w:p>
-                        <w:pPr>
-                          <w:pStyle w:val="af1"/>
-                          <w:spacing w:before="0" w:beforeAutospacing="0" w:after="0" w:afterAutospacing="0"/>
-                          <w:jc w:val="both"/>
-                          <w:rPr>
-                            <w:rFonts w:hint="eastAsia"/>
-                          </w:rPr>
-                        </w:pPr>
-                        <w:r>
-                          <w:rPr>
-                            <w:rFonts w:ascii="Times New Roman" w:hint="eastAsia"/>
-                            <w:kern w:val="2"/>
-                            <w:sz w:val="21"/>
-                            <w:szCs w:val="21"/>
-                          </w:rPr>
-                          <w:t>用户删除</w:t>
-                        </w:r>
-                      </w:p>
-                    </w:txbxContent>
-                  </v:textbox>
-                </v:shape>
-                <v:shape id="文本框 8" o:spid="_x0000_s1035" type="#_x0000_t202" style="position:absolute;left:26460;top:14810;width:3760;height:9398;visibility:visible;mso-wrap-style:square;v-text-anchor:top" o:gfxdata="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" fillcolor="white [3201]" strokeweight=".5pt">
-                  <v:textbox>
-                    <w:txbxContent>
-                      <w:p>
-                        <w:pPr>
-                          <w:pStyle w:val="af1"/>
-                          <w:spacing w:before="0" w:beforeAutospacing="0" w:after="0" w:afterAutospacing="0"/>
-                          <w:jc w:val="both"/>
-                          <w:rPr>
-                            <w:rFonts w:hint="eastAsia"/>
-                          </w:rPr>
-                        </w:pPr>
-                        <w:r>
-                          <w:rPr>
-                            <w:rFonts w:ascii="Times New Roman" w:hint="eastAsia"/>
-                            <w:kern w:val="2"/>
-                            <w:sz w:val="21"/>
-                            <w:szCs w:val="21"/>
-                          </w:rPr>
-                          <w:t>文档新增</w:t>
-                        </w:r>
-                      </w:p>
-                    </w:txbxContent>
-                  </v:textbox>
-                </v:shape>
-                <v:shape id="文本框 10" o:spid="_x0000_s1036" type="#_x0000_t202" style="position:absolute;left:31778;top:14806;width:3626;height:9398;visibility:visible;mso-wrap-style:square;v-text-anchor:top" o:gfxdata="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" fillcolor="white [3201]" strokeweight=".5pt">
-                  <v:textbox>
-                    <w:txbxContent>
-                      <w:p>
-                        <w:pPr>
-                          <w:pStyle w:val="af1"/>
-                          <w:spacing w:before="0" w:beforeAutospacing="0" w:after="0" w:afterAutospacing="0"/>
-                          <w:jc w:val="both"/>
-                          <w:rPr>
-                            <w:rFonts w:hint="eastAsia"/>
-                          </w:rPr>
-                        </w:pPr>
-                        <w:r>
-                          <w:rPr>
-                            <w:rFonts w:ascii="Times New Roman" w:hint="eastAsia"/>
-                            <w:kern w:val="2"/>
-                            <w:sz w:val="21"/>
-                            <w:szCs w:val="21"/>
-                          </w:rPr>
-                          <w:t>文档查询</w:t>
-                        </w:r>
-                      </w:p>
-                    </w:txbxContent>
-                  </v:textbox>
-                </v:shape>
-                <v:shape id="文本框 10" o:spid="_x0000_s1037" type="#_x0000_t202" style="position:absolute;left:36946;top:14711;width:3626;height:9595;visibility:visible;mso-wrap-style:square;v-text-anchor:top" o:gfxdata="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" fillcolor="white [3201]" strokeweight=".5pt">
-                  <v:textbox>
-                    <w:txbxContent>
-                      <w:p>
-                        <w:pPr>
-                          <w:pStyle w:val="af1"/>
-                          <w:spacing w:before="0" w:beforeAutospacing="0" w:after="0" w:afterAutospacing="0"/>
-                          <w:jc w:val="both"/>
-                          <w:rPr>
-                            <w:rFonts w:hint="eastAsia"/>
-                          </w:rPr>
-                        </w:pPr>
-                        <w:r>
-                          <w:rPr>
-                            <w:rFonts w:ascii="Times New Roman" w:hint="eastAsia"/>
-                            <w:kern w:val="2"/>
-                            <w:sz w:val="21"/>
-                            <w:szCs w:val="21"/>
-                          </w:rPr>
-                          <w:t>文档修改</w:t>
-                        </w:r>
-                      </w:p>
-                    </w:txbxContent>
-                  </v:textbox>
-                </v:shape>
-                <v:shape id="文本框 10" o:spid="_x0000_s1038" type="#_x0000_t202" style="position:absolute;left:42268;top:14711;width:3626;height:9595;visibility:visible;mso-wrap-style:square;v-text-anchor:top" o:gfxdata="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" fillcolor="white [3201]" strokeweight=".5pt">
-                  <v:textbox>
-                    <w:txbxContent>
-                      <w:p>
-                        <w:pPr>
-                          <w:pStyle w:val="af1"/>
-                          <w:spacing w:before="0" w:beforeAutospacing="0" w:after="0" w:afterAutospacing="0"/>
-                          <w:jc w:val="both"/>
-                          <w:rPr>
-                            <w:rFonts w:hint="eastAsia"/>
-                          </w:rPr>
-                        </w:pPr>
-                        <w:r>
-                          <w:rPr>
-                            <w:rFonts w:ascii="Times New Roman" w:hint="eastAsia"/>
-                            <w:kern w:val="2"/>
-                            <w:sz w:val="21"/>
-                            <w:szCs w:val="21"/>
-                          </w:rPr>
-                          <w:t>文档删除</w:t>
-                        </w:r>
-                      </w:p>
-                    </w:txbxContent>
-                  </v:textbox>
-                </v:shape>
-                <v:line id="直接连接符 12" o:spid="_x0000_s1039" style="position:absolute;visibility:visible;mso-wrap-style:square" from="13000,5589" to="36400,5589" o:connectortype="straight" o:gfxdata="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" strokecolor="black [3200]" strokeweight=".5pt">
-                  <v:stroke joinstyle="miter"/>
-                </v:line>
-                <v:line id="直接连接符 13" o:spid="_x0000_s1040" style="position:absolute;visibility:visible;mso-wrap-style:square" from="13015,5549" to="13015,7689" o:connectortype="straight" o:gfxdata="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" strokecolor="black [3200]" strokeweight=".5pt">
-                  <v:stroke joinstyle="miter"/>
-                </v:line>
-                <v:line id="直接连接符 14" o:spid="_x0000_s1041" style="position:absolute;flip:x;visibility:visible;mso-wrap-style:square" from="36324,5589" to="36324,7788" o:connectortype="straight" o:gfxdata="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" strokecolor="black [3200]" strokeweight=".5pt">
-                  <v:stroke joinstyle="miter"/>
-                </v:line>
-                <v:line id="直接连接符 15" o:spid="_x0000_s1042" style="position:absolute;flip:x;visibility:visible;mso-wrap-style:square" from="25207,3798" to="25207,5484" o:connectortype="straight" o:gfxdata="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" strokecolor="black [3200]" strokeweight=".5pt">
-                  <v:stroke joinstyle="miter"/>
-                </v:line>
-                <v:line id="直接连接符 16" o:spid="_x0000_s1043" style="position:absolute;flip:y;visibility:visible;mso-wrap-style:square" from="4454,12586" to="20732,12716" o:connectortype="straight" o:gfxdata="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" strokecolor="black [3200]" strokeweight=".5pt">
-                  <v:stroke joinstyle="miter"/>
-                </v:line>
-                <v:line id="直接连接符 19" o:spid="_x0000_s1044" style="position:absolute;visibility:visible;mso-wrap-style:square" from="12918,10864" to="12918,12618" o:connectortype="straight" o:gfxdata="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" strokecolor="black [3200]" strokeweight=".5pt">
-                  <v:stroke joinstyle="miter"/>
-                </v:line>
-                <v:line id="直接连接符 24" o:spid="_x0000_s1045" style="position:absolute;flip:x;visibility:visible;mso-wrap-style:square" from="4519,12683" to="4519,14711" o:connectortype="straight" o:gfxdata="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" strokecolor="black [3200]" strokeweight=".5pt">
-                  <v:stroke joinstyle="miter"/>
-                </v:line>
-                <v:line id="直接连接符 25" o:spid="_x0000_s1046" style="position:absolute;flip:x;visibility:visible;mso-wrap-style:square" from="20649,12553" to="20649,14711" o:connectortype="straight" o:gfxdata="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" strokecolor="black [3200]" strokeweight=".5pt">
-                  <v:stroke joinstyle="miter"/>
-                </v:line>
-                <v:line id="直接连接符 26" o:spid="_x0000_s1047" style="position:absolute;flip:x y;visibility:visible;mso-wrap-style:square" from="10032,12683" to="10032,14809" o:connectortype="straight" o:gfxdata="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" strokecolor="black [3200]" strokeweight=".5pt">
-                  <v:stroke joinstyle="miter"/>
-                </v:line>
-                <v:line id="直接连接符 27" o:spid="_x0000_s1048" style="position:absolute;flip:x y;visibility:visible;mso-wrap-style:square" from="15220,12553" to="15220,14709" o:connectortype="straight" o:gfxdata="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" strokecolor="black [3200]" strokeweight=".5pt">
-                  <v:stroke joinstyle="miter"/>
-                </v:line>
-                <v:line id="直接连接符 28" o:spid="_x0000_s1049" style="position:absolute;flip:y;visibility:visible;mso-wrap-style:square" from="28306,12553" to="44081,12553" o:connectortype="straight" o:gfxdata="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" strokecolor="black [3200]" strokeweight=".5pt">
-                  <v:stroke joinstyle="miter"/>
-                </v:line>
-                <v:line id="直接连接符 29" o:spid="_x0000_s1050" style="position:absolute;flip:y;visibility:visible;mso-wrap-style:square" from="28306,12553" to="28346,14948" o:connectortype="straight" o:gfxdata="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" strokecolor="black [3200]" strokeweight=".5pt">
-                  <v:stroke joinstyle="miter"/>
-                </v:line>
-                <v:line id="直接连接符 30" o:spid="_x0000_s1051" style="position:absolute;flip:y;visibility:visible;mso-wrap-style:square" from="44081,12618" to="44081,14711" o:connectortype="straight" o:gfxdata="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" strokecolor="black [3200]" strokeweight=".5pt">
-                  <v:stroke joinstyle="miter"/>
-                </v:line>
-                <v:line id="直接连接符 31" o:spid="_x0000_s1052" style="position:absolute;flip:y;visibility:visible;mso-wrap-style:square" from="33591,12553" to="33591,14806" o:connectortype="straight" o:gfxdata="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" strokecolor="black [3200]" strokeweight=".5pt">
-                  <v:stroke joinstyle="miter"/>
-                </v:line>
-                <v:line id="直接连接符 32" o:spid="_x0000_s1053" style="position:absolute;flip:y;visibility:visible;mso-wrap-style:square" from="38759,12483" to="38762,14711" o:connectortype="straight" o:gfxdata="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" strokecolor="black [3200]" strokeweight=".5pt">
-                  <v:stroke joinstyle="miter"/>
-                </v:line>
-                <v:line id="直接连接符 33" o:spid="_x0000_s1054" style="position:absolute;visibility:visible;mso-wrap-style:square" from="36400,10901" to="36400,12618" o:connectortype="straight" o:gfxdata="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" strokecolor="black [3200]" strokeweight=".5pt">
-                  <v:stroke joinstyle="miter"/>
-                </v:line>
-                <w10:anchorlock/>
-              </v:group>
-            </w:pict>
-          </mc:Fallback>
-        </mc:AlternateContent>
+        <w:commentReference w:id="25"/>
       </w:r>
     </w:p>
     <w:p>
       <w:pPr>
         <w:spacing w:beforeLines="50" w:before="156" w:afterLines="50" w:after="156" w:line="324" w:lineRule="auto"/>
         <w:ind w:firstLineChars="200" w:firstLine="420"/>
-        <w:jc w:val="center"/>
-        <w:rPr>
+        <w:rPr>
+          <w:rFonts w:hint="eastAsia"/>
           <w:szCs w:val="21"/>
         </w:rPr>
       </w:pPr>
-      <w:commentRangeStart w:id="25"/>
-      <w:r>
-        <w:rPr>
-          <w:rFonts w:hint="eastAsia"/>
+      <w:r>
+        <w:rPr>
           <w:szCs w:val="21"/>
         </w:rPr>
-        <w:t>图</w:t>
-      </w:r>
-      <w:r>
-        <w:rPr>
-          <w:rFonts w:hint="eastAsia"/>
-          <w:szCs w:val="21"/>
-        </w:rPr>
-        <w:t>4</w:t>
-      </w:r>
-      <w:r>
-        <w:rPr>
-          <w:rFonts w:hint="eastAsia"/>
-          <w:szCs w:val="21"/>
-        </w:rPr>
-        <w:t xml:space="preserve"> </w:t>
-      </w:r>
-      <w:r>
-        <w:rPr>
-          <w:rFonts w:hint="eastAsia"/>
-          <w:szCs w:val="21"/>
-        </w:rPr>
-        <w:t>系统</w:t>
-      </w:r>
-      <w:r>
-        <w:rPr>
-          <w:rFonts w:hint="eastAsia"/>
-          <w:szCs w:val="21"/>
-        </w:rPr>
-        <w:t>功能模块</w:t>
-      </w:r>
-      <w:r>
-        <w:rPr>
-          <w:szCs w:val="21"/>
-        </w:rPr>
-        <w:t>图</w:t>
-      </w:r>
-      <w:commentRangeEnd w:id="25"/>
-      <w:r>
-        <w:rPr>
-          <w:rStyle w:val="a3"/>
-        </w:rPr>
-        <w:commentReference w:id="25"/>
-      </w:r>
-    </w:p>
-    <w:p>
-      <w:pPr>
-        <w:spacing w:beforeLines="50" w:before="156" w:afterLines="50" w:after="156" w:line="324" w:lineRule="auto"/>
-        <w:ind w:firstLineChars="200" w:firstLine="420"/>
-        <w:rPr>
-          <w:szCs w:val="21"/>
-        </w:rPr>
-      </w:pPr>
-      <w:r>
-        <w:rPr>
-          <w:szCs w:val="21"/>
-        </w:rPr>
-        <w:lastRenderedPageBreak/>
         <w:t>系统各模块功能如下：</w:t>
-      </w:r>
-    </w:p>
-    <w:p>
-      <w:pPr>
-        <w:spacing w:beforeLines="50" w:before="156" w:afterLines="50" w:after="156" w:line="324" w:lineRule="auto"/>
-        <w:ind w:firstLineChars="200" w:firstLine="420"/>
-        <w:rPr>
-          <w:szCs w:val="21"/>
-        </w:rPr>
-      </w:pPr>
-      <w:r>
-        <w:rPr>
-          <w:szCs w:val="21"/>
-        </w:rPr>
-        <w:t>（给出各模块的功能描述）</w:t>
-      </w:r>
-      <w:r>
-        <w:rPr>
-          <w:szCs w:val="21"/>
-        </w:rPr>
-        <w:t>……</w:t>
       </w:r>
     </w:p>
     <w:p>
@@ -8018,7 +6594,17 @@
           <w:sz w:val="24"/>
           <w:szCs w:val="24"/>
         </w:rPr>
-        <w:t>中的信号槽，在帮助界面，按到返回键时，发射一个返回信号，然后再登录界面接收该信号，若接收到信号则将帮助界面隐藏，登录界面显示，以此来达到界面切换的功能。</w:t>
+        <w:t>中的信号槽，在帮助</w:t>
+      </w:r>
+      <w:r>
+        <w:rPr>
+          <w:rStyle w:val="s1"/>
+          <w:rFonts w:ascii="宋体" w:hAnsi="宋体"/>
+          <w:sz w:val="24"/>
+          <w:szCs w:val="24"/>
+        </w:rPr>
+        <w:lastRenderedPageBreak/>
+        <w:t>界面，按到返回键时，发射一个返回信号，然后再登录界面接收该信号，若接收到信号则将帮助界面隐藏，登录界面显示，以此来达到界面切换的功能。</w:t>
       </w:r>
     </w:p>
     <w:p>
@@ -8198,7 +6784,6 @@
           <w:rFonts w:ascii="宋体" w:hAnsi="宋体" w:hint="eastAsia"/>
           <w:sz w:val="24"/>
         </w:rPr>
-        <w:lastRenderedPageBreak/>
         <w:t>3</w:t>
       </w:r>
       <w:r>
@@ -8549,7 +7134,17 @@
           <w:sz w:val="24"/>
           <w:szCs w:val="24"/>
         </w:rPr>
-        <w:t>其次由于该软件在编译调试的过程中，是直接完成的，也就是单步调试的时候是无法看得到及时的页面变化的。是当全部编译完成后才能得到我们所想要的窗口，因此我们是没有办法在程序运行过程中设置断点来进行调试。即使用设置断点只能让程序执行到代码处，而无法查看界面的情况，也就无法使用该方法来进行调试。而当出现代码错误的时候，系统会自动提示，因此使用断点来进行单步调试的方法，是不太可行的</w:t>
+        <w:t>其次由于该软件在编译调试的过程中，是直接完成的，也就是单步调试的时候是无法看得到及时的页面变化的。是当全部编译完成后才能得到我们所想要的窗口，因此我们是没有办法在程序运行过程中设置断点来进行调试。即使用设置断点只能</w:t>
+      </w:r>
+      <w:r>
+        <w:rPr>
+          <w:rStyle w:val="s1"/>
+          <w:rFonts w:ascii="宋体" w:hAnsi="宋体"/>
+          <w:sz w:val="24"/>
+          <w:szCs w:val="24"/>
+        </w:rPr>
+        <w:lastRenderedPageBreak/>
+        <w:t>让程序执行到代码处，而无法查看界面的情况，也就无法使用该方法来进行调试。而当出现代码错误的时候，系统会自动提示，因此使用断点来进行单步调试的方法，是不太可行的</w:t>
       </w:r>
       <w:r>
         <w:rPr>
@@ -8716,17 +7311,7 @@
           <w:sz w:val="24"/>
           <w:szCs w:val="24"/>
         </w:rPr>
-        <w:t>该函数可以实现，在控制台打印出我们想要让他打印出来的东西,例如，我们的飞机大战的登录界面，在登录账号后，我们需要记录该账</w:t>
-      </w:r>
-      <w:r>
-        <w:rPr>
-          <w:rStyle w:val="s1"/>
-          <w:rFonts w:ascii="宋体" w:hAnsi="宋体"/>
-          <w:sz w:val="24"/>
-          <w:szCs w:val="24"/>
-        </w:rPr>
-        <w:lastRenderedPageBreak/>
-        <w:t>号，进入该账号后，通过构造函数的参数传递，确保该账号的信息，然后在后面的代码中进行应用，从而使得文件操作可行。因此在判断是否起到参数传递的作用，可以使用该函数打印出我们想要的信息，从而判断程序是否按我们的设想进行运作。同时通过该函数，我们也能判断某一段代码是否达到了我们想要的功能，如果发现没有达到，那么就在该大码中寻找问题，并继续调试最终解决问题，达到所想要的功能，最终达到了调试的效果。</w:t>
+        <w:t>该函数可以实现，在控制台打印出我们想要让他打印出来的东西,例如，我们的飞机大战的登录界面，在登录账号后，我们需要记录该账号，进入该账号后，通过构造函数的参数传递，确保该账号的信息，然后在后面的代码中进行应用，从而使得文件操作可行。因此在判断是否起到参数传递的作用，可以使用该函数打印出我们想要的信息，从而判断程序是否按我们的设想进行运作。同时通过该函数，我们也能判断某一段代码是否达到了我们想要的功能，如果发现没有达到，那么就在该大码中寻找问题，并继续调试最终解决问题，达到所想要的功能，最终达到了调试的效果。</w:t>
       </w:r>
     </w:p>
     <w:p>
@@ -8861,7 +7446,7 @@
                     </pic:cNvPicPr>
                   </pic:nvPicPr>
                   <pic:blipFill>
-                    <a:blip r:embed="rId19" cstate="print">
+                    <a:blip r:embed="rId21" cstate="print">
                       <a:extLst>
                         <a:ext uri="{28A0092B-C50C-407E-A947-70E740481C1C}">
                           <a14:useLocalDpi xmlns:a14="http://schemas.microsoft.com/office/drawing/2010/main" val="0"/>
@@ -8906,6 +7491,7 @@
           <w:rFonts w:hint="eastAsia"/>
           <w:szCs w:val="21"/>
         </w:rPr>
+        <w:lastRenderedPageBreak/>
         <w:t>图</w:t>
       </w:r>
       <w:r>
@@ -9014,7 +7600,6 @@
         <w:rPr>
           <w:noProof/>
         </w:rPr>
-        <w:lastRenderedPageBreak/>
         <w:drawing>
           <wp:inline distT="0" distB="0" distL="0" distR="0" wp14:anchorId="770EABF3" wp14:editId="4546EC08">
             <wp:extent cx="1979016" cy="3638550"/>
@@ -9033,7 +7618,7 @@
                     </pic:cNvPicPr>
                   </pic:nvPicPr>
                   <pic:blipFill>
-                    <a:blip r:embed="rId20" cstate="print">
+                    <a:blip r:embed="rId22" cstate="print">
                       <a:extLst>
                         <a:ext uri="{28A0092B-C50C-407E-A947-70E740481C1C}">
                           <a14:useLocalDpi xmlns:a14="http://schemas.microsoft.com/office/drawing/2010/main" val="0"/>
@@ -9246,7 +7831,7 @@
                     </pic:cNvPicPr>
                   </pic:nvPicPr>
                   <pic:blipFill>
-                    <a:blip r:embed="rId21" cstate="print">
+                    <a:blip r:embed="rId23" cstate="print">
                       <a:extLst>
                         <a:ext uri="{28A0092B-C50C-407E-A947-70E740481C1C}">
                           <a14:useLocalDpi xmlns:a14="http://schemas.microsoft.com/office/drawing/2010/main" val="0"/>
@@ -10152,7 +8737,7 @@
       </w:r>
     </w:p>
     <w:sectPr>
-      <w:footerReference w:type="default" r:id="rId22"/>
+      <w:footerReference w:type="default" r:id="rId24"/>
       <w:pgSz w:w="11906" w:h="16838"/>
       <w:pgMar w:top="1418" w:right="1418" w:bottom="1418" w:left="1134" w:header="851" w:footer="992" w:gutter="0"/>
       <w:pgNumType w:start="1"/>

--- a/吃豆人课设报告.docx
+++ b/吃豆人课设报告.docx
@@ -3492,21 +3492,7 @@
             <w:color w:val="0000FF"/>
             <w:u w:val="single"/>
           </w:rPr>
-          <w:t>liarr2</w:t>
-        </w:r>
-        <w:r>
-          <w:rPr>
-            <w:color w:val="0000FF"/>
-            <w:u w:val="single"/>
-          </w:rPr>
-          <w:t>3</w:t>
-        </w:r>
-        <w:r>
-          <w:rPr>
-            <w:color w:val="0000FF"/>
-            <w:u w:val="single"/>
-          </w:rPr>
-          <w:t>/pac-man-project</w:t>
+          <w:t>liarr23/pac-man-project</w:t>
         </w:r>
       </w:hyperlink>
     </w:p>
@@ -5380,7 +5366,390 @@
           <w:tcPr>
             <w:tcW w:w="7938" w:type="dxa"/>
           </w:tcPr>
-          <w:p/>
+          <w:p>
+            <w:pPr>
+              <w:rPr>
+                <w:rFonts w:hint="eastAsia"/>
+                <w:sz w:val="18"/>
+                <w:szCs w:val="18"/>
+              </w:rPr>
+            </w:pPr>
+            <w:r>
+              <w:rPr>
+                <w:rFonts w:hint="eastAsia"/>
+                <w:b/>
+                <w:bCs/>
+                <w:sz w:val="18"/>
+                <w:szCs w:val="18"/>
+              </w:rPr>
+              <w:t>游戏引擎</w:t>
+            </w:r>
+            <w:r>
+              <w:rPr>
+                <w:rFonts w:hint="eastAsia"/>
+                <w:sz w:val="18"/>
+                <w:szCs w:val="18"/>
+              </w:rPr>
+              <w:t xml:space="preserve"> </w:t>
+            </w:r>
+            <w:r>
+              <w:rPr>
+                <w:rFonts w:hint="eastAsia"/>
+                <w:sz w:val="18"/>
+                <w:szCs w:val="18"/>
+              </w:rPr>
+              <w:t>—</w:t>
+            </w:r>
+            <w:r>
+              <w:rPr>
+                <w:rFonts w:hint="eastAsia"/>
+                <w:sz w:val="18"/>
+                <w:szCs w:val="18"/>
+              </w:rPr>
+              <w:t xml:space="preserve"> </w:t>
+            </w:r>
+            <w:r>
+              <w:rPr>
+                <w:rFonts w:hint="eastAsia"/>
+                <w:sz w:val="18"/>
+                <w:szCs w:val="18"/>
+              </w:rPr>
+              <w:t>实现主循环、事件处理、状态栈管理，支持</w:t>
+            </w:r>
+            <w:r>
+              <w:rPr>
+                <w:rFonts w:hint="eastAsia"/>
+                <w:sz w:val="18"/>
+                <w:szCs w:val="18"/>
+              </w:rPr>
+              <w:t xml:space="preserve"> push/pop/change/restartGame </w:t>
+            </w:r>
+            <w:r>
+              <w:rPr>
+                <w:rFonts w:hint="eastAsia"/>
+                <w:sz w:val="18"/>
+                <w:szCs w:val="18"/>
+              </w:rPr>
+              <w:t>操作，基于</w:t>
+            </w:r>
+            <w:r>
+              <w:rPr>
+                <w:rFonts w:hint="eastAsia"/>
+                <w:sz w:val="18"/>
+                <w:szCs w:val="18"/>
+              </w:rPr>
+              <w:t xml:space="preserve"> deltaTime </w:t>
+            </w:r>
+            <w:r>
+              <w:rPr>
+                <w:rFonts w:hint="eastAsia"/>
+                <w:sz w:val="18"/>
+                <w:szCs w:val="18"/>
+              </w:rPr>
+              <w:t>的帧无关运动。</w:t>
+            </w:r>
+          </w:p>
+          <w:p>
+            <w:pPr>
+              <w:rPr>
+                <w:rFonts w:hint="eastAsia"/>
+                <w:sz w:val="18"/>
+                <w:szCs w:val="18"/>
+              </w:rPr>
+            </w:pPr>
+            <w:r>
+              <w:rPr>
+                <w:rFonts w:hint="eastAsia"/>
+                <w:b/>
+                <w:bCs/>
+                <w:sz w:val="18"/>
+                <w:szCs w:val="18"/>
+              </w:rPr>
+              <w:t>状态管理</w:t>
+            </w:r>
+            <w:r>
+              <w:rPr>
+                <w:rFonts w:hint="eastAsia"/>
+                <w:sz w:val="18"/>
+                <w:szCs w:val="18"/>
+              </w:rPr>
+              <w:t xml:space="preserve"> </w:t>
+            </w:r>
+            <w:r>
+              <w:rPr>
+                <w:rFonts w:hint="eastAsia"/>
+                <w:sz w:val="18"/>
+                <w:szCs w:val="18"/>
+              </w:rPr>
+              <w:t>—</w:t>
+            </w:r>
+            <w:r>
+              <w:rPr>
+                <w:rFonts w:hint="eastAsia"/>
+                <w:sz w:val="18"/>
+                <w:szCs w:val="18"/>
+              </w:rPr>
+              <w:t xml:space="preserve"> </w:t>
+            </w:r>
+            <w:r>
+              <w:rPr>
+                <w:rFonts w:hint="eastAsia"/>
+                <w:sz w:val="18"/>
+                <w:szCs w:val="18"/>
+              </w:rPr>
+              <w:t>设计</w:t>
+            </w:r>
+            <w:r>
+              <w:rPr>
+                <w:rFonts w:hint="eastAsia"/>
+                <w:sz w:val="18"/>
+                <w:szCs w:val="18"/>
+              </w:rPr>
+              <w:t xml:space="preserve"> GameState </w:t>
+            </w:r>
+            <w:r>
+              <w:rPr>
+                <w:rFonts w:hint="eastAsia"/>
+                <w:sz w:val="18"/>
+                <w:szCs w:val="18"/>
+              </w:rPr>
+              <w:t>基类接口，实现菜单、暂停、结算三个界面的状态切换与渲染，支持随机选图和窗口自适应居中。</w:t>
+            </w:r>
+          </w:p>
+          <w:p>
+            <w:pPr>
+              <w:rPr>
+                <w:rFonts w:hint="eastAsia"/>
+                <w:sz w:val="18"/>
+                <w:szCs w:val="18"/>
+              </w:rPr>
+            </w:pPr>
+            <w:r>
+              <w:rPr>
+                <w:rFonts w:hint="eastAsia"/>
+                <w:b/>
+                <w:bCs/>
+                <w:sz w:val="18"/>
+                <w:szCs w:val="18"/>
+              </w:rPr>
+              <w:t>道具系统</w:t>
+            </w:r>
+            <w:r>
+              <w:rPr>
+                <w:rFonts w:hint="eastAsia"/>
+                <w:sz w:val="18"/>
+                <w:szCs w:val="18"/>
+              </w:rPr>
+              <w:t xml:space="preserve"> </w:t>
+            </w:r>
+            <w:r>
+              <w:rPr>
+                <w:rFonts w:hint="eastAsia"/>
+                <w:sz w:val="18"/>
+                <w:szCs w:val="18"/>
+              </w:rPr>
+              <w:t>—</w:t>
+            </w:r>
+            <w:r>
+              <w:rPr>
+                <w:rFonts w:hint="eastAsia"/>
+                <w:sz w:val="18"/>
+                <w:szCs w:val="18"/>
+              </w:rPr>
+              <w:t xml:space="preserve"> </w:t>
+            </w:r>
+            <w:r>
+              <w:rPr>
+                <w:rFonts w:hint="eastAsia"/>
+                <w:sz w:val="18"/>
+                <w:szCs w:val="18"/>
+              </w:rPr>
+              <w:t>设计</w:t>
+            </w:r>
+            <w:r>
+              <w:rPr>
+                <w:rFonts w:hint="eastAsia"/>
+                <w:sz w:val="18"/>
+                <w:szCs w:val="18"/>
+              </w:rPr>
+              <w:t xml:space="preserve"> Item </w:t>
+            </w:r>
+            <w:r>
+              <w:rPr>
+                <w:rFonts w:hint="eastAsia"/>
+                <w:sz w:val="18"/>
+                <w:szCs w:val="18"/>
+              </w:rPr>
+              <w:t>基类，实现豆子、能量豆、水果三个子类，纯代码绘制不同样式，各自独立的分数逻辑。</w:t>
+            </w:r>
+          </w:p>
+          <w:p>
+            <w:pPr>
+              <w:rPr>
+                <w:rFonts w:hint="eastAsia"/>
+                <w:sz w:val="18"/>
+                <w:szCs w:val="18"/>
+              </w:rPr>
+            </w:pPr>
+            <w:r>
+              <w:rPr>
+                <w:rFonts w:hint="eastAsia"/>
+                <w:b/>
+                <w:bCs/>
+                <w:sz w:val="18"/>
+                <w:szCs w:val="18"/>
+              </w:rPr>
+              <w:t>管理器</w:t>
+            </w:r>
+            <w:r>
+              <w:rPr>
+                <w:rFonts w:hint="eastAsia"/>
+                <w:sz w:val="18"/>
+                <w:szCs w:val="18"/>
+              </w:rPr>
+              <w:t xml:space="preserve"> </w:t>
+            </w:r>
+            <w:r>
+              <w:rPr>
+                <w:rFonts w:hint="eastAsia"/>
+                <w:sz w:val="18"/>
+                <w:szCs w:val="18"/>
+              </w:rPr>
+              <w:t>—</w:t>
+            </w:r>
+            <w:r>
+              <w:rPr>
+                <w:rFonts w:hint="eastAsia"/>
+                <w:sz w:val="18"/>
+                <w:szCs w:val="18"/>
+              </w:rPr>
+              <w:t xml:space="preserve"> </w:t>
+            </w:r>
+            <w:r>
+              <w:rPr>
+                <w:rFonts w:hint="eastAsia"/>
+                <w:sz w:val="18"/>
+                <w:szCs w:val="18"/>
+              </w:rPr>
+              <w:t>实现</w:t>
+            </w:r>
+            <w:r>
+              <w:rPr>
+                <w:rFonts w:hint="eastAsia"/>
+                <w:sz w:val="18"/>
+                <w:szCs w:val="18"/>
+              </w:rPr>
+              <w:t xml:space="preserve"> ScoreManager </w:t>
+            </w:r>
+            <w:r>
+              <w:rPr>
+                <w:rFonts w:hint="eastAsia"/>
+                <w:sz w:val="18"/>
+                <w:szCs w:val="18"/>
+              </w:rPr>
+              <w:t>分数管理与最高分文件持久化，</w:t>
+            </w:r>
+            <w:r>
+              <w:rPr>
+                <w:rFonts w:hint="eastAsia"/>
+                <w:sz w:val="18"/>
+                <w:szCs w:val="18"/>
+              </w:rPr>
+              <w:t xml:space="preserve">SoundManager </w:t>
+            </w:r>
+            <w:r>
+              <w:rPr>
+                <w:rFonts w:hint="eastAsia"/>
+                <w:sz w:val="18"/>
+                <w:szCs w:val="18"/>
+              </w:rPr>
+              <w:t>音效管理与背景音乐循环</w:t>
+            </w:r>
+            <w:r>
+              <w:rPr>
+                <w:rFonts w:hint="eastAsia"/>
+                <w:sz w:val="18"/>
+                <w:szCs w:val="18"/>
+              </w:rPr>
+              <w:t>。</w:t>
+            </w:r>
+          </w:p>
+          <w:p>
+            <w:r>
+              <w:rPr>
+                <w:rFonts w:hint="eastAsia"/>
+                <w:b/>
+                <w:bCs/>
+                <w:sz w:val="18"/>
+                <w:szCs w:val="18"/>
+              </w:rPr>
+              <w:t>UI</w:t>
+            </w:r>
+            <w:r>
+              <w:rPr>
+                <w:rFonts w:hint="eastAsia"/>
+                <w:b/>
+                <w:bCs/>
+                <w:sz w:val="18"/>
+                <w:szCs w:val="18"/>
+              </w:rPr>
+              <w:t>管理器</w:t>
+            </w:r>
+            <w:r>
+              <w:rPr>
+                <w:rFonts w:hint="eastAsia"/>
+                <w:sz w:val="18"/>
+                <w:szCs w:val="18"/>
+              </w:rPr>
+              <w:t xml:space="preserve"> </w:t>
+            </w:r>
+            <w:r>
+              <w:rPr>
+                <w:rFonts w:hint="eastAsia"/>
+                <w:sz w:val="18"/>
+                <w:szCs w:val="18"/>
+              </w:rPr>
+              <w:t>—</w:t>
+            </w:r>
+            <w:r>
+              <w:rPr>
+                <w:rFonts w:hint="eastAsia"/>
+                <w:sz w:val="18"/>
+                <w:szCs w:val="18"/>
+              </w:rPr>
+              <w:t xml:space="preserve"> </w:t>
+            </w:r>
+            <w:r>
+              <w:rPr>
+                <w:rFonts w:hint="eastAsia"/>
+                <w:sz w:val="18"/>
+                <w:szCs w:val="18"/>
+              </w:rPr>
+              <w:t>实现</w:t>
+            </w:r>
+            <w:r>
+              <w:rPr>
+                <w:rFonts w:hint="eastAsia"/>
+                <w:sz w:val="18"/>
+                <w:szCs w:val="18"/>
+              </w:rPr>
+              <w:t xml:space="preserve"> HUD </w:t>
+            </w:r>
+            <w:r>
+              <w:rPr>
+                <w:rFonts w:hint="eastAsia"/>
+                <w:sz w:val="18"/>
+                <w:szCs w:val="18"/>
+              </w:rPr>
+              <w:t>界面渲染，包括分数、生命红心、剩余豆子、能量豆计时条，同行排列自适应窗口</w:t>
+            </w:r>
+            <w:r>
+              <w:rPr>
+                <w:rFonts w:hint="eastAsia"/>
+              </w:rPr>
+              <w:t>。</w:t>
+            </w:r>
+          </w:p>
         </w:tc>
       </w:tr>
       <w:tr>
@@ -5405,7 +5774,352 @@
           <w:tcPr>
             <w:tcW w:w="7938" w:type="dxa"/>
           </w:tcPr>
-          <w:p/>
+          <w:p>
+            <w:pPr>
+              <w:rPr>
+                <w:rFonts w:hint="eastAsia"/>
+                <w:sz w:val="18"/>
+                <w:szCs w:val="18"/>
+              </w:rPr>
+            </w:pPr>
+            <w:r>
+              <w:rPr>
+                <w:rFonts w:hint="eastAsia"/>
+                <w:b/>
+                <w:bCs/>
+                <w:sz w:val="18"/>
+                <w:szCs w:val="18"/>
+              </w:rPr>
+              <w:t>吃豆人</w:t>
+            </w:r>
+            <w:r>
+              <w:rPr>
+                <w:rFonts w:hint="eastAsia"/>
+                <w:b/>
+                <w:bCs/>
+                <w:sz w:val="18"/>
+                <w:szCs w:val="18"/>
+              </w:rPr>
+              <w:t xml:space="preserve"> </w:t>
+            </w:r>
+            <w:r>
+              <w:rPr>
+                <w:rFonts w:hint="eastAsia"/>
+                <w:sz w:val="18"/>
+                <w:szCs w:val="18"/>
+              </w:rPr>
+              <w:t>—</w:t>
+            </w:r>
+            <w:r>
+              <w:rPr>
+                <w:rFonts w:hint="eastAsia"/>
+                <w:sz w:val="18"/>
+                <w:szCs w:val="18"/>
+              </w:rPr>
+              <w:t xml:space="preserve"> </w:t>
+            </w:r>
+            <w:r>
+              <w:rPr>
+                <w:rFonts w:hint="eastAsia"/>
+                <w:sz w:val="18"/>
+                <w:szCs w:val="18"/>
+              </w:rPr>
+              <w:t>实现玩家角色的移动控制、方向切换、墙壁碰撞检测，支持隧道穿行。实现张嘴动画的纯代码渲染，以及生命系统（</w:t>
+            </w:r>
+            <w:r>
+              <w:rPr>
+                <w:rFonts w:hint="eastAsia"/>
+                <w:sz w:val="18"/>
+                <w:szCs w:val="18"/>
+              </w:rPr>
+              <w:t>die/reset</w:t>
+            </w:r>
+            <w:r>
+              <w:rPr>
+                <w:rFonts w:hint="eastAsia"/>
+                <w:sz w:val="18"/>
+                <w:szCs w:val="18"/>
+              </w:rPr>
+              <w:t>）。</w:t>
+            </w:r>
+          </w:p>
+          <w:p>
+            <w:pPr>
+              <w:rPr>
+                <w:rFonts w:hint="eastAsia"/>
+                <w:sz w:val="18"/>
+                <w:szCs w:val="18"/>
+              </w:rPr>
+            </w:pPr>
+            <w:r>
+              <w:rPr>
+                <w:rFonts w:hint="eastAsia"/>
+                <w:b/>
+                <w:bCs/>
+                <w:sz w:val="18"/>
+                <w:szCs w:val="18"/>
+              </w:rPr>
+              <w:t>幽灵系统</w:t>
+            </w:r>
+            <w:r>
+              <w:rPr>
+                <w:rFonts w:hint="eastAsia"/>
+                <w:sz w:val="18"/>
+                <w:szCs w:val="18"/>
+              </w:rPr>
+              <w:t xml:space="preserve"> </w:t>
+            </w:r>
+            <w:r>
+              <w:rPr>
+                <w:rFonts w:hint="eastAsia"/>
+                <w:sz w:val="18"/>
+                <w:szCs w:val="18"/>
+              </w:rPr>
+              <w:t>—</w:t>
+            </w:r>
+            <w:r>
+              <w:rPr>
+                <w:rFonts w:hint="eastAsia"/>
+                <w:sz w:val="18"/>
+                <w:szCs w:val="18"/>
+              </w:rPr>
+              <w:t xml:space="preserve"> </w:t>
+            </w:r>
+            <w:r>
+              <w:rPr>
+                <w:rFonts w:hint="eastAsia"/>
+                <w:sz w:val="18"/>
+                <w:szCs w:val="18"/>
+              </w:rPr>
+              <w:t>设计</w:t>
+            </w:r>
+            <w:r>
+              <w:rPr>
+                <w:rFonts w:hint="eastAsia"/>
+                <w:sz w:val="18"/>
+                <w:szCs w:val="18"/>
+              </w:rPr>
+              <w:t xml:space="preserve"> Ghost </w:t>
+            </w:r>
+            <w:r>
+              <w:rPr>
+                <w:rFonts w:hint="eastAsia"/>
+                <w:sz w:val="18"/>
+                <w:szCs w:val="18"/>
+              </w:rPr>
+              <w:t>基类的状态机（追逐</w:t>
+            </w:r>
+            <w:r>
+              <w:rPr>
+                <w:rFonts w:hint="eastAsia"/>
+                <w:sz w:val="18"/>
+                <w:szCs w:val="18"/>
+              </w:rPr>
+              <w:t>/</w:t>
+            </w:r>
+            <w:r>
+              <w:rPr>
+                <w:rFonts w:hint="eastAsia"/>
+                <w:sz w:val="18"/>
+                <w:szCs w:val="18"/>
+              </w:rPr>
+              <w:t>恐慌</w:t>
+            </w:r>
+            <w:r>
+              <w:rPr>
+                <w:rFonts w:hint="eastAsia"/>
+                <w:sz w:val="18"/>
+                <w:szCs w:val="18"/>
+              </w:rPr>
+              <w:t>/</w:t>
+            </w:r>
+            <w:r>
+              <w:rPr>
+                <w:rFonts w:hint="eastAsia"/>
+                <w:sz w:val="18"/>
+                <w:szCs w:val="18"/>
+              </w:rPr>
+              <w:t>被吃），实现曼哈顿距离寻路的通用</w:t>
+            </w:r>
+            <w:r>
+              <w:rPr>
+                <w:rFonts w:hint="eastAsia"/>
+                <w:sz w:val="18"/>
+                <w:szCs w:val="18"/>
+              </w:rPr>
+              <w:t xml:space="preserve"> getDirection()</w:t>
+            </w:r>
+            <w:r>
+              <w:rPr>
+                <w:rFonts w:hint="eastAsia"/>
+                <w:sz w:val="18"/>
+                <w:szCs w:val="18"/>
+              </w:rPr>
+              <w:t>。四个子类各自重写</w:t>
+            </w:r>
+            <w:r>
+              <w:rPr>
+                <w:rFonts w:hint="eastAsia"/>
+                <w:sz w:val="18"/>
+                <w:szCs w:val="18"/>
+              </w:rPr>
+              <w:t xml:space="preserve"> chase() </w:t>
+            </w:r>
+            <w:r>
+              <w:rPr>
+                <w:rFonts w:hint="eastAsia"/>
+                <w:sz w:val="18"/>
+                <w:szCs w:val="18"/>
+              </w:rPr>
+              <w:t>实现独立</w:t>
+            </w:r>
+            <w:r>
+              <w:rPr>
+                <w:rFonts w:hint="eastAsia"/>
+                <w:sz w:val="18"/>
+                <w:szCs w:val="18"/>
+              </w:rPr>
+              <w:t xml:space="preserve"> AI </w:t>
+            </w:r>
+            <w:r>
+              <w:rPr>
+                <w:rFonts w:hint="eastAsia"/>
+                <w:sz w:val="18"/>
+                <w:szCs w:val="18"/>
+              </w:rPr>
+              <w:t>策略：</w:t>
+            </w:r>
+            <w:r>
+              <w:rPr>
+                <w:rFonts w:hint="eastAsia"/>
+                <w:sz w:val="18"/>
+                <w:szCs w:val="18"/>
+              </w:rPr>
+              <w:t xml:space="preserve">Blinky </w:t>
+            </w:r>
+            <w:r>
+              <w:rPr>
+                <w:rFonts w:hint="eastAsia"/>
+                <w:sz w:val="18"/>
+                <w:szCs w:val="18"/>
+              </w:rPr>
+              <w:t>直接追踪、</w:t>
+            </w:r>
+            <w:r>
+              <w:rPr>
+                <w:rFonts w:hint="eastAsia"/>
+                <w:sz w:val="18"/>
+                <w:szCs w:val="18"/>
+              </w:rPr>
+              <w:t xml:space="preserve">Pinky </w:t>
+            </w:r>
+            <w:r>
+              <w:rPr>
+                <w:rFonts w:hint="eastAsia"/>
+                <w:sz w:val="18"/>
+                <w:szCs w:val="18"/>
+              </w:rPr>
+              <w:t>预判前方、</w:t>
+            </w:r>
+            <w:r>
+              <w:rPr>
+                <w:rFonts w:hint="eastAsia"/>
+                <w:sz w:val="18"/>
+                <w:szCs w:val="18"/>
+              </w:rPr>
+              <w:t xml:space="preserve">Inky </w:t>
+            </w:r>
+            <w:r>
+              <w:rPr>
+                <w:rFonts w:hint="eastAsia"/>
+                <w:sz w:val="18"/>
+                <w:szCs w:val="18"/>
+              </w:rPr>
+              <w:t>协同计算、</w:t>
+            </w:r>
+            <w:r>
+              <w:rPr>
+                <w:rFonts w:hint="eastAsia"/>
+                <w:sz w:val="18"/>
+                <w:szCs w:val="18"/>
+              </w:rPr>
+              <w:t xml:space="preserve">Clyde </w:t>
+            </w:r>
+            <w:r>
+              <w:rPr>
+                <w:rFonts w:hint="eastAsia"/>
+                <w:sz w:val="18"/>
+                <w:szCs w:val="18"/>
+              </w:rPr>
+              <w:t>随机巡逻。实现被吃后返回出生点重生机制。</w:t>
+            </w:r>
+          </w:p>
+          <w:p>
+            <w:pPr>
+              <w:rPr>
+                <w:sz w:val="18"/>
+                <w:szCs w:val="18"/>
+              </w:rPr>
+            </w:pPr>
+            <w:r>
+              <w:rPr>
+                <w:rFonts w:hint="eastAsia"/>
+                <w:b/>
+                <w:bCs/>
+                <w:sz w:val="18"/>
+                <w:szCs w:val="18"/>
+              </w:rPr>
+              <w:t>地图系统</w:t>
+            </w:r>
+            <w:r>
+              <w:rPr>
+                <w:rFonts w:hint="eastAsia"/>
+                <w:sz w:val="18"/>
+                <w:szCs w:val="18"/>
+              </w:rPr>
+              <w:t xml:space="preserve"> </w:t>
+            </w:r>
+            <w:r>
+              <w:rPr>
+                <w:rFonts w:hint="eastAsia"/>
+                <w:sz w:val="18"/>
+                <w:szCs w:val="18"/>
+              </w:rPr>
+              <w:t>—</w:t>
+            </w:r>
+            <w:r>
+              <w:rPr>
+                <w:rFonts w:hint="eastAsia"/>
+                <w:sz w:val="18"/>
+                <w:szCs w:val="18"/>
+              </w:rPr>
+              <w:t xml:space="preserve"> </w:t>
+            </w:r>
+            <w:r>
+              <w:rPr>
+                <w:rFonts w:hint="eastAsia"/>
+                <w:sz w:val="18"/>
+                <w:szCs w:val="18"/>
+              </w:rPr>
+              <w:t>实现</w:t>
+            </w:r>
+            <w:r>
+              <w:rPr>
+                <w:rFonts w:hint="eastAsia"/>
+                <w:sz w:val="18"/>
+                <w:szCs w:val="18"/>
+              </w:rPr>
+              <w:t xml:space="preserve"> 28x31 </w:t>
+            </w:r>
+            <w:r>
+              <w:rPr>
+                <w:rFonts w:hint="eastAsia"/>
+                <w:sz w:val="18"/>
+                <w:szCs w:val="18"/>
+              </w:rPr>
+              <w:t>文本地图的逐字符解析，识别墙壁、豆子、能量豆、水果、幽灵出生点等元素。管理地图数据查询接口，支持多地图文件加载。</w:t>
+            </w:r>
+          </w:p>
         </w:tc>
       </w:tr>
     </w:tbl>
@@ -5420,6 +6134,7 @@
         <w:rPr>
           <w:rFonts w:hint="eastAsia"/>
         </w:rPr>
+        <w:lastRenderedPageBreak/>
         <w:t>二．项目内容</w:t>
       </w:r>
       <w:bookmarkEnd w:id="17"/>
@@ -5521,7 +6236,6 @@
           <w:noProof/>
           <w:sz w:val="24"/>
         </w:rPr>
-        <w:lastRenderedPageBreak/>
         <w:drawing>
           <wp:inline distT="0" distB="0" distL="0" distR="0" wp14:anchorId="7BC935E7" wp14:editId="34F67CF8">
             <wp:extent cx="5939790" cy="3403600"/>
@@ -5737,9 +6451,6 @@
     <w:p>
       <w:pPr>
         <w:jc w:val="center"/>
-        <w:rPr>
-          <w:rFonts w:hint="eastAsia"/>
-        </w:rPr>
       </w:pPr>
     </w:p>
     <w:p>
@@ -5852,35 +6563,14 @@
           <w:rFonts w:ascii="宋体" w:hAnsi="宋体"/>
           <w:sz w:val="24"/>
         </w:rPr>
-        <w:t>的整体程序流程图如图</w:t>
-      </w:r>
-      <w:r>
-        <w:rPr>
-          <w:rFonts w:ascii="宋体" w:hAnsi="宋体" w:hint="eastAsia"/>
-          <w:sz w:val="24"/>
-        </w:rPr>
-        <w:t>3</w:t>
-      </w:r>
-      <w:r>
-        <w:rPr>
-          <w:rFonts w:ascii="宋体" w:hAnsi="宋体"/>
-          <w:sz w:val="24"/>
-        </w:rPr>
-        <w:t>所示</w:t>
-      </w:r>
-      <w:r>
-        <w:rPr>
-          <w:rFonts w:ascii="宋体" w:hAnsi="宋体" w:hint="eastAsia"/>
-          <w:sz w:val="24"/>
-        </w:rPr>
-        <w:t>。详述关于</w:t>
-      </w:r>
-      <w:r>
-        <w:rPr>
-          <w:rFonts w:ascii="宋体" w:hAnsi="宋体"/>
-          <w:sz w:val="24"/>
-        </w:rPr>
-        <w:t>流程图的解释。</w:t>
+        <w:t>的整体程序流程图如图所示</w:t>
+      </w:r>
+      <w:r>
+        <w:rPr>
+          <w:rFonts w:ascii="宋体" w:hAnsi="宋体" w:hint="eastAsia"/>
+          <w:sz w:val="24"/>
+        </w:rPr>
+        <w:t>。</w:t>
       </w:r>
     </w:p>
     <w:p>
@@ -5896,51 +6586,10 @@
         <w:ind w:firstLineChars="200" w:firstLine="420"/>
         <w:jc w:val="center"/>
         <w:rPr>
+          <w:rFonts w:hint="eastAsia"/>
           <w:szCs w:val="21"/>
         </w:rPr>
       </w:pPr>
-      <w:commentRangeStart w:id="22"/>
-      <w:r>
-        <w:rPr>
-          <w:rFonts w:hint="eastAsia"/>
-          <w:szCs w:val="21"/>
-        </w:rPr>
-        <w:t>图</w:t>
-      </w:r>
-      <w:r>
-        <w:rPr>
-          <w:rFonts w:hint="eastAsia"/>
-          <w:szCs w:val="21"/>
-        </w:rPr>
-        <w:t>3</w:t>
-      </w:r>
-      <w:r>
-        <w:rPr>
-          <w:rFonts w:hint="eastAsia"/>
-          <w:szCs w:val="21"/>
-        </w:rPr>
-        <w:t xml:space="preserve"> </w:t>
-      </w:r>
-      <w:r>
-        <w:rPr>
-          <w:rFonts w:hint="eastAsia"/>
-          <w:szCs w:val="21"/>
-        </w:rPr>
-        <w:t>系统整体程序</w:t>
-      </w:r>
-      <w:r>
-        <w:rPr>
-          <w:szCs w:val="21"/>
-        </w:rPr>
-        <w:t>流程图</w:t>
-      </w:r>
-      <w:commentRangeEnd w:id="22"/>
-      <w:r>
-        <w:rPr>
-          <w:rStyle w:val="a3"/>
-        </w:rPr>
-        <w:commentReference w:id="22"/>
-      </w:r>
     </w:p>
     <w:p>
       <w:pPr>
@@ -5948,8 +6597,8 @@
         <w:keepLines w:val="0"/>
         <w:spacing w:line="240" w:lineRule="auto"/>
       </w:pPr>
-      <w:bookmarkStart w:id="23" w:name="_Toc33138194"/>
-      <w:commentRangeStart w:id="24"/>
+      <w:bookmarkStart w:id="22" w:name="_Toc33138194"/>
+      <w:commentRangeStart w:id="23"/>
       <w:r>
         <w:rPr>
           <w:rFonts w:hint="eastAsia"/>
@@ -5975,15 +6624,15 @@
         </w:rPr>
         <w:t>设计</w:t>
       </w:r>
-      <w:bookmarkEnd w:id="23"/>
-      <w:commentRangeEnd w:id="24"/>
+      <w:bookmarkEnd w:id="22"/>
+      <w:commentRangeEnd w:id="23"/>
       <w:r>
         <w:rPr>
           <w:rStyle w:val="a3"/>
           <w:sz w:val="32"/>
           <w:szCs w:val="32"/>
         </w:rPr>
-        <w:commentReference w:id="24"/>
+        <w:commentReference w:id="23"/>
       </w:r>
     </w:p>
     <w:p>
@@ -6007,7 +6656,21 @@
           <w:rFonts w:ascii="宋体" w:hAnsi="宋体" w:hint="eastAsia"/>
           <w:sz w:val="24"/>
         </w:rPr>
-        <w:t>按照功能划分为X个模块，</w:t>
+        <w:t>按照功能划分为</w:t>
+      </w:r>
+      <w:r>
+        <w:rPr>
+          <w:rFonts w:ascii="宋体" w:hAnsi="宋体" w:hint="eastAsia"/>
+          <w:sz w:val="24"/>
+        </w:rPr>
+        <w:t>2</w:t>
+      </w:r>
+      <w:r>
+        <w:rPr>
+          <w:rFonts w:ascii="宋体" w:hAnsi="宋体" w:hint="eastAsia"/>
+          <w:sz w:val="24"/>
+        </w:rPr>
+        <w:t>个模块，</w:t>
       </w:r>
       <w:r>
         <w:rPr>
@@ -6098,7 +6761,7 @@
           <w:szCs w:val="21"/>
         </w:rPr>
       </w:pPr>
-      <w:commentRangeStart w:id="25"/>
+      <w:commentRangeStart w:id="24"/>
       <w:r>
         <w:rPr>
           <w:rFonts w:hint="eastAsia"/>
@@ -6140,12 +6803,12 @@
         </w:rPr>
         <w:t>图</w:t>
       </w:r>
-      <w:commentRangeEnd w:id="25"/>
+      <w:commentRangeEnd w:id="24"/>
       <w:r>
         <w:rPr>
           <w:rStyle w:val="a3"/>
         </w:rPr>
-        <w:commentReference w:id="25"/>
+        <w:commentReference w:id="24"/>
       </w:r>
     </w:p>
     <w:p>
@@ -6153,7 +6816,6 @@
         <w:spacing w:beforeLines="50" w:before="156" w:afterLines="50" w:after="156" w:line="324" w:lineRule="auto"/>
         <w:ind w:firstLineChars="200" w:firstLine="420"/>
         <w:rPr>
-          <w:rFonts w:hint="eastAsia"/>
           <w:szCs w:val="21"/>
         </w:rPr>
       </w:pPr>
@@ -6162,6 +6824,699 @@
           <w:szCs w:val="21"/>
         </w:rPr>
         <w:t>系统各模块功能如下：</w:t>
+      </w:r>
+    </w:p>
+    <w:p>
+      <w:pPr>
+        <w:spacing w:beforeLines="50" w:before="156" w:afterLines="50" w:after="156" w:line="324" w:lineRule="auto"/>
+        <w:ind w:firstLineChars="200" w:firstLine="420"/>
+        <w:rPr>
+          <w:rFonts w:hint="eastAsia"/>
+          <w:szCs w:val="21"/>
+        </w:rPr>
+      </w:pPr>
+      <w:r>
+        <w:rPr>
+          <w:rFonts w:hint="eastAsia"/>
+          <w:szCs w:val="21"/>
+        </w:rPr>
+        <w:t>1.</w:t>
+      </w:r>
+      <w:r>
+        <w:rPr>
+          <w:rFonts w:hint="eastAsia"/>
+          <w:szCs w:val="21"/>
+        </w:rPr>
+        <w:t>游戏逻辑模块</w:t>
+      </w:r>
+    </w:p>
+    <w:p>
+      <w:pPr>
+        <w:spacing w:beforeLines="50" w:before="156" w:afterLines="50" w:after="156" w:line="324" w:lineRule="auto"/>
+        <w:ind w:firstLineChars="200" w:firstLine="420"/>
+        <w:rPr>
+          <w:rFonts w:hint="eastAsia"/>
+          <w:szCs w:val="21"/>
+        </w:rPr>
+      </w:pPr>
+      <w:r>
+        <w:rPr>
+          <w:rFonts w:hint="eastAsia"/>
+          <w:szCs w:val="21"/>
+        </w:rPr>
+        <w:t>吃豆人控制</w:t>
+      </w:r>
+      <w:r>
+        <w:rPr>
+          <w:rFonts w:hint="eastAsia"/>
+          <w:szCs w:val="21"/>
+        </w:rPr>
+        <w:t xml:space="preserve"> </w:t>
+      </w:r>
+      <w:r>
+        <w:rPr>
+          <w:rFonts w:hint="eastAsia"/>
+          <w:szCs w:val="21"/>
+        </w:rPr>
+        <w:t>—</w:t>
+      </w:r>
+      <w:r>
+        <w:rPr>
+          <w:rFonts w:hint="eastAsia"/>
+          <w:szCs w:val="21"/>
+        </w:rPr>
+        <w:t xml:space="preserve"> </w:t>
+      </w:r>
+      <w:r>
+        <w:rPr>
+          <w:rFonts w:hint="eastAsia"/>
+          <w:szCs w:val="21"/>
+        </w:rPr>
+        <w:t>键盘</w:t>
+      </w:r>
+      <w:r>
+        <w:rPr>
+          <w:rFonts w:hint="eastAsia"/>
+          <w:szCs w:val="21"/>
+        </w:rPr>
+        <w:t>/</w:t>
+      </w:r>
+      <w:r>
+        <w:rPr>
+          <w:rFonts w:hint="eastAsia"/>
+          <w:szCs w:val="21"/>
+        </w:rPr>
+        <w:t>手柄输入驱动方向切换，移动前检测墙壁碰撞，支持隧道穿行，被击中扣除生命并重置位置，生命耗尽触发游戏结束。</w:t>
+      </w:r>
+    </w:p>
+    <w:p>
+      <w:pPr>
+        <w:spacing w:beforeLines="50" w:before="156" w:afterLines="50" w:after="156" w:line="324" w:lineRule="auto"/>
+        <w:ind w:firstLineChars="200" w:firstLine="420"/>
+        <w:rPr>
+          <w:rFonts w:hint="eastAsia"/>
+          <w:szCs w:val="21"/>
+        </w:rPr>
+      </w:pPr>
+      <w:r>
+        <w:rPr>
+          <w:rFonts w:hint="eastAsia"/>
+          <w:szCs w:val="21"/>
+        </w:rPr>
+        <w:t>幽灵</w:t>
+      </w:r>
+      <w:r>
+        <w:rPr>
+          <w:rFonts w:hint="eastAsia"/>
+          <w:szCs w:val="21"/>
+        </w:rPr>
+        <w:t xml:space="preserve">AI </w:t>
+      </w:r>
+      <w:r>
+        <w:rPr>
+          <w:rFonts w:hint="eastAsia"/>
+          <w:szCs w:val="21"/>
+        </w:rPr>
+        <w:t>—</w:t>
+      </w:r>
+      <w:r>
+        <w:rPr>
+          <w:rFonts w:hint="eastAsia"/>
+          <w:szCs w:val="21"/>
+        </w:rPr>
+        <w:t xml:space="preserve"> </w:t>
+      </w:r>
+      <w:r>
+        <w:rPr>
+          <w:rFonts w:hint="eastAsia"/>
+          <w:szCs w:val="21"/>
+        </w:rPr>
+        <w:t>四个幽灵各自独立的追击策略，通过</w:t>
+      </w:r>
+      <w:r>
+        <w:rPr>
+          <w:rFonts w:hint="eastAsia"/>
+          <w:szCs w:val="21"/>
+        </w:rPr>
+        <w:t xml:space="preserve"> Ghost </w:t>
+      </w:r>
+      <w:r>
+        <w:rPr>
+          <w:rFonts w:hint="eastAsia"/>
+          <w:szCs w:val="21"/>
+        </w:rPr>
+        <w:t>基类的曼哈顿距离寻路实现，支持追逐</w:t>
+      </w:r>
+      <w:r>
+        <w:rPr>
+          <w:rFonts w:hint="eastAsia"/>
+          <w:szCs w:val="21"/>
+        </w:rPr>
+        <w:t>/</w:t>
+      </w:r>
+      <w:r>
+        <w:rPr>
+          <w:rFonts w:hint="eastAsia"/>
+          <w:szCs w:val="21"/>
+        </w:rPr>
+        <w:t>散开</w:t>
+      </w:r>
+      <w:r>
+        <w:rPr>
+          <w:rFonts w:hint="eastAsia"/>
+          <w:szCs w:val="21"/>
+        </w:rPr>
+        <w:t>/</w:t>
+      </w:r>
+      <w:r>
+        <w:rPr>
+          <w:rFonts w:hint="eastAsia"/>
+          <w:szCs w:val="21"/>
+        </w:rPr>
+        <w:t>恐慌</w:t>
+      </w:r>
+      <w:r>
+        <w:rPr>
+          <w:rFonts w:hint="eastAsia"/>
+          <w:szCs w:val="21"/>
+        </w:rPr>
+        <w:t>/</w:t>
+      </w:r>
+      <w:r>
+        <w:rPr>
+          <w:rFonts w:hint="eastAsia"/>
+          <w:szCs w:val="21"/>
+        </w:rPr>
+        <w:t>被吃四种状态的自动转换。</w:t>
+      </w:r>
+    </w:p>
+    <w:p>
+      <w:pPr>
+        <w:spacing w:beforeLines="50" w:before="156" w:afterLines="50" w:after="156" w:line="324" w:lineRule="auto"/>
+        <w:ind w:firstLineChars="200" w:firstLine="420"/>
+        <w:rPr>
+          <w:rFonts w:hint="eastAsia"/>
+          <w:szCs w:val="21"/>
+        </w:rPr>
+      </w:pPr>
+      <w:r>
+        <w:rPr>
+          <w:rFonts w:hint="eastAsia"/>
+          <w:szCs w:val="21"/>
+        </w:rPr>
+        <w:t>碰撞检测</w:t>
+      </w:r>
+      <w:r>
+        <w:rPr>
+          <w:rFonts w:hint="eastAsia"/>
+          <w:szCs w:val="21"/>
+        </w:rPr>
+        <w:t xml:space="preserve"> </w:t>
+      </w:r>
+      <w:r>
+        <w:rPr>
+          <w:rFonts w:hint="eastAsia"/>
+          <w:szCs w:val="21"/>
+        </w:rPr>
+        <w:t>—</w:t>
+      </w:r>
+      <w:r>
+        <w:rPr>
+          <w:rFonts w:hint="eastAsia"/>
+          <w:szCs w:val="21"/>
+        </w:rPr>
+        <w:t xml:space="preserve"> </w:t>
+      </w:r>
+      <w:r>
+        <w:rPr>
+          <w:rFonts w:hint="eastAsia"/>
+          <w:szCs w:val="21"/>
+        </w:rPr>
+        <w:t>基于</w:t>
+      </w:r>
+      <w:r>
+        <w:rPr>
+          <w:rFonts w:hint="eastAsia"/>
+          <w:szCs w:val="21"/>
+        </w:rPr>
+        <w:t xml:space="preserve"> AABB </w:t>
+      </w:r>
+      <w:r>
+        <w:rPr>
+          <w:rFonts w:hint="eastAsia"/>
+          <w:szCs w:val="21"/>
+        </w:rPr>
+        <w:t>矩形碰撞判定，分别处理吃豆子加分、吃能量豆触发恐慌、吃水果加分、碰到幽灵扣命或反杀四种交互。</w:t>
+      </w:r>
+    </w:p>
+    <w:p>
+      <w:pPr>
+        <w:spacing w:beforeLines="50" w:before="156" w:afterLines="50" w:after="156" w:line="324" w:lineRule="auto"/>
+        <w:ind w:firstLineChars="200" w:firstLine="420"/>
+        <w:rPr>
+          <w:rFonts w:hint="eastAsia"/>
+          <w:szCs w:val="21"/>
+        </w:rPr>
+      </w:pPr>
+      <w:r>
+        <w:rPr>
+          <w:rFonts w:hint="eastAsia"/>
+          <w:szCs w:val="21"/>
+        </w:rPr>
+        <w:t>胜负判定</w:t>
+      </w:r>
+      <w:r>
+        <w:rPr>
+          <w:rFonts w:hint="eastAsia"/>
+          <w:szCs w:val="21"/>
+        </w:rPr>
+        <w:t xml:space="preserve"> </w:t>
+      </w:r>
+      <w:r>
+        <w:rPr>
+          <w:rFonts w:hint="eastAsia"/>
+          <w:szCs w:val="21"/>
+        </w:rPr>
+        <w:t>—</w:t>
+      </w:r>
+      <w:r>
+        <w:rPr>
+          <w:rFonts w:hint="eastAsia"/>
+          <w:szCs w:val="21"/>
+        </w:rPr>
+        <w:t xml:space="preserve"> </w:t>
+      </w:r>
+      <w:r>
+        <w:rPr>
+          <w:rFonts w:hint="eastAsia"/>
+          <w:szCs w:val="21"/>
+        </w:rPr>
+        <w:t>实时统计剩余豆子数量，全部吃完触发胜利；生命归零触发失败，保存最高分后跳转结算界面。</w:t>
+      </w:r>
+    </w:p>
+    <w:p>
+      <w:pPr>
+        <w:spacing w:beforeLines="50" w:before="156" w:afterLines="50" w:after="156" w:line="324" w:lineRule="auto"/>
+        <w:ind w:firstLineChars="200" w:firstLine="420"/>
+        <w:rPr>
+          <w:rFonts w:hint="eastAsia"/>
+          <w:szCs w:val="21"/>
+        </w:rPr>
+      </w:pPr>
+      <w:r>
+        <w:rPr>
+          <w:rFonts w:hint="eastAsia"/>
+          <w:szCs w:val="21"/>
+        </w:rPr>
+        <w:t>关卡地图</w:t>
+      </w:r>
+      <w:r>
+        <w:rPr>
+          <w:rFonts w:hint="eastAsia"/>
+          <w:szCs w:val="21"/>
+        </w:rPr>
+        <w:t xml:space="preserve"> </w:t>
+      </w:r>
+      <w:r>
+        <w:rPr>
+          <w:rFonts w:hint="eastAsia"/>
+          <w:szCs w:val="21"/>
+        </w:rPr>
+        <w:t>—</w:t>
+      </w:r>
+      <w:r>
+        <w:rPr>
+          <w:rFonts w:hint="eastAsia"/>
+          <w:szCs w:val="21"/>
+        </w:rPr>
+        <w:t xml:space="preserve"> 28x31 </w:t>
+      </w:r>
+      <w:r>
+        <w:rPr>
+          <w:rFonts w:hint="eastAsia"/>
+          <w:szCs w:val="21"/>
+        </w:rPr>
+        <w:t>文本格式地图文件，解析墙壁</w:t>
+      </w:r>
+      <w:r>
+        <w:rPr>
+          <w:rFonts w:hint="eastAsia"/>
+          <w:szCs w:val="21"/>
+        </w:rPr>
+        <w:t>/</w:t>
+      </w:r>
+      <w:r>
+        <w:rPr>
+          <w:rFonts w:hint="eastAsia"/>
+          <w:szCs w:val="21"/>
+        </w:rPr>
+        <w:t>豆子</w:t>
+      </w:r>
+      <w:r>
+        <w:rPr>
+          <w:rFonts w:hint="eastAsia"/>
+          <w:szCs w:val="21"/>
+        </w:rPr>
+        <w:t>/</w:t>
+      </w:r>
+      <w:r>
+        <w:rPr>
+          <w:rFonts w:hint="eastAsia"/>
+          <w:szCs w:val="21"/>
+        </w:rPr>
+        <w:t>能量豆</w:t>
+      </w:r>
+      <w:r>
+        <w:rPr>
+          <w:rFonts w:hint="eastAsia"/>
+          <w:szCs w:val="21"/>
+        </w:rPr>
+        <w:t>/</w:t>
+      </w:r>
+      <w:r>
+        <w:rPr>
+          <w:rFonts w:hint="eastAsia"/>
+          <w:szCs w:val="21"/>
+        </w:rPr>
+        <w:t>水果</w:t>
+      </w:r>
+      <w:r>
+        <w:rPr>
+          <w:rFonts w:hint="eastAsia"/>
+          <w:szCs w:val="21"/>
+        </w:rPr>
+        <w:t>/</w:t>
+      </w:r>
+      <w:r>
+        <w:rPr>
+          <w:rFonts w:hint="eastAsia"/>
+          <w:szCs w:val="21"/>
+        </w:rPr>
+        <w:t>出生点等元素，支持多张地图随机选择。</w:t>
+      </w:r>
+    </w:p>
+    <w:p>
+      <w:pPr>
+        <w:spacing w:beforeLines="50" w:before="156" w:afterLines="50" w:after="156" w:line="324" w:lineRule="auto"/>
+        <w:ind w:firstLineChars="200" w:firstLine="420"/>
+        <w:rPr>
+          <w:rFonts w:hint="eastAsia"/>
+          <w:szCs w:val="21"/>
+        </w:rPr>
+      </w:pPr>
+      <w:r>
+        <w:rPr>
+          <w:rFonts w:hint="eastAsia"/>
+          <w:szCs w:val="21"/>
+        </w:rPr>
+        <w:t>2.</w:t>
+      </w:r>
+      <w:r>
+        <w:rPr>
+          <w:rFonts w:hint="eastAsia"/>
+          <w:szCs w:val="21"/>
+        </w:rPr>
+        <w:t>系统支撑模块</w:t>
+      </w:r>
+    </w:p>
+    <w:p>
+      <w:pPr>
+        <w:spacing w:beforeLines="50" w:before="156" w:afterLines="50" w:after="156" w:line="324" w:lineRule="auto"/>
+        <w:ind w:firstLineChars="200" w:firstLine="420"/>
+        <w:rPr>
+          <w:rFonts w:hint="eastAsia"/>
+          <w:szCs w:val="21"/>
+        </w:rPr>
+      </w:pPr>
+      <w:r>
+        <w:rPr>
+          <w:rFonts w:hint="eastAsia"/>
+          <w:szCs w:val="21"/>
+        </w:rPr>
+        <w:t>音效管理</w:t>
+      </w:r>
+      <w:r>
+        <w:rPr>
+          <w:rFonts w:hint="eastAsia"/>
+          <w:szCs w:val="21"/>
+        </w:rPr>
+        <w:t xml:space="preserve"> </w:t>
+      </w:r>
+      <w:r>
+        <w:rPr>
+          <w:rFonts w:hint="eastAsia"/>
+          <w:szCs w:val="21"/>
+        </w:rPr>
+        <w:t>—</w:t>
+      </w:r>
+      <w:r>
+        <w:rPr>
+          <w:rFonts w:hint="eastAsia"/>
+          <w:szCs w:val="21"/>
+        </w:rPr>
+        <w:t xml:space="preserve"> </w:t>
+      </w:r>
+      <w:r>
+        <w:rPr>
+          <w:rFonts w:hint="eastAsia"/>
+          <w:szCs w:val="21"/>
+        </w:rPr>
+        <w:t>背景音乐循环播放，各类游戏事件触发对应音效，使用</w:t>
+      </w:r>
+      <w:r>
+        <w:rPr>
+          <w:rFonts w:hint="eastAsia"/>
+          <w:szCs w:val="21"/>
+        </w:rPr>
+        <w:t xml:space="preserve"> static </w:t>
+      </w:r>
+      <w:r>
+        <w:rPr>
+          <w:rFonts w:hint="eastAsia"/>
+          <w:szCs w:val="21"/>
+        </w:rPr>
+        <w:t>缓冲区保证状态切换后声音不中断。</w:t>
+      </w:r>
+    </w:p>
+    <w:p>
+      <w:pPr>
+        <w:spacing w:beforeLines="50" w:before="156" w:afterLines="50" w:after="156" w:line="324" w:lineRule="auto"/>
+        <w:ind w:firstLineChars="200" w:firstLine="420"/>
+        <w:rPr>
+          <w:szCs w:val="21"/>
+        </w:rPr>
+      </w:pPr>
+      <w:r>
+        <w:rPr>
+          <w:rFonts w:hint="eastAsia"/>
+          <w:szCs w:val="21"/>
+        </w:rPr>
+        <w:t>UI</w:t>
+      </w:r>
+      <w:r>
+        <w:rPr>
+          <w:rFonts w:hint="eastAsia"/>
+          <w:szCs w:val="21"/>
+        </w:rPr>
+        <w:t>显示</w:t>
+      </w:r>
+      <w:r>
+        <w:rPr>
+          <w:rFonts w:hint="eastAsia"/>
+          <w:szCs w:val="21"/>
+        </w:rPr>
+        <w:t xml:space="preserve"> </w:t>
+      </w:r>
+      <w:r>
+        <w:rPr>
+          <w:rFonts w:hint="eastAsia"/>
+          <w:szCs w:val="21"/>
+        </w:rPr>
+        <w:t>—</w:t>
+      </w:r>
+      <w:r>
+        <w:rPr>
+          <w:rFonts w:hint="eastAsia"/>
+          <w:szCs w:val="21"/>
+        </w:rPr>
+        <w:t xml:space="preserve"> </w:t>
+      </w:r>
+      <w:r>
+        <w:rPr>
+          <w:rFonts w:hint="eastAsia"/>
+          <w:szCs w:val="21"/>
+        </w:rPr>
+        <w:t>实时渲染分数、最高分、剩余豆子，</w:t>
+      </w:r>
+      <w:r>
+        <w:rPr>
+          <w:rFonts w:hint="eastAsia"/>
+          <w:szCs w:val="21"/>
+        </w:rPr>
+        <w:t xml:space="preserve">Minecraft </w:t>
+      </w:r>
+      <w:r>
+        <w:rPr>
+          <w:rFonts w:hint="eastAsia"/>
+          <w:szCs w:val="21"/>
+        </w:rPr>
+        <w:t>风格红心显示生命，能量豆生效时显示倒计时，自适应窗口大小。</w:t>
+      </w:r>
+    </w:p>
+    <w:p>
+      <w:pPr>
+        <w:spacing w:beforeLines="50" w:before="156" w:afterLines="50" w:after="156" w:line="324" w:lineRule="auto"/>
+        <w:ind w:firstLineChars="200" w:firstLine="420"/>
+        <w:rPr>
+          <w:rFonts w:hint="eastAsia"/>
+          <w:szCs w:val="21"/>
+        </w:rPr>
+      </w:pPr>
+      <w:r>
+        <w:rPr>
+          <w:rFonts w:hint="eastAsia"/>
+          <w:szCs w:val="21"/>
+        </w:rPr>
+        <w:t>分数存储</w:t>
+      </w:r>
+      <w:r>
+        <w:rPr>
+          <w:rFonts w:hint="eastAsia"/>
+          <w:szCs w:val="21"/>
+        </w:rPr>
+        <w:t xml:space="preserve"> </w:t>
+      </w:r>
+      <w:r>
+        <w:rPr>
+          <w:rFonts w:hint="eastAsia"/>
+          <w:szCs w:val="21"/>
+        </w:rPr>
+        <w:t>—</w:t>
+      </w:r>
+      <w:r>
+        <w:rPr>
+          <w:rFonts w:hint="eastAsia"/>
+          <w:szCs w:val="21"/>
+        </w:rPr>
+        <w:t xml:space="preserve"> </w:t>
+      </w:r>
+      <w:r>
+        <w:rPr>
+          <w:rFonts w:hint="eastAsia"/>
+          <w:szCs w:val="21"/>
+        </w:rPr>
+        <w:t>最高分通过文件读写持久化保存，每局游戏结束时自动更新，跨局保留。</w:t>
+      </w:r>
+    </w:p>
+    <w:p>
+      <w:pPr>
+        <w:spacing w:beforeLines="50" w:before="156" w:afterLines="50" w:after="156" w:line="324" w:lineRule="auto"/>
+        <w:ind w:firstLineChars="200" w:firstLine="420"/>
+        <w:rPr>
+          <w:szCs w:val="21"/>
+        </w:rPr>
+      </w:pPr>
+    </w:p>
+    <w:p>
+      <w:pPr>
+        <w:spacing w:beforeLines="50" w:before="156" w:afterLines="50" w:after="156" w:line="324" w:lineRule="auto"/>
+        <w:ind w:firstLineChars="200" w:firstLine="420"/>
+        <w:rPr>
+          <w:rFonts w:hint="eastAsia"/>
+          <w:szCs w:val="21"/>
+        </w:rPr>
+      </w:pPr>
+      <w:r>
+        <w:rPr>
+          <w:rFonts w:hint="eastAsia"/>
+          <w:szCs w:val="21"/>
+        </w:rPr>
+        <w:lastRenderedPageBreak/>
+        <w:t>输入适配</w:t>
+      </w:r>
+      <w:r>
+        <w:rPr>
+          <w:rFonts w:hint="eastAsia"/>
+          <w:szCs w:val="21"/>
+        </w:rPr>
+        <w:t xml:space="preserve"> </w:t>
+      </w:r>
+      <w:r>
+        <w:rPr>
+          <w:rFonts w:hint="eastAsia"/>
+          <w:szCs w:val="21"/>
+        </w:rPr>
+        <w:t>—</w:t>
+      </w:r>
+      <w:r>
+        <w:rPr>
+          <w:rFonts w:hint="eastAsia"/>
+          <w:szCs w:val="21"/>
+        </w:rPr>
+        <w:t xml:space="preserve"> </w:t>
+      </w:r>
+      <w:r>
+        <w:rPr>
+          <w:rFonts w:hint="eastAsia"/>
+          <w:szCs w:val="21"/>
+        </w:rPr>
+        <w:t>统一处理键盘和</w:t>
+      </w:r>
+      <w:r>
+        <w:rPr>
+          <w:rFonts w:hint="eastAsia"/>
+          <w:szCs w:val="21"/>
+        </w:rPr>
+        <w:t xml:space="preserve"> Xbox </w:t>
+      </w:r>
+      <w:r>
+        <w:rPr>
+          <w:rFonts w:hint="eastAsia"/>
+          <w:szCs w:val="21"/>
+        </w:rPr>
+        <w:t>手柄输入，摇杆</w:t>
+      </w:r>
+      <w:r>
+        <w:rPr>
+          <w:rFonts w:hint="eastAsia"/>
+          <w:szCs w:val="21"/>
+        </w:rPr>
+        <w:t xml:space="preserve">/D-pad </w:t>
+      </w:r>
+      <w:r>
+        <w:rPr>
+          <w:rFonts w:hint="eastAsia"/>
+          <w:szCs w:val="21"/>
+        </w:rPr>
+        <w:t>控制方向，按键映射到暂停</w:t>
+      </w:r>
+      <w:r>
+        <w:rPr>
+          <w:rFonts w:hint="eastAsia"/>
+          <w:szCs w:val="21"/>
+        </w:rPr>
+        <w:t>/</w:t>
+      </w:r>
+      <w:r>
+        <w:rPr>
+          <w:rFonts w:hint="eastAsia"/>
+          <w:szCs w:val="21"/>
+        </w:rPr>
+        <w:t>确认</w:t>
+      </w:r>
+      <w:r>
+        <w:rPr>
+          <w:rFonts w:hint="eastAsia"/>
+          <w:szCs w:val="21"/>
+        </w:rPr>
+        <w:t>/</w:t>
+      </w:r>
+      <w:r>
+        <w:rPr>
+          <w:rFonts w:hint="eastAsia"/>
+          <w:szCs w:val="21"/>
+        </w:rPr>
+        <w:t>返回等操作。</w:t>
       </w:r>
     </w:p>
     <w:p>
@@ -6170,7 +7525,7 @@
         <w:keepLines w:val="0"/>
         <w:spacing w:line="240" w:lineRule="auto"/>
       </w:pPr>
-      <w:bookmarkStart w:id="26" w:name="_Toc33138195"/>
+      <w:bookmarkStart w:id="25" w:name="_Toc33138195"/>
       <w:r>
         <w:rPr>
           <w:rFonts w:hint="eastAsia"/>
@@ -6189,14 +7544,14 @@
         </w:rPr>
         <w:t>重点难点分析及解决方案</w:t>
       </w:r>
-      <w:bookmarkEnd w:id="26"/>
+      <w:bookmarkEnd w:id="25"/>
     </w:p>
     <w:p>
       <w:pPr>
         <w:pStyle w:val="3"/>
         <w:spacing w:line="324" w:lineRule="auto"/>
       </w:pPr>
-      <w:bookmarkStart w:id="27" w:name="_Toc33138196"/>
+      <w:bookmarkStart w:id="26" w:name="_Toc33138196"/>
       <w:r>
         <w:t>2.5</w:t>
       </w:r>
@@ -6209,137 +7564,138 @@
         </w:rPr>
         <w:t>重难点分析</w:t>
       </w:r>
-      <w:bookmarkEnd w:id="27"/>
-    </w:p>
-    <w:p>
-      <w:pPr>
-        <w:spacing w:line="324" w:lineRule="auto"/>
-        <w:ind w:firstLineChars="200" w:firstLine="480"/>
-        <w:rPr>
-          <w:rFonts w:ascii="宋体" w:hAnsi="宋体" w:hint="eastAsia"/>
-          <w:sz w:val="24"/>
-        </w:rPr>
-      </w:pPr>
-      <w:r>
-        <w:rPr>
-          <w:rFonts w:ascii="宋体" w:hAnsi="宋体" w:hint="eastAsia"/>
-          <w:sz w:val="24"/>
-        </w:rPr>
-        <w:t>1</w:t>
-      </w:r>
-      <w:r>
-        <w:rPr>
-          <w:rFonts w:ascii="宋体" w:hAnsi="宋体"/>
-          <w:sz w:val="24"/>
-        </w:rPr>
-        <w:t>.</w:t>
-      </w:r>
-      <w:bookmarkStart w:id="28" w:name="OLE_LINK1"/>
-      <w:bookmarkStart w:id="29" w:name="OLE_LINK2"/>
-      <w:r>
-        <w:rPr>
-          <w:rFonts w:ascii="宋体" w:hAnsi="宋体" w:hint="eastAsia"/>
-          <w:sz w:val="24"/>
-        </w:rPr>
-        <w:t>如何实现界面的切换</w:t>
-      </w:r>
-    </w:p>
-    <w:bookmarkEnd w:id="28"/>
-    <w:bookmarkEnd w:id="29"/>
-    <w:p>
-      <w:pPr>
-        <w:spacing w:line="324" w:lineRule="auto"/>
-        <w:ind w:firstLineChars="200" w:firstLine="480"/>
-        <w:rPr>
-          <w:rFonts w:ascii="宋体" w:hAnsi="宋体" w:hint="eastAsia"/>
-          <w:sz w:val="24"/>
-        </w:rPr>
-      </w:pPr>
-      <w:r>
-        <w:rPr>
-          <w:rFonts w:ascii="宋体" w:hAnsi="宋体" w:hint="eastAsia"/>
-          <w:sz w:val="24"/>
-        </w:rPr>
-        <w:t>2</w:t>
-      </w:r>
-      <w:r>
-        <w:rPr>
-          <w:rFonts w:ascii="宋体" w:hAnsi="宋体"/>
-          <w:sz w:val="24"/>
-        </w:rPr>
-        <w:t>.</w:t>
-      </w:r>
-      <w:bookmarkStart w:id="30" w:name="OLE_LINK3"/>
-      <w:bookmarkStart w:id="31" w:name="OLE_LINK4"/>
-      <w:r>
-        <w:rPr>
-          <w:rFonts w:ascii="宋体" w:hAnsi="宋体" w:hint="eastAsia"/>
-          <w:sz w:val="24"/>
-        </w:rPr>
-        <w:t>飞机如何移动且发射子弹</w:t>
-      </w:r>
-    </w:p>
-    <w:bookmarkEnd w:id="30"/>
-    <w:bookmarkEnd w:id="31"/>
-    <w:p>
-      <w:pPr>
-        <w:spacing w:line="324" w:lineRule="auto"/>
-        <w:ind w:firstLineChars="200" w:firstLine="480"/>
-        <w:rPr>
-          <w:rFonts w:ascii="宋体" w:hAnsi="宋体" w:hint="eastAsia"/>
-          <w:sz w:val="24"/>
-        </w:rPr>
-      </w:pPr>
-      <w:r>
-        <w:rPr>
-          <w:rFonts w:ascii="宋体" w:hAnsi="宋体" w:hint="eastAsia"/>
-          <w:sz w:val="24"/>
-        </w:rPr>
-        <w:t>3</w:t>
-      </w:r>
-      <w:r>
-        <w:rPr>
-          <w:rFonts w:ascii="宋体" w:hAnsi="宋体"/>
-          <w:sz w:val="24"/>
-        </w:rPr>
-        <w:t>.</w:t>
-      </w:r>
-      <w:bookmarkStart w:id="32" w:name="OLE_LINK5"/>
-      <w:bookmarkStart w:id="33" w:name="OLE_LINK6"/>
-      <w:r>
-        <w:rPr>
-          <w:rFonts w:ascii="宋体" w:hAnsi="宋体" w:hint="eastAsia"/>
-          <w:sz w:val="24"/>
-        </w:rPr>
-        <w:t>敌机如何产生</w:t>
-      </w:r>
-    </w:p>
-    <w:p>
-      <w:pPr>
-        <w:spacing w:line="324" w:lineRule="auto"/>
-        <w:ind w:firstLineChars="200" w:firstLine="480"/>
-        <w:rPr>
-          <w:rFonts w:ascii="宋体" w:hAnsi="宋体" w:hint="eastAsia"/>
-          <w:sz w:val="24"/>
-        </w:rPr>
-      </w:pPr>
-      <w:bookmarkStart w:id="34" w:name="OLE_LINK7"/>
-      <w:bookmarkStart w:id="35" w:name="OLE_LINK8"/>
-      <w:bookmarkEnd w:id="32"/>
-      <w:bookmarkEnd w:id="33"/>
-      <w:r>
-        <w:rPr>
-          <w:rFonts w:ascii="宋体" w:hAnsi="宋体"/>
-          <w:sz w:val="24"/>
+      <w:bookmarkEnd w:id="26"/>
+    </w:p>
+    <w:p>
+      <w:pPr>
+        <w:ind w:firstLineChars="100" w:firstLine="210"/>
+        <w:rPr>
+          <w:rFonts w:hint="eastAsia"/>
+        </w:rPr>
+      </w:pPr>
+      <w:r>
+        <w:rPr>
+          <w:rFonts w:hint="eastAsia"/>
+        </w:rPr>
+        <w:t>1.</w:t>
+      </w:r>
+      <w:r>
+        <w:rPr>
+          <w:rFonts w:hint="eastAsia"/>
+        </w:rPr>
+        <w:t>如何实现游戏状态的切换与管理</w:t>
+      </w:r>
+    </w:p>
+    <w:p>
+      <w:pPr>
+        <w:ind w:firstLineChars="100" w:firstLine="210"/>
+        <w:rPr>
+          <w:rFonts w:hint="eastAsia"/>
+        </w:rPr>
+      </w:pPr>
+      <w:r>
+        <w:rPr>
+          <w:rFonts w:hint="eastAsia"/>
+        </w:rPr>
+        <w:t>2.</w:t>
+      </w:r>
+      <w:r>
+        <w:rPr>
+          <w:rFonts w:hint="eastAsia"/>
+        </w:rPr>
+        <w:t>幽灵</w:t>
+      </w:r>
+      <w:r>
+        <w:rPr>
+          <w:rFonts w:hint="eastAsia"/>
+        </w:rPr>
+        <w:t>AI</w:t>
+      </w:r>
+      <w:r>
+        <w:rPr>
+          <w:rFonts w:hint="eastAsia"/>
+        </w:rPr>
+        <w:t>寻路算法的设计与实现</w:t>
+      </w:r>
+    </w:p>
+    <w:p>
+      <w:pPr>
+        <w:ind w:firstLineChars="100" w:firstLine="210"/>
+        <w:rPr>
+          <w:rFonts w:hint="eastAsia"/>
+        </w:rPr>
+      </w:pPr>
+      <w:r>
+        <w:rPr>
+          <w:rFonts w:hint="eastAsia"/>
+        </w:rPr>
+        <w:t>3.</w:t>
+      </w:r>
+      <w:r>
+        <w:rPr>
+          <w:rFonts w:hint="eastAsia"/>
+        </w:rPr>
+        <w:t>碰撞检测与游戏逻辑的同步处理</w:t>
+      </w:r>
+    </w:p>
+    <w:p>
+      <w:pPr>
+        <w:ind w:firstLineChars="100" w:firstLine="210"/>
+        <w:rPr>
+          <w:rFonts w:hint="eastAsia"/>
+        </w:rPr>
+      </w:pPr>
+      <w:r>
+        <w:rPr>
+          <w:rFonts w:hint="eastAsia"/>
         </w:rPr>
         <w:t>4.</w:t>
       </w:r>
       <w:r>
         <w:rPr>
-          <w:rFonts w:ascii="宋体" w:hAnsi="宋体" w:hint="eastAsia"/>
-          <w:sz w:val="24"/>
-        </w:rPr>
-        <w:t>更改参数以后如何实现同步</w:t>
+          <w:rFonts w:hint="eastAsia"/>
+        </w:rPr>
+        <w:t>能量豆机制下幽灵状态机的转换</w:t>
+      </w:r>
+    </w:p>
+    <w:p>
+      <w:pPr>
+        <w:ind w:firstLineChars="100" w:firstLine="210"/>
+        <w:rPr>
+          <w:rFonts w:hint="eastAsia"/>
+        </w:rPr>
+      </w:pPr>
+      <w:r>
+        <w:rPr>
+          <w:rFonts w:hint="eastAsia"/>
+        </w:rPr>
+        <w:t>5.</w:t>
+      </w:r>
+      <w:r>
+        <w:rPr>
+          <w:rFonts w:hint="eastAsia"/>
+        </w:rPr>
+        <w:t>多地图随机加载与地图元素解析</w:t>
+      </w:r>
+    </w:p>
+    <w:p>
+      <w:pPr>
+        <w:ind w:firstLineChars="100" w:firstLine="210"/>
+        <w:rPr>
+          <w:rFonts w:hint="eastAsia"/>
+        </w:rPr>
+      </w:pPr>
+      <w:r>
+        <w:rPr>
+          <w:rFonts w:hint="eastAsia"/>
+        </w:rPr>
+        <w:t>6.</w:t>
+      </w:r>
+      <w:r>
+        <w:rPr>
+          <w:rFonts w:hint="eastAsia"/>
+        </w:rPr>
+        <w:t>音效生命周期与状态切换的协调</w:t>
       </w:r>
     </w:p>
     <w:p>
@@ -6347,9 +7703,7 @@
         <w:pStyle w:val="3"/>
         <w:spacing w:line="324" w:lineRule="auto"/>
       </w:pPr>
-      <w:bookmarkStart w:id="36" w:name="_Toc33138197"/>
-      <w:bookmarkEnd w:id="34"/>
-      <w:bookmarkEnd w:id="35"/>
+      <w:bookmarkStart w:id="27" w:name="_Toc33138197"/>
       <w:r>
         <w:rPr>
           <w:rFonts w:hint="eastAsia"/>
@@ -6368,598 +7722,719 @@
         </w:rPr>
         <w:t>解决办法</w:t>
       </w:r>
-      <w:bookmarkEnd w:id="36"/>
-    </w:p>
-    <w:p>
-      <w:pPr>
-        <w:spacing w:line="324" w:lineRule="auto"/>
-        <w:ind w:firstLineChars="200" w:firstLine="480"/>
-        <w:rPr>
-          <w:rFonts w:ascii="宋体" w:hAnsi="宋体" w:hint="eastAsia"/>
-          <w:sz w:val="24"/>
-        </w:rPr>
-      </w:pPr>
-      <w:r>
-        <w:rPr>
-          <w:rFonts w:ascii="宋体" w:hAnsi="宋体" w:hint="eastAsia"/>
-          <w:sz w:val="24"/>
-        </w:rPr>
-        <w:t>1</w:t>
-      </w:r>
-      <w:r>
-        <w:rPr>
-          <w:rFonts w:ascii="宋体" w:hAnsi="宋体"/>
-          <w:sz w:val="24"/>
-        </w:rPr>
-        <w:t>.</w:t>
-      </w:r>
-      <w:r>
-        <w:rPr>
-          <w:rFonts w:ascii="宋体" w:hAnsi="宋体" w:hint="eastAsia"/>
-          <w:sz w:val="24"/>
-        </w:rPr>
-        <w:t xml:space="preserve"> 如何实现界面的切换：</w:t>
-      </w:r>
-    </w:p>
-    <w:p>
-      <w:pPr>
-        <w:pStyle w:val="p1"/>
-        <w:spacing w:line="324" w:lineRule="auto"/>
-        <w:ind w:firstLine="480"/>
-        <w:rPr>
-          <w:rFonts w:ascii="宋体" w:hAnsi="宋体" w:hint="eastAsia"/>
-          <w:sz w:val="24"/>
-          <w:szCs w:val="24"/>
-        </w:rPr>
-      </w:pPr>
-      <w:r>
-        <w:rPr>
-          <w:rStyle w:val="s1"/>
-          <w:rFonts w:ascii="宋体" w:hAnsi="宋体"/>
-          <w:sz w:val="24"/>
-          <w:szCs w:val="24"/>
-        </w:rPr>
-        <w:t>我们将每一个界面都设成一个类，接下来用帮助界面和登录界面之间的切换进行阐述。首先我们将帮助界面和登录界面都各写成一个类，继承至</w:t>
-      </w:r>
-      <w:r>
-        <w:rPr>
-          <w:rStyle w:val="s2"/>
-          <w:rFonts w:ascii="宋体" w:hAnsi="宋体"/>
-          <w:sz w:val="24"/>
-          <w:szCs w:val="24"/>
-        </w:rPr>
-        <w:t>qt</w:t>
-      </w:r>
-      <w:r>
-        <w:rPr>
-          <w:rStyle w:val="s1"/>
-          <w:rFonts w:ascii="宋体" w:hAnsi="宋体"/>
-          <w:sz w:val="24"/>
-          <w:szCs w:val="24"/>
+      <w:bookmarkEnd w:id="27"/>
+    </w:p>
+    <w:p>
+      <w:pPr>
+        <w:ind w:firstLineChars="100" w:firstLine="210"/>
+        <w:rPr>
+          <w:rFonts w:hint="eastAsia"/>
+        </w:rPr>
+      </w:pPr>
+      <w:r>
+        <w:rPr>
+          <w:rFonts w:hint="eastAsia"/>
+        </w:rPr>
+        <w:t>1.</w:t>
+      </w:r>
+      <w:r>
+        <w:rPr>
+          <w:rFonts w:hint="eastAsia"/>
+        </w:rPr>
+        <w:t>游戏状态切换</w:t>
+      </w:r>
+      <w:r>
+        <w:rPr>
+          <w:rFonts w:hint="eastAsia"/>
+        </w:rPr>
+        <w:t xml:space="preserve"> </w:t>
+      </w:r>
+      <w:r>
+        <w:rPr>
+          <w:rFonts w:hint="eastAsia"/>
+        </w:rPr>
+        <w:t>—</w:t>
+      </w:r>
+      <w:r>
+        <w:rPr>
+          <w:rFonts w:hint="eastAsia"/>
+        </w:rPr>
+        <w:t xml:space="preserve"> </w:t>
+      </w:r>
+      <w:r>
+        <w:rPr>
+          <w:rFonts w:hint="eastAsia"/>
+        </w:rPr>
+        <w:t>采用状态模式，定义</w:t>
+      </w:r>
+      <w:r>
+        <w:rPr>
+          <w:rFonts w:hint="eastAsia"/>
+        </w:rPr>
+        <w:t xml:space="preserve"> GameState </w:t>
+      </w:r>
+      <w:r>
+        <w:rPr>
+          <w:rFonts w:hint="eastAsia"/>
+        </w:rPr>
+        <w:t>基类，派生出</w:t>
+      </w:r>
+      <w:r>
+        <w:rPr>
+          <w:rFonts w:hint="eastAsia"/>
+        </w:rPr>
+        <w:t xml:space="preserve"> MenuState</w:t>
+      </w:r>
+      <w:r>
+        <w:rPr>
+          <w:rFonts w:hint="eastAsia"/>
+        </w:rPr>
+        <w:t>、</w:t>
+      </w:r>
+      <w:r>
+        <w:rPr>
+          <w:rFonts w:hint="eastAsia"/>
+        </w:rPr>
+        <w:t>PlayingState</w:t>
+      </w:r>
+      <w:r>
+        <w:rPr>
+          <w:rFonts w:hint="eastAsia"/>
+        </w:rPr>
+        <w:t>、</w:t>
+      </w:r>
+      <w:r>
+        <w:rPr>
+          <w:rFonts w:hint="eastAsia"/>
+        </w:rPr>
+        <w:t>PausedState</w:t>
+      </w:r>
+      <w:r>
+        <w:rPr>
+          <w:rFonts w:hint="eastAsia"/>
+        </w:rPr>
+        <w:t>、</w:t>
+      </w:r>
+      <w:r>
+        <w:rPr>
+          <w:rFonts w:hint="eastAsia"/>
+        </w:rPr>
+        <w:t>GameOverState</w:t>
+      </w:r>
+      <w:r>
+        <w:rPr>
+          <w:rFonts w:hint="eastAsia"/>
+        </w:rPr>
+        <w:t>，通过</w:t>
+      </w:r>
+      <w:r>
+        <w:rPr>
+          <w:rFonts w:hint="eastAsia"/>
+        </w:rPr>
+        <w:t xml:space="preserve"> GameEngine </w:t>
+      </w:r>
+      <w:r>
+        <w:rPr>
+          <w:rFonts w:hint="eastAsia"/>
+        </w:rPr>
+        <w:t>的状态栈实现</w:t>
+      </w:r>
+      <w:r>
+        <w:rPr>
+          <w:rFonts w:hint="eastAsia"/>
+        </w:rPr>
+        <w:t xml:space="preserve"> push/pop/change </w:t>
+      </w:r>
+      <w:r>
+        <w:rPr>
+          <w:rFonts w:hint="eastAsia"/>
+        </w:rPr>
+        <w:t>操作，配合</w:t>
+      </w:r>
+      <w:r>
+        <w:rPr>
+          <w:rFonts w:hint="eastAsia"/>
+        </w:rPr>
+        <w:t xml:space="preserve"> restartGame() </w:t>
+      </w:r>
+      <w:r>
+        <w:rPr>
+          <w:rFonts w:hint="eastAsia"/>
+        </w:rPr>
+        <w:t>清空旧状态防止内存泄漏。</w:t>
+      </w:r>
+    </w:p>
+    <w:p/>
+    <w:p>
+      <w:pPr>
+        <w:ind w:firstLineChars="100" w:firstLine="210"/>
+        <w:rPr>
+          <w:rFonts w:hint="eastAsia"/>
+        </w:rPr>
+      </w:pPr>
+      <w:r>
+        <w:rPr>
+          <w:rFonts w:hint="eastAsia"/>
+        </w:rPr>
+        <w:t>2.</w:t>
+      </w:r>
+      <w:r>
+        <w:rPr>
+          <w:rFonts w:hint="eastAsia"/>
+        </w:rPr>
+        <w:t>幽灵</w:t>
+      </w:r>
+      <w:r>
+        <w:rPr>
+          <w:rFonts w:hint="eastAsia"/>
+        </w:rPr>
+        <w:t>AI</w:t>
+      </w:r>
+      <w:r>
+        <w:rPr>
+          <w:rFonts w:hint="eastAsia"/>
+        </w:rPr>
+        <w:t>寻路</w:t>
+      </w:r>
+      <w:r>
+        <w:rPr>
+          <w:rFonts w:hint="eastAsia"/>
+        </w:rPr>
+        <w:t xml:space="preserve"> </w:t>
+      </w:r>
+      <w:r>
+        <w:rPr>
+          <w:rFonts w:hint="eastAsia"/>
+        </w:rPr>
+        <w:t>—</w:t>
+      </w:r>
+      <w:r>
+        <w:rPr>
+          <w:rFonts w:hint="eastAsia"/>
+        </w:rPr>
+        <w:t xml:space="preserve"> Ghost </w:t>
+      </w:r>
+      <w:r>
+        <w:rPr>
+          <w:rFonts w:hint="eastAsia"/>
+        </w:rPr>
+        <w:t>基类提供通用的曼哈顿距离寻路</w:t>
+      </w:r>
+      <w:r>
+        <w:rPr>
+          <w:rFonts w:hint="eastAsia"/>
+        </w:rPr>
+        <w:t xml:space="preserve"> getDirection()</w:t>
+      </w:r>
+      <w:r>
+        <w:rPr>
+          <w:rFonts w:hint="eastAsia"/>
+        </w:rPr>
+        <w:t>，四个子类各自重写</w:t>
+      </w:r>
+      <w:r>
+        <w:rPr>
+          <w:rFonts w:hint="eastAsia"/>
+        </w:rPr>
+        <w:t xml:space="preserve"> chase() </w:t>
+      </w:r>
+      <w:r>
+        <w:rPr>
+          <w:rFonts w:hint="eastAsia"/>
+        </w:rPr>
+        <w:t>实现不同策略：</w:t>
+      </w:r>
+      <w:r>
+        <w:rPr>
+          <w:rFonts w:hint="eastAsia"/>
+        </w:rPr>
+        <w:t xml:space="preserve">Blinky </w:t>
+      </w:r>
+      <w:r>
+        <w:rPr>
+          <w:rFonts w:hint="eastAsia"/>
+        </w:rPr>
+        <w:t>直接追踪</w:t>
+      </w:r>
+      <w:r>
+        <w:rPr>
+          <w:rFonts w:hint="eastAsia"/>
+        </w:rPr>
+        <w:t xml:space="preserve"> Pacman </w:t>
+      </w:r>
+      <w:r>
+        <w:rPr>
+          <w:rFonts w:hint="eastAsia"/>
+        </w:rPr>
+        <w:t>位置，</w:t>
+      </w:r>
+      <w:r>
+        <w:rPr>
+          <w:rFonts w:hint="eastAsia"/>
+        </w:rPr>
+        <w:t xml:space="preserve">Pinky </w:t>
+      </w:r>
+      <w:r>
+        <w:rPr>
+          <w:rFonts w:hint="eastAsia"/>
+        </w:rPr>
+        <w:t>预判前方</w:t>
+      </w:r>
+      <w:r>
+        <w:rPr>
+          <w:rFonts w:hint="eastAsia"/>
+        </w:rPr>
+        <w:t xml:space="preserve"> 4 </w:t>
+      </w:r>
+      <w:r>
+        <w:rPr>
+          <w:rFonts w:hint="eastAsia"/>
+        </w:rPr>
+        <w:t>格，</w:t>
+      </w:r>
+      <w:r>
+        <w:rPr>
+          <w:rFonts w:hint="eastAsia"/>
+        </w:rPr>
+        <w:t xml:space="preserve">Inky </w:t>
+      </w:r>
+      <w:r>
+        <w:rPr>
+          <w:rFonts w:hint="eastAsia"/>
+        </w:rPr>
+        <w:t>基于</w:t>
+      </w:r>
+      <w:r>
+        <w:rPr>
+          <w:rFonts w:hint="eastAsia"/>
+        </w:rPr>
+        <w:t xml:space="preserve"> Blinky </w:t>
+      </w:r>
+      <w:r>
+        <w:rPr>
+          <w:rFonts w:hint="eastAsia"/>
+        </w:rPr>
+        <w:t>位置对称计算，</w:t>
+      </w:r>
+      <w:r>
+        <w:rPr>
+          <w:rFonts w:hint="eastAsia"/>
+        </w:rPr>
+        <w:t xml:space="preserve">Clyde </w:t>
+      </w:r>
+      <w:r>
+        <w:rPr>
+          <w:rFonts w:hint="eastAsia"/>
+        </w:rPr>
+        <w:t>距离远时随机巡逻、距离近时逃跑。</w:t>
+      </w:r>
+    </w:p>
+    <w:p/>
+    <w:p>
+      <w:pPr>
+        <w:ind w:firstLineChars="100" w:firstLine="210"/>
+        <w:rPr>
+          <w:rFonts w:hint="eastAsia"/>
+        </w:rPr>
+      </w:pPr>
+      <w:r>
+        <w:rPr>
+          <w:rFonts w:hint="eastAsia"/>
+        </w:rPr>
+        <w:t>3.</w:t>
+      </w:r>
+      <w:r>
+        <w:rPr>
+          <w:rFonts w:hint="eastAsia"/>
+        </w:rPr>
+        <w:t>碰撞检测</w:t>
+      </w:r>
+      <w:r>
+        <w:rPr>
+          <w:rFonts w:hint="eastAsia"/>
+        </w:rPr>
+        <w:t xml:space="preserve"> </w:t>
+      </w:r>
+      <w:r>
+        <w:rPr>
+          <w:rFonts w:hint="eastAsia"/>
+        </w:rPr>
+        <w:t>—</w:t>
+      </w:r>
+      <w:r>
+        <w:rPr>
+          <w:rFonts w:hint="eastAsia"/>
+        </w:rPr>
+        <w:t xml:space="preserve"> </w:t>
+      </w:r>
+      <w:r>
+        <w:rPr>
+          <w:rFonts w:hint="eastAsia"/>
+        </w:rPr>
+        <w:t>所有实体通过</w:t>
+      </w:r>
+      <w:r>
+        <w:rPr>
+          <w:rFonts w:hint="eastAsia"/>
+        </w:rPr>
+        <w:t xml:space="preserve"> getBounds() </w:t>
+      </w:r>
+      <w:r>
+        <w:rPr>
+          <w:rFonts w:hint="eastAsia"/>
+        </w:rPr>
+        <w:t>返回</w:t>
+      </w:r>
+      <w:r>
+        <w:rPr>
+          <w:rFonts w:hint="eastAsia"/>
+        </w:rPr>
+        <w:t xml:space="preserve"> AABB </w:t>
+      </w:r>
+      <w:r>
+        <w:rPr>
+          <w:rFonts w:hint="eastAsia"/>
+        </w:rPr>
+        <w:t>矩形，使用</w:t>
+      </w:r>
+      <w:r>
+        <w:rPr>
+          <w:rFonts w:hint="eastAsia"/>
+        </w:rPr>
+        <w:t xml:space="preserve"> SFML </w:t>
+      </w:r>
+      <w:r>
+        <w:rPr>
+          <w:rFonts w:hint="eastAsia"/>
         </w:rPr>
         <w:t>的</w:t>
       </w:r>
       <w:r>
         <w:rPr>
-          <w:rStyle w:val="s2"/>
-          <w:rFonts w:ascii="宋体" w:hAnsi="宋体"/>
-          <w:sz w:val="24"/>
-          <w:szCs w:val="24"/>
-        </w:rPr>
-        <w:t>Q</w:t>
-      </w:r>
-      <w:r>
-        <w:rPr>
-          <w:rStyle w:val="s2"/>
-          <w:rFonts w:ascii="宋体" w:hAnsi="宋体" w:hint="eastAsia"/>
-          <w:sz w:val="24"/>
-          <w:szCs w:val="24"/>
-        </w:rPr>
-        <w:t>M</w:t>
-      </w:r>
-      <w:r>
-        <w:rPr>
-          <w:rStyle w:val="s2"/>
-          <w:rFonts w:ascii="宋体" w:hAnsi="宋体"/>
-          <w:sz w:val="24"/>
-          <w:szCs w:val="24"/>
-        </w:rPr>
-        <w:t>ain</w:t>
-      </w:r>
-      <w:r>
-        <w:rPr>
-          <w:rStyle w:val="s2"/>
-          <w:rFonts w:ascii="宋体" w:hAnsi="宋体" w:hint="eastAsia"/>
-          <w:sz w:val="24"/>
-          <w:szCs w:val="24"/>
-        </w:rPr>
-        <w:t>W</w:t>
-      </w:r>
-      <w:r>
-        <w:rPr>
-          <w:rStyle w:val="s2"/>
-          <w:rFonts w:ascii="宋体" w:hAnsi="宋体"/>
-          <w:sz w:val="24"/>
-          <w:szCs w:val="24"/>
-        </w:rPr>
-        <w:t>indow</w:t>
-      </w:r>
-      <w:r>
-        <w:rPr>
-          <w:rStyle w:val="s1"/>
-          <w:rFonts w:ascii="宋体" w:hAnsi="宋体"/>
-          <w:sz w:val="24"/>
-          <w:szCs w:val="24"/>
-        </w:rPr>
-        <w:t>，在各自写完各自的类以后，我们在登录界面</w:t>
-      </w:r>
-      <w:r>
-        <w:rPr>
-          <w:rStyle w:val="s2"/>
-          <w:rFonts w:ascii="宋体" w:hAnsi="宋体"/>
-          <w:sz w:val="24"/>
-          <w:szCs w:val="24"/>
-        </w:rPr>
-        <w:t>class</w:t>
-      </w:r>
-      <w:r>
-        <w:rPr>
-          <w:rStyle w:val="s1"/>
-          <w:rFonts w:ascii="宋体" w:hAnsi="宋体"/>
-          <w:sz w:val="24"/>
-          <w:szCs w:val="24"/>
-        </w:rPr>
-        <w:t>处定义一个帮助界面类的对象，然后在登录界面的构造函数处</w:t>
-      </w:r>
-      <w:r>
-        <w:rPr>
-          <w:rStyle w:val="s2"/>
-          <w:rFonts w:ascii="宋体" w:hAnsi="宋体"/>
-          <w:sz w:val="24"/>
-          <w:szCs w:val="24"/>
-        </w:rPr>
-        <w:t>new</w:t>
-      </w:r>
-      <w:r>
-        <w:rPr>
-          <w:rStyle w:val="s1"/>
-          <w:rFonts w:ascii="宋体" w:hAnsi="宋体"/>
-          <w:sz w:val="24"/>
-          <w:szCs w:val="24"/>
-        </w:rPr>
-        <w:t>一个帮助</w:t>
-      </w:r>
-      <w:r>
-        <w:rPr>
-          <w:rStyle w:val="s1"/>
-          <w:rFonts w:ascii="宋体" w:hAnsi="宋体" w:hint="eastAsia"/>
-          <w:sz w:val="24"/>
-          <w:szCs w:val="24"/>
-        </w:rPr>
-        <w:t>界</w:t>
-      </w:r>
-      <w:r>
-        <w:rPr>
-          <w:rStyle w:val="s1"/>
-          <w:rFonts w:ascii="宋体" w:hAnsi="宋体" w:hint="eastAsia"/>
-          <w:sz w:val="24"/>
-          <w:szCs w:val="24"/>
-        </w:rPr>
-        <w:t>面</w:t>
-      </w:r>
-      <w:r>
-        <w:rPr>
-          <w:rStyle w:val="s1"/>
-          <w:rFonts w:ascii="宋体" w:hAnsi="宋体"/>
-          <w:sz w:val="24"/>
-          <w:szCs w:val="24"/>
-        </w:rPr>
-        <w:t>的对象，然后将帮助按钮进行绑定，当识别到帮助按钮被按下就执行，将登录界面隐藏，帮助界面显示出来的操作。</w:t>
-      </w:r>
-    </w:p>
-    <w:p>
-      <w:pPr>
-        <w:pStyle w:val="p1"/>
-        <w:spacing w:line="324" w:lineRule="auto"/>
-        <w:ind w:firstLine="480"/>
-        <w:rPr>
-          <w:rStyle w:val="s1"/>
-          <w:rFonts w:ascii="宋体" w:hAnsi="宋体" w:hint="eastAsia"/>
-          <w:sz w:val="24"/>
-          <w:szCs w:val="24"/>
-        </w:rPr>
-      </w:pPr>
-      <w:r>
-        <w:rPr>
-          <w:rStyle w:val="s1"/>
-          <w:rFonts w:ascii="宋体" w:hAnsi="宋体"/>
-          <w:sz w:val="24"/>
-          <w:szCs w:val="24"/>
-        </w:rPr>
-        <w:t>接下来是帮助界面返回到登录界面，这个地方没有办法用上述方法进行操作，原因是，当登录界面引用了帮助界面的库时，帮助界面无法引用登录界面的库，也就无法建立起一个登录界面的对象，来进行这样的操作。因此我们找到了</w:t>
-      </w:r>
-      <w:r>
-        <w:rPr>
-          <w:rStyle w:val="s2"/>
-          <w:rFonts w:ascii="宋体" w:hAnsi="宋体"/>
-          <w:sz w:val="24"/>
-          <w:szCs w:val="24"/>
-        </w:rPr>
-        <w:t>qt</w:t>
-      </w:r>
-      <w:r>
-        <w:rPr>
-          <w:rStyle w:val="s1"/>
-          <w:rFonts w:ascii="宋体" w:hAnsi="宋体"/>
-          <w:sz w:val="24"/>
-          <w:szCs w:val="24"/>
-        </w:rPr>
-        <w:t>中的信号槽，在帮助</w:t>
-      </w:r>
-      <w:r>
-        <w:rPr>
-          <w:rStyle w:val="s1"/>
-          <w:rFonts w:ascii="宋体" w:hAnsi="宋体"/>
-          <w:sz w:val="24"/>
-          <w:szCs w:val="24"/>
-        </w:rPr>
-        <w:lastRenderedPageBreak/>
-        <w:t>界面，按到返回键时，发射一个返回信号，然后再登录界面接收该信号，若接收到信号则将帮助界面隐藏，登录界面显示，以此来达到界面切换的功能。</w:t>
-      </w:r>
-    </w:p>
-    <w:p>
-      <w:pPr>
-        <w:spacing w:line="324" w:lineRule="auto"/>
-        <w:ind w:firstLineChars="200" w:firstLine="480"/>
-        <w:rPr>
-          <w:rFonts w:ascii="宋体" w:hAnsi="宋体" w:hint="eastAsia"/>
-          <w:sz w:val="24"/>
-        </w:rPr>
-      </w:pPr>
-      <w:r>
-        <w:rPr>
-          <w:rFonts w:ascii="宋体" w:hAnsi="宋体" w:hint="eastAsia"/>
-          <w:sz w:val="24"/>
-        </w:rPr>
-        <w:t>2</w:t>
-      </w:r>
-      <w:r>
-        <w:rPr>
-          <w:rFonts w:ascii="宋体" w:hAnsi="宋体"/>
-          <w:sz w:val="24"/>
-        </w:rPr>
-        <w:t>.</w:t>
-      </w:r>
-      <w:r>
-        <w:rPr>
-          <w:rFonts w:ascii="宋体" w:hAnsi="宋体" w:hint="eastAsia"/>
-          <w:sz w:val="24"/>
+          <w:rFonts w:hint="eastAsia"/>
+        </w:rPr>
+        <w:t xml:space="preserve"> intersects() </w:t>
+      </w:r>
+      <w:r>
+        <w:rPr>
+          <w:rFonts w:hint="eastAsia"/>
+        </w:rPr>
+        <w:t>进行碰撞判定。墙壁碰撞通过</w:t>
+      </w:r>
+      <w:r>
+        <w:rPr>
+          <w:rFonts w:hint="eastAsia"/>
+        </w:rPr>
+        <w:t xml:space="preserve"> MapManager </w:t>
+      </w:r>
+      <w:r>
+        <w:rPr>
+          <w:rFonts w:hint="eastAsia"/>
+        </w:rPr>
+        <w:t>的</w:t>
+      </w:r>
+      <w:r>
+        <w:rPr>
+          <w:rFonts w:hint="eastAsia"/>
+        </w:rPr>
+        <w:t xml:space="preserve"> isWalkable() </w:t>
+      </w:r>
+      <w:r>
+        <w:rPr>
+          <w:rFonts w:hint="eastAsia"/>
+        </w:rPr>
+        <w:t>在移动前预判，不可通行则保持原位。</w:t>
+      </w:r>
+    </w:p>
+    <w:p/>
+    <w:p>
+      <w:pPr>
+        <w:ind w:firstLineChars="100" w:firstLine="210"/>
+        <w:rPr>
+          <w:rFonts w:hint="eastAsia"/>
+        </w:rPr>
+      </w:pPr>
+      <w:r>
+        <w:rPr>
+          <w:rFonts w:hint="eastAsia"/>
+        </w:rPr>
+        <w:t>4.</w:t>
+      </w:r>
+      <w:r>
+        <w:rPr>
+          <w:rFonts w:hint="eastAsia"/>
+        </w:rPr>
+        <w:t>能量豆状态转换</w:t>
+      </w:r>
+      <w:r>
+        <w:rPr>
+          <w:rFonts w:hint="eastAsia"/>
         </w:rPr>
         <w:t xml:space="preserve"> </w:t>
       </w:r>
       <w:r>
         <w:rPr>
-          <w:rFonts w:ascii="宋体" w:hAnsi="宋体" w:hint="eastAsia"/>
-          <w:sz w:val="24"/>
-        </w:rPr>
-        <w:t>飞机如何移动且发射子弹</w:t>
-      </w:r>
-    </w:p>
-    <w:p>
-      <w:pPr>
-        <w:pStyle w:val="p1"/>
-        <w:spacing w:line="324" w:lineRule="auto"/>
-        <w:ind w:firstLineChars="200" w:firstLine="480"/>
-        <w:rPr>
-          <w:rStyle w:val="s1"/>
-          <w:rFonts w:ascii="宋体" w:hAnsi="宋体" w:hint="eastAsia"/>
-          <w:sz w:val="24"/>
-          <w:szCs w:val="24"/>
-        </w:rPr>
-      </w:pPr>
-      <w:r>
-        <w:rPr>
-          <w:rStyle w:val="s1"/>
-          <w:rFonts w:ascii="宋体" w:hAnsi="宋体"/>
-          <w:sz w:val="24"/>
-          <w:szCs w:val="24"/>
-        </w:rPr>
-        <w:t>为了让飞机移动起来，我们找到了</w:t>
-      </w:r>
-      <w:r>
-        <w:rPr>
-          <w:rStyle w:val="s2"/>
-          <w:rFonts w:ascii="宋体" w:hAnsi="宋体"/>
-          <w:sz w:val="24"/>
-          <w:szCs w:val="24"/>
-        </w:rPr>
-        <w:t>qt</w:t>
-      </w:r>
-      <w:r>
-        <w:rPr>
-          <w:rStyle w:val="s1"/>
-          <w:rFonts w:ascii="宋体" w:hAnsi="宋体"/>
-          <w:sz w:val="24"/>
-          <w:szCs w:val="24"/>
-        </w:rPr>
-        <w:t>的内置函数时间事件</w:t>
-      </w:r>
-      <w:r>
-        <w:rPr>
-          <w:rStyle w:val="s2"/>
-          <w:rFonts w:ascii="宋体" w:hAnsi="宋体"/>
-          <w:sz w:val="24"/>
-          <w:szCs w:val="24"/>
-        </w:rPr>
-        <w:t>timeevent</w:t>
-      </w:r>
-      <w:r>
-        <w:rPr>
-          <w:rStyle w:val="s1"/>
-          <w:rFonts w:ascii="宋体" w:hAnsi="宋体"/>
-          <w:sz w:val="24"/>
-          <w:szCs w:val="24"/>
-        </w:rPr>
-        <w:t>，通过该世界我们可以让指定动作按照一定的时间内进行重复，在这里我设置了</w:t>
-      </w:r>
-      <w:r>
-        <w:rPr>
-          <w:rStyle w:val="s2"/>
-          <w:rFonts w:ascii="宋体" w:hAnsi="宋体"/>
-          <w:sz w:val="24"/>
-          <w:szCs w:val="24"/>
-        </w:rPr>
-        <w:t>starttime</w:t>
-      </w:r>
-      <w:r>
-        <w:rPr>
-          <w:rStyle w:val="s1"/>
-          <w:rFonts w:ascii="宋体" w:hAnsi="宋体"/>
-          <w:sz w:val="24"/>
-          <w:szCs w:val="24"/>
-        </w:rPr>
-        <w:t>(</w:t>
-      </w:r>
-      <w:r>
-        <w:rPr>
-          <w:rStyle w:val="s2"/>
-          <w:rFonts w:ascii="宋体" w:hAnsi="宋体"/>
-          <w:sz w:val="24"/>
-          <w:szCs w:val="24"/>
-        </w:rPr>
-        <w:t>50</w:t>
-      </w:r>
-      <w:r>
-        <w:rPr>
-          <w:rStyle w:val="s1"/>
-          <w:rFonts w:ascii="宋体" w:hAnsi="宋体"/>
-          <w:sz w:val="24"/>
-          <w:szCs w:val="24"/>
-        </w:rPr>
-        <w:t>)，然后我通过获取上下左右键是否被按下的事件，来控制飞机的坐标，然后通过时间事件重画飞机，借此来实现用键盘控制飞机的目的，发射子弹也是类似的当时别到键盘上的空格键被按下时，就建立一个子弹对象，添加到</w:t>
-      </w:r>
-      <w:r>
-        <w:rPr>
-          <w:rStyle w:val="s2"/>
-          <w:rFonts w:ascii="宋体" w:hAnsi="宋体"/>
-          <w:sz w:val="24"/>
-          <w:szCs w:val="24"/>
-        </w:rPr>
-        <w:t>qlist</w:t>
-      </w:r>
-      <w:r>
-        <w:rPr>
-          <w:rStyle w:val="s1"/>
-          <w:rFonts w:ascii="宋体" w:hAnsi="宋体"/>
-          <w:sz w:val="24"/>
-          <w:szCs w:val="24"/>
-        </w:rPr>
-        <w:t>列表中然后也是通过时间事件，在一定时间内重写子弹的位置，进而达到子弹位置的移动。</w:t>
-      </w:r>
-    </w:p>
-    <w:p>
-      <w:pPr>
-        <w:pStyle w:val="p1"/>
-        <w:spacing w:line="324" w:lineRule="auto"/>
-        <w:ind w:firstLineChars="200" w:firstLine="480"/>
-        <w:rPr>
-          <w:rStyle w:val="s1"/>
-          <w:rFonts w:ascii="宋体" w:hAnsi="宋体" w:hint="eastAsia"/>
-          <w:sz w:val="24"/>
-          <w:szCs w:val="24"/>
-        </w:rPr>
-      </w:pPr>
-    </w:p>
-    <w:p>
-      <w:pPr>
-        <w:spacing w:line="324" w:lineRule="auto"/>
-        <w:ind w:firstLineChars="200" w:firstLine="480"/>
-        <w:rPr>
-          <w:rFonts w:ascii="宋体" w:hAnsi="宋体" w:hint="eastAsia"/>
-          <w:sz w:val="24"/>
-        </w:rPr>
-      </w:pPr>
-      <w:r>
-        <w:rPr>
-          <w:rFonts w:ascii="宋体" w:hAnsi="宋体" w:hint="eastAsia"/>
-          <w:sz w:val="24"/>
-        </w:rPr>
-        <w:t>3</w:t>
-      </w:r>
-      <w:r>
-        <w:rPr>
-          <w:rFonts w:ascii="宋体" w:hAnsi="宋体"/>
-          <w:sz w:val="24"/>
-        </w:rPr>
-        <w:t>.</w:t>
-      </w:r>
-      <w:r>
-        <w:rPr>
-          <w:rFonts w:ascii="宋体" w:hAnsi="宋体" w:hint="eastAsia"/>
-          <w:sz w:val="24"/>
+          <w:rFonts w:hint="eastAsia"/>
+        </w:rPr>
+        <w:t>—</w:t>
+      </w:r>
+      <w:r>
+        <w:rPr>
+          <w:rFonts w:hint="eastAsia"/>
+        </w:rPr>
+        <w:t xml:space="preserve"> Ghost </w:t>
+      </w:r>
+      <w:r>
+        <w:rPr>
+          <w:rFonts w:hint="eastAsia"/>
+        </w:rPr>
+        <w:t>内置状态机（</w:t>
+      </w:r>
+      <w:r>
+        <w:rPr>
+          <w:rFonts w:hint="eastAsia"/>
+        </w:rPr>
+        <w:t>Chase/Frightened/Eaten</w:t>
+      </w:r>
+      <w:r>
+        <w:rPr>
+          <w:rFonts w:hint="eastAsia"/>
+        </w:rPr>
+        <w:t>），吃到能量豆时调用</w:t>
+      </w:r>
+      <w:r>
+        <w:rPr>
+          <w:rFonts w:hint="eastAsia"/>
+        </w:rPr>
+        <w:t xml:space="preserve"> setFrightened() </w:t>
+      </w:r>
+      <w:r>
+        <w:rPr>
+          <w:rFonts w:hint="eastAsia"/>
+        </w:rPr>
+        <w:t>重置计时器，</w:t>
+      </w:r>
+      <w:r>
+        <w:rPr>
+          <w:rFonts w:hint="eastAsia"/>
+        </w:rPr>
+        <w:t xml:space="preserve">Frightened </w:t>
+      </w:r>
+      <w:r>
+        <w:rPr>
+          <w:rFonts w:hint="eastAsia"/>
+        </w:rPr>
+        <w:t>状态下幽灵随机移动，</w:t>
+      </w:r>
+      <w:r>
+        <w:rPr>
+          <w:rFonts w:hint="eastAsia"/>
+        </w:rPr>
+        <w:t xml:space="preserve">6 </w:t>
+      </w:r>
+      <w:r>
+        <w:rPr>
+          <w:rFonts w:hint="eastAsia"/>
+        </w:rPr>
+        <w:t>秒后自动恢复；被吃的幽灵以</w:t>
+      </w:r>
+      <w:r>
+        <w:rPr>
+          <w:rFonts w:hint="eastAsia"/>
+        </w:rPr>
+        <w:t xml:space="preserve"> 3 </w:t>
+      </w:r>
+      <w:r>
+        <w:rPr>
+          <w:rFonts w:hint="eastAsia"/>
+        </w:rPr>
+        <w:t>倍速返回出生点后复活。</w:t>
+      </w:r>
+    </w:p>
+    <w:p/>
+    <w:p>
+      <w:pPr>
+        <w:ind w:firstLineChars="100" w:firstLine="210"/>
+        <w:rPr>
+          <w:rFonts w:hint="eastAsia"/>
+        </w:rPr>
+      </w:pPr>
+      <w:r>
+        <w:rPr>
+          <w:rFonts w:hint="eastAsia"/>
+        </w:rPr>
+        <w:t>5.</w:t>
+      </w:r>
+      <w:r>
+        <w:rPr>
+          <w:rFonts w:hint="eastAsia"/>
+        </w:rPr>
+        <w:t>多地图加载</w:t>
+      </w:r>
+      <w:r>
+        <w:rPr>
+          <w:rFonts w:hint="eastAsia"/>
         </w:rPr>
         <w:t xml:space="preserve"> </w:t>
       </w:r>
       <w:r>
         <w:rPr>
-          <w:rFonts w:ascii="宋体" w:hAnsi="宋体" w:hint="eastAsia"/>
-          <w:sz w:val="24"/>
-        </w:rPr>
-        <w:t>敌机如何产生</w:t>
-      </w:r>
-    </w:p>
-    <w:p>
-      <w:pPr>
-        <w:pStyle w:val="p1"/>
-        <w:spacing w:line="324" w:lineRule="auto"/>
-        <w:ind w:firstLineChars="200" w:firstLine="480"/>
-        <w:rPr>
-          <w:rFonts w:ascii="宋体" w:hAnsi="宋体" w:hint="eastAsia"/>
-          <w:sz w:val="24"/>
-          <w:szCs w:val="24"/>
-        </w:rPr>
-      </w:pPr>
-      <w:r>
-        <w:rPr>
-          <w:rStyle w:val="s1"/>
-          <w:rFonts w:ascii="宋体" w:hAnsi="宋体"/>
-          <w:sz w:val="24"/>
-          <w:szCs w:val="24"/>
-        </w:rPr>
-        <w:t>敌机也是类似，通过随机数来判断飞机生成的位置，然后再通过随机数来判断飞机移动的速度，然后通过时间事件重画飞机的位置</w:t>
-      </w:r>
-      <w:r>
-        <w:rPr>
-          <w:rFonts w:ascii="宋体" w:hAnsi="宋体" w:hint="eastAsia"/>
-          <w:sz w:val="24"/>
-          <w:szCs w:val="24"/>
-        </w:rPr>
-        <w:t>。</w:t>
-      </w:r>
-    </w:p>
-    <w:p>
-      <w:pPr>
-        <w:spacing w:line="324" w:lineRule="auto"/>
-        <w:ind w:firstLineChars="200" w:firstLine="480"/>
-        <w:rPr>
-          <w:rFonts w:ascii="宋体" w:hAnsi="宋体" w:hint="eastAsia"/>
-          <w:sz w:val="24"/>
-        </w:rPr>
-      </w:pPr>
-      <w:r>
-        <w:rPr>
-          <w:rFonts w:ascii="宋体" w:hAnsi="宋体"/>
-          <w:sz w:val="24"/>
-        </w:rPr>
-        <w:t>4.</w:t>
-      </w:r>
-      <w:r>
-        <w:rPr>
-          <w:rFonts w:ascii="宋体" w:hAnsi="宋体" w:hint="eastAsia"/>
-          <w:sz w:val="24"/>
-        </w:rPr>
-        <w:t>更改参数以后如何实现同步</w:t>
-      </w:r>
-    </w:p>
-    <w:p>
-      <w:pPr>
-        <w:spacing w:line="324" w:lineRule="auto"/>
-        <w:ind w:firstLineChars="200" w:firstLine="480"/>
-        <w:rPr>
-          <w:rStyle w:val="s1"/>
-          <w:rFonts w:ascii="宋体" w:hAnsi="宋体" w:hint="eastAsia"/>
-          <w:sz w:val="24"/>
-        </w:rPr>
-      </w:pPr>
-      <w:r>
-        <w:rPr>
-          <w:rStyle w:val="s1"/>
-          <w:rFonts w:ascii="宋体" w:hAnsi="宋体"/>
-          <w:sz w:val="24"/>
-        </w:rPr>
-        <w:t>首先有一个非常重要的参数是需要全程传递的，就是用户登录的账号，该账号存储了用户的全部信息，因此在用户登录之后，我必须要获取用户的账号，因此在登录时，我通过账号找到了该用户的用户昵称。用这个昵称我可以写后面的，欢迎您某某某，包括排行榜，功能，设置功能才能够实现。因此为了避免破坏程序的封装性，我采用了参</w:t>
-      </w:r>
-      <w:r>
-        <w:rPr>
-          <w:rStyle w:val="s1"/>
-          <w:rFonts w:ascii="宋体" w:hAnsi="宋体" w:hint="eastAsia"/>
-          <w:sz w:val="24"/>
-        </w:rPr>
-        <w:t>3</w:t>
-      </w:r>
-      <w:r>
-        <w:rPr>
-          <w:rStyle w:val="s1"/>
-          <w:rFonts w:ascii="宋体" w:hAnsi="宋体"/>
-          <w:sz w:val="24"/>
-        </w:rPr>
-        <w:t>数传递的方法，即在之后的每一个类中，添加了构造函数的传参中</w:t>
-      </w:r>
-      <w:r>
-        <w:rPr>
-          <w:rStyle w:val="s2"/>
-          <w:rFonts w:ascii="宋体" w:hAnsi="宋体"/>
-          <w:sz w:val="24"/>
-        </w:rPr>
-        <w:t>Qstring</w:t>
-      </w:r>
-      <w:r>
-        <w:rPr>
-          <w:rStyle w:val="s1"/>
-          <w:rFonts w:ascii="宋体" w:hAnsi="宋体"/>
-          <w:sz w:val="24"/>
-        </w:rPr>
-        <w:t>类型账号，保证之后都能够使用它。</w:t>
-      </w:r>
-    </w:p>
-    <w:p>
-      <w:pPr>
-        <w:spacing w:line="324" w:lineRule="auto"/>
-        <w:ind w:firstLineChars="200" w:firstLine="480"/>
-        <w:rPr>
-          <w:rFonts w:ascii="宋体" w:hAnsi="宋体" w:hint="eastAsia"/>
-          <w:sz w:val="24"/>
-        </w:rPr>
-      </w:pPr>
-      <w:r>
-        <w:rPr>
-          <w:rStyle w:val="s1"/>
-          <w:rFonts w:ascii="宋体" w:hAnsi="宋体"/>
-          <w:sz w:val="24"/>
-        </w:rPr>
-        <w:t>其次，为了能够保证界面中的信息能够更新及读写文件能够按照更新之后的条信息来。我选择了在按钮，被按下时及在</w:t>
-      </w:r>
-      <w:r>
-        <w:rPr>
-          <w:rStyle w:val="s2"/>
-          <w:rFonts w:ascii="宋体" w:hAnsi="宋体"/>
-          <w:sz w:val="24"/>
-        </w:rPr>
-        <w:t>connect</w:t>
-      </w:r>
-      <w:r>
-        <w:rPr>
-          <w:rStyle w:val="s1"/>
-          <w:rFonts w:ascii="宋体" w:hAnsi="宋体"/>
-          <w:sz w:val="24"/>
-        </w:rPr>
-        <w:t>中，再</w:t>
-      </w:r>
-      <w:r>
-        <w:rPr>
-          <w:rStyle w:val="s2"/>
-          <w:rFonts w:ascii="宋体" w:hAnsi="宋体"/>
-          <w:sz w:val="24"/>
-        </w:rPr>
-        <w:t>new</w:t>
-      </w:r>
-      <w:r>
-        <w:rPr>
-          <w:rStyle w:val="s1"/>
-          <w:rFonts w:ascii="宋体" w:hAnsi="宋体"/>
-          <w:sz w:val="24"/>
-        </w:rPr>
-        <w:t>一个新界面的对象，然后在返回键信号发生后删除该对象，这样就能够保证该建立的信息，在下一次被展示时能够被重写</w:t>
+          <w:rFonts w:hint="eastAsia"/>
+        </w:rPr>
+        <w:t>—</w:t>
+      </w:r>
+      <w:r>
+        <w:rPr>
+          <w:rFonts w:hint="eastAsia"/>
+        </w:rPr>
+        <w:t xml:space="preserve"> MapManager </w:t>
+      </w:r>
+      <w:r>
+        <w:rPr>
+          <w:rFonts w:hint="eastAsia"/>
+        </w:rPr>
+        <w:t>的</w:t>
+      </w:r>
+      <w:r>
+        <w:rPr>
+          <w:rFonts w:hint="eastAsia"/>
+        </w:rPr>
+        <w:t xml:space="preserve"> LoadFromFile() </w:t>
+      </w:r>
+      <w:r>
+        <w:rPr>
+          <w:rFonts w:hint="eastAsia"/>
+        </w:rPr>
+        <w:t>使用</w:t>
+      </w:r>
+      <w:r>
+        <w:rPr>
+          <w:rFonts w:hint="eastAsia"/>
+        </w:rPr>
+        <w:t xml:space="preserve"> file.get() </w:t>
+      </w:r>
+      <w:r>
+        <w:rPr>
+          <w:rFonts w:hint="eastAsia"/>
+        </w:rPr>
+        <w:t>逐字符解析文本地图，</w:t>
+      </w:r>
+      <w:r>
+        <w:rPr>
+          <w:rFonts w:hint="eastAsia"/>
+        </w:rPr>
+        <w:t xml:space="preserve">MenuState </w:t>
+      </w:r>
+      <w:r>
+        <w:rPr>
+          <w:rFonts w:hint="eastAsia"/>
+        </w:rPr>
+        <w:t>维护地图列表并随机选取，</w:t>
+      </w:r>
+      <w:r>
+        <w:rPr>
+          <w:rFonts w:hint="eastAsia"/>
+        </w:rPr>
+        <w:t xml:space="preserve">PlayingState </w:t>
+      </w:r>
+      <w:r>
+        <w:rPr>
+          <w:rFonts w:hint="eastAsia"/>
+        </w:rPr>
+        <w:t>构造函数接收地图路径参数。</w:t>
+      </w:r>
+    </w:p>
+    <w:p/>
+    <w:p>
+      <w:pPr>
+        <w:ind w:firstLineChars="100" w:firstLine="210"/>
+        <w:rPr>
+          <w:rFonts w:hint="eastAsia"/>
+        </w:rPr>
+      </w:pPr>
+      <w:r>
+        <w:rPr>
+          <w:rFonts w:hint="eastAsia"/>
+        </w:rPr>
+        <w:t>6.</w:t>
+      </w:r>
+      <w:r>
+        <w:rPr>
+          <w:rFonts w:hint="eastAsia"/>
+        </w:rPr>
+        <w:t>音效协调</w:t>
+      </w:r>
+      <w:r>
+        <w:rPr>
+          <w:rFonts w:hint="eastAsia"/>
+        </w:rPr>
+        <w:t xml:space="preserve"> </w:t>
+      </w:r>
+      <w:r>
+        <w:rPr>
+          <w:rFonts w:hint="eastAsia"/>
+        </w:rPr>
+        <w:t>—</w:t>
+      </w:r>
+      <w:r>
+        <w:rPr>
+          <w:rFonts w:hint="eastAsia"/>
+        </w:rPr>
+        <w:t xml:space="preserve"> </w:t>
+      </w:r>
+      <w:r>
+        <w:rPr>
+          <w:rFonts w:hint="eastAsia"/>
+        </w:rPr>
+        <w:t>普通音效随</w:t>
+      </w:r>
+      <w:r>
+        <w:rPr>
+          <w:rFonts w:hint="eastAsia"/>
+        </w:rPr>
+        <w:t xml:space="preserve"> SoundManager </w:t>
+      </w:r>
+      <w:r>
+        <w:rPr>
+          <w:rFonts w:hint="eastAsia"/>
+        </w:rPr>
+        <w:t>生命周期管理，</w:t>
+      </w:r>
+      <w:r>
+        <w:rPr>
+          <w:rFonts w:hint="eastAsia"/>
+        </w:rPr>
+        <w:t xml:space="preserve">playGameOver() </w:t>
+      </w:r>
+      <w:r>
+        <w:rPr>
+          <w:rFonts w:hint="eastAsia"/>
+        </w:rPr>
+        <w:t>和</w:t>
+      </w:r>
+      <w:r>
+        <w:rPr>
+          <w:rFonts w:hint="eastAsia"/>
+        </w:rPr>
+        <w:t xml:space="preserve"> playVictory() </w:t>
+      </w:r>
+      <w:r>
+        <w:rPr>
+          <w:rFonts w:hint="eastAsia"/>
+        </w:rPr>
+        <w:t>使用</w:t>
+      </w:r>
+      <w:r>
+        <w:rPr>
+          <w:rFonts w:hint="eastAsia"/>
+        </w:rPr>
+        <w:t xml:space="preserve"> static </w:t>
+      </w:r>
+      <w:r>
+        <w:rPr>
+          <w:rFonts w:hint="eastAsia"/>
+        </w:rPr>
+        <w:t>局部变量保持缓冲区，确保状态切换后声音不中断。</w:t>
       </w:r>
     </w:p>
     <w:p>
@@ -6968,11 +8443,12 @@
         <w:keepLines w:val="0"/>
         <w:spacing w:line="324" w:lineRule="auto"/>
       </w:pPr>
-      <w:bookmarkStart w:id="37" w:name="_Toc33138198"/>
-      <w:r>
-        <w:rPr>
-          <w:rFonts w:hint="eastAsia"/>
-        </w:rPr>
+      <w:bookmarkStart w:id="28" w:name="_Toc33138198"/>
+      <w:r>
+        <w:rPr>
+          <w:rFonts w:hint="eastAsia"/>
+        </w:rPr>
+        <w:lastRenderedPageBreak/>
         <w:t>2</w:t>
       </w:r>
       <w:r>
@@ -6987,14 +8463,14 @@
         </w:rPr>
         <w:t>调试难点及解决方法</w:t>
       </w:r>
-      <w:bookmarkEnd w:id="37"/>
+      <w:bookmarkEnd w:id="28"/>
     </w:p>
     <w:p>
       <w:pPr>
         <w:pStyle w:val="3"/>
         <w:spacing w:line="324" w:lineRule="auto"/>
       </w:pPr>
-      <w:bookmarkStart w:id="38" w:name="_Toc33138199"/>
+      <w:bookmarkStart w:id="29" w:name="_Toc33138199"/>
       <w:r>
         <w:rPr>
           <w:rFonts w:hint="eastAsia"/>
@@ -7019,15 +8495,341 @@
         </w:rPr>
         <w:t>调试难点</w:t>
       </w:r>
-      <w:bookmarkEnd w:id="38"/>
+      <w:bookmarkEnd w:id="29"/>
+    </w:p>
+    <w:p>
+      <w:pPr>
+        <w:ind w:firstLineChars="100" w:firstLine="240"/>
+        <w:rPr>
+          <w:rFonts w:hint="eastAsia"/>
+          <w:sz w:val="24"/>
+        </w:rPr>
+      </w:pPr>
+      <w:r>
+        <w:rPr>
+          <w:rFonts w:hint="eastAsia"/>
+          <w:sz w:val="24"/>
+        </w:rPr>
+        <w:t>1.</w:t>
+      </w:r>
+      <w:r>
+        <w:rPr>
+          <w:rFonts w:hint="eastAsia"/>
+          <w:sz w:val="24"/>
+        </w:rPr>
+        <w:t>地图解析错位</w:t>
+      </w:r>
+      <w:r>
+        <w:rPr>
+          <w:rFonts w:hint="eastAsia"/>
+          <w:sz w:val="24"/>
+        </w:rPr>
+        <w:t xml:space="preserve"> </w:t>
+      </w:r>
+      <w:r>
+        <w:rPr>
+          <w:rFonts w:hint="eastAsia"/>
+          <w:sz w:val="24"/>
+        </w:rPr>
+        <w:t>—</w:t>
+      </w:r>
+      <w:r>
+        <w:rPr>
+          <w:rFonts w:hint="eastAsia"/>
+          <w:sz w:val="24"/>
+        </w:rPr>
+        <w:t xml:space="preserve"> </w:t>
+      </w:r>
+      <w:r>
+        <w:rPr>
+          <w:rFonts w:hint="eastAsia"/>
+          <w:sz w:val="24"/>
+        </w:rPr>
+        <w:t>最初使用</w:t>
+      </w:r>
+      <w:r>
+        <w:rPr>
+          <w:rFonts w:hint="eastAsia"/>
+          <w:sz w:val="24"/>
+        </w:rPr>
+        <w:t xml:space="preserve"> file &gt;&gt; val </w:t>
+      </w:r>
+      <w:r>
+        <w:rPr>
+          <w:rFonts w:hint="eastAsia"/>
+          <w:sz w:val="24"/>
+        </w:rPr>
+        <w:t>读取地图，会跳过换行符导致地图全部错位，改为</w:t>
+      </w:r>
+      <w:r>
+        <w:rPr>
+          <w:rFonts w:hint="eastAsia"/>
+          <w:sz w:val="24"/>
+        </w:rPr>
+        <w:t xml:space="preserve"> file.get() </w:t>
+      </w:r>
+      <w:r>
+        <w:rPr>
+          <w:rFonts w:hint="eastAsia"/>
+          <w:sz w:val="24"/>
+        </w:rPr>
+        <w:t>逐字符读取并手动处理</w:t>
+      </w:r>
+      <w:r>
+        <w:rPr>
+          <w:rFonts w:hint="eastAsia"/>
+          <w:sz w:val="24"/>
+        </w:rPr>
+        <w:t xml:space="preserve"> \n</w:t>
+      </w:r>
+      <w:r>
+        <w:rPr>
+          <w:rFonts w:hint="eastAsia"/>
+          <w:sz w:val="24"/>
+        </w:rPr>
+        <w:t>、</w:t>
+      </w:r>
+      <w:r>
+        <w:rPr>
+          <w:rFonts w:hint="eastAsia"/>
+          <w:sz w:val="24"/>
+        </w:rPr>
+        <w:t xml:space="preserve">\r </w:t>
+      </w:r>
+      <w:r>
+        <w:rPr>
+          <w:rFonts w:hint="eastAsia"/>
+          <w:sz w:val="24"/>
+        </w:rPr>
+        <w:t>才解决。</w:t>
+      </w:r>
+    </w:p>
+    <w:p>
+      <w:pPr>
+        <w:ind w:firstLineChars="100" w:firstLine="240"/>
+        <w:rPr>
+          <w:rFonts w:hint="eastAsia"/>
+          <w:sz w:val="24"/>
+        </w:rPr>
+      </w:pPr>
+      <w:r>
+        <w:rPr>
+          <w:rFonts w:hint="eastAsia"/>
+          <w:sz w:val="24"/>
+        </w:rPr>
+        <w:t>2.</w:t>
+      </w:r>
+      <w:r>
+        <w:rPr>
+          <w:rFonts w:hint="eastAsia"/>
+          <w:sz w:val="24"/>
+        </w:rPr>
+        <w:t>幽灵重生失效</w:t>
+      </w:r>
+      <w:r>
+        <w:rPr>
+          <w:rFonts w:hint="eastAsia"/>
+          <w:sz w:val="24"/>
+        </w:rPr>
+        <w:t xml:space="preserve"> </w:t>
+      </w:r>
+      <w:r>
+        <w:rPr>
+          <w:rFonts w:hint="eastAsia"/>
+          <w:sz w:val="24"/>
+        </w:rPr>
+        <w:t>—</w:t>
+      </w:r>
+      <w:r>
+        <w:rPr>
+          <w:rFonts w:hint="eastAsia"/>
+          <w:sz w:val="24"/>
+        </w:rPr>
+        <w:t xml:space="preserve"> </w:t>
+      </w:r>
+      <w:r>
+        <w:rPr>
+          <w:rFonts w:hint="eastAsia"/>
+          <w:sz w:val="24"/>
+        </w:rPr>
+        <w:t>被吃的幽灵没有返回机制，添加</w:t>
+      </w:r>
+      <w:r>
+        <w:rPr>
+          <w:rFonts w:hint="eastAsia"/>
+          <w:sz w:val="24"/>
+        </w:rPr>
+        <w:t xml:space="preserve"> Eaten </w:t>
+      </w:r>
+      <w:r>
+        <w:rPr>
+          <w:rFonts w:hint="eastAsia"/>
+          <w:sz w:val="24"/>
+        </w:rPr>
+        <w:t>状态后又遇到能量豆误触发恐慌状态，需在</w:t>
+      </w:r>
+      <w:r>
+        <w:rPr>
+          <w:rFonts w:hint="eastAsia"/>
+          <w:sz w:val="24"/>
+        </w:rPr>
+        <w:t xml:space="preserve"> setFrightened() </w:t>
+      </w:r>
+      <w:r>
+        <w:rPr>
+          <w:rFonts w:hint="eastAsia"/>
+          <w:sz w:val="24"/>
+        </w:rPr>
+        <w:t>中排除</w:t>
+      </w:r>
+      <w:r>
+        <w:rPr>
+          <w:rFonts w:hint="eastAsia"/>
+          <w:sz w:val="24"/>
+        </w:rPr>
+        <w:t xml:space="preserve"> Eaten </w:t>
+      </w:r>
+      <w:r>
+        <w:rPr>
+          <w:rFonts w:hint="eastAsia"/>
+          <w:sz w:val="24"/>
+        </w:rPr>
+        <w:t>状态。</w:t>
+      </w:r>
+    </w:p>
+    <w:p>
+      <w:pPr>
+        <w:ind w:firstLineChars="100" w:firstLine="240"/>
+        <w:rPr>
+          <w:rFonts w:hint="eastAsia"/>
+          <w:sz w:val="24"/>
+        </w:rPr>
+      </w:pPr>
+      <w:r>
+        <w:rPr>
+          <w:rFonts w:hint="eastAsia"/>
+          <w:sz w:val="24"/>
+        </w:rPr>
+        <w:t>3.</w:t>
+      </w:r>
+      <w:r>
+        <w:rPr>
+          <w:rFonts w:hint="eastAsia"/>
+          <w:sz w:val="24"/>
+        </w:rPr>
+        <w:t>音效被截断</w:t>
+      </w:r>
+      <w:r>
+        <w:rPr>
+          <w:rFonts w:hint="eastAsia"/>
+          <w:sz w:val="24"/>
+        </w:rPr>
+        <w:t xml:space="preserve"> </w:t>
+      </w:r>
+      <w:r>
+        <w:rPr>
+          <w:rFonts w:hint="eastAsia"/>
+          <w:sz w:val="24"/>
+        </w:rPr>
+        <w:t>—</w:t>
+      </w:r>
+      <w:r>
+        <w:rPr>
+          <w:rFonts w:hint="eastAsia"/>
+          <w:sz w:val="24"/>
+        </w:rPr>
+        <w:t xml:space="preserve"> playGameOver() </w:t>
+      </w:r>
+      <w:r>
+        <w:rPr>
+          <w:rFonts w:hint="eastAsia"/>
+          <w:sz w:val="24"/>
+        </w:rPr>
+        <w:t>后立刻</w:t>
+      </w:r>
+      <w:r>
+        <w:rPr>
+          <w:rFonts w:hint="eastAsia"/>
+          <w:sz w:val="24"/>
+        </w:rPr>
+        <w:t xml:space="preserve"> changeState </w:t>
+      </w:r>
+      <w:r>
+        <w:rPr>
+          <w:rFonts w:hint="eastAsia"/>
+          <w:sz w:val="24"/>
+        </w:rPr>
+        <w:t>销毁了</w:t>
+      </w:r>
+      <w:r>
+        <w:rPr>
+          <w:rFonts w:hint="eastAsia"/>
+          <w:sz w:val="24"/>
+        </w:rPr>
+        <w:t xml:space="preserve"> SoundManager</w:t>
+      </w:r>
+      <w:r>
+        <w:rPr>
+          <w:rFonts w:hint="eastAsia"/>
+          <w:sz w:val="24"/>
+        </w:rPr>
+        <w:t>，声音立即停止，改用</w:t>
+      </w:r>
+      <w:r>
+        <w:rPr>
+          <w:rFonts w:hint="eastAsia"/>
+          <w:sz w:val="24"/>
+        </w:rPr>
+        <w:t xml:space="preserve"> static </w:t>
+      </w:r>
+      <w:r>
+        <w:rPr>
+          <w:rFonts w:hint="eastAsia"/>
+          <w:sz w:val="24"/>
+        </w:rPr>
+        <w:t>局部变量保存缓冲区解决。</w:t>
+      </w:r>
+    </w:p>
+    <w:p>
+      <w:pPr>
+        <w:pStyle w:val="3"/>
+        <w:spacing w:line="324" w:lineRule="auto"/>
+      </w:pPr>
+      <w:bookmarkStart w:id="30" w:name="_Toc33138200"/>
+      <w:r>
+        <w:rPr>
+          <w:rFonts w:hint="eastAsia"/>
+        </w:rPr>
+        <w:t>2</w:t>
+      </w:r>
+      <w:r>
+        <w:t>.6</w:t>
+      </w:r>
+      <w:r>
+        <w:rPr>
+          <w:rFonts w:hint="eastAsia"/>
+        </w:rPr>
+        <w:t>.</w:t>
+      </w:r>
+      <w:r>
+        <w:rPr>
+          <w:rFonts w:hint="eastAsia"/>
+        </w:rPr>
+        <w:t>2</w:t>
+      </w:r>
+      <w:r>
+        <w:rPr>
+          <w:rFonts w:hint="eastAsia"/>
+        </w:rPr>
+        <w:t>解决方案</w:t>
+      </w:r>
+      <w:bookmarkEnd w:id="30"/>
     </w:p>
     <w:p>
       <w:pPr>
         <w:pStyle w:val="p1"/>
         <w:spacing w:line="324" w:lineRule="auto"/>
-        <w:ind w:firstLineChars="200" w:firstLine="480"/>
-        <w:rPr>
-          <w:rStyle w:val="s1"/>
+        <w:rPr>
           <w:rFonts w:ascii="宋体" w:hAnsi="宋体" w:hint="eastAsia"/>
           <w:sz w:val="24"/>
           <w:szCs w:val="24"/>
@@ -7035,11 +8837,17 @@
       </w:pPr>
       <w:r>
         <w:rPr>
-          <w:rFonts w:ascii="宋体" w:hAnsi="宋体" w:hint="eastAsia"/>
+          <w:rFonts w:hint="eastAsia"/>
+        </w:rPr>
+        <w:t xml:space="preserve"> </w:t>
+      </w:r>
+      <w:r>
+        <w:rPr>
+          <w:rFonts w:ascii="宋体" w:hAnsi="宋体"/>
           <w:sz w:val="24"/>
           <w:szCs w:val="24"/>
         </w:rPr>
-        <w:t>本次C</w:t>
+        <w:t xml:space="preserve">  </w:t>
       </w:r>
       <w:r>
         <w:rPr>
@@ -7047,7 +8855,7 @@
           <w:sz w:val="24"/>
           <w:szCs w:val="24"/>
         </w:rPr>
-        <w:t>++</w:t>
+        <w:t xml:space="preserve"> </w:t>
       </w:r>
       <w:r>
         <w:rPr>
@@ -7055,141 +8863,8 @@
           <w:sz w:val="24"/>
           <w:szCs w:val="24"/>
         </w:rPr>
-        <w:t>课程设计所用的是不同于以往的</w:t>
-      </w:r>
-      <w:r>
-        <w:rPr>
-          <w:rFonts w:ascii="宋体" w:hAnsi="宋体"/>
-          <w:sz w:val="24"/>
-          <w:szCs w:val="24"/>
-        </w:rPr>
-        <w:t>C</w:t>
-      </w:r>
-      <w:r>
-        <w:rPr>
-          <w:rFonts w:ascii="宋体" w:hAnsi="宋体" w:hint="eastAsia"/>
-          <w:sz w:val="24"/>
-          <w:szCs w:val="24"/>
-        </w:rPr>
-        <w:t>ode</w:t>
-      </w:r>
-      <w:r>
-        <w:rPr>
-          <w:rFonts w:ascii="宋体" w:hAnsi="宋体"/>
-          <w:sz w:val="24"/>
-          <w:szCs w:val="24"/>
-        </w:rPr>
-        <w:t>::B</w:t>
-      </w:r>
-      <w:r>
-        <w:rPr>
-          <w:rFonts w:ascii="宋体" w:hAnsi="宋体" w:hint="eastAsia"/>
-          <w:sz w:val="24"/>
-          <w:szCs w:val="24"/>
-        </w:rPr>
-        <w:t>locks编译器采用的是</w:t>
-      </w:r>
-      <w:r>
-        <w:rPr>
-          <w:rFonts w:ascii="宋体" w:hAnsi="宋体" w:cs="Arial"/>
-          <w:color w:val="333333"/>
-          <w:sz w:val="24"/>
-          <w:szCs w:val="24"/>
-          <w:shd w:val="clear" w:color="auto" w:fill="FFFFFF"/>
-        </w:rPr>
-        <w:t>Qt Company开发的跨平台</w:t>
-      </w:r>
-      <w:r>
-        <w:rPr>
-          <w:rFonts w:ascii="宋体" w:hAnsi="宋体" w:cs="Arial"/>
-          <w:sz w:val="24"/>
-          <w:szCs w:val="24"/>
-        </w:rPr>
-        <w:t>C++图形用户界面</w:t>
-      </w:r>
-      <w:r>
-        <w:rPr>
-          <w:rFonts w:ascii="宋体" w:hAnsi="宋体" w:cs="Arial"/>
-          <w:color w:val="333333"/>
-          <w:sz w:val="24"/>
-          <w:szCs w:val="24"/>
-          <w:shd w:val="clear" w:color="auto" w:fill="FFFFFF"/>
-        </w:rPr>
-        <w:t>应用程序开发框架</w:t>
-      </w:r>
-      <w:r>
-        <w:rPr>
-          <w:rFonts w:ascii="宋体" w:hAnsi="宋体" w:cs="Arial" w:hint="eastAsia"/>
-          <w:color w:val="333333"/>
-          <w:sz w:val="24"/>
-          <w:szCs w:val="24"/>
-          <w:shd w:val="clear" w:color="auto" w:fill="FFFFFF"/>
-        </w:rPr>
-        <w:t>。由于编译器不同，因此本身给学习调试带来了难点。</w:t>
-      </w:r>
-      <w:r>
-        <w:rPr>
-          <w:rStyle w:val="s1"/>
-          <w:rFonts w:ascii="宋体" w:hAnsi="宋体"/>
-          <w:sz w:val="24"/>
-          <w:szCs w:val="24"/>
-        </w:rPr>
-        <w:t>其次由于该软件在编译调试的过程中，是直接完成的，也就是单步调试的时候是无法看得到及时的页面变化的。是当全部编译完成后才能得到我们所想要的窗口，因此我们是没有办法在程序运行过程中设置断点来进行调试。即使用设置断点只能</w:t>
-      </w:r>
-      <w:r>
-        <w:rPr>
-          <w:rStyle w:val="s1"/>
-          <w:rFonts w:ascii="宋体" w:hAnsi="宋体"/>
-          <w:sz w:val="24"/>
-          <w:szCs w:val="24"/>
-        </w:rPr>
-        <w:lastRenderedPageBreak/>
-        <w:t>让程序执行到代码处，而无法查看界面的情况，也就无法使用该方法来进行调试。而当出现代码错误的时候，系统会自动提示，因此使用断点来进行单步调试的方法，是不太可行的</w:t>
-      </w:r>
-      <w:r>
-        <w:rPr>
-          <w:rStyle w:val="s1"/>
-          <w:rFonts w:ascii="宋体" w:hAnsi="宋体" w:hint="eastAsia"/>
-          <w:sz w:val="24"/>
-          <w:szCs w:val="24"/>
-        </w:rPr>
-        <w:t>。</w:t>
-      </w:r>
-    </w:p>
-    <w:p>
-      <w:pPr>
-        <w:pStyle w:val="3"/>
-        <w:spacing w:line="324" w:lineRule="auto"/>
-      </w:pPr>
-      <w:bookmarkStart w:id="39" w:name="_Toc33138200"/>
-      <w:r>
-        <w:rPr>
-          <w:rFonts w:hint="eastAsia"/>
-        </w:rPr>
-        <w:t>2</w:t>
-      </w:r>
-      <w:r>
-        <w:t>.6</w:t>
-      </w:r>
-      <w:r>
-        <w:rPr>
-          <w:rFonts w:hint="eastAsia"/>
-        </w:rPr>
-        <w:t>.</w:t>
-      </w:r>
-      <w:r>
-        <w:rPr>
-          <w:rFonts w:hint="eastAsia"/>
-        </w:rPr>
-        <w:t>2</w:t>
-      </w:r>
-      <w:r>
-        <w:rPr>
-          <w:rFonts w:hint="eastAsia"/>
-        </w:rPr>
-        <w:t>解决方案</w:t>
-      </w:r>
-      <w:bookmarkEnd w:id="39"/>
+        <w:t>1. 地图解析错位</w:t>
+      </w:r>
     </w:p>
     <w:p>
       <w:pPr>
@@ -7203,115 +8878,120 @@
       </w:pPr>
       <w:r>
         <w:rPr>
-          <w:rFonts w:hint="eastAsia"/>
-        </w:rPr>
-        <w:t xml:space="preserve"> </w:t>
-      </w:r>
-      <w:r>
+          <w:rFonts w:ascii="宋体" w:hAnsi="宋体" w:hint="eastAsia"/>
+          <w:sz w:val="24"/>
+          <w:szCs w:val="24"/>
+        </w:rPr>
+        <w:t>最初使用 file &gt;&gt; val 读取地图文件，该操作符会自动跳过空白字符（包括换行符），导致所有地图数据被压缩到一行，地图完全错位。通过查阅资料改用 file.get() 逐字符读取，并在循环中手动判断 \n 和 \r 跳过换行，回退列索引保证每行正确读入 28 个字符。</w:t>
+      </w:r>
+    </w:p>
+    <w:p>
+      <w:pPr>
+        <w:pStyle w:val="p1"/>
+        <w:spacing w:line="324" w:lineRule="auto"/>
+        <w:ind w:firstLineChars="100" w:firstLine="240"/>
+        <w:rPr>
+          <w:rFonts w:ascii="宋体" w:hAnsi="宋体" w:hint="eastAsia"/>
+          <w:sz w:val="24"/>
+          <w:szCs w:val="24"/>
+        </w:rPr>
+      </w:pPr>
+      <w:r>
+        <w:rPr>
+          <w:rFonts w:ascii="宋体" w:hAnsi="宋体" w:hint="eastAsia"/>
+          <w:sz w:val="24"/>
+          <w:szCs w:val="24"/>
+        </w:rPr>
+        <w:t>2. 幽灵重生失效</w:t>
+      </w:r>
+    </w:p>
+    <w:p>
+      <w:pPr>
+        <w:pStyle w:val="p1"/>
+        <w:spacing w:line="324" w:lineRule="auto"/>
         <w:rPr>
           <w:rFonts w:ascii="宋体" w:hAnsi="宋体"/>
           <w:sz w:val="24"/>
           <w:szCs w:val="24"/>
         </w:rPr>
-        <w:t xml:space="preserve">  </w:t>
-      </w:r>
-      <w:r>
-        <w:rPr>
-          <w:rFonts w:ascii="宋体" w:hAnsi="宋体"/>
+      </w:pPr>
+      <w:r>
+        <w:rPr>
+          <w:rFonts w:ascii="宋体" w:hAnsi="宋体" w:hint="eastAsia"/>
           <w:sz w:val="24"/>
           <w:szCs w:val="24"/>
         </w:rPr>
-        <w:t xml:space="preserve"> </w:t>
-      </w:r>
-      <w:r>
-        <w:rPr>
-          <w:rStyle w:val="s1"/>
-          <w:rFonts w:ascii="宋体" w:hAnsi="宋体"/>
+        <w:t>最初被吃的幽灵没有任何处理，直接卡在原地。添加 Eaten 状态后实现了返回出生点的逻辑，但又发现吃能量豆时被吃的幽灵也会变恐慌。排查后在 setFrightened() 方法开头加入状态判断，Eaten 状态下直接 return 跳过恐慌设置</w:t>
+      </w:r>
+      <w:r>
+        <w:rPr>
+          <w:rFonts w:ascii="宋体" w:hAnsi="宋体" w:hint="eastAsia"/>
           <w:sz w:val="24"/>
           <w:szCs w:val="24"/>
         </w:rPr>
-        <w:t>基于上述所述调试难点的分析，我们只能另寻他路，而不使用断点的方式来进行调试。因此我们在</w:t>
-      </w:r>
-      <w:r>
-        <w:rPr>
-          <w:rStyle w:val="s2"/>
-          <w:rFonts w:ascii="宋体" w:hAnsi="宋体"/>
+        <w:t>。</w:t>
+      </w:r>
+    </w:p>
+    <w:p>
+      <w:pPr>
+        <w:pStyle w:val="p1"/>
+        <w:spacing w:line="324" w:lineRule="auto"/>
+        <w:rPr>
+          <w:rFonts w:ascii="宋体" w:hAnsi="宋体" w:hint="eastAsia"/>
           <w:sz w:val="24"/>
           <w:szCs w:val="24"/>
         </w:rPr>
-        <w:t>qt</w:t>
-      </w:r>
-      <w:r>
-        <w:rPr>
-          <w:rStyle w:val="s1"/>
-          <w:rFonts w:ascii="宋体" w:hAnsi="宋体"/>
+      </w:pPr>
+      <w:r>
+        <w:rPr>
+          <w:rFonts w:ascii="宋体" w:hAnsi="宋体" w:hint="eastAsia"/>
           <w:sz w:val="24"/>
           <w:szCs w:val="24"/>
         </w:rPr>
-        <w:t>程序中找到了</w:t>
-      </w:r>
-      <w:r>
-        <w:rPr>
-          <w:rStyle w:val="s2"/>
-          <w:rFonts w:ascii="宋体" w:hAnsi="宋体"/>
+        <w:t xml:space="preserve">  3</w:t>
+      </w:r>
+      <w:r>
+        <w:rPr>
+          <w:rFonts w:ascii="宋体" w:hAnsi="宋体" w:hint="eastAsia"/>
           <w:sz w:val="24"/>
           <w:szCs w:val="24"/>
         </w:rPr>
-        <w:t>qDebug()</w:t>
-      </w:r>
-      <w:r>
-        <w:rPr>
-          <w:rStyle w:val="s2"/>
+        <w:t>. 音效被截断</w:t>
+      </w:r>
+    </w:p>
+    <w:p>
+      <w:pPr>
+        <w:pStyle w:val="p1"/>
+        <w:spacing w:line="324" w:lineRule="auto"/>
+        <w:rPr>
           <w:rFonts w:ascii="宋体" w:hAnsi="宋体" w:hint="eastAsia"/>
           <w:sz w:val="24"/>
           <w:szCs w:val="24"/>
         </w:rPr>
-        <w:t>这个函数，这个函数的功能是有与C语言中的printf</w:t>
-      </w:r>
-      <w:r>
-        <w:rPr>
-          <w:rStyle w:val="s2"/>
-          <w:rFonts w:ascii="宋体" w:hAnsi="宋体"/>
+      </w:pPr>
+      <w:r>
+        <w:rPr>
+          <w:rFonts w:ascii="宋体" w:hAnsi="宋体" w:hint="eastAsia"/>
           <w:sz w:val="24"/>
           <w:szCs w:val="24"/>
         </w:rPr>
-        <w:t>()</w:t>
-      </w:r>
-      <w:r>
-        <w:rPr>
-          <w:rStyle w:val="s2"/>
+        <w:t>游戏结束时 playGameOver() 刚触发就跳转到 GameOverState</w:t>
+      </w:r>
+      <w:r>
+        <w:rPr>
           <w:rFonts w:ascii="宋体" w:hAnsi="宋体" w:hint="eastAsia"/>
           <w:sz w:val="24"/>
           <w:szCs w:val="24"/>
         </w:rPr>
-        <w:t>和C</w:t>
-      </w:r>
-      <w:r>
-        <w:rPr>
-          <w:rStyle w:val="s2"/>
-          <w:rFonts w:ascii="宋体" w:hAnsi="宋体"/>
+        <w:t>，</w:t>
+      </w:r>
+      <w:r>
+        <w:rPr>
+          <w:rFonts w:ascii="宋体" w:hAnsi="宋体" w:hint="eastAsia"/>
           <w:sz w:val="24"/>
           <w:szCs w:val="24"/>
         </w:rPr>
-        <w:t>++</w:t>
-      </w:r>
-      <w:r>
-        <w:rPr>
-          <w:rStyle w:val="s2"/>
-          <w:rFonts w:ascii="宋体" w:hAnsi="宋体" w:hint="eastAsia"/>
-          <w:sz w:val="24"/>
-          <w:szCs w:val="24"/>
-        </w:rPr>
-        <w:t>中的cout是一致的。</w:t>
-      </w:r>
-      <w:r>
-        <w:rPr>
-          <w:rStyle w:val="s1"/>
-          <w:rFonts w:ascii="宋体" w:hAnsi="宋体"/>
-          <w:sz w:val="24"/>
-          <w:szCs w:val="24"/>
-        </w:rPr>
-        <w:t>该函数可以实现，在控制台打印出我们想要让他打印出来的东西,例如，我们的飞机大战的登录界面，在登录账号后，我们需要记录该账号，进入该账号后，通过构造函数的参数传递，确保该账号的信息，然后在后面的代码中进行应用，从而使得文件操作可行。因此在判断是否起到参数传递的作用，可以使用该函数打印出我们想要的信息，从而判断程序是否按我们的设想进行运作。同时通过该函数，我们也能判断某一段代码是否达到了我们想要的功能，如果发现没有达到，那么就在该大码中寻找问题，并继续调试最终解决问题，达到所想要的功能，最终达到了调试的效果。</w:t>
+        <w:t>PlayingState 被销毁连带 SoundManager 一起释放，声音立即中断。将这两个关键音效改为 static 局部变量管理缓冲区和播放器，使其生命周期独立于 SoundManager实例。</w:t>
       </w:r>
     </w:p>
     <w:p>
@@ -7320,8 +9000,8 @@
         <w:keepLines w:val="0"/>
         <w:spacing w:line="324" w:lineRule="auto"/>
       </w:pPr>
-      <w:bookmarkStart w:id="40" w:name="_Toc33138201"/>
-      <w:commentRangeStart w:id="41"/>
+      <w:bookmarkStart w:id="31" w:name="_Toc33138201"/>
+      <w:commentRangeStart w:id="32"/>
       <w:r>
         <w:rPr>
           <w:rFonts w:hint="eastAsia"/>
@@ -7340,581 +9020,23 @@
         </w:rPr>
         <w:t>结果展示</w:t>
       </w:r>
-      <w:bookmarkEnd w:id="40"/>
-      <w:commentRangeEnd w:id="41"/>
+      <w:bookmarkEnd w:id="31"/>
+      <w:commentRangeEnd w:id="32"/>
       <w:r>
         <w:rPr>
           <w:rStyle w:val="a3"/>
           <w:sz w:val="32"/>
           <w:szCs w:val="32"/>
         </w:rPr>
-        <w:commentReference w:id="41"/>
-      </w:r>
-    </w:p>
-    <w:p>
-      <w:pPr>
-        <w:ind w:firstLineChars="200" w:firstLine="420"/>
-      </w:pPr>
-      <w:r>
-        <w:rPr>
-          <w:rFonts w:hint="eastAsia"/>
-        </w:rPr>
-        <w:t>登录</w:t>
-      </w:r>
-      <w:r>
-        <w:t>界面</w:t>
-      </w:r>
-      <w:r>
-        <w:rPr>
-          <w:rFonts w:hint="eastAsia"/>
-        </w:rPr>
-        <w:t>如</w:t>
-      </w:r>
-      <w:r>
-        <w:t>图</w:t>
-      </w:r>
-      <w:r>
-        <w:rPr>
-          <w:rFonts w:hint="eastAsia"/>
-        </w:rPr>
-        <w:t>5</w:t>
-      </w:r>
-      <w:r>
-        <w:rPr>
-          <w:rFonts w:hint="eastAsia"/>
-        </w:rPr>
-        <w:t>所示。</w:t>
-      </w:r>
-      <w:r>
-        <w:t>当使用者打开登录界面后需要输入用户名和密码</w:t>
-      </w:r>
-      <w:r>
-        <w:rPr>
-          <w:rFonts w:hint="eastAsia"/>
-        </w:rPr>
-        <w:t>，</w:t>
-      </w:r>
-      <w:r>
-        <w:t>三次输入错误将会退出游戏</w:t>
-      </w:r>
-      <w:r>
-        <w:rPr>
-          <w:rFonts w:hint="eastAsia"/>
-        </w:rPr>
-        <w:t>。</w:t>
-      </w:r>
-      <w:r>
-        <w:t>首次</w:t>
-      </w:r>
-      <w:r>
-        <w:rPr>
-          <w:rFonts w:hint="eastAsia"/>
-        </w:rPr>
-        <w:t>登录</w:t>
-      </w:r>
-      <w:r>
-        <w:t>需要先注册。</w:t>
-      </w:r>
-    </w:p>
-    <w:p>
-      <w:pPr>
-        <w:ind w:firstLineChars="200" w:firstLine="420"/>
-        <w:jc w:val="center"/>
-        <w:rPr>
-          <w:noProof/>
-        </w:rPr>
-      </w:pPr>
-      <w:r>
-        <w:rPr>
-          <w:noProof/>
-        </w:rPr>
-        <w:drawing>
-          <wp:inline distT="0" distB="0" distL="0" distR="0" wp14:anchorId="70B8A7EA" wp14:editId="440193E7">
-            <wp:extent cx="1771650" cy="3238500"/>
-            <wp:effectExtent l="0" t="0" r="0" b="0"/>
-            <wp:docPr id="281" name="图片 3"/>
-            <wp:cNvGraphicFramePr>
-              <a:graphicFrameLocks xmlns:a="http://schemas.openxmlformats.org/drawingml/2006/main" noChangeAspect="1"/>
-            </wp:cNvGraphicFramePr>
-            <a:graphic xmlns:a="http://schemas.openxmlformats.org/drawingml/2006/main">
-              <a:graphicData uri="http://schemas.openxmlformats.org/drawingml/2006/picture">
-                <pic:pic xmlns:pic="http://schemas.openxmlformats.org/drawingml/2006/picture">
-                  <pic:nvPicPr>
-                    <pic:cNvPr id="0" name="图片 3"/>
-                    <pic:cNvPicPr>
-                      <a:picLocks noChangeAspect="1" noChangeArrowheads="1"/>
-                    </pic:cNvPicPr>
-                  </pic:nvPicPr>
-                  <pic:blipFill>
-                    <a:blip r:embed="rId21" cstate="print">
-                      <a:extLst>
-                        <a:ext uri="{28A0092B-C50C-407E-A947-70E740481C1C}">
-                          <a14:useLocalDpi xmlns:a14="http://schemas.microsoft.com/office/drawing/2010/main" val="0"/>
-                        </a:ext>
-                      </a:extLst>
-                    </a:blip>
-                    <a:srcRect/>
-                    <a:stretch>
-                      <a:fillRect/>
-                    </a:stretch>
-                  </pic:blipFill>
-                  <pic:spPr bwMode="auto">
-                    <a:xfrm>
-                      <a:off x="0" y="0"/>
-                      <a:ext cx="1771650" cy="3238500"/>
-                    </a:xfrm>
-                    <a:prstGeom prst="rect">
-                      <a:avLst/>
-                    </a:prstGeom>
-                    <a:noFill/>
-                    <a:ln>
-                      <a:noFill/>
-                    </a:ln>
-                  </pic:spPr>
-                </pic:pic>
-              </a:graphicData>
-            </a:graphic>
-          </wp:inline>
-        </w:drawing>
-      </w:r>
-    </w:p>
-    <w:p>
-      <w:pPr>
-        <w:spacing w:beforeLines="50" w:before="156" w:afterLines="50" w:after="156" w:line="324" w:lineRule="auto"/>
-        <w:jc w:val="center"/>
-        <w:rPr>
-          <w:szCs w:val="21"/>
-        </w:rPr>
-      </w:pPr>
-      <w:r>
-        <w:rPr>
-          <w:rFonts w:hint="eastAsia"/>
-          <w:szCs w:val="21"/>
-        </w:rPr>
-        <w:lastRenderedPageBreak/>
-        <w:t>图</w:t>
-      </w:r>
-      <w:r>
-        <w:rPr>
-          <w:rFonts w:hint="eastAsia"/>
-          <w:szCs w:val="21"/>
-        </w:rPr>
-        <w:t>5</w:t>
-      </w:r>
-      <w:r>
-        <w:rPr>
-          <w:rFonts w:hint="eastAsia"/>
-          <w:szCs w:val="21"/>
-        </w:rPr>
-        <w:t xml:space="preserve"> </w:t>
-      </w:r>
-      <w:r>
-        <w:rPr>
-          <w:rFonts w:hint="eastAsia"/>
-          <w:szCs w:val="21"/>
-        </w:rPr>
-        <w:t>系统登录</w:t>
-      </w:r>
-      <w:r>
-        <w:rPr>
-          <w:szCs w:val="21"/>
-        </w:rPr>
-        <w:t>界面</w:t>
-      </w:r>
-    </w:p>
-    <w:p>
-      <w:pPr>
-        <w:ind w:firstLineChars="200" w:firstLine="420"/>
-      </w:pPr>
-      <w:r>
-        <w:rPr>
-          <w:rFonts w:hint="eastAsia"/>
-        </w:rPr>
-        <w:t>每一</w:t>
-      </w:r>
-      <w:r>
-        <w:t>关</w:t>
-      </w:r>
-      <w:r>
-        <w:rPr>
-          <w:rFonts w:hint="eastAsia"/>
-        </w:rPr>
-        <w:t>结束</w:t>
-      </w:r>
-      <w:r>
-        <w:t>后系统会显示使用者的昵称、联系方式、当前最高分、中等模式最高</w:t>
-      </w:r>
-      <w:r>
-        <w:rPr>
-          <w:rFonts w:hint="eastAsia"/>
-        </w:rPr>
-        <w:t>分</w:t>
-      </w:r>
-      <w:r>
-        <w:t>等信息。</w:t>
-      </w:r>
-      <w:r>
-        <w:rPr>
-          <w:rFonts w:hint="eastAsia"/>
-        </w:rPr>
-        <w:t>游戏</w:t>
-      </w:r>
-      <w:r>
-        <w:t>积分榜</w:t>
-      </w:r>
-      <w:r>
-        <w:rPr>
-          <w:rFonts w:hint="eastAsia"/>
-        </w:rPr>
-        <w:t>界面如</w:t>
-      </w:r>
-      <w:r>
-        <w:t>图</w:t>
-      </w:r>
-      <w:r>
-        <w:rPr>
-          <w:rFonts w:hint="eastAsia"/>
-        </w:rPr>
-        <w:t>6</w:t>
-      </w:r>
-      <w:r>
-        <w:rPr>
-          <w:rFonts w:hint="eastAsia"/>
-        </w:rPr>
-        <w:t>所示。</w:t>
-      </w:r>
-    </w:p>
-    <w:p>
-      <w:pPr>
-        <w:jc w:val="center"/>
-      </w:pPr>
-    </w:p>
-    <w:p>
-      <w:pPr>
-        <w:jc w:val="center"/>
-        <w:rPr>
-          <w:noProof/>
-        </w:rPr>
-      </w:pPr>
-      <w:r>
-        <w:rPr>
-          <w:noProof/>
-        </w:rPr>
-        <w:drawing>
-          <wp:inline distT="0" distB="0" distL="0" distR="0" wp14:anchorId="770EABF3" wp14:editId="4546EC08">
-            <wp:extent cx="1979016" cy="3638550"/>
-            <wp:effectExtent l="0" t="0" r="2540" b="0"/>
-            <wp:docPr id="279" name="图片 12"/>
-            <wp:cNvGraphicFramePr>
-              <a:graphicFrameLocks xmlns:a="http://schemas.openxmlformats.org/drawingml/2006/main" noChangeAspect="1"/>
-            </wp:cNvGraphicFramePr>
-            <a:graphic xmlns:a="http://schemas.openxmlformats.org/drawingml/2006/main">
-              <a:graphicData uri="http://schemas.openxmlformats.org/drawingml/2006/picture">
-                <pic:pic xmlns:pic="http://schemas.openxmlformats.org/drawingml/2006/picture">
-                  <pic:nvPicPr>
-                    <pic:cNvPr id="0" name="图片 12"/>
-                    <pic:cNvPicPr>
-                      <a:picLocks noChangeAspect="1" noChangeArrowheads="1"/>
-                    </pic:cNvPicPr>
-                  </pic:nvPicPr>
-                  <pic:blipFill>
-                    <a:blip r:embed="rId22" cstate="print">
-                      <a:extLst>
-                        <a:ext uri="{28A0092B-C50C-407E-A947-70E740481C1C}">
-                          <a14:useLocalDpi xmlns:a14="http://schemas.microsoft.com/office/drawing/2010/main" val="0"/>
-                        </a:ext>
-                      </a:extLst>
-                    </a:blip>
-                    <a:srcRect/>
-                    <a:stretch>
-                      <a:fillRect/>
-                    </a:stretch>
-                  </pic:blipFill>
-                  <pic:spPr bwMode="auto">
-                    <a:xfrm>
-                      <a:off x="0" y="0"/>
-                      <a:ext cx="1979372" cy="3639205"/>
-                    </a:xfrm>
-                    <a:prstGeom prst="rect">
-                      <a:avLst/>
-                    </a:prstGeom>
-                    <a:noFill/>
-                    <a:ln>
-                      <a:noFill/>
-                    </a:ln>
-                  </pic:spPr>
-                </pic:pic>
-              </a:graphicData>
-            </a:graphic>
-          </wp:inline>
-        </w:drawing>
-      </w:r>
-    </w:p>
-    <w:p>
-      <w:pPr>
-        <w:spacing w:beforeLines="50" w:before="156" w:afterLines="50" w:after="156" w:line="324" w:lineRule="auto"/>
-        <w:jc w:val="center"/>
-        <w:rPr>
-          <w:szCs w:val="21"/>
-        </w:rPr>
-      </w:pPr>
-      <w:r>
-        <w:rPr>
-          <w:rFonts w:hint="eastAsia"/>
-          <w:szCs w:val="21"/>
-        </w:rPr>
-        <w:t>图</w:t>
-      </w:r>
-      <w:r>
-        <w:rPr>
-          <w:szCs w:val="21"/>
-        </w:rPr>
-        <w:t>6</w:t>
-      </w:r>
-      <w:r>
-        <w:rPr>
-          <w:rFonts w:hint="eastAsia"/>
-          <w:szCs w:val="21"/>
-        </w:rPr>
-        <w:t xml:space="preserve"> </w:t>
-      </w:r>
-      <w:r>
-        <w:rPr>
-          <w:rFonts w:hint="eastAsia"/>
-          <w:szCs w:val="21"/>
-        </w:rPr>
-        <w:t>积分</w:t>
-      </w:r>
-      <w:r>
-        <w:rPr>
-          <w:szCs w:val="21"/>
-        </w:rPr>
-        <w:t>版</w:t>
-      </w:r>
-      <w:r>
-        <w:rPr>
-          <w:szCs w:val="21"/>
-        </w:rPr>
-        <w:t>界面</w:t>
-      </w:r>
-    </w:p>
-    <w:p>
-      <w:pPr>
-        <w:ind w:firstLineChars="200" w:firstLine="420"/>
-      </w:pPr>
-      <w:r>
-        <w:rPr>
-          <w:rFonts w:hint="eastAsia"/>
-        </w:rPr>
-        <w:t>游戏结束</w:t>
-      </w:r>
-      <w:r>
-        <w:t>后系统会显示</w:t>
-      </w:r>
-      <w:r>
-        <w:rPr>
-          <w:rFonts w:hint="eastAsia"/>
-        </w:rPr>
-        <w:t>系统开发</w:t>
-      </w:r>
-      <w:r>
-        <w:t>的</w:t>
-      </w:r>
-      <w:r>
-        <w:rPr>
-          <w:rFonts w:hint="eastAsia"/>
-        </w:rPr>
-        <w:t>背景</w:t>
-      </w:r>
-      <w:r>
-        <w:t>和开发</w:t>
-      </w:r>
-      <w:r>
-        <w:rPr>
-          <w:rFonts w:hint="eastAsia"/>
-        </w:rPr>
-        <w:t>团队</w:t>
-      </w:r>
-      <w:r>
-        <w:t>的</w:t>
-      </w:r>
-      <w:r>
-        <w:rPr>
-          <w:rFonts w:hint="eastAsia"/>
-        </w:rPr>
-        <w:t>姓名</w:t>
-      </w:r>
-      <w:r>
-        <w:t>、联系方式、</w:t>
-      </w:r>
-      <w:r>
-        <w:rPr>
-          <w:rFonts w:hint="eastAsia"/>
-        </w:rPr>
-        <w:t>学号</w:t>
-      </w:r>
-      <w:r>
-        <w:t>等相关信息。</w:t>
-      </w:r>
-      <w:r>
-        <w:rPr>
-          <w:rFonts w:hint="eastAsia"/>
-        </w:rPr>
-        <w:t>系统</w:t>
-      </w:r>
-      <w:r>
-        <w:rPr>
-          <w:rFonts w:hint="eastAsia"/>
-        </w:rPr>
-        <w:t>开发</w:t>
-      </w:r>
-      <w:r>
-        <w:t>团队</w:t>
-      </w:r>
-      <w:r>
-        <w:rPr>
-          <w:rFonts w:hint="eastAsia"/>
-        </w:rPr>
-        <w:t>概况如</w:t>
-      </w:r>
-      <w:r>
-        <w:t>图</w:t>
-      </w:r>
-      <w:r>
-        <w:rPr>
-          <w:rFonts w:hint="eastAsia"/>
-        </w:rPr>
-        <w:t>7</w:t>
-      </w:r>
-      <w:r>
-        <w:rPr>
-          <w:rFonts w:hint="eastAsia"/>
-        </w:rPr>
-        <w:t>所示。</w:t>
-      </w:r>
-    </w:p>
-    <w:p>
-      <w:pPr>
-        <w:jc w:val="center"/>
-        <w:rPr>
-          <w:noProof/>
-        </w:rPr>
-      </w:pPr>
-    </w:p>
-    <w:p>
-      <w:pPr>
-        <w:jc w:val="center"/>
-        <w:rPr>
-          <w:noProof/>
-        </w:rPr>
-      </w:pPr>
-      <w:r>
-        <w:rPr>
-          <w:noProof/>
-        </w:rPr>
-        <w:lastRenderedPageBreak/>
-        <w:drawing>
-          <wp:inline distT="0" distB="0" distL="0" distR="0" wp14:anchorId="08E77182" wp14:editId="47E1AE3A">
-            <wp:extent cx="2543175" cy="4676775"/>
-            <wp:effectExtent l="0" t="0" r="9525" b="9525"/>
-            <wp:docPr id="276" name="图片 15"/>
-            <wp:cNvGraphicFramePr>
-              <a:graphicFrameLocks xmlns:a="http://schemas.openxmlformats.org/drawingml/2006/main" noChangeAspect="1"/>
-            </wp:cNvGraphicFramePr>
-            <a:graphic xmlns:a="http://schemas.openxmlformats.org/drawingml/2006/main">
-              <a:graphicData uri="http://schemas.openxmlformats.org/drawingml/2006/picture">
-                <pic:pic xmlns:pic="http://schemas.openxmlformats.org/drawingml/2006/picture">
-                  <pic:nvPicPr>
-                    <pic:cNvPr id="0" name="图片 15"/>
-                    <pic:cNvPicPr>
-                      <a:picLocks noChangeAspect="1" noChangeArrowheads="1"/>
-                    </pic:cNvPicPr>
-                  </pic:nvPicPr>
-                  <pic:blipFill>
-                    <a:blip r:embed="rId23" cstate="print">
-                      <a:extLst>
-                        <a:ext uri="{28A0092B-C50C-407E-A947-70E740481C1C}">
-                          <a14:useLocalDpi xmlns:a14="http://schemas.microsoft.com/office/drawing/2010/main" val="0"/>
-                        </a:ext>
-                      </a:extLst>
-                    </a:blip>
-                    <a:srcRect/>
-                    <a:stretch>
-                      <a:fillRect/>
-                    </a:stretch>
-                  </pic:blipFill>
-                  <pic:spPr bwMode="auto">
-                    <a:xfrm>
-                      <a:off x="0" y="0"/>
-                      <a:ext cx="2543175" cy="4676775"/>
-                    </a:xfrm>
-                    <a:prstGeom prst="rect">
-                      <a:avLst/>
-                    </a:prstGeom>
-                    <a:noFill/>
-                    <a:ln>
-                      <a:noFill/>
-                    </a:ln>
-                  </pic:spPr>
-                </pic:pic>
-              </a:graphicData>
-            </a:graphic>
-          </wp:inline>
-        </w:drawing>
-      </w:r>
-    </w:p>
-    <w:p>
-      <w:pPr>
-        <w:spacing w:beforeLines="50" w:before="156" w:afterLines="50" w:after="156" w:line="324" w:lineRule="auto"/>
-        <w:jc w:val="center"/>
-      </w:pPr>
-      <w:r>
-        <w:rPr>
-          <w:rFonts w:hint="eastAsia"/>
-          <w:szCs w:val="21"/>
-        </w:rPr>
-        <w:t>图</w:t>
-      </w:r>
-      <w:r>
-        <w:rPr>
-          <w:rFonts w:hint="eastAsia"/>
-          <w:szCs w:val="21"/>
-        </w:rPr>
-        <w:t>7</w:t>
-      </w:r>
-      <w:r>
-        <w:rPr>
-          <w:rFonts w:hint="eastAsia"/>
-          <w:szCs w:val="21"/>
-        </w:rPr>
-        <w:t xml:space="preserve"> </w:t>
-      </w:r>
-      <w:r>
-        <w:rPr>
-          <w:rFonts w:hint="eastAsia"/>
-          <w:szCs w:val="21"/>
-        </w:rPr>
-        <w:t>系统</w:t>
-      </w:r>
-      <w:r>
-        <w:rPr>
-          <w:szCs w:val="21"/>
-        </w:rPr>
-        <w:t>开发</w:t>
-      </w:r>
-      <w:r>
-        <w:rPr>
-          <w:rFonts w:hint="eastAsia"/>
-          <w:szCs w:val="21"/>
-        </w:rPr>
-        <w:t>团队</w:t>
-      </w:r>
-      <w:r>
-        <w:rPr>
-          <w:szCs w:val="21"/>
-        </w:rPr>
-        <w:t>概况</w:t>
-      </w:r>
+        <w:commentReference w:id="32"/>
+      </w:r>
+    </w:p>
+    <w:p>
+      <w:pPr>
+        <w:rPr>
+          <w:rFonts w:hint="eastAsia"/>
+        </w:rPr>
+      </w:pPr>
     </w:p>
     <w:p>
       <w:pPr>
@@ -7922,12 +9044,13 @@
         <w:keepLines w:val="0"/>
         <w:spacing w:line="240" w:lineRule="auto"/>
       </w:pPr>
-      <w:bookmarkStart w:id="42" w:name="_Toc33138202"/>
-      <w:commentRangeStart w:id="43"/>
-      <w:r>
-        <w:rPr>
-          <w:rFonts w:hint="eastAsia"/>
-        </w:rPr>
+      <w:bookmarkStart w:id="33" w:name="_Toc33138202"/>
+      <w:commentRangeStart w:id="34"/>
+      <w:r>
+        <w:rPr>
+          <w:rFonts w:hint="eastAsia"/>
+        </w:rPr>
+        <w:lastRenderedPageBreak/>
         <w:t>三</w:t>
       </w:r>
       <w:r>
@@ -7942,15 +9065,15 @@
         </w:rPr>
         <w:t>体会</w:t>
       </w:r>
-      <w:bookmarkEnd w:id="42"/>
-      <w:commentRangeEnd w:id="43"/>
+      <w:bookmarkEnd w:id="33"/>
+      <w:commentRangeEnd w:id="34"/>
       <w:r>
         <w:rPr>
           <w:rStyle w:val="a3"/>
           <w:sz w:val="44"/>
           <w:szCs w:val="44"/>
         </w:rPr>
-        <w:commentReference w:id="43"/>
+        <w:commentReference w:id="34"/>
       </w:r>
     </w:p>
     <w:p>
@@ -8207,17 +9330,7 @@
           <w:sz w:val="24"/>
           <w:szCs w:val="24"/>
         </w:rPr>
-        <w:t>内置的帮助去寻找所要的结果，或者是询问耐</w:t>
-      </w:r>
-      <w:r>
-        <w:rPr>
-          <w:rStyle w:val="s1"/>
-          <w:rFonts w:ascii="宋体" w:hAnsi="宋体"/>
-          <w:sz w:val="24"/>
-          <w:szCs w:val="24"/>
-        </w:rPr>
-        <w:lastRenderedPageBreak/>
-        <w:t>心的同学。通过一两周的学习之后，基本对</w:t>
+        <w:t>内置的帮助去寻找所要的结果，或者是询问耐心的同学。通过一两周的学习之后，基本对</w:t>
       </w:r>
       <w:r>
         <w:rPr>
@@ -8572,6 +9685,7 @@
           <w:sz w:val="24"/>
           <w:szCs w:val="24"/>
         </w:rPr>
+        <w:lastRenderedPageBreak/>
         <w:t>本次</w:t>
       </w:r>
       <w:r>
@@ -8737,7 +9851,7 @@
       </w:r>
     </w:p>
     <w:sectPr>
-      <w:footerReference w:type="default" r:id="rId24"/>
+      <w:footerReference w:type="default" r:id="rId21"/>
       <w:pgSz w:w="11906" w:h="16838"/>
       <w:pgMar w:top="1418" w:right="1418" w:bottom="1418" w:left="1134" w:header="851" w:footer="992" w:gutter="0"/>
       <w:pgNumType w:start="1"/>
@@ -9796,7 +10910,7 @@
       </w:r>
     </w:p>
   </w:comment>
-  <w:comment w:id="22" w:author="lenovo" w:date="2020-02-20T23:45:00Z" w:initials="l">
+  <w:comment w:id="23" w:author="lenovo" w:date="2020-02-21T00:09:00Z" w:initials="l">
     <w:p>
       <w:pPr>
         <w:pStyle w:val="a4"/>
@@ -9811,6 +10925,64 @@
         <w:rPr>
           <w:rFonts w:hint="eastAsia"/>
         </w:rPr>
+        <w:t>和系统</w:t>
+      </w:r>
+      <w:r>
+        <w:t>整体设计</w:t>
+      </w:r>
+      <w:r>
+        <w:rPr>
+          <w:rFonts w:hint="eastAsia"/>
+        </w:rPr>
+        <w:t>一样</w:t>
+      </w:r>
+      <w:r>
+        <w:t>，对主要功能模块进行阐述。如</w:t>
+      </w:r>
+      <w:r>
+        <w:rPr>
+          <w:rFonts w:hint="eastAsia"/>
+        </w:rPr>
+        <w:t>有</w:t>
+      </w:r>
+      <w:r>
+        <w:t>图或者表，需要采用</w:t>
+      </w:r>
+      <w:r>
+        <w:rPr>
+          <w:rFonts w:hint="eastAsia"/>
+        </w:rPr>
+        <w:t>前面</w:t>
+      </w:r>
+      <w:r>
+        <w:t>的标注方式予以标注，并在正文中予以引用</w:t>
+      </w:r>
+      <w:r>
+        <w:rPr>
+          <w:rFonts w:hint="eastAsia"/>
+        </w:rPr>
+        <w:t>和阐</w:t>
+      </w:r>
+      <w:r>
+        <w:t>释。</w:t>
+      </w:r>
+    </w:p>
+  </w:comment>
+  <w:comment w:id="24" w:author="lenovo" w:date="2020-02-20T23:45:00Z" w:initials="l">
+    <w:p>
+      <w:pPr>
+        <w:pStyle w:val="a4"/>
+      </w:pPr>
+      <w:r>
+        <w:rPr>
+          <w:rStyle w:val="a3"/>
+        </w:rPr>
+        <w:annotationRef/>
+      </w:r>
+      <w:r>
+        <w:rPr>
+          <w:rFonts w:hint="eastAsia"/>
+        </w:rPr>
         <w:t>后面</w:t>
       </w:r>
       <w:r>
@@ -9823,16 +10995,7 @@
         <w:t>编号</w:t>
       </w:r>
       <w:r>
-        <w:t>，图</w:t>
-      </w:r>
-      <w:r>
-        <w:t>4</w:t>
-      </w:r>
-      <w:r>
-        <w:t>、图</w:t>
-      </w:r>
-      <w:r>
-        <w:t>5</w:t>
+        <w:t>，图二、图三</w:t>
       </w:r>
       <w:r>
         <w:rPr>
@@ -9863,10 +11026,10 @@
       </w:r>
     </w:p>
   </w:comment>
-  <w:comment w:id="24" w:author="lenovo" w:date="2020-02-21T00:09:00Z" w:initials="l">
-    <w:p>
-      <w:pPr>
-        <w:pStyle w:val="a4"/>
+  <w:comment w:id="32" w:author="lenovo" w:date="2020-02-21T00:16:00Z" w:initials="l">
+    <w:p>
+      <w:pPr>
+        <w:ind w:firstLineChars="200" w:firstLine="420"/>
       </w:pPr>
       <w:r>
         <w:rPr>
@@ -9878,145 +11041,29 @@
         <w:rPr>
           <w:rFonts w:hint="eastAsia"/>
         </w:rPr>
-        <w:t>和系统</w:t>
-      </w:r>
-      <w:r>
-        <w:t>整体设计</w:t>
-      </w:r>
-      <w:r>
-        <w:rPr>
-          <w:rFonts w:hint="eastAsia"/>
-        </w:rPr>
-        <w:t>一样</w:t>
-      </w:r>
-      <w:r>
-        <w:t>，对主要功能模块进行阐述。如</w:t>
-      </w:r>
-      <w:r>
-        <w:rPr>
-          <w:rFonts w:hint="eastAsia"/>
-        </w:rPr>
-        <w:t>有</w:t>
-      </w:r>
-      <w:r>
-        <w:t>图或者表，需要采用</w:t>
-      </w:r>
-      <w:r>
-        <w:rPr>
-          <w:rFonts w:hint="eastAsia"/>
-        </w:rPr>
-        <w:t>前面</w:t>
-      </w:r>
-      <w:r>
-        <w:t>的标注方式予以标注，并在正文中予以引用</w:t>
-      </w:r>
-      <w:r>
-        <w:rPr>
-          <w:rFonts w:hint="eastAsia"/>
-        </w:rPr>
-        <w:t>和阐</w:t>
-      </w:r>
-      <w:r>
-        <w:t>释。</w:t>
+        <w:t>主要的功能界面截图，</w:t>
+      </w:r>
+      <w:r>
+        <w:t>和前面一样，</w:t>
+      </w:r>
+      <w:r>
+        <w:rPr>
+          <w:rFonts w:hint="eastAsia"/>
+        </w:rPr>
+        <w:t>要正确</w:t>
+      </w:r>
+      <w:r>
+        <w:t>标注并</w:t>
+      </w:r>
+      <w:r>
+        <w:rPr>
+          <w:rFonts w:hint="eastAsia"/>
+        </w:rPr>
+        <w:t>加文字描述。</w:t>
       </w:r>
     </w:p>
   </w:comment>
-  <w:comment w:id="25" w:author="lenovo" w:date="2020-02-20T23:45:00Z" w:initials="l">
-    <w:p>
-      <w:pPr>
-        <w:pStyle w:val="a4"/>
-      </w:pPr>
-      <w:r>
-        <w:rPr>
-          <w:rStyle w:val="a3"/>
-        </w:rPr>
-        <w:annotationRef/>
-      </w:r>
-      <w:r>
-        <w:rPr>
-          <w:rFonts w:hint="eastAsia"/>
-        </w:rPr>
-        <w:t>后面</w:t>
-      </w:r>
-      <w:r>
-        <w:t>的图依次</w:t>
-      </w:r>
-      <w:r>
-        <w:rPr>
-          <w:rFonts w:hint="eastAsia"/>
-        </w:rPr>
-        <w:t>编号</w:t>
-      </w:r>
-      <w:r>
-        <w:t>，图二、图三</w:t>
-      </w:r>
-      <w:r>
-        <w:rPr>
-          <w:rFonts w:hint="eastAsia"/>
-        </w:rPr>
-        <w:t>，</w:t>
-      </w:r>
-      <w:r>
-        <w:t>字号</w:t>
-      </w:r>
-      <w:r>
-        <w:rPr>
-          <w:rFonts w:hint="eastAsia"/>
-        </w:rPr>
-        <w:t>比</w:t>
-      </w:r>
-      <w:r>
-        <w:t>正文字号小一号，</w:t>
-      </w:r>
-      <w:r>
-        <w:rPr>
-          <w:rFonts w:hint="eastAsia"/>
-        </w:rPr>
-        <w:t>图号</w:t>
-      </w:r>
-      <w:r>
-        <w:t>和图名位于图的正下方</w:t>
-      </w:r>
-    </w:p>
-  </w:comment>
-  <w:comment w:id="41" w:author="lenovo" w:date="2020-02-21T00:16:00Z" w:initials="l">
-    <w:p>
-      <w:pPr>
-        <w:ind w:firstLineChars="200" w:firstLine="420"/>
-      </w:pPr>
-      <w:r>
-        <w:rPr>
-          <w:rStyle w:val="a3"/>
-        </w:rPr>
-        <w:annotationRef/>
-      </w:r>
-      <w:r>
-        <w:rPr>
-          <w:rFonts w:hint="eastAsia"/>
-        </w:rPr>
-        <w:t>主要的功能界面截图，</w:t>
-      </w:r>
-      <w:r>
-        <w:t>和前面一样，</w:t>
-      </w:r>
-      <w:r>
-        <w:rPr>
-          <w:rFonts w:hint="eastAsia"/>
-        </w:rPr>
-        <w:t>要正确</w:t>
-      </w:r>
-      <w:r>
-        <w:t>标注并</w:t>
-      </w:r>
-      <w:r>
-        <w:rPr>
-          <w:rFonts w:hint="eastAsia"/>
-        </w:rPr>
-        <w:t>加文字描述。</w:t>
-      </w:r>
-    </w:p>
-  </w:comment>
-  <w:comment w:id="43" w:author="lenovo" w:date="2020-02-21T00:37:00Z" w:initials="l">
+  <w:comment w:id="34" w:author="lenovo" w:date="2020-02-21T00:37:00Z" w:initials="l">
     <w:p>
       <w:pPr>
         <w:pStyle w:val="a4"/>
@@ -10055,7 +11102,6 @@
   <w15:commentEx w15:paraId="428B3FD4" w15:done="0"/>
   <w15:commentEx w15:paraId="731C873F" w15:done="0"/>
   <w15:commentEx w15:paraId="4BACF1CB" w15:done="0"/>
-  <w15:commentEx w15:paraId="44C4DB6D" w15:done="0"/>
   <w15:commentEx w15:paraId="4F22C6E7" w15:done="0"/>
   <w15:commentEx w15:paraId="5C571803" w15:done="0"/>
   <w15:commentEx w15:paraId="11598076" w15:done="0"/>
@@ -10077,7 +11123,6 @@
   <w16cid:commentId w16cid:paraId="428B3FD4" w16cid:durableId="428B3FD4"/>
   <w16cid:commentId w16cid:paraId="731C873F" w16cid:durableId="731C873F"/>
   <w16cid:commentId w16cid:paraId="4BACF1CB" w16cid:durableId="4BACF1CB"/>
-  <w16cid:commentId w16cid:paraId="44C4DB6D" w16cid:durableId="44C4DB6D"/>
   <w16cid:commentId w16cid:paraId="4F22C6E7" w16cid:durableId="4F22C6E7"/>
   <w16cid:commentId w16cid:paraId="5C571803" w16cid:durableId="5C571803"/>
   <w16cid:commentId w16cid:paraId="11598076" w16cid:durableId="11598076"/>

--- a/吃豆人课设报告.docx
+++ b/吃豆人课设报告.docx
@@ -3340,7 +3340,21 @@
           <w:rFonts w:ascii="宋体" w:hAnsi="宋体" w:hint="eastAsia"/>
           <w:sz w:val="24"/>
         </w:rPr>
-        <w:t>（2）关卡与地图系统 —— 多张地图随机选择，文本格式易于编辑扩展</w:t>
+        <w:t>（2）关卡与地图系统 —— 多张地图随机选择，</w:t>
+      </w:r>
+      <w:r>
+        <w:rPr>
+          <w:rFonts w:ascii="宋体" w:hAnsi="宋体" w:hint="eastAsia"/>
+          <w:sz w:val="24"/>
+        </w:rPr>
+        <w:t>支持难度选择，</w:t>
+      </w:r>
+      <w:r>
+        <w:rPr>
+          <w:rFonts w:ascii="宋体" w:hAnsi="宋体" w:hint="eastAsia"/>
+          <w:sz w:val="24"/>
+        </w:rPr>
+        <w:t>文本格式易于编辑扩展</w:t>
       </w:r>
     </w:p>
     <w:p>
@@ -5174,7 +5188,6 @@
           <w:sz w:val="24"/>
         </w:rPr>
       </w:pPr>
-      <w:commentRangeStart w:id="15"/>
       <w:r>
         <w:rPr>
           <w:rFonts w:hint="eastAsia"/>
@@ -5200,88 +5213,16 @@
           <w:sz w:val="24"/>
         </w:rPr>
         <w:t>表</w:t>
-      </w:r>
-      <w:r>
-        <w:rPr>
-          <w:rFonts w:hint="eastAsia"/>
-          <w:sz w:val="24"/>
-        </w:rPr>
-        <w:t>1</w:t>
-      </w:r>
-      <w:r>
-        <w:rPr>
-          <w:sz w:val="24"/>
-        </w:rPr>
-        <w:t>所示</w:t>
-      </w:r>
-      <w:r>
-        <w:rPr>
-          <w:rFonts w:hint="eastAsia"/>
-          <w:sz w:val="24"/>
-        </w:rPr>
-        <w:t>。</w:t>
-      </w:r>
-      <w:commentRangeEnd w:id="15"/>
-      <w:r>
-        <w:rPr>
-          <w:rStyle w:val="a3"/>
-          <w:sz w:val="24"/>
-          <w:szCs w:val="24"/>
-        </w:rPr>
-        <w:commentReference w:id="15"/>
       </w:r>
     </w:p>
     <w:p>
       <w:pPr>
         <w:spacing w:beforeLines="50" w:before="156" w:afterLines="50" w:after="156" w:line="324" w:lineRule="auto"/>
         <w:ind w:firstLineChars="200" w:firstLine="420"/>
-        <w:jc w:val="center"/>
         <w:rPr>
           <w:szCs w:val="21"/>
         </w:rPr>
       </w:pPr>
-      <w:commentRangeStart w:id="16"/>
-      <w:r>
-        <w:rPr>
-          <w:rFonts w:hint="eastAsia"/>
-          <w:szCs w:val="21"/>
-        </w:rPr>
-        <w:t>表</w:t>
-      </w:r>
-      <w:r>
-        <w:rPr>
-          <w:rFonts w:hint="eastAsia"/>
-          <w:szCs w:val="21"/>
-        </w:rPr>
-        <w:t>1</w:t>
-      </w:r>
-      <w:r>
-        <w:rPr>
-          <w:rFonts w:hint="eastAsia"/>
-          <w:szCs w:val="21"/>
-        </w:rPr>
-        <w:t xml:space="preserve"> </w:t>
-      </w:r>
-      <w:r>
-        <w:rPr>
-          <w:rFonts w:hint="eastAsia"/>
-          <w:szCs w:val="21"/>
-        </w:rPr>
-        <w:t>任务</w:t>
-      </w:r>
-      <w:r>
-        <w:rPr>
-          <w:szCs w:val="21"/>
-        </w:rPr>
-        <w:t>分工表</w:t>
-      </w:r>
-      <w:commentRangeEnd w:id="16"/>
-      <w:r>
-        <w:rPr>
-          <w:rStyle w:val="a3"/>
-        </w:rPr>
-        <w:commentReference w:id="16"/>
-      </w:r>
     </w:p>
     <w:tbl>
       <w:tblPr>
@@ -5369,7 +5310,6 @@
           <w:p>
             <w:pPr>
               <w:rPr>
-                <w:rFonts w:hint="eastAsia"/>
                 <w:sz w:val="18"/>
                 <w:szCs w:val="18"/>
               </w:rPr>
@@ -5452,7 +5392,6 @@
           <w:p>
             <w:pPr>
               <w:rPr>
-                <w:rFonts w:hint="eastAsia"/>
                 <w:sz w:val="18"/>
                 <w:szCs w:val="18"/>
               </w:rPr>
@@ -5519,7 +5458,6 @@
           <w:p>
             <w:pPr>
               <w:rPr>
-                <w:rFonts w:hint="eastAsia"/>
                 <w:sz w:val="18"/>
                 <w:szCs w:val="18"/>
               </w:rPr>
@@ -5586,7 +5524,6 @@
           <w:p>
             <w:pPr>
               <w:rPr>
-                <w:rFonts w:hint="eastAsia"/>
                 <w:sz w:val="18"/>
                 <w:szCs w:val="18"/>
               </w:rPr>
@@ -5777,7 +5714,6 @@
           <w:p>
             <w:pPr>
               <w:rPr>
-                <w:rFonts w:hint="eastAsia"/>
                 <w:sz w:val="18"/>
                 <w:szCs w:val="18"/>
               </w:rPr>
@@ -5846,7 +5782,6 @@
           <w:p>
             <w:pPr>
               <w:rPr>
-                <w:rFonts w:hint="eastAsia"/>
                 <w:sz w:val="18"/>
                 <w:szCs w:val="18"/>
               </w:rPr>
@@ -6129,7 +6064,7 @@
         <w:keepLines w:val="0"/>
         <w:spacing w:line="324" w:lineRule="auto"/>
       </w:pPr>
-      <w:bookmarkStart w:id="17" w:name="_Toc33138190"/>
+      <w:bookmarkStart w:id="15" w:name="_Toc33138190"/>
       <w:r>
         <w:rPr>
           <w:rFonts w:hint="eastAsia"/>
@@ -6137,7 +6072,7 @@
         <w:lastRenderedPageBreak/>
         <w:t>二．项目内容</w:t>
       </w:r>
-      <w:bookmarkEnd w:id="17"/>
+      <w:bookmarkEnd w:id="15"/>
     </w:p>
     <w:p>
       <w:pPr>
@@ -6145,7 +6080,7 @@
         <w:keepLines w:val="0"/>
         <w:spacing w:line="324" w:lineRule="auto"/>
       </w:pPr>
-      <w:bookmarkStart w:id="18" w:name="_Toc33138191"/>
+      <w:bookmarkStart w:id="16" w:name="_Toc33138191"/>
       <w:r>
         <w:t>2.1</w:t>
       </w:r>
@@ -6173,7 +6108,7 @@
       <w:r>
         <w:t>构</w:t>
       </w:r>
-      <w:bookmarkEnd w:id="18"/>
+      <w:bookmarkEnd w:id="16"/>
     </w:p>
     <w:p>
       <w:pPr>
@@ -6199,7 +6134,174 @@
           <w:rFonts w:ascii="宋体" w:hAnsi="宋体" w:hint="eastAsia"/>
           <w:sz w:val="24"/>
         </w:rPr>
-        <w:t>能力与精力有限，考虑到使用的sfml，我们没有实现用户登录等功能，主要聚焦于游戏的运行机制，</w:t>
+        <w:t>能力与精力有限，考虑到使用的sfml，</w:t>
+      </w:r>
+      <w:r>
+        <w:rPr>
+          <w:rStyle w:val="s1"/>
+          <w:rFonts w:ascii="宋体" w:hAnsi="宋体" w:hint="eastAsia"/>
+          <w:sz w:val="24"/>
+        </w:rPr>
+        <w:t>我们</w:t>
+      </w:r>
+      <w:r>
+        <w:rPr>
+          <w:rStyle w:val="s1"/>
+          <w:rFonts w:ascii="宋体" w:hAnsi="宋体" w:hint="eastAsia"/>
+          <w:sz w:val="24"/>
+        </w:rPr>
+        <w:t>主要完成</w:t>
+      </w:r>
+      <w:r>
+        <w:rPr>
+          <w:rStyle w:val="s1"/>
+          <w:rFonts w:ascii="宋体" w:hAnsi="宋体" w:hint="eastAsia"/>
+          <w:sz w:val="24"/>
+        </w:rPr>
+        <w:t>学习</w:t>
+      </w:r>
+      <w:r>
+        <w:rPr>
+          <w:rStyle w:val="s1"/>
+          <w:rFonts w:ascii="宋体" w:hAnsi="宋体" w:hint="eastAsia"/>
+          <w:sz w:val="24"/>
+        </w:rPr>
+        <w:t>游戏的运行机制，</w:t>
+      </w:r>
+      <w:r>
+        <w:rPr>
+          <w:rStyle w:val="s1"/>
+          <w:rFonts w:ascii="宋体" w:hAnsi="宋体" w:hint="eastAsia"/>
+          <w:sz w:val="24"/>
+        </w:rPr>
+        <w:t>基于sfml的游戏运行逻辑可以理解为输入，更新，渲染，不同的运行状态下有不同的界面更新逻辑，所以我们把画面更新状态分为四类：菜单，游戏状态，暂停状态，结算状态，考虑到后出现的状态会覆盖在之前的状态上渲染，符合后进先出的逻辑，所以我们利用栈的逻辑进行状态管理。</w:t>
+      </w:r>
+    </w:p>
+    <w:p>
+      <w:pPr>
+        <w:spacing w:line="324" w:lineRule="auto"/>
+        <w:ind w:firstLine="480"/>
+        <w:rPr>
+          <w:rStyle w:val="s1"/>
+          <w:rFonts w:ascii="宋体" w:hAnsi="宋体" w:hint="eastAsia"/>
+          <w:sz w:val="24"/>
+        </w:rPr>
+      </w:pPr>
+      <w:r>
+        <w:rPr>
+          <w:rStyle w:val="s1"/>
+          <w:rFonts w:ascii="宋体" w:hAnsi="宋体" w:hint="eastAsia"/>
+          <w:sz w:val="24"/>
+        </w:rPr>
+        <w:t>简而言之，我们的项目中的对象可以分为两大类：游戏状态gameState和渲染对象gameObject，前者负责以一定逻辑渲染后者到屏幕上，实现吃豆人的游戏显示。</w:t>
+      </w:r>
+    </w:p>
+    <w:p>
+      <w:pPr>
+        <w:spacing w:line="324" w:lineRule="auto"/>
+        <w:ind w:firstLine="480"/>
+        <w:rPr>
+          <w:rStyle w:val="s1"/>
+          <w:rFonts w:ascii="宋体" w:hAnsi="宋体" w:hint="eastAsia"/>
+          <w:sz w:val="24"/>
+        </w:rPr>
+      </w:pPr>
+      <w:r>
+        <w:rPr>
+          <w:rStyle w:val="s1"/>
+          <w:rFonts w:ascii="宋体" w:hAnsi="宋体" w:hint="eastAsia"/>
+          <w:sz w:val="24"/>
+        </w:rPr>
+        <w:t>以游戏状态来展开，首先是菜单</w:t>
+      </w:r>
+      <w:r>
+        <w:rPr>
+          <w:rStyle w:val="s1"/>
+          <w:rFonts w:ascii="宋体" w:hAnsi="宋体" w:hint="eastAsia"/>
+          <w:sz w:val="24"/>
+        </w:rPr>
+        <w:t>menuState</w:t>
+      </w:r>
+      <w:r>
+        <w:rPr>
+          <w:rStyle w:val="s1"/>
+          <w:rFonts w:ascii="宋体" w:hAnsi="宋体" w:hint="eastAsia"/>
+          <w:sz w:val="24"/>
+        </w:rPr>
+        <w:t>：我们提供了难度选择，使用左右方向键来进行难度选择，还有最高分显示，</w:t>
+      </w:r>
+      <w:r>
+        <w:rPr>
+          <w:rStyle w:val="s1"/>
+          <w:rFonts w:ascii="宋体" w:hAnsi="宋体" w:hint="eastAsia"/>
+          <w:sz w:val="24"/>
+        </w:rPr>
+        <w:t>使用enter键选择游戏开始，会调用随机数生成来随机选择地图，进行游戏状态playingState的初始化，同时将menuState从栈顶移除，加入playingState。</w:t>
+      </w:r>
+    </w:p>
+    <w:p>
+      <w:pPr>
+        <w:spacing w:line="324" w:lineRule="auto"/>
+        <w:ind w:firstLine="480"/>
+        <w:rPr>
+          <w:rStyle w:val="s1"/>
+          <w:rFonts w:ascii="宋体" w:hAnsi="宋体" w:hint="eastAsia"/>
+          <w:sz w:val="24"/>
+        </w:rPr>
+      </w:pPr>
+      <w:r>
+        <w:rPr>
+          <w:rStyle w:val="s1"/>
+          <w:rFonts w:ascii="宋体" w:hAnsi="宋体" w:hint="eastAsia"/>
+          <w:sz w:val="24"/>
+        </w:rPr>
+        <w:t>于是就是最复杂的playingState，它实现了吃豆人的游戏逻辑，它持有各种资源管理器manager，各种gameObject，统筹进行输入，更新，渲染，保证实现了吃豆人游戏。</w:t>
+      </w:r>
+    </w:p>
+    <w:p>
+      <w:pPr>
+        <w:spacing w:line="324" w:lineRule="auto"/>
+        <w:ind w:firstLine="480"/>
+        <w:rPr>
+          <w:rStyle w:val="s1"/>
+          <w:rFonts w:ascii="宋体" w:hAnsi="宋体" w:hint="eastAsia"/>
+          <w:sz w:val="24"/>
+        </w:rPr>
+      </w:pPr>
+      <w:r>
+        <w:rPr>
+          <w:rStyle w:val="s1"/>
+          <w:rFonts w:ascii="宋体" w:hAnsi="宋体" w:hint="eastAsia"/>
+          <w:sz w:val="24"/>
+        </w:rPr>
+        <w:t>当游戏暂停时，会new一个pauseState，放在栈顶，栈底的playingState停止更新，但依旧会显示，同时渲染游戏暂停界面，当游戏恢复进行时，pauseState会被移除，原来的游戏状态继续更新，得以继续游戏。</w:t>
+      </w:r>
+    </w:p>
+    <w:p>
+      <w:pPr>
+        <w:spacing w:line="324" w:lineRule="auto"/>
+        <w:ind w:firstLine="480"/>
+        <w:rPr>
+          <w:rStyle w:val="s1"/>
+          <w:rFonts w:ascii="宋体" w:hAnsi="宋体" w:hint="eastAsia"/>
+          <w:sz w:val="24"/>
+        </w:rPr>
+      </w:pPr>
+      <w:r>
+        <w:rPr>
+          <w:rStyle w:val="s1"/>
+          <w:rFonts w:ascii="宋体" w:hAnsi="宋体" w:hint="eastAsia"/>
+          <w:sz w:val="24"/>
+        </w:rPr>
+        <w:t>在玩家血条清零或者豆子被玩家吃完时，会触发游戏结束状态，根据所传参数（won/lose），会先将状态栈里的playingState移除并释放，初始化gameoverState，显示输赢状况和得分状况，此时可以选择再次返回菜单</w:t>
+      </w:r>
+      <w:r>
+        <w:rPr>
+          <w:rStyle w:val="s1"/>
+          <w:rFonts w:ascii="宋体" w:hAnsi="宋体" w:hint="eastAsia"/>
+          <w:sz w:val="24"/>
+        </w:rPr>
+        <w:t>，再次进行一次循环。</w:t>
       </w:r>
     </w:p>
     <w:p>
@@ -6236,6 +6338,7 @@
           <w:noProof/>
           <w:sz w:val="24"/>
         </w:rPr>
+        <w:lastRenderedPageBreak/>
         <w:drawing>
           <wp:inline distT="0" distB="0" distL="0" distR="0" wp14:anchorId="7BC935E7" wp14:editId="34F67CF8">
             <wp:extent cx="5939790" cy="3403600"/>
@@ -6285,7 +6388,7 @@
         <w:keepLines w:val="0"/>
         <w:spacing w:line="240" w:lineRule="auto"/>
       </w:pPr>
-      <w:bookmarkStart w:id="19" w:name="_Toc33138192"/>
+      <w:bookmarkStart w:id="17" w:name="_Toc33138192"/>
       <w:r>
         <w:rPr>
           <w:noProof/>
@@ -6412,7 +6515,7 @@
           </wp:anchor>
         </w:drawing>
       </w:r>
-      <w:commentRangeStart w:id="20"/>
+      <w:commentRangeStart w:id="18"/>
       <w:r>
         <w:rPr>
           <w:rFonts w:hint="eastAsia"/>
@@ -6437,15 +6540,15 @@
         </w:rPr>
         <w:t>类</w:t>
       </w:r>
-      <w:bookmarkEnd w:id="19"/>
-      <w:commentRangeEnd w:id="20"/>
+      <w:bookmarkEnd w:id="17"/>
+      <w:commentRangeEnd w:id="18"/>
       <w:r>
         <w:rPr>
           <w:rStyle w:val="a3"/>
           <w:sz w:val="32"/>
           <w:szCs w:val="32"/>
         </w:rPr>
-        <w:commentReference w:id="20"/>
+        <w:commentReference w:id="18"/>
       </w:r>
     </w:p>
     <w:p>
@@ -6464,7 +6567,7 @@
         <w:keepLines w:val="0"/>
         <w:spacing w:line="240" w:lineRule="auto"/>
       </w:pPr>
-      <w:bookmarkStart w:id="21" w:name="_Toc33138193"/>
+      <w:bookmarkStart w:id="19" w:name="_Toc33138193"/>
       <w:r>
         <w:rPr>
           <w:rFonts w:hint="eastAsia"/>
@@ -6486,7 +6589,7 @@
       <w:r>
         <w:t>的整体设计</w:t>
       </w:r>
-      <w:bookmarkEnd w:id="21"/>
+      <w:bookmarkEnd w:id="19"/>
     </w:p>
     <w:p>
       <w:pPr>
@@ -6586,7 +6689,6 @@
         <w:ind w:firstLineChars="200" w:firstLine="420"/>
         <w:jc w:val="center"/>
         <w:rPr>
-          <w:rFonts w:hint="eastAsia"/>
           <w:szCs w:val="21"/>
         </w:rPr>
       </w:pPr>
@@ -6597,8 +6699,8 @@
         <w:keepLines w:val="0"/>
         <w:spacing w:line="240" w:lineRule="auto"/>
       </w:pPr>
-      <w:bookmarkStart w:id="22" w:name="_Toc33138194"/>
-      <w:commentRangeStart w:id="23"/>
+      <w:bookmarkStart w:id="20" w:name="_Toc33138194"/>
+      <w:commentRangeStart w:id="21"/>
       <w:r>
         <w:rPr>
           <w:rFonts w:hint="eastAsia"/>
@@ -6624,15 +6726,15 @@
         </w:rPr>
         <w:t>设计</w:t>
       </w:r>
-      <w:bookmarkEnd w:id="22"/>
-      <w:commentRangeEnd w:id="23"/>
+      <w:bookmarkEnd w:id="20"/>
+      <w:commentRangeEnd w:id="21"/>
       <w:r>
         <w:rPr>
           <w:rStyle w:val="a3"/>
           <w:sz w:val="32"/>
           <w:szCs w:val="32"/>
         </w:rPr>
-        <w:commentReference w:id="23"/>
+        <w:commentReference w:id="21"/>
       </w:r>
     </w:p>
     <w:p>
@@ -6761,7 +6863,7 @@
           <w:szCs w:val="21"/>
         </w:rPr>
       </w:pPr>
-      <w:commentRangeStart w:id="24"/>
+      <w:commentRangeStart w:id="22"/>
       <w:r>
         <w:rPr>
           <w:rFonts w:hint="eastAsia"/>
@@ -6803,12 +6905,12 @@
         </w:rPr>
         <w:t>图</w:t>
       </w:r>
-      <w:commentRangeEnd w:id="24"/>
+      <w:commentRangeEnd w:id="22"/>
       <w:r>
         <w:rPr>
           <w:rStyle w:val="a3"/>
         </w:rPr>
-        <w:commentReference w:id="24"/>
+        <w:commentReference w:id="22"/>
       </w:r>
     </w:p>
     <w:p>
@@ -6831,7 +6933,6 @@
         <w:spacing w:beforeLines="50" w:before="156" w:afterLines="50" w:after="156" w:line="324" w:lineRule="auto"/>
         <w:ind w:firstLineChars="200" w:firstLine="420"/>
         <w:rPr>
-          <w:rFonts w:hint="eastAsia"/>
           <w:szCs w:val="21"/>
         </w:rPr>
       </w:pPr>
@@ -6855,7 +6956,6 @@
         <w:spacing w:beforeLines="50" w:before="156" w:afterLines="50" w:after="156" w:line="324" w:lineRule="auto"/>
         <w:ind w:firstLineChars="200" w:firstLine="420"/>
         <w:rPr>
-          <w:rFonts w:hint="eastAsia"/>
           <w:szCs w:val="21"/>
         </w:rPr>
       </w:pPr>
@@ -6914,7 +7014,6 @@
         <w:spacing w:beforeLines="50" w:before="156" w:afterLines="50" w:after="156" w:line="324" w:lineRule="auto"/>
         <w:ind w:firstLineChars="200" w:firstLine="420"/>
         <w:rPr>
-          <w:rFonts w:hint="eastAsia"/>
           <w:szCs w:val="21"/>
         </w:rPr>
       </w:pPr>
@@ -7015,7 +7114,6 @@
         <w:spacing w:beforeLines="50" w:before="156" w:afterLines="50" w:after="156" w:line="324" w:lineRule="auto"/>
         <w:ind w:firstLineChars="200" w:firstLine="420"/>
         <w:rPr>
-          <w:rFonts w:hint="eastAsia"/>
           <w:szCs w:val="21"/>
         </w:rPr>
       </w:pPr>
@@ -7074,7 +7172,6 @@
         <w:spacing w:beforeLines="50" w:before="156" w:afterLines="50" w:after="156" w:line="324" w:lineRule="auto"/>
         <w:ind w:firstLineChars="200" w:firstLine="420"/>
         <w:rPr>
-          <w:rFonts w:hint="eastAsia"/>
           <w:szCs w:val="21"/>
         </w:rPr>
       </w:pPr>
@@ -7119,7 +7216,6 @@
         <w:spacing w:beforeLines="50" w:before="156" w:afterLines="50" w:after="156" w:line="324" w:lineRule="auto"/>
         <w:ind w:firstLineChars="200" w:firstLine="420"/>
         <w:rPr>
-          <w:rFonts w:hint="eastAsia"/>
           <w:szCs w:val="21"/>
         </w:rPr>
       </w:pPr>
@@ -7220,7 +7316,6 @@
         <w:spacing w:beforeLines="50" w:before="156" w:afterLines="50" w:after="156" w:line="324" w:lineRule="auto"/>
         <w:ind w:firstLineChars="200" w:firstLine="420"/>
         <w:rPr>
-          <w:rFonts w:hint="eastAsia"/>
           <w:szCs w:val="21"/>
         </w:rPr>
       </w:pPr>
@@ -7244,7 +7339,6 @@
         <w:spacing w:beforeLines="50" w:before="156" w:afterLines="50" w:after="156" w:line="324" w:lineRule="auto"/>
         <w:ind w:firstLineChars="200" w:firstLine="420"/>
         <w:rPr>
-          <w:rFonts w:hint="eastAsia"/>
           <w:szCs w:val="21"/>
         </w:rPr>
       </w:pPr>
@@ -7368,7 +7462,6 @@
         <w:spacing w:beforeLines="50" w:before="156" w:afterLines="50" w:after="156" w:line="324" w:lineRule="auto"/>
         <w:ind w:firstLineChars="200" w:firstLine="420"/>
         <w:rPr>
-          <w:rFonts w:hint="eastAsia"/>
           <w:szCs w:val="21"/>
         </w:rPr>
       </w:pPr>
@@ -7422,7 +7515,6 @@
         <w:spacing w:beforeLines="50" w:before="156" w:afterLines="50" w:after="156" w:line="324" w:lineRule="auto"/>
         <w:ind w:firstLineChars="200" w:firstLine="420"/>
         <w:rPr>
-          <w:rFonts w:hint="eastAsia"/>
           <w:szCs w:val="21"/>
         </w:rPr>
       </w:pPr>
@@ -7525,7 +7617,7 @@
         <w:keepLines w:val="0"/>
         <w:spacing w:line="240" w:lineRule="auto"/>
       </w:pPr>
-      <w:bookmarkStart w:id="25" w:name="_Toc33138195"/>
+      <w:bookmarkStart w:id="23" w:name="_Toc33138195"/>
       <w:r>
         <w:rPr>
           <w:rFonts w:hint="eastAsia"/>
@@ -7544,14 +7636,14 @@
         </w:rPr>
         <w:t>重点难点分析及解决方案</w:t>
       </w:r>
-      <w:bookmarkEnd w:id="25"/>
+      <w:bookmarkEnd w:id="23"/>
     </w:p>
     <w:p>
       <w:pPr>
         <w:pStyle w:val="3"/>
         <w:spacing w:line="324" w:lineRule="auto"/>
       </w:pPr>
-      <w:bookmarkStart w:id="26" w:name="_Toc33138196"/>
+      <w:bookmarkStart w:id="24" w:name="_Toc33138196"/>
       <w:r>
         <w:t>2.5</w:t>
       </w:r>
@@ -7564,14 +7656,11 @@
         </w:rPr>
         <w:t>重难点分析</w:t>
       </w:r>
-      <w:bookmarkEnd w:id="26"/>
+      <w:bookmarkEnd w:id="24"/>
     </w:p>
     <w:p>
       <w:pPr>
         <w:ind w:firstLineChars="100" w:firstLine="210"/>
-        <w:rPr>
-          <w:rFonts w:hint="eastAsia"/>
-        </w:rPr>
       </w:pPr>
       <w:r>
         <w:rPr>
@@ -7589,9 +7678,6 @@
     <w:p>
       <w:pPr>
         <w:ind w:firstLineChars="100" w:firstLine="210"/>
-        <w:rPr>
-          <w:rFonts w:hint="eastAsia"/>
-        </w:rPr>
       </w:pPr>
       <w:r>
         <w:rPr>
@@ -7621,9 +7707,6 @@
     <w:p>
       <w:pPr>
         <w:ind w:firstLineChars="100" w:firstLine="210"/>
-        <w:rPr>
-          <w:rFonts w:hint="eastAsia"/>
-        </w:rPr>
       </w:pPr>
       <w:r>
         <w:rPr>
@@ -7641,9 +7724,6 @@
     <w:p>
       <w:pPr>
         <w:ind w:firstLineChars="100" w:firstLine="210"/>
-        <w:rPr>
-          <w:rFonts w:hint="eastAsia"/>
-        </w:rPr>
       </w:pPr>
       <w:r>
         <w:rPr>
@@ -7661,9 +7741,6 @@
     <w:p>
       <w:pPr>
         <w:ind w:firstLineChars="100" w:firstLine="210"/>
-        <w:rPr>
-          <w:rFonts w:hint="eastAsia"/>
-        </w:rPr>
       </w:pPr>
       <w:r>
         <w:rPr>
@@ -7681,9 +7758,6 @@
     <w:p>
       <w:pPr>
         <w:ind w:firstLineChars="100" w:firstLine="210"/>
-        <w:rPr>
-          <w:rFonts w:hint="eastAsia"/>
-        </w:rPr>
       </w:pPr>
       <w:r>
         <w:rPr>
@@ -7703,7 +7777,7 @@
         <w:pStyle w:val="3"/>
         <w:spacing w:line="324" w:lineRule="auto"/>
       </w:pPr>
-      <w:bookmarkStart w:id="27" w:name="_Toc33138197"/>
+      <w:bookmarkStart w:id="25" w:name="_Toc33138197"/>
       <w:r>
         <w:rPr>
           <w:rFonts w:hint="eastAsia"/>
@@ -7722,14 +7796,11 @@
         </w:rPr>
         <w:t>解决办法</w:t>
       </w:r>
-      <w:bookmarkEnd w:id="27"/>
+      <w:bookmarkEnd w:id="25"/>
     </w:p>
     <w:p>
       <w:pPr>
         <w:ind w:firstLineChars="100" w:firstLine="210"/>
-        <w:rPr>
-          <w:rFonts w:hint="eastAsia"/>
-        </w:rPr>
       </w:pPr>
       <w:r>
         <w:rPr>
@@ -7868,9 +7939,6 @@
     <w:p>
       <w:pPr>
         <w:ind w:firstLineChars="100" w:firstLine="210"/>
-        <w:rPr>
-          <w:rFonts w:hint="eastAsia"/>
-        </w:rPr>
       </w:pPr>
       <w:r>
         <w:rPr>
@@ -8033,9 +8101,6 @@
     <w:p>
       <w:pPr>
         <w:ind w:firstLineChars="100" w:firstLine="210"/>
-        <w:rPr>
-          <w:rFonts w:hint="eastAsia"/>
-        </w:rPr>
       </w:pPr>
       <w:r>
         <w:rPr>
@@ -8150,9 +8215,6 @@
     <w:p>
       <w:pPr>
         <w:ind w:firstLineChars="100" w:firstLine="210"/>
-        <w:rPr>
-          <w:rFonts w:hint="eastAsia"/>
-        </w:rPr>
       </w:pPr>
       <w:r>
         <w:rPr>
@@ -8255,9 +8317,6 @@
     <w:p>
       <w:pPr>
         <w:ind w:firstLineChars="100" w:firstLine="210"/>
-        <w:rPr>
-          <w:rFonts w:hint="eastAsia"/>
-        </w:rPr>
       </w:pPr>
       <w:r>
         <w:rPr>
@@ -8348,9 +8407,6 @@
     <w:p>
       <w:pPr>
         <w:ind w:firstLineChars="100" w:firstLine="210"/>
-        <w:rPr>
-          <w:rFonts w:hint="eastAsia"/>
-        </w:rPr>
       </w:pPr>
       <w:r>
         <w:rPr>
@@ -8443,7 +8499,7 @@
         <w:keepLines w:val="0"/>
         <w:spacing w:line="324" w:lineRule="auto"/>
       </w:pPr>
-      <w:bookmarkStart w:id="28" w:name="_Toc33138198"/>
+      <w:bookmarkStart w:id="26" w:name="_Toc33138198"/>
       <w:r>
         <w:rPr>
           <w:rFonts w:hint="eastAsia"/>
@@ -8463,14 +8519,14 @@
         </w:rPr>
         <w:t>调试难点及解决方法</w:t>
       </w:r>
-      <w:bookmarkEnd w:id="28"/>
+      <w:bookmarkEnd w:id="26"/>
     </w:p>
     <w:p>
       <w:pPr>
         <w:pStyle w:val="3"/>
         <w:spacing w:line="324" w:lineRule="auto"/>
       </w:pPr>
-      <w:bookmarkStart w:id="29" w:name="_Toc33138199"/>
+      <w:bookmarkStart w:id="27" w:name="_Toc33138199"/>
       <w:r>
         <w:rPr>
           <w:rFonts w:hint="eastAsia"/>
@@ -8495,13 +8551,12 @@
         </w:rPr>
         <w:t>调试难点</w:t>
       </w:r>
-      <w:bookmarkEnd w:id="29"/>
+      <w:bookmarkEnd w:id="27"/>
     </w:p>
     <w:p>
       <w:pPr>
         <w:ind w:firstLineChars="100" w:firstLine="240"/>
         <w:rPr>
-          <w:rFonts w:hint="eastAsia"/>
           <w:sz w:val="24"/>
         </w:rPr>
       </w:pPr>
@@ -8608,7 +8663,6 @@
       <w:pPr>
         <w:ind w:firstLineChars="100" w:firstLine="240"/>
         <w:rPr>
-          <w:rFonts w:hint="eastAsia"/>
           <w:sz w:val="24"/>
         </w:rPr>
       </w:pPr>
@@ -8701,7 +8755,6 @@
       <w:pPr>
         <w:ind w:firstLineChars="100" w:firstLine="240"/>
         <w:rPr>
-          <w:rFonts w:hint="eastAsia"/>
           <w:sz w:val="24"/>
         </w:rPr>
       </w:pPr>
@@ -8795,7 +8848,7 @@
         <w:pStyle w:val="3"/>
         <w:spacing w:line="324" w:lineRule="auto"/>
       </w:pPr>
-      <w:bookmarkStart w:id="30" w:name="_Toc33138200"/>
+      <w:bookmarkStart w:id="28" w:name="_Toc33138200"/>
       <w:r>
         <w:rPr>
           <w:rFonts w:hint="eastAsia"/>
@@ -8823,7 +8876,7 @@
         </w:rPr>
         <w:t>解决方案</w:t>
       </w:r>
-      <w:bookmarkEnd w:id="30"/>
+      <w:bookmarkEnd w:id="28"/>
     </w:p>
     <w:p>
       <w:pPr>
@@ -8910,7 +8963,7 @@
         <w:pStyle w:val="p1"/>
         <w:spacing w:line="324" w:lineRule="auto"/>
         <w:rPr>
-          <w:rFonts w:ascii="宋体" w:hAnsi="宋体"/>
+          <w:rFonts w:ascii="宋体" w:hAnsi="宋体" w:hint="eastAsia"/>
           <w:sz w:val="24"/>
           <w:szCs w:val="24"/>
         </w:rPr>
@@ -9000,8 +9053,7 @@
         <w:keepLines w:val="0"/>
         <w:spacing w:line="324" w:lineRule="auto"/>
       </w:pPr>
-      <w:bookmarkStart w:id="31" w:name="_Toc33138201"/>
-      <w:commentRangeStart w:id="32"/>
+      <w:bookmarkStart w:id="29" w:name="_Toc33138201"/>
       <w:r>
         <w:rPr>
           <w:rFonts w:hint="eastAsia"/>
@@ -9020,32 +9072,16 @@
         </w:rPr>
         <w:t>结果展示</w:t>
       </w:r>
-      <w:bookmarkEnd w:id="31"/>
-      <w:commentRangeEnd w:id="32"/>
-      <w:r>
-        <w:rPr>
-          <w:rStyle w:val="a3"/>
-          <w:sz w:val="32"/>
-          <w:szCs w:val="32"/>
-        </w:rPr>
-        <w:commentReference w:id="32"/>
-      </w:r>
-    </w:p>
-    <w:p>
-      <w:pPr>
-        <w:rPr>
-          <w:rFonts w:hint="eastAsia"/>
-        </w:rPr>
-      </w:pPr>
-    </w:p>
+      <w:bookmarkEnd w:id="29"/>
+    </w:p>
+    <w:p/>
     <w:p>
       <w:pPr>
         <w:pStyle w:val="1"/>
         <w:keepLines w:val="0"/>
         <w:spacing w:line="240" w:lineRule="auto"/>
       </w:pPr>
-      <w:bookmarkStart w:id="33" w:name="_Toc33138202"/>
-      <w:commentRangeStart w:id="34"/>
+      <w:bookmarkStart w:id="30" w:name="_Toc33138202"/>
       <w:r>
         <w:rPr>
           <w:rFonts w:hint="eastAsia"/>
@@ -9065,16 +9101,7 @@
         </w:rPr>
         <w:t>体会</w:t>
       </w:r>
-      <w:bookmarkEnd w:id="33"/>
-      <w:commentRangeEnd w:id="34"/>
-      <w:r>
-        <w:rPr>
-          <w:rStyle w:val="a3"/>
-          <w:sz w:val="44"/>
-          <w:szCs w:val="44"/>
-        </w:rPr>
-        <w:commentReference w:id="34"/>
-      </w:r>
+      <w:bookmarkEnd w:id="30"/>
     </w:p>
     <w:p>
       <w:pPr>
@@ -9088,10 +9115,7 @@
         <w:rPr>
           <w:rFonts w:hint="eastAsia"/>
         </w:rPr>
-        <w:t>张</w:t>
-      </w:r>
-      <w:r>
-        <w:t>三</w:t>
+        <w:t>谢哲贤</w:t>
       </w:r>
     </w:p>
     <w:p>
@@ -9151,6 +9175,7 @@
         <w:pStyle w:val="p1"/>
         <w:ind w:firstLineChars="200" w:firstLine="480"/>
         <w:rPr>
+          <w:rStyle w:val="s1"/>
           <w:rFonts w:ascii="宋体" w:hAnsi="宋体" w:hint="eastAsia"/>
           <w:sz w:val="24"/>
           <w:szCs w:val="24"/>
@@ -9159,29 +9184,11 @@
       <w:r>
         <w:rPr>
           <w:rStyle w:val="s1"/>
-          <w:rFonts w:ascii="宋体" w:hAnsi="宋体"/>
+          <w:rFonts w:ascii="宋体" w:hAnsi="宋体" w:hint="eastAsia"/>
           <w:sz w:val="24"/>
           <w:szCs w:val="24"/>
         </w:rPr>
-        <w:t>本次</w:t>
-      </w:r>
-      <w:r>
-        <w:rPr>
-          <w:rStyle w:val="s2"/>
-          <w:rFonts w:ascii="宋体" w:hAnsi="宋体"/>
-          <w:sz w:val="24"/>
-          <w:szCs w:val="24"/>
-        </w:rPr>
-        <w:t>c++</w:t>
-      </w:r>
-      <w:r>
-        <w:rPr>
-          <w:rStyle w:val="s1"/>
-          <w:rFonts w:ascii="宋体" w:hAnsi="宋体"/>
-          <w:sz w:val="24"/>
-          <w:szCs w:val="24"/>
-        </w:rPr>
-        <w:t>课程设计主要下，挑战一下自己，所以挑选了飞机大战设计实现这个课题来完成，同时也是自己感兴趣的。</w:t>
+        <w:t>本想继续在c语言课设的舒适圈内做做个人小金库管理系统，加上可视化界面，但是看到ai的能力如此强悍，和我羸弱的编码能力产生了悬殊的差距，所以就想挑战下自己，选择了sfml这一图形库来实现吃豆人程序。</w:t>
       </w:r>
     </w:p>
     <w:p>
@@ -9189,6 +9196,7 @@
         <w:pStyle w:val="p1"/>
         <w:ind w:firstLineChars="200" w:firstLine="480"/>
         <w:rPr>
+          <w:rStyle w:val="s1"/>
           <w:rFonts w:ascii="宋体" w:hAnsi="宋体" w:hint="eastAsia"/>
           <w:sz w:val="24"/>
           <w:szCs w:val="24"/>
@@ -9197,83 +9205,29 @@
       <w:r>
         <w:rPr>
           <w:rStyle w:val="s1"/>
-          <w:rFonts w:ascii="宋体" w:hAnsi="宋体"/>
+          <w:rFonts w:ascii="宋体" w:hAnsi="宋体" w:hint="eastAsia"/>
           <w:sz w:val="24"/>
           <w:szCs w:val="24"/>
         </w:rPr>
-        <w:t>由于是想做一个游戏出来，因此选择了</w:t>
-      </w:r>
-      <w:r>
-        <w:rPr>
-          <w:rStyle w:val="s2"/>
-          <w:rFonts w:ascii="宋体" w:hAnsi="宋体"/>
+        <w:t>吸取c语言课设的版本管理闹剧以及队内混沌，我和邓承毓</w:t>
+      </w:r>
+      <w:r>
+        <w:rPr>
+          <w:rStyle w:val="s1"/>
+          <w:rFonts w:ascii="宋体" w:hAnsi="宋体" w:hint="eastAsia"/>
           <w:sz w:val="24"/>
           <w:szCs w:val="24"/>
         </w:rPr>
-        <w:t>qt</w:t>
+        <w:t>同学学习并使用了git进项版本管理，并且在github上创建了代码库来进行协作，提升了协作效率。</w:t>
       </w:r>
       <w:r>
         <w:rPr>
           <w:rStyle w:val="s1"/>
-          <w:rFonts w:ascii="宋体" w:hAnsi="宋体"/>
+          <w:rFonts w:ascii="宋体" w:hAnsi="宋体" w:hint="eastAsia"/>
           <w:sz w:val="24"/>
           <w:szCs w:val="24"/>
         </w:rPr>
-        <w:t>，这个图形界面设计框架，帮助更好的完成这个项目。但是在开始学习的时候就遇到了一些问题，例如需要先掌握一些基本的</w:t>
-      </w:r>
-      <w:r>
-        <w:rPr>
-          <w:rStyle w:val="s2"/>
-          <w:rFonts w:ascii="宋体" w:hAnsi="宋体"/>
-          <w:sz w:val="24"/>
-          <w:szCs w:val="24"/>
-        </w:rPr>
-        <w:t>qd</w:t>
-      </w:r>
-      <w:r>
-        <w:rPr>
-          <w:rStyle w:val="s1"/>
-          <w:rFonts w:ascii="宋体" w:hAnsi="宋体"/>
-          <w:sz w:val="24"/>
-          <w:szCs w:val="24"/>
-        </w:rPr>
-        <w:t>知识，这就需要上网查找资料，查看一些视频，并且在其中找到自己所应该要用得到的一些函数以及所要用到的一些框架。是否需要继承自</w:t>
-      </w:r>
-      <w:r>
-        <w:rPr>
-          <w:rStyle w:val="s2"/>
-          <w:rFonts w:ascii="宋体" w:hAnsi="宋体"/>
-          <w:sz w:val="24"/>
-          <w:szCs w:val="24"/>
-        </w:rPr>
-        <w:t>qt</w:t>
-      </w:r>
-      <w:r>
-        <w:rPr>
-          <w:rStyle w:val="s1"/>
-          <w:rFonts w:ascii="宋体" w:hAnsi="宋体"/>
-          <w:sz w:val="24"/>
-          <w:szCs w:val="24"/>
-        </w:rPr>
-        <w:t>的内置类来完成自己的项目。因此整个过程中，我觉得不仅仅是对</w:t>
-      </w:r>
-      <w:r>
-        <w:rPr>
-          <w:rStyle w:val="s2"/>
-          <w:rFonts w:ascii="宋体" w:hAnsi="宋体"/>
-          <w:sz w:val="24"/>
-          <w:szCs w:val="24"/>
-        </w:rPr>
-        <w:t>c++</w:t>
-      </w:r>
-      <w:r>
-        <w:rPr>
-          <w:rStyle w:val="s1"/>
-          <w:rFonts w:ascii="宋体" w:hAnsi="宋体"/>
-          <w:sz w:val="24"/>
-          <w:szCs w:val="24"/>
-        </w:rPr>
-        <w:t>学习的一次复习巩固以及应用，更加是对自己自学能力的一种挑战。</w:t>
+        <w:t>同时我领会到了不是所有的文件都需要被传入到远程库里，只需要核心代码就可以，而运行环境，产生的编译文件则无需传入，这是gitignore就显得很重要。</w:t>
       </w:r>
     </w:p>
     <w:p>
@@ -9290,66 +9244,75 @@
       <w:r>
         <w:rPr>
           <w:rStyle w:val="s1"/>
-          <w:rFonts w:ascii="宋体" w:hAnsi="宋体"/>
+          <w:rFonts w:ascii="宋体" w:hAnsi="宋体" w:hint="eastAsia"/>
           <w:sz w:val="24"/>
           <w:szCs w:val="24"/>
         </w:rPr>
-        <w:t>在学习玩</w:t>
-      </w:r>
-      <w:r>
-        <w:rPr>
-          <w:rStyle w:val="s2"/>
-          <w:rFonts w:ascii="宋体" w:hAnsi="宋体"/>
+        <w:t>通过学习sfml我大致了解了游戏渲染的原理，总结来讲就是基于用户输入对每帧画面进行更新和渲染，实现游戏画面。</w:t>
+      </w:r>
+    </w:p>
+    <w:p>
+      <w:pPr>
+        <w:pStyle w:val="p1"/>
+        <w:ind w:firstLineChars="200" w:firstLine="480"/>
+        <w:rPr>
+          <w:rStyle w:val="s1"/>
+          <w:rFonts w:ascii="宋体" w:hAnsi="宋体" w:hint="eastAsia"/>
           <w:sz w:val="24"/>
           <w:szCs w:val="24"/>
         </w:rPr>
-        <w:t>qt</w:t>
-      </w:r>
+      </w:pPr>
       <w:r>
         <w:rPr>
           <w:rStyle w:val="s1"/>
-          <w:rFonts w:ascii="宋体" w:hAnsi="宋体"/>
+          <w:rFonts w:ascii="宋体" w:hAnsi="宋体" w:hint="eastAsia"/>
           <w:sz w:val="24"/>
           <w:szCs w:val="24"/>
         </w:rPr>
-        <w:t>的基本知识后，就要开始着手写程序了在写程序的过程中，就会遇到各种各样的实际的问题，这时候就需要有</w:t>
-      </w:r>
-      <w:r>
-        <w:rPr>
-          <w:rStyle w:val="s2"/>
-          <w:rFonts w:ascii="宋体" w:hAnsi="宋体"/>
+        <w:t>和简单的信息管理系统不同，信息管理系统都是对各类数据的查询排序等，每写一个函数都可以单独调用调试来确认有无错误，而这次游戏开发则颠覆了这一刻板印象，前期编写的代码一直处于未知状态，无法看到编写代码的效果，这让人很难搞。</w:t>
+      </w:r>
+    </w:p>
+    <w:p>
+      <w:pPr>
+        <w:pStyle w:val="p1"/>
+        <w:ind w:firstLineChars="200" w:firstLine="480"/>
+        <w:rPr>
+          <w:rStyle w:val="s1"/>
+          <w:rFonts w:ascii="宋体" w:hAnsi="宋体" w:hint="eastAsia"/>
           <w:sz w:val="24"/>
           <w:szCs w:val="24"/>
         </w:rPr>
-        <w:t>qt</w:t>
-      </w:r>
+      </w:pPr>
       <w:r>
         <w:rPr>
           <w:rStyle w:val="s1"/>
-          <w:rFonts w:ascii="宋体" w:hAnsi="宋体"/>
+          <w:rFonts w:ascii="宋体" w:hAnsi="宋体" w:hint="eastAsia"/>
           <w:sz w:val="24"/>
           <w:szCs w:val="24"/>
         </w:rPr>
-        <w:t>内置的帮助去寻找所要的结果，或者是询问耐心的同学。通过一两周的学习之后，基本对</w:t>
-      </w:r>
-      <w:r>
-        <w:rPr>
-          <w:rStyle w:val="s2"/>
-          <w:rFonts w:ascii="宋体" w:hAnsi="宋体"/>
+        <w:t>先前做oj题都是单一文件编译，c语言课设也是用codeblock懒人一键编译，缺乏多文件编译，第三方库引入经验，通过本次课设经验，我也学会了如何利用cmake进行多文件编译，如何</w:t>
+      </w:r>
+      <w:r>
+        <w:rPr>
+          <w:rStyle w:val="s1"/>
+          <w:rFonts w:ascii="宋体" w:hAnsi="宋体" w:hint="eastAsia"/>
           <w:sz w:val="24"/>
           <w:szCs w:val="24"/>
         </w:rPr>
-        <w:t>qt</w:t>
-      </w:r>
-      <w:r>
+        <w:t>引入三方库。如何编写cmakelist，实现了多文件编译。</w:t>
+      </w:r>
+    </w:p>
+    <w:p>
+      <w:pPr>
+        <w:pStyle w:val="p1"/>
+        <w:ind w:firstLineChars="200" w:firstLine="480"/>
         <w:rPr>
           <w:rStyle w:val="s1"/>
-          <w:rFonts w:ascii="宋体" w:hAnsi="宋体"/>
+          <w:rFonts w:ascii="宋体" w:hAnsi="宋体" w:hint="eastAsia"/>
           <w:sz w:val="24"/>
           <w:szCs w:val="24"/>
         </w:rPr>
-        <w:t>的学习有所掌握能够独立自主的编写代码。看着自己的代码越来越完善，越来越优秀，自己的心里也充满了成就感</w:t>
-      </w:r>
+      </w:pPr>
       <w:r>
         <w:rPr>
           <w:rStyle w:val="s1"/>
@@ -9357,7 +9320,7 @@
           <w:sz w:val="24"/>
           <w:szCs w:val="24"/>
         </w:rPr>
-        <w:t>。</w:t>
+        <w:t>同时，我又一次领会到了ai agent的强大之处，利用claude code，早期的项目规划，项目结构有了cc的帮助都不成问题，节省了大量时间，不懂的可以直接问，它就能基于项目代码和上下文给出可靠回答，这给了我这样一个初学者不少的学习机会。</w:t>
       </w:r>
     </w:p>
     <w:p>
@@ -9399,6 +9362,7 @@
         <w:pStyle w:val="p1"/>
         <w:ind w:firstLineChars="200" w:firstLine="480"/>
         <w:rPr>
+          <w:rStyle w:val="s1"/>
           <w:rFonts w:ascii="宋体" w:hAnsi="宋体" w:hint="eastAsia"/>
           <w:sz w:val="24"/>
           <w:szCs w:val="24"/>
@@ -9407,56 +9371,29 @@
       <w:r>
         <w:rPr>
           <w:rStyle w:val="s1"/>
-          <w:rFonts w:ascii="宋体" w:hAnsi="宋体"/>
+          <w:rFonts w:ascii="宋体" w:hAnsi="宋体" w:hint="eastAsia"/>
           <w:sz w:val="24"/>
           <w:szCs w:val="24"/>
         </w:rPr>
-        <w:t>但是不可否认的是在自学的过程中难免会遇到一些困难，例如在飞机最后的游戏界面时，会遇到闪退的问题，一度令我灰心丧气，无法继续有信心往下写。曾经我都想换一个题目写，但是最终依然坚持了下去</w:t>
-      </w:r>
-    </w:p>
-    <w:p>
-      <w:pPr>
-        <w:pStyle w:val="p1"/>
-        <w:ind w:firstLineChars="200" w:firstLine="480"/>
+        <w:t>本次课程设计暴露了我不少问题，文件链接不会，不会写cmakelist，搭环境经验不足，在里面花了两三个小时，又是mingw版本不对，又是sfml的版本太新，最后只能委曲求全写死了路径，</w:t>
+      </w:r>
+      <w:r>
         <w:rPr>
           <w:rStyle w:val="s1"/>
-          <w:rFonts w:hint="eastAsia"/>
+          <w:rFonts w:ascii="宋体" w:hAnsi="宋体" w:hint="eastAsia"/>
           <w:sz w:val="24"/>
           <w:szCs w:val="24"/>
         </w:rPr>
-      </w:pPr>
+        <w:t>用旧版的sfml库。</w:t>
+      </w:r>
       <w:r>
         <w:rPr>
           <w:rStyle w:val="s1"/>
+          <w:rFonts w:ascii="宋体" w:hAnsi="宋体" w:hint="eastAsia"/>
           <w:sz w:val="24"/>
           <w:szCs w:val="24"/>
         </w:rPr>
-        <w:t>在整个过程中感觉到自己的不足之处就是对</w:t>
-      </w:r>
-      <w:r>
-        <w:rPr>
-          <w:rStyle w:val="s2"/>
-          <w:sz w:val="24"/>
-          <w:szCs w:val="24"/>
-        </w:rPr>
-        <w:t>c++</w:t>
-      </w:r>
-      <w:r>
-        <w:rPr>
-          <w:rStyle w:val="s1"/>
-          <w:sz w:val="24"/>
-          <w:szCs w:val="24"/>
-        </w:rPr>
-        <w:t>本身的继承概念还没有很好的理解，需要在编写代码的过程中去翻阅书本再次查看。</w:t>
-      </w:r>
-      <w:r>
-        <w:rPr>
-          <w:rStyle w:val="s1"/>
-          <w:rFonts w:hint="eastAsia"/>
-          <w:sz w:val="24"/>
-          <w:szCs w:val="24"/>
-        </w:rPr>
-        <w:t>即一些扎实的基本功还不能很好的掌握。</w:t>
+        <w:t>使得代码在别人的电脑上跑起来还得花大力气，可移植性比较弱。</w:t>
       </w:r>
     </w:p>
     <w:p>
@@ -9498,105 +9435,18 @@
         <w:pStyle w:val="p1"/>
         <w:ind w:firstLineChars="200" w:firstLine="480"/>
         <w:rPr>
-          <w:rStyle w:val="s1"/>
-          <w:rFonts w:hint="eastAsia"/>
+          <w:rFonts w:ascii=".PingFangSC-Regular" w:hAnsi=".PingFangSC-Regular" w:hint="eastAsia"/>
           <w:sz w:val="24"/>
           <w:szCs w:val="24"/>
         </w:rPr>
       </w:pPr>
       <w:r>
         <w:rPr>
-          <w:rStyle w:val="s1"/>
+          <w:rFonts w:ascii=".PingFangSC-Regular" w:hAnsi=".PingFangSC-Regular" w:hint="eastAsia"/>
           <w:sz w:val="24"/>
           <w:szCs w:val="24"/>
         </w:rPr>
-        <w:t>本次的</w:t>
-      </w:r>
-      <w:r>
-        <w:rPr>
-          <w:rStyle w:val="s2"/>
-          <w:sz w:val="24"/>
-          <w:szCs w:val="24"/>
-        </w:rPr>
-        <w:t>c++</w:t>
-      </w:r>
-      <w:r>
-        <w:rPr>
-          <w:rStyle w:val="s1"/>
-          <w:sz w:val="24"/>
-          <w:szCs w:val="24"/>
-        </w:rPr>
-        <w:t>课设给了我最大的体会就是在以后编写各种各样程序代码的时候需要有一定的自学能力和一定的抗压能力。代码编写的过程中总会出现各种各样的问题和</w:t>
-      </w:r>
-      <w:r>
-        <w:rPr>
-          <w:rStyle w:val="s2"/>
-          <w:sz w:val="24"/>
-          <w:szCs w:val="24"/>
-        </w:rPr>
-        <w:t>bug</w:t>
-      </w:r>
-      <w:r>
-        <w:rPr>
-          <w:rStyle w:val="s1"/>
-          <w:sz w:val="24"/>
-          <w:szCs w:val="24"/>
-        </w:rPr>
-        <w:t>，这是在所难免的，但是需要有一个良好的心态去面对问题去解决问题。在自己许久思考未果的情况下去询问周围的朋友。得到一个良好的解决办法</w:t>
-      </w:r>
-    </w:p>
-    <w:p>
-      <w:pPr>
-        <w:pStyle w:val="p1"/>
-        <w:ind w:firstLineChars="200" w:firstLine="480"/>
-        <w:rPr>
-          <w:rFonts w:ascii=".PingFangSC-Regular" w:hAnsi=".PingFangSC-Regular" w:hint="eastAsia"/>
-          <w:sz w:val="24"/>
-          <w:szCs w:val="24"/>
-        </w:rPr>
-      </w:pPr>
-      <w:r>
-        <w:rPr>
-          <w:rStyle w:val="s1"/>
-          <w:sz w:val="24"/>
-          <w:szCs w:val="24"/>
-        </w:rPr>
-        <w:t>同时也要继续锻炼自己的自学能力，在平常可以多阅读一些计算机相关的知识书籍，论文的扩展自己的知识面，对于感兴趣的内容可以加以学习，应用实践。掌握更多的知识，帮助自己成为一个更强的程序员。</w:t>
-      </w:r>
-    </w:p>
-    <w:p>
-      <w:pPr>
-        <w:pStyle w:val="p1"/>
-        <w:ind w:firstLineChars="150" w:firstLine="360"/>
-        <w:rPr>
-          <w:rFonts w:hint="eastAsia"/>
-          <w:sz w:val="24"/>
-          <w:szCs w:val="24"/>
-        </w:rPr>
-      </w:pPr>
-      <w:r>
-        <w:rPr>
-          <w:rStyle w:val="s1"/>
-          <w:sz w:val="24"/>
-          <w:szCs w:val="24"/>
-        </w:rPr>
-        <w:t>在平常学习课程中要更加的关注基本功，基础不牢地动山摇，只有基础牢固了，这样在编写代码的时候才不会感觉不敢用手足无措，避免了一些没有必要的</w:t>
-      </w:r>
-      <w:r>
-        <w:rPr>
-          <w:rStyle w:val="s2"/>
-          <w:sz w:val="24"/>
-          <w:szCs w:val="24"/>
-        </w:rPr>
-        <w:t>bug</w:t>
-      </w:r>
-      <w:r>
-        <w:rPr>
-          <w:rStyle w:val="s1"/>
-          <w:sz w:val="24"/>
-          <w:szCs w:val="24"/>
-        </w:rPr>
-        <w:t>的出现。</w:t>
+        <w:t>这次课程设计，归根结底还是平时对平时积累的基本功的检验，开句玩笑话，课堂只学了基础的语法，教会了怎么造车轱辘，而课程设计就是要在车轱辘的基础上开发出一台能跑的车。这就要求平时要打下充分的项目经验</w:t>
       </w:r>
     </w:p>
     <w:p>
@@ -9610,10 +9460,7 @@
         <w:rPr>
           <w:rFonts w:hint="eastAsia"/>
         </w:rPr>
-        <w:t>李</w:t>
-      </w:r>
-      <w:r>
-        <w:t>四</w:t>
+        <w:t>邓承毓</w:t>
       </w:r>
     </w:p>
     <w:p>
@@ -9678,34 +9525,6 @@
           <w:szCs w:val="24"/>
         </w:rPr>
       </w:pPr>
-      <w:r>
-        <w:rPr>
-          <w:rStyle w:val="s1"/>
-          <w:rFonts w:ascii="宋体" w:hAnsi="宋体"/>
-          <w:sz w:val="24"/>
-          <w:szCs w:val="24"/>
-        </w:rPr>
-        <w:lastRenderedPageBreak/>
-        <w:t>本次</w:t>
-      </w:r>
-      <w:r>
-        <w:rPr>
-          <w:rStyle w:val="s2"/>
-          <w:rFonts w:ascii="宋体" w:hAnsi="宋体"/>
-          <w:sz w:val="24"/>
-          <w:szCs w:val="24"/>
-        </w:rPr>
-        <w:t>c++</w:t>
-      </w:r>
-      <w:r>
-        <w:rPr>
-          <w:rStyle w:val="s1"/>
-          <w:rFonts w:ascii="宋体" w:hAnsi="宋体"/>
-          <w:sz w:val="24"/>
-          <w:szCs w:val="24"/>
-        </w:rPr>
-        <w:t>课程设计主要下，挑战一下自己，所以挑选了飞机大战设计实现这个课题来完成，同时也是自己感兴趣的。</w:t>
-      </w:r>
     </w:p>
     <w:p>
       <w:pPr>
@@ -9713,7 +9532,6 @@
         <w:spacing w:beforeLines="50" w:before="156" w:afterLines="50" w:after="156"/>
         <w:ind w:firstLineChars="200" w:firstLine="482"/>
         <w:rPr>
-          <w:rStyle w:val="s1"/>
           <w:rFonts w:ascii="宋体" w:hAnsi="宋体" w:hint="eastAsia"/>
           <w:b/>
           <w:sz w:val="24"/>
@@ -9744,44 +9562,24 @@
     <w:p>
       <w:pPr>
         <w:pStyle w:val="p1"/>
-        <w:ind w:firstLineChars="200" w:firstLine="480"/>
-        <w:rPr>
-          <w:rFonts w:ascii="宋体" w:hAnsi="宋体" w:hint="eastAsia"/>
-          <w:sz w:val="24"/>
-          <w:szCs w:val="24"/>
-        </w:rPr>
-      </w:pPr>
-      <w:r>
-        <w:rPr>
-          <w:rStyle w:val="s1"/>
-          <w:rFonts w:ascii="宋体" w:hAnsi="宋体"/>
-          <w:sz w:val="24"/>
-          <w:szCs w:val="24"/>
-        </w:rPr>
-        <w:t>但是不可否认的是在自学的过程中难免会遇到一些困难，例如在飞机最后的游戏界面时，会遇到闪退的问题，一度令我灰心丧气，无法继续有信心往下写。曾经我都想换一个题目写，但是最终依然坚持了下去</w:t>
-      </w:r>
-    </w:p>
-    <w:p>
-      <w:pPr>
-        <w:pStyle w:val="p1"/>
         <w:spacing w:beforeLines="50" w:before="156" w:afterLines="50" w:after="156"/>
         <w:ind w:firstLineChars="200" w:firstLine="482"/>
         <w:rPr>
+          <w:rFonts w:ascii="宋体" w:hAnsi="宋体" w:hint="eastAsia"/>
+          <w:b/>
+          <w:sz w:val="24"/>
+          <w:szCs w:val="24"/>
+        </w:rPr>
+      </w:pPr>
+      <w:r>
+        <w:rPr>
           <w:rStyle w:val="s1"/>
           <w:rFonts w:ascii="宋体" w:hAnsi="宋体" w:hint="eastAsia"/>
           <w:b/>
           <w:sz w:val="24"/>
           <w:szCs w:val="24"/>
         </w:rPr>
-      </w:pPr>
-      <w:r>
-        <w:rPr>
-          <w:rStyle w:val="s1"/>
-          <w:rFonts w:ascii="宋体" w:hAnsi="宋体" w:hint="eastAsia"/>
-          <w:b/>
-          <w:sz w:val="24"/>
-          <w:szCs w:val="24"/>
-        </w:rPr>
+        <w:lastRenderedPageBreak/>
         <w:t>改进</w:t>
       </w:r>
       <w:r>
@@ -9793,61 +9591,6 @@
           <w:szCs w:val="24"/>
         </w:rPr>
         <w:t>与建议：</w:t>
-      </w:r>
-    </w:p>
-    <w:p>
-      <w:pPr>
-        <w:pStyle w:val="p1"/>
-        <w:ind w:firstLineChars="150" w:firstLine="360"/>
-        <w:rPr>
-          <w:rStyle w:val="s1"/>
-          <w:rFonts w:hint="eastAsia"/>
-          <w:sz w:val="24"/>
-          <w:szCs w:val="24"/>
-        </w:rPr>
-      </w:pPr>
-      <w:r>
-        <w:rPr>
-          <w:rStyle w:val="s1"/>
-          <w:sz w:val="24"/>
-          <w:szCs w:val="24"/>
-        </w:rPr>
-        <w:t>在平常学习课程中要更加的关注基本功，基础不牢地动山摇，只有基础牢固了，这样在编写代码的时候才不会感觉不敢用手足无措，避免了一些没有必要的</w:t>
-      </w:r>
-      <w:r>
-        <w:rPr>
-          <w:rStyle w:val="s2"/>
-          <w:sz w:val="24"/>
-          <w:szCs w:val="24"/>
-        </w:rPr>
-        <w:t>bug</w:t>
-      </w:r>
-      <w:r>
-        <w:rPr>
-          <w:rStyle w:val="s1"/>
-          <w:sz w:val="24"/>
-          <w:szCs w:val="24"/>
-        </w:rPr>
-        <w:t>的出现。</w:t>
-      </w:r>
-    </w:p>
-    <w:p>
-      <w:pPr>
-        <w:pStyle w:val="4"/>
-        <w:rPr>
-          <w:rFonts w:hint="eastAsia"/>
-          <w:sz w:val="24"/>
-          <w:szCs w:val="24"/>
-        </w:rPr>
-      </w:pPr>
-      <w:r>
-        <w:rPr>
-          <w:rFonts w:hint="eastAsia"/>
-        </w:rPr>
-        <w:t>王</w:t>
-      </w:r>
-      <w:r>
-        <w:t>五</w:t>
       </w:r>
     </w:p>
     <w:sectPr>
@@ -10457,7 +10200,7 @@
       </w:r>
     </w:p>
   </w:comment>
-  <w:comment w:id="15" w:author="lenovo" w:date="2020-02-20T23:50:00Z" w:initials="l">
+  <w:comment w:id="18" w:author="lenovo" w:date="2020-02-20T23:52:00Z" w:initials="l">
     <w:p>
       <w:pPr>
         <w:pStyle w:val="a4"/>
@@ -10472,28 +10215,279 @@
         <w:rPr>
           <w:rFonts w:hint="eastAsia"/>
         </w:rPr>
+        <w:t>注意</w:t>
+      </w:r>
+      <w:r>
+        <w:t>：</w:t>
+      </w:r>
+    </w:p>
+    <w:p>
+      <w:pPr>
+        <w:pStyle w:val="a4"/>
+      </w:pPr>
+      <w:r>
+        <w:rPr>
+          <w:rFonts w:hint="eastAsia"/>
+        </w:rPr>
+        <w:t>（</w:t>
+      </w:r>
+      <w:r>
+        <w:rPr>
+          <w:rFonts w:hint="eastAsia"/>
+        </w:rPr>
+        <w:t>1</w:t>
+      </w:r>
+      <w:r>
+        <w:rPr>
+          <w:rFonts w:hint="eastAsia"/>
+        </w:rPr>
+        <w:t>）列出所有</w:t>
+      </w:r>
+      <w:r>
+        <w:t>关键类的</w:t>
+      </w:r>
+      <w:r>
+        <w:t>UML</w:t>
+      </w:r>
+      <w:r>
+        <w:rPr>
+          <w:rFonts w:hint="eastAsia"/>
+        </w:rPr>
+        <w:t>类</w:t>
+      </w:r>
+      <w:r>
+        <w:t>图</w:t>
+      </w:r>
+      <w:r>
+        <w:rPr>
+          <w:rFonts w:hint="eastAsia"/>
+        </w:rPr>
+        <w:t>，</w:t>
+      </w:r>
+      <w:r>
+        <w:t>画出</w:t>
+      </w:r>
+      <w:r>
+        <w:rPr>
+          <w:rFonts w:hint="eastAsia"/>
+        </w:rPr>
+        <w:t>有依赖</w:t>
+      </w:r>
+      <w:r>
+        <w:t>关系的类关系</w:t>
+      </w:r>
+    </w:p>
+    <w:p>
+      <w:pPr>
+        <w:pStyle w:val="a4"/>
+      </w:pPr>
+      <w:r>
+        <w:rPr>
+          <w:rFonts w:hint="eastAsia"/>
+        </w:rPr>
+        <w:t>（</w:t>
+      </w:r>
+      <w:r>
+        <w:rPr>
+          <w:rFonts w:hint="eastAsia"/>
+        </w:rPr>
+        <w:t>2</w:t>
+      </w:r>
+      <w:r>
+        <w:rPr>
+          <w:rFonts w:hint="eastAsia"/>
+        </w:rPr>
+        <w:t>）</w:t>
+      </w:r>
+      <w:r>
+        <w:t>连续的图可以</w:t>
+      </w:r>
+      <w:r>
+        <w:rPr>
+          <w:rFonts w:hint="eastAsia"/>
+        </w:rPr>
+        <w:t>统一</w:t>
+      </w:r>
+      <w:r>
+        <w:t>说明，比如在正文中说</w:t>
+      </w:r>
+      <w:r>
+        <w:t>teamwindow, helpwidow</w:t>
+      </w:r>
+      <w:r>
+        <w:rPr>
+          <w:rFonts w:hint="eastAsia"/>
+        </w:rPr>
+        <w:t>如</w:t>
+      </w:r>
+      <w:r>
+        <w:t>图</w:t>
+      </w:r>
+      <w:r>
+        <w:rPr>
+          <w:rFonts w:hint="eastAsia"/>
+        </w:rPr>
+        <w:t>2</w:t>
+      </w:r>
+      <w:r>
+        <w:rPr>
+          <w:rFonts w:hint="eastAsia"/>
+        </w:rPr>
+        <w:t>所示</w:t>
+      </w:r>
+      <w:r>
+        <w:t>。</w:t>
+      </w:r>
+    </w:p>
+    <w:p>
+      <w:pPr>
+        <w:pStyle w:val="a4"/>
+      </w:pPr>
+      <w:r>
+        <w:rPr>
+          <w:rFonts w:hint="eastAsia"/>
+        </w:rPr>
+        <w:t>（</w:t>
+      </w:r>
+      <w:r>
+        <w:rPr>
+          <w:rFonts w:hint="eastAsia"/>
+        </w:rPr>
+        <w:t>3</w:t>
+      </w:r>
+      <w:r>
+        <w:rPr>
+          <w:rFonts w:hint="eastAsia"/>
+        </w:rPr>
+        <w:t>）特别</w:t>
+      </w:r>
+      <w:r>
+        <w:t>注意：</w:t>
+      </w:r>
+      <w:r>
+        <w:rPr>
+          <w:rFonts w:hint="eastAsia"/>
+        </w:rPr>
+        <w:t>下面</w:t>
+      </w:r>
+      <w:r>
+        <w:t>的图</w:t>
+      </w:r>
+      <w:r>
+        <w:rPr>
+          <w:rFonts w:hint="eastAsia"/>
+        </w:rPr>
+        <w:t>是</w:t>
+      </w:r>
+      <w:r>
+        <w:t>有问题的</w:t>
+      </w:r>
+      <w:r>
+        <w:rPr>
+          <w:rFonts w:hint="eastAsia"/>
+        </w:rPr>
+        <w:t>，图</w:t>
+      </w:r>
+      <w:r>
+        <w:t>正下方</w:t>
+      </w:r>
+      <w:r>
+        <w:rPr>
+          <w:rFonts w:hint="eastAsia"/>
+        </w:rPr>
+        <w:t>缺少</w:t>
+      </w:r>
+      <w:r>
+        <w:t>图号和图名，在正文中没有对图的引用和解释</w:t>
+      </w:r>
+    </w:p>
+  </w:comment>
+  <w:comment w:id="21" w:author="lenovo" w:date="2020-02-21T00:09:00Z" w:initials="l">
+    <w:p>
+      <w:pPr>
+        <w:pStyle w:val="a4"/>
+      </w:pPr>
+      <w:r>
+        <w:rPr>
+          <w:rStyle w:val="a3"/>
+        </w:rPr>
+        <w:annotationRef/>
+      </w:r>
+      <w:r>
+        <w:rPr>
+          <w:rFonts w:hint="eastAsia"/>
+        </w:rPr>
+        <w:t>和系统</w:t>
+      </w:r>
+      <w:r>
+        <w:t>整体设计</w:t>
+      </w:r>
+      <w:r>
+        <w:rPr>
+          <w:rFonts w:hint="eastAsia"/>
+        </w:rPr>
+        <w:t>一样</w:t>
+      </w:r>
+      <w:r>
+        <w:t>，对主要功能模块进行阐述。如</w:t>
+      </w:r>
+      <w:r>
+        <w:rPr>
+          <w:rFonts w:hint="eastAsia"/>
+        </w:rPr>
+        <w:t>有</w:t>
+      </w:r>
+      <w:r>
+        <w:t>图或者表，需要采用</w:t>
+      </w:r>
+      <w:r>
+        <w:rPr>
+          <w:rFonts w:hint="eastAsia"/>
+        </w:rPr>
+        <w:t>前面</w:t>
+      </w:r>
+      <w:r>
+        <w:t>的标注方式予以标注，并在正文中予以引用</w:t>
+      </w:r>
+      <w:r>
+        <w:rPr>
+          <w:rFonts w:hint="eastAsia"/>
+        </w:rPr>
+        <w:t>和阐</w:t>
+      </w:r>
+      <w:r>
+        <w:t>释。</w:t>
+      </w:r>
+    </w:p>
+  </w:comment>
+  <w:comment w:id="22" w:author="lenovo" w:date="2020-02-20T23:45:00Z" w:initials="l">
+    <w:p>
+      <w:pPr>
+        <w:pStyle w:val="a4"/>
+      </w:pPr>
+      <w:r>
+        <w:rPr>
+          <w:rStyle w:val="a3"/>
+        </w:rPr>
+        <w:annotationRef/>
+      </w:r>
+      <w:r>
+        <w:rPr>
+          <w:rFonts w:hint="eastAsia"/>
+        </w:rPr>
         <w:t>后面</w:t>
       </w:r>
       <w:r>
-        <w:t>的</w:t>
-      </w:r>
-      <w:r>
-        <w:rPr>
-          <w:rFonts w:hint="eastAsia"/>
-        </w:rPr>
-        <w:t>表</w:t>
-      </w:r>
-      <w:r>
-        <w:t>在正文中</w:t>
-      </w:r>
-      <w:r>
-        <w:rPr>
-          <w:rFonts w:hint="eastAsia"/>
-        </w:rPr>
-        <w:t>均</w:t>
-      </w:r>
-      <w:r>
-        <w:t>应有说明</w:t>
+        <w:t>的图依次</w:t>
+      </w:r>
+      <w:r>
+        <w:rPr>
+          <w:rFonts w:hint="eastAsia"/>
+        </w:rPr>
+        <w:t>编号</w:t>
+      </w:r>
+      <w:r>
+        <w:t>，图二、图三</w:t>
       </w:r>
       <w:r>
         <w:rPr>
@@ -10502,118 +10496,6 @@
         <w:t>，</w:t>
       </w:r>
       <w:r>
-        <w:rPr>
-          <w:rFonts w:hint="eastAsia"/>
-        </w:rPr>
-        <w:t>*</w:t>
-      </w:r>
-      <w:r>
-        <w:t>**</w:t>
-      </w:r>
-      <w:r>
-        <w:t>如</w:t>
-      </w:r>
-      <w:r>
-        <w:rPr>
-          <w:rFonts w:hint="eastAsia"/>
-        </w:rPr>
-        <w:t>表</w:t>
-      </w:r>
-      <w:r>
-        <w:rPr>
-          <w:rFonts w:hint="eastAsia"/>
-        </w:rPr>
-        <w:t>*</w:t>
-      </w:r>
-      <w:r>
-        <w:t>**</w:t>
-      </w:r>
-      <w:r>
-        <w:t>所</w:t>
-      </w:r>
-      <w:r>
-        <w:rPr>
-          <w:rFonts w:hint="eastAsia"/>
-        </w:rPr>
-        <w:t>示</w:t>
-      </w:r>
-      <w:r>
-        <w:t>。</w:t>
-      </w:r>
-    </w:p>
-  </w:comment>
-  <w:comment w:id="16" w:author="lenovo" w:date="2020-02-20T23:47:00Z" w:initials="l">
-    <w:p>
-      <w:pPr>
-        <w:pStyle w:val="a4"/>
-      </w:pPr>
-      <w:r>
-        <w:rPr>
-          <w:rStyle w:val="a3"/>
-        </w:rPr>
-        <w:annotationRef/>
-      </w:r>
-      <w:r>
-        <w:rPr>
-          <w:rFonts w:hint="eastAsia"/>
-        </w:rPr>
-        <w:t>后面如</w:t>
-      </w:r>
-      <w:r>
-        <w:t>有表格，</w:t>
-      </w:r>
-      <w:r>
-        <w:rPr>
-          <w:rFonts w:hint="eastAsia"/>
-        </w:rPr>
-        <w:t>应居中</w:t>
-      </w:r>
-      <w:r>
-        <w:t>，并应依次</w:t>
-      </w:r>
-      <w:r>
-        <w:rPr>
-          <w:rFonts w:hint="eastAsia"/>
-        </w:rPr>
-        <w:t>编号</w:t>
-      </w:r>
-      <w:r>
-        <w:t>，</w:t>
-      </w:r>
-      <w:r>
-        <w:rPr>
-          <w:rFonts w:hint="eastAsia"/>
-        </w:rPr>
-        <w:t>表</w:t>
-      </w:r>
-      <w:r>
-        <w:rPr>
-          <w:rFonts w:hint="eastAsia"/>
-        </w:rPr>
-        <w:t>2</w:t>
-      </w:r>
-      <w:r>
-        <w:t>、</w:t>
-      </w:r>
-      <w:r>
-        <w:rPr>
-          <w:rFonts w:hint="eastAsia"/>
-        </w:rPr>
-        <w:t>表</w:t>
-      </w:r>
-      <w:r>
-        <w:rPr>
-          <w:rFonts w:hint="eastAsia"/>
-        </w:rPr>
-        <w:t>3</w:t>
-      </w:r>
-      <w:r>
-        <w:rPr>
-          <w:rFonts w:hint="eastAsia"/>
-        </w:rPr>
-        <w:t>，</w:t>
-      </w:r>
-      <w:r>
         <w:t>字号</w:t>
       </w:r>
       <w:r>
@@ -10623,396 +10505,6 @@
         <w:t>比</w:t>
       </w:r>
       <w:r>
-        <w:t>正文字号</w:t>
-      </w:r>
-      <w:r>
-        <w:rPr>
-          <w:rFonts w:hint="eastAsia"/>
-        </w:rPr>
-        <w:t>至少</w:t>
-      </w:r>
-      <w:r>
-        <w:t>小一号，</w:t>
-      </w:r>
-      <w:r>
-        <w:rPr>
-          <w:rFonts w:hint="eastAsia"/>
-        </w:rPr>
-        <w:t>表号</w:t>
-      </w:r>
-      <w:r>
-        <w:t>和</w:t>
-      </w:r>
-      <w:r>
-        <w:rPr>
-          <w:rFonts w:hint="eastAsia"/>
-        </w:rPr>
-        <w:t>表</w:t>
-      </w:r>
-      <w:r>
-        <w:t>名位于</w:t>
-      </w:r>
-      <w:r>
-        <w:rPr>
-          <w:rFonts w:hint="eastAsia"/>
-        </w:rPr>
-        <w:t>表</w:t>
-      </w:r>
-      <w:r>
-        <w:t>的正</w:t>
-      </w:r>
-      <w:r>
-        <w:rPr>
-          <w:rFonts w:hint="eastAsia"/>
-        </w:rPr>
-        <w:t>上</w:t>
-      </w:r>
-      <w:r>
-        <w:t>方</w:t>
-      </w:r>
-      <w:r>
-        <w:rPr>
-          <w:rFonts w:hint="eastAsia"/>
-        </w:rPr>
-        <w:t>。表</w:t>
-      </w:r>
-      <w:r>
-        <w:t>号、</w:t>
-      </w:r>
-      <w:r>
-        <w:rPr>
-          <w:rFonts w:hint="eastAsia"/>
-        </w:rPr>
-        <w:t>表</w:t>
-      </w:r>
-      <w:r>
-        <w:t>名和</w:t>
-      </w:r>
-      <w:r>
-        <w:rPr>
-          <w:rFonts w:hint="eastAsia"/>
-        </w:rPr>
-        <w:t>表</w:t>
-      </w:r>
-      <w:r>
-        <w:t>格应该在一页上，不</w:t>
-      </w:r>
-      <w:r>
-        <w:rPr>
-          <w:rFonts w:hint="eastAsia"/>
-        </w:rPr>
-        <w:t>能跨</w:t>
-      </w:r>
-      <w:r>
-        <w:t>页。</w:t>
-      </w:r>
-    </w:p>
-  </w:comment>
-  <w:comment w:id="20" w:author="lenovo" w:date="2020-02-20T23:52:00Z" w:initials="l">
-    <w:p>
-      <w:pPr>
-        <w:pStyle w:val="a4"/>
-      </w:pPr>
-      <w:r>
-        <w:rPr>
-          <w:rStyle w:val="a3"/>
-        </w:rPr>
-        <w:annotationRef/>
-      </w:r>
-      <w:r>
-        <w:rPr>
-          <w:rFonts w:hint="eastAsia"/>
-        </w:rPr>
-        <w:t>注意</w:t>
-      </w:r>
-      <w:r>
-        <w:t>：</w:t>
-      </w:r>
-    </w:p>
-    <w:p>
-      <w:pPr>
-        <w:pStyle w:val="a4"/>
-      </w:pPr>
-      <w:r>
-        <w:rPr>
-          <w:rFonts w:hint="eastAsia"/>
-        </w:rPr>
-        <w:t>（</w:t>
-      </w:r>
-      <w:r>
-        <w:rPr>
-          <w:rFonts w:hint="eastAsia"/>
-        </w:rPr>
-        <w:t>1</w:t>
-      </w:r>
-      <w:r>
-        <w:rPr>
-          <w:rFonts w:hint="eastAsia"/>
-        </w:rPr>
-        <w:t>）列出所有</w:t>
-      </w:r>
-      <w:r>
-        <w:t>关键类的</w:t>
-      </w:r>
-      <w:r>
-        <w:t>UML</w:t>
-      </w:r>
-      <w:r>
-        <w:rPr>
-          <w:rFonts w:hint="eastAsia"/>
-        </w:rPr>
-        <w:t>类</w:t>
-      </w:r>
-      <w:r>
-        <w:t>图</w:t>
-      </w:r>
-      <w:r>
-        <w:rPr>
-          <w:rFonts w:hint="eastAsia"/>
-        </w:rPr>
-        <w:t>，</w:t>
-      </w:r>
-      <w:r>
-        <w:t>画出</w:t>
-      </w:r>
-      <w:r>
-        <w:rPr>
-          <w:rFonts w:hint="eastAsia"/>
-        </w:rPr>
-        <w:t>有依赖</w:t>
-      </w:r>
-      <w:r>
-        <w:t>关系的类关系</w:t>
-      </w:r>
-    </w:p>
-    <w:p>
-      <w:pPr>
-        <w:pStyle w:val="a4"/>
-      </w:pPr>
-      <w:r>
-        <w:rPr>
-          <w:rFonts w:hint="eastAsia"/>
-        </w:rPr>
-        <w:t>（</w:t>
-      </w:r>
-      <w:r>
-        <w:rPr>
-          <w:rFonts w:hint="eastAsia"/>
-        </w:rPr>
-        <w:t>2</w:t>
-      </w:r>
-      <w:r>
-        <w:rPr>
-          <w:rFonts w:hint="eastAsia"/>
-        </w:rPr>
-        <w:t>）</w:t>
-      </w:r>
-      <w:r>
-        <w:t>连续的图可以</w:t>
-      </w:r>
-      <w:r>
-        <w:rPr>
-          <w:rFonts w:hint="eastAsia"/>
-        </w:rPr>
-        <w:t>统一</w:t>
-      </w:r>
-      <w:r>
-        <w:t>说明，比如在正文中说</w:t>
-      </w:r>
-      <w:r>
-        <w:t>teamwindow, helpwidow</w:t>
-      </w:r>
-      <w:r>
-        <w:rPr>
-          <w:rFonts w:hint="eastAsia"/>
-        </w:rPr>
-        <w:t>如</w:t>
-      </w:r>
-      <w:r>
-        <w:t>图</w:t>
-      </w:r>
-      <w:r>
-        <w:rPr>
-          <w:rFonts w:hint="eastAsia"/>
-        </w:rPr>
-        <w:t>2</w:t>
-      </w:r>
-      <w:r>
-        <w:rPr>
-          <w:rFonts w:hint="eastAsia"/>
-        </w:rPr>
-        <w:t>所示</w:t>
-      </w:r>
-      <w:r>
-        <w:t>。</w:t>
-      </w:r>
-    </w:p>
-    <w:p>
-      <w:pPr>
-        <w:pStyle w:val="a4"/>
-      </w:pPr>
-      <w:r>
-        <w:rPr>
-          <w:rFonts w:hint="eastAsia"/>
-        </w:rPr>
-        <w:t>（</w:t>
-      </w:r>
-      <w:r>
-        <w:rPr>
-          <w:rFonts w:hint="eastAsia"/>
-        </w:rPr>
-        <w:t>3</w:t>
-      </w:r>
-      <w:r>
-        <w:rPr>
-          <w:rFonts w:hint="eastAsia"/>
-        </w:rPr>
-        <w:t>）特别</w:t>
-      </w:r>
-      <w:r>
-        <w:t>注意：</w:t>
-      </w:r>
-      <w:r>
-        <w:rPr>
-          <w:rFonts w:hint="eastAsia"/>
-        </w:rPr>
-        <w:t>下面</w:t>
-      </w:r>
-      <w:r>
-        <w:t>的图</w:t>
-      </w:r>
-      <w:r>
-        <w:rPr>
-          <w:rFonts w:hint="eastAsia"/>
-        </w:rPr>
-        <w:t>是</w:t>
-      </w:r>
-      <w:r>
-        <w:t>有问题的</w:t>
-      </w:r>
-      <w:r>
-        <w:rPr>
-          <w:rFonts w:hint="eastAsia"/>
-        </w:rPr>
-        <w:t>，图</w:t>
-      </w:r>
-      <w:r>
-        <w:t>正下方</w:t>
-      </w:r>
-      <w:r>
-        <w:rPr>
-          <w:rFonts w:hint="eastAsia"/>
-        </w:rPr>
-        <w:t>缺少</w:t>
-      </w:r>
-      <w:r>
-        <w:t>图号和图名，在正文中没有对图的引用和解释</w:t>
-      </w:r>
-    </w:p>
-  </w:comment>
-  <w:comment w:id="23" w:author="lenovo" w:date="2020-02-21T00:09:00Z" w:initials="l">
-    <w:p>
-      <w:pPr>
-        <w:pStyle w:val="a4"/>
-      </w:pPr>
-      <w:r>
-        <w:rPr>
-          <w:rStyle w:val="a3"/>
-        </w:rPr>
-        <w:annotationRef/>
-      </w:r>
-      <w:r>
-        <w:rPr>
-          <w:rFonts w:hint="eastAsia"/>
-        </w:rPr>
-        <w:t>和系统</w:t>
-      </w:r>
-      <w:r>
-        <w:t>整体设计</w:t>
-      </w:r>
-      <w:r>
-        <w:rPr>
-          <w:rFonts w:hint="eastAsia"/>
-        </w:rPr>
-        <w:t>一样</w:t>
-      </w:r>
-      <w:r>
-        <w:t>，对主要功能模块进行阐述。如</w:t>
-      </w:r>
-      <w:r>
-        <w:rPr>
-          <w:rFonts w:hint="eastAsia"/>
-        </w:rPr>
-        <w:t>有</w:t>
-      </w:r>
-      <w:r>
-        <w:t>图或者表，需要采用</w:t>
-      </w:r>
-      <w:r>
-        <w:rPr>
-          <w:rFonts w:hint="eastAsia"/>
-        </w:rPr>
-        <w:t>前面</w:t>
-      </w:r>
-      <w:r>
-        <w:t>的标注方式予以标注，并在正文中予以引用</w:t>
-      </w:r>
-      <w:r>
-        <w:rPr>
-          <w:rFonts w:hint="eastAsia"/>
-        </w:rPr>
-        <w:t>和阐</w:t>
-      </w:r>
-      <w:r>
-        <w:t>释。</w:t>
-      </w:r>
-    </w:p>
-  </w:comment>
-  <w:comment w:id="24" w:author="lenovo" w:date="2020-02-20T23:45:00Z" w:initials="l">
-    <w:p>
-      <w:pPr>
-        <w:pStyle w:val="a4"/>
-      </w:pPr>
-      <w:r>
-        <w:rPr>
-          <w:rStyle w:val="a3"/>
-        </w:rPr>
-        <w:annotationRef/>
-      </w:r>
-      <w:r>
-        <w:rPr>
-          <w:rFonts w:hint="eastAsia"/>
-        </w:rPr>
-        <w:t>后面</w:t>
-      </w:r>
-      <w:r>
-        <w:t>的图依次</w:t>
-      </w:r>
-      <w:r>
-        <w:rPr>
-          <w:rFonts w:hint="eastAsia"/>
-        </w:rPr>
-        <w:t>编号</w:t>
-      </w:r>
-      <w:r>
-        <w:t>，图二、图三</w:t>
-      </w:r>
-      <w:r>
-        <w:rPr>
-          <w:rFonts w:hint="eastAsia"/>
-        </w:rPr>
-        <w:t>，</w:t>
-      </w:r>
-      <w:r>
-        <w:t>字号</w:t>
-      </w:r>
-      <w:r>
-        <w:rPr>
-          <w:rFonts w:hint="eastAsia"/>
-        </w:rPr>
-        <w:t>比</w:t>
-      </w:r>
-      <w:r>
         <w:t>正文字号小一号，</w:t>
       </w:r>
       <w:r>
@@ -11023,65 +10515,6 @@
       </w:r>
       <w:r>
         <w:t>和图名位于图的正下方</w:t>
-      </w:r>
-    </w:p>
-  </w:comment>
-  <w:comment w:id="32" w:author="lenovo" w:date="2020-02-21T00:16:00Z" w:initials="l">
-    <w:p>
-      <w:pPr>
-        <w:ind w:firstLineChars="200" w:firstLine="420"/>
-      </w:pPr>
-      <w:r>
-        <w:rPr>
-          <w:rStyle w:val="a3"/>
-        </w:rPr>
-        <w:annotationRef/>
-      </w:r>
-      <w:r>
-        <w:rPr>
-          <w:rFonts w:hint="eastAsia"/>
-        </w:rPr>
-        <w:t>主要的功能界面截图，</w:t>
-      </w:r>
-      <w:r>
-        <w:t>和前面一样，</w:t>
-      </w:r>
-      <w:r>
-        <w:rPr>
-          <w:rFonts w:hint="eastAsia"/>
-        </w:rPr>
-        <w:t>要正确</w:t>
-      </w:r>
-      <w:r>
-        <w:t>标注并</w:t>
-      </w:r>
-      <w:r>
-        <w:rPr>
-          <w:rFonts w:hint="eastAsia"/>
-        </w:rPr>
-        <w:t>加文字描述。</w:t>
-      </w:r>
-    </w:p>
-  </w:comment>
-  <w:comment w:id="34" w:author="lenovo" w:date="2020-02-21T00:37:00Z" w:initials="l">
-    <w:p>
-      <w:pPr>
-        <w:pStyle w:val="a4"/>
-      </w:pPr>
-      <w:r>
-        <w:rPr>
-          <w:rStyle w:val="a3"/>
-        </w:rPr>
-        <w:annotationRef/>
-      </w:r>
-      <w:r>
-        <w:rPr>
-          <w:rFonts w:hint="eastAsia"/>
-        </w:rPr>
-        <w:t>团队</w:t>
-      </w:r>
-      <w:r>
-        <w:t>成员分别写</w:t>
       </w:r>
     </w:p>
   </w:comment>
@@ -11099,13 +10532,9 @@
   <w15:commentEx w15:paraId="13193063" w15:done="0"/>
   <w15:commentEx w15:paraId="4861F52B" w15:done="0"/>
   <w15:commentEx w15:paraId="71075D17" w15:done="0"/>
-  <w15:commentEx w15:paraId="428B3FD4" w15:done="0"/>
-  <w15:commentEx w15:paraId="731C873F" w15:done="0"/>
   <w15:commentEx w15:paraId="4BACF1CB" w15:done="0"/>
   <w15:commentEx w15:paraId="4F22C6E7" w15:done="0"/>
   <w15:commentEx w15:paraId="5C571803" w15:done="0"/>
-  <w15:commentEx w15:paraId="11598076" w15:done="0"/>
-  <w15:commentEx w15:paraId="31A1DAB4" w15:done="0"/>
 </w15:commentsEx>
 </file>
 
@@ -11120,13 +10549,9 @@
   <w16cid:commentId w16cid:paraId="13193063" w16cid:durableId="13193063"/>
   <w16cid:commentId w16cid:paraId="4861F52B" w16cid:durableId="4861F52B"/>
   <w16cid:commentId w16cid:paraId="71075D17" w16cid:durableId="71075D17"/>
-  <w16cid:commentId w16cid:paraId="428B3FD4" w16cid:durableId="428B3FD4"/>
-  <w16cid:commentId w16cid:paraId="731C873F" w16cid:durableId="731C873F"/>
   <w16cid:commentId w16cid:paraId="4BACF1CB" w16cid:durableId="4BACF1CB"/>
   <w16cid:commentId w16cid:paraId="4F22C6E7" w16cid:durableId="4F22C6E7"/>
   <w16cid:commentId w16cid:paraId="5C571803" w16cid:durableId="5C571803"/>
-  <w16cid:commentId w16cid:paraId="11598076" w16cid:durableId="11598076"/>
-  <w16cid:commentId w16cid:paraId="31A1DAB4" w16cid:durableId="31A1DAB4"/>
 </w16cid:commentsIds>
 </file>
 
